--- a/Project.docx
+++ b/Project.docx
@@ -422,6 +422,7 @@
     <w:p>
       <w:pPr>
         <w:bidi w:val="0"/>
+        <w:jc w:val="center"/>
         <w:rPr>
           <w:rFonts w:hint="default" w:ascii="Times New Roman" w:hAnsi="Times New Roman" w:cs="Times New Roman"/>
           <w:b/>
@@ -440,6 +441,18 @@
         </w:rPr>
         <w:t>MỤC LỤC</w:t>
       </w:r>
+    </w:p>
+    <w:p>
+      <w:pPr>
+        <w:bidi w:val="0"/>
+        <w:rPr>
+          <w:rFonts w:hint="default" w:ascii="Times New Roman" w:hAnsi="Times New Roman" w:cs="Times New Roman"/>
+          <w:b/>
+          <w:bCs/>
+          <w:sz w:val="26"/>
+          <w:szCs w:val="26"/>
+        </w:rPr>
+      </w:pPr>
     </w:p>
     <w:p>
       <w:pPr>
@@ -447,6 +460,7 @@
         <w:tabs>
           <w:tab w:val="right" w:leader="dot" w:pos="8306"/>
         </w:tabs>
+        <w:spacing w:line="360" w:lineRule="auto"/>
         <w:rPr>
           <w:rFonts w:hint="default" w:ascii="Times New Roman" w:hAnsi="Times New Roman" w:cs="Times New Roman"/>
           <w:sz w:val="26"/>
@@ -499,7 +513,7 @@
           <w:szCs w:val="26"/>
           <w:lang w:val="en-US" w:eastAsia="zh-CN" w:bidi="ar-SA"/>
         </w:rPr>
-        <w:instrText xml:space="preserve"> HYPERLINK \l _Toc21713 </w:instrText>
+        <w:instrText xml:space="preserve"> HYPERLINK \l _Toc22649 </w:instrText>
       </w:r>
       <w:r>
         <w:rPr>
@@ -549,7 +563,7 @@
           <w:sz w:val="26"/>
           <w:szCs w:val="26"/>
         </w:rPr>
-        <w:instrText xml:space="preserve"> PAGEREF _Toc21713 \h </w:instrText>
+        <w:instrText xml:space="preserve"> PAGEREF _Toc22649 \h </w:instrText>
       </w:r>
       <w:r>
         <w:rPr>
@@ -591,6 +605,7 @@
         <w:tabs>
           <w:tab w:val="right" w:leader="dot" w:pos="8306"/>
         </w:tabs>
+        <w:spacing w:line="360" w:lineRule="auto"/>
         <w:rPr>
           <w:rFonts w:hint="default" w:ascii="Times New Roman" w:hAnsi="Times New Roman" w:cs="Times New Roman"/>
           <w:sz w:val="26"/>
@@ -613,7 +628,7 @@
           <w:szCs w:val="26"/>
           <w:lang w:val="en-US" w:eastAsia="zh-CN" w:bidi="ar-SA"/>
         </w:rPr>
-        <w:instrText xml:space="preserve"> HYPERLINK \l _Toc26678 </w:instrText>
+        <w:instrText xml:space="preserve"> HYPERLINK \l _Toc10414 </w:instrText>
       </w:r>
       <w:r>
         <w:rPr>
@@ -627,17 +642,17 @@
       <w:r>
         <w:rPr>
           <w:rFonts w:hint="default" w:ascii="Times New Roman" w:hAnsi="Times New Roman" w:cs="Times New Roman"/>
-          <w:bCs w:val="0"/>
-          <w:sz w:val="26"/>
-          <w:szCs w:val="26"/>
-          <w:lang w:val="en-US"/>
-        </w:rPr>
-        <w:t xml:space="preserve">1.1. </w:t>
-      </w:r>
-      <w:r>
-        <w:rPr>
-          <w:rFonts w:hint="default" w:ascii="Times New Roman" w:hAnsi="Times New Roman" w:cs="Times New Roman"/>
-          <w:bCs w:val="0"/>
+          <w:bCs/>
+          <w:sz w:val="26"/>
+          <w:szCs w:val="26"/>
+          <w:lang w:val="en-US"/>
+        </w:rPr>
+        <w:t xml:space="preserve">1. </w:t>
+      </w:r>
+      <w:r>
+        <w:rPr>
+          <w:rFonts w:hint="default" w:ascii="Times New Roman" w:hAnsi="Times New Roman" w:cs="Times New Roman"/>
+          <w:bCs/>
           <w:sz w:val="26"/>
           <w:szCs w:val="26"/>
         </w:rPr>
@@ -646,7 +661,7 @@
       <w:r>
         <w:rPr>
           <w:rFonts w:hint="default" w:ascii="Times New Roman" w:hAnsi="Times New Roman" w:cs="Times New Roman"/>
-          <w:bCs w:val="0"/>
+          <w:bCs/>
           <w:sz w:val="26"/>
           <w:szCs w:val="26"/>
           <w:lang w:val="en-US"/>
@@ -675,7 +690,7 @@
           <w:sz w:val="26"/>
           <w:szCs w:val="26"/>
         </w:rPr>
-        <w:instrText xml:space="preserve"> PAGEREF _Toc26678 \h </w:instrText>
+        <w:instrText xml:space="preserve"> PAGEREF _Toc10414 \h </w:instrText>
       </w:r>
       <w:r>
         <w:rPr>
@@ -717,6 +732,7 @@
         <w:tabs>
           <w:tab w:val="right" w:leader="dot" w:pos="8306"/>
         </w:tabs>
+        <w:spacing w:line="360" w:lineRule="auto"/>
         <w:rPr>
           <w:rFonts w:hint="default" w:ascii="Times New Roman" w:hAnsi="Times New Roman" w:cs="Times New Roman"/>
           <w:sz w:val="26"/>
@@ -739,7 +755,7 @@
           <w:szCs w:val="26"/>
           <w:lang w:val="en-US" w:eastAsia="zh-CN" w:bidi="ar-SA"/>
         </w:rPr>
-        <w:instrText xml:space="preserve"> HYPERLINK \l _Toc27050 </w:instrText>
+        <w:instrText xml:space="preserve"> HYPERLINK \l _Toc5536 </w:instrText>
       </w:r>
       <w:r>
         <w:rPr>
@@ -753,15 +769,17 @@
       <w:r>
         <w:rPr>
           <w:rFonts w:hint="default" w:ascii="Times New Roman" w:hAnsi="Times New Roman" w:cs="Times New Roman"/>
-          <w:sz w:val="26"/>
-          <w:szCs w:val="26"/>
-          <w:lang w:val="en-US"/>
-        </w:rPr>
-        <w:t xml:space="preserve">1.2. </w:t>
-      </w:r>
-      <w:r>
-        <w:rPr>
-          <w:rFonts w:hint="default" w:ascii="Times New Roman" w:hAnsi="Times New Roman" w:cs="Times New Roman"/>
+          <w:bCs/>
+          <w:sz w:val="26"/>
+          <w:szCs w:val="26"/>
+          <w:lang w:val="en-US"/>
+        </w:rPr>
+        <w:t xml:space="preserve">2. </w:t>
+      </w:r>
+      <w:r>
+        <w:rPr>
+          <w:rFonts w:hint="default" w:ascii="Times New Roman" w:hAnsi="Times New Roman" w:cs="Times New Roman"/>
+          <w:bCs/>
           <w:sz w:val="26"/>
           <w:szCs w:val="26"/>
         </w:rPr>
@@ -770,6 +788,7 @@
       <w:r>
         <w:rPr>
           <w:rFonts w:hint="default" w:ascii="Times New Roman" w:hAnsi="Times New Roman" w:cs="Times New Roman"/>
+          <w:bCs/>
           <w:sz w:val="26"/>
           <w:szCs w:val="26"/>
           <w:lang w:val="en-US"/>
@@ -798,7 +817,7 @@
           <w:sz w:val="26"/>
           <w:szCs w:val="26"/>
         </w:rPr>
-        <w:instrText xml:space="preserve"> PAGEREF _Toc27050 \h </w:instrText>
+        <w:instrText xml:space="preserve"> PAGEREF _Toc5536 \h </w:instrText>
       </w:r>
       <w:r>
         <w:rPr>
@@ -840,6 +859,7 @@
         <w:tabs>
           <w:tab w:val="right" w:leader="dot" w:pos="8306"/>
         </w:tabs>
+        <w:spacing w:line="360" w:lineRule="auto"/>
         <w:rPr>
           <w:rFonts w:hint="default" w:ascii="Times New Roman" w:hAnsi="Times New Roman" w:cs="Times New Roman"/>
           <w:sz w:val="26"/>
@@ -862,7 +882,7 @@
           <w:szCs w:val="26"/>
           <w:lang w:val="en-US" w:eastAsia="zh-CN" w:bidi="ar-SA"/>
         </w:rPr>
-        <w:instrText xml:space="preserve"> HYPERLINK \l _Toc16281 </w:instrText>
+        <w:instrText xml:space="preserve"> HYPERLINK \l _Toc17544 </w:instrText>
       </w:r>
       <w:r>
         <w:rPr>
@@ -878,8 +898,18 @@
           <w:rFonts w:hint="default" w:ascii="Times New Roman" w:hAnsi="Times New Roman" w:cs="Times New Roman"/>
           <w:sz w:val="26"/>
           <w:szCs w:val="26"/>
-        </w:rPr>
-        <w:t>1.3. Phạm vi của Hệ thống</w:t>
+          <w:lang w:val="en-US"/>
+        </w:rPr>
+        <w:t xml:space="preserve">3. </w:t>
+      </w:r>
+      <w:r>
+        <w:rPr>
+          <w:rFonts w:hint="default" w:ascii="Times New Roman" w:hAnsi="Times New Roman" w:cs="Times New Roman"/>
+          <w:bCs/>
+          <w:sz w:val="26"/>
+          <w:szCs w:val="26"/>
+        </w:rPr>
+        <w:t>Phạm vi của Hệ thống</w:t>
       </w:r>
       <w:r>
         <w:rPr>
@@ -912,7 +942,7 @@
           <w:sz w:val="26"/>
           <w:szCs w:val="26"/>
         </w:rPr>
-        <w:instrText xml:space="preserve"> PAGEREF _Toc16281 \h </w:instrText>
+        <w:instrText xml:space="preserve"> PAGEREF _Toc17544 \h </w:instrText>
       </w:r>
       <w:r>
         <w:rPr>
@@ -928,7 +958,7 @@
           <w:sz w:val="26"/>
           <w:szCs w:val="26"/>
         </w:rPr>
-        <w:t>3</w:t>
+        <w:t>2</w:t>
       </w:r>
       <w:r>
         <w:rPr>
@@ -954,6 +984,7 @@
         <w:tabs>
           <w:tab w:val="right" w:leader="dot" w:pos="8306"/>
         </w:tabs>
+        <w:spacing w:line="360" w:lineRule="auto"/>
         <w:rPr>
           <w:rFonts w:hint="default" w:ascii="Times New Roman" w:hAnsi="Times New Roman" w:cs="Times New Roman"/>
           <w:sz w:val="26"/>
@@ -976,7 +1007,7 @@
           <w:szCs w:val="26"/>
           <w:lang w:val="en-US" w:eastAsia="zh-CN" w:bidi="ar-SA"/>
         </w:rPr>
-        <w:instrText xml:space="preserve"> HYPERLINK \l _Toc18265 </w:instrText>
+        <w:instrText xml:space="preserve"> HYPERLINK \l _Toc27462 </w:instrText>
       </w:r>
       <w:r>
         <w:rPr>
@@ -990,14 +1021,26 @@
       <w:r>
         <w:rPr>
           <w:rFonts w:hint="default" w:ascii="Times New Roman" w:hAnsi="Times New Roman" w:cs="Times New Roman"/>
-          <w:sz w:val="26"/>
-          <w:szCs w:val="26"/>
-        </w:rPr>
-        <w:t>1.4. Định nghĩa, Từ viết tắt</w:t>
-      </w:r>
-      <w:r>
-        <w:rPr>
-          <w:rFonts w:hint="default" w:ascii="Times New Roman" w:hAnsi="Times New Roman" w:cs="Times New Roman"/>
+          <w:bCs/>
+          <w:sz w:val="26"/>
+          <w:szCs w:val="26"/>
+          <w:lang w:val="en-US"/>
+        </w:rPr>
+        <w:t xml:space="preserve">4. </w:t>
+      </w:r>
+      <w:r>
+        <w:rPr>
+          <w:rFonts w:hint="default" w:ascii="Times New Roman" w:hAnsi="Times New Roman" w:cs="Times New Roman"/>
+          <w:bCs/>
+          <w:sz w:val="26"/>
+          <w:szCs w:val="26"/>
+        </w:rPr>
+        <w:t>Định nghĩa, Từ viết tắt</w:t>
+      </w:r>
+      <w:r>
+        <w:rPr>
+          <w:rFonts w:hint="default" w:ascii="Times New Roman" w:hAnsi="Times New Roman" w:cs="Times New Roman"/>
+          <w:bCs/>
           <w:sz w:val="26"/>
           <w:szCs w:val="26"/>
           <w:lang w:val="en-US"/>
@@ -1026,7 +1069,7 @@
           <w:sz w:val="26"/>
           <w:szCs w:val="26"/>
         </w:rPr>
-        <w:instrText xml:space="preserve"> PAGEREF _Toc18265 \h </w:instrText>
+        <w:instrText xml:space="preserve"> PAGEREF _Toc27462 \h </w:instrText>
       </w:r>
       <w:r>
         <w:rPr>
@@ -1068,6 +1111,7 @@
         <w:tabs>
           <w:tab w:val="right" w:leader="dot" w:pos="8306"/>
         </w:tabs>
+        <w:spacing w:line="360" w:lineRule="auto"/>
         <w:rPr>
           <w:rFonts w:hint="default" w:ascii="Times New Roman" w:hAnsi="Times New Roman" w:cs="Times New Roman"/>
           <w:sz w:val="26"/>
@@ -1090,7 +1134,7 @@
           <w:szCs w:val="26"/>
           <w:lang w:val="en-US" w:eastAsia="zh-CN" w:bidi="ar-SA"/>
         </w:rPr>
-        <w:instrText xml:space="preserve"> HYPERLINK \l _Toc2591 </w:instrText>
+        <w:instrText xml:space="preserve"> HYPERLINK \l _Toc24214 </w:instrText>
       </w:r>
       <w:r>
         <w:rPr>
@@ -1140,7 +1184,7 @@
           <w:sz w:val="26"/>
           <w:szCs w:val="26"/>
         </w:rPr>
-        <w:instrText xml:space="preserve"> PAGEREF _Toc2591 \h </w:instrText>
+        <w:instrText xml:space="preserve"> PAGEREF _Toc24214 \h </w:instrText>
       </w:r>
       <w:r>
         <w:rPr>
@@ -1182,6 +1226,7 @@
         <w:tabs>
           <w:tab w:val="right" w:leader="dot" w:pos="8306"/>
         </w:tabs>
+        <w:spacing w:line="360" w:lineRule="auto"/>
         <w:rPr>
           <w:rFonts w:hint="default" w:ascii="Times New Roman" w:hAnsi="Times New Roman" w:cs="Times New Roman"/>
           <w:sz w:val="26"/>
@@ -1204,7 +1249,7 @@
           <w:szCs w:val="26"/>
           <w:lang w:val="en-US" w:eastAsia="zh-CN" w:bidi="ar-SA"/>
         </w:rPr>
-        <w:instrText xml:space="preserve"> HYPERLINK \l _Toc4010 </w:instrText>
+        <w:instrText xml:space="preserve"> HYPERLINK \l _Toc2109 </w:instrText>
       </w:r>
       <w:r>
         <w:rPr>
@@ -1218,14 +1263,26 @@
       <w:r>
         <w:rPr>
           <w:rFonts w:hint="default" w:ascii="Times New Roman" w:hAnsi="Times New Roman" w:cs="Times New Roman"/>
-          <w:sz w:val="26"/>
-          <w:szCs w:val="26"/>
-        </w:rPr>
-        <w:t>2.1. Bối cảnh Sản phẩm</w:t>
-      </w:r>
-      <w:r>
-        <w:rPr>
-          <w:rFonts w:hint="default" w:ascii="Times New Roman" w:hAnsi="Times New Roman" w:cs="Times New Roman"/>
+          <w:bCs/>
+          <w:sz w:val="26"/>
+          <w:szCs w:val="26"/>
+          <w:lang w:val="en-US"/>
+        </w:rPr>
+        <w:t xml:space="preserve">1. </w:t>
+      </w:r>
+      <w:r>
+        <w:rPr>
+          <w:rFonts w:hint="default" w:ascii="Times New Roman" w:hAnsi="Times New Roman" w:cs="Times New Roman"/>
+          <w:bCs/>
+          <w:sz w:val="26"/>
+          <w:szCs w:val="26"/>
+        </w:rPr>
+        <w:t>Bối cảnh Sản phẩm</w:t>
+      </w:r>
+      <w:r>
+        <w:rPr>
+          <w:rFonts w:hint="default" w:ascii="Times New Roman" w:hAnsi="Times New Roman" w:cs="Times New Roman"/>
+          <w:bCs/>
           <w:sz w:val="26"/>
           <w:szCs w:val="26"/>
           <w:lang w:val="en-US"/>
@@ -1254,7 +1311,7 @@
           <w:sz w:val="26"/>
           <w:szCs w:val="26"/>
         </w:rPr>
-        <w:instrText xml:space="preserve"> PAGEREF _Toc4010 \h </w:instrText>
+        <w:instrText xml:space="preserve"> PAGEREF _Toc2109 \h </w:instrText>
       </w:r>
       <w:r>
         <w:rPr>
@@ -1296,6 +1353,7 @@
         <w:tabs>
           <w:tab w:val="right" w:leader="dot" w:pos="8306"/>
         </w:tabs>
+        <w:spacing w:line="360" w:lineRule="auto"/>
         <w:rPr>
           <w:rFonts w:hint="default" w:ascii="Times New Roman" w:hAnsi="Times New Roman" w:cs="Times New Roman"/>
           <w:sz w:val="26"/>
@@ -1318,7 +1376,7 @@
           <w:szCs w:val="26"/>
           <w:lang w:val="en-US" w:eastAsia="zh-CN" w:bidi="ar-SA"/>
         </w:rPr>
-        <w:instrText xml:space="preserve"> HYPERLINK \l _Toc16803 </w:instrText>
+        <w:instrText xml:space="preserve"> HYPERLINK \l _Toc4597 </w:instrText>
       </w:r>
       <w:r>
         <w:rPr>
@@ -1332,14 +1390,26 @@
       <w:r>
         <w:rPr>
           <w:rFonts w:hint="default" w:ascii="Times New Roman" w:hAnsi="Times New Roman" w:cs="Times New Roman"/>
-          <w:sz w:val="26"/>
-          <w:szCs w:val="26"/>
-        </w:rPr>
-        <w:t>2.2. Kiến trúc hệ thống</w:t>
-      </w:r>
-      <w:r>
-        <w:rPr>
-          <w:rFonts w:hint="default" w:ascii="Times New Roman" w:hAnsi="Times New Roman" w:cs="Times New Roman"/>
+          <w:bCs/>
+          <w:sz w:val="26"/>
+          <w:szCs w:val="26"/>
+          <w:lang w:val="en-US"/>
+        </w:rPr>
+        <w:t xml:space="preserve">2. </w:t>
+      </w:r>
+      <w:r>
+        <w:rPr>
+          <w:rFonts w:hint="default" w:ascii="Times New Roman" w:hAnsi="Times New Roman" w:cs="Times New Roman"/>
+          <w:bCs/>
+          <w:sz w:val="26"/>
+          <w:szCs w:val="26"/>
+        </w:rPr>
+        <w:t>Kiến trúc hệ thống</w:t>
+      </w:r>
+      <w:r>
+        <w:rPr>
+          <w:rFonts w:hint="default" w:ascii="Times New Roman" w:hAnsi="Times New Roman" w:cs="Times New Roman"/>
+          <w:bCs/>
           <w:sz w:val="26"/>
           <w:szCs w:val="26"/>
           <w:lang w:val="en-US"/>
@@ -1368,7 +1438,7 @@
           <w:sz w:val="26"/>
           <w:szCs w:val="26"/>
         </w:rPr>
-        <w:instrText xml:space="preserve"> PAGEREF _Toc16803 \h </w:instrText>
+        <w:instrText xml:space="preserve"> PAGEREF _Toc4597 \h </w:instrText>
       </w:r>
       <w:r>
         <w:rPr>
@@ -1384,7 +1454,7 @@
           <w:sz w:val="26"/>
           <w:szCs w:val="26"/>
         </w:rPr>
-        <w:t>4</w:t>
+        <w:t>3</w:t>
       </w:r>
       <w:r>
         <w:rPr>
@@ -1410,6 +1480,7 @@
         <w:tabs>
           <w:tab w:val="right" w:leader="dot" w:pos="8306"/>
         </w:tabs>
+        <w:spacing w:line="360" w:lineRule="auto"/>
         <w:rPr>
           <w:rFonts w:hint="default" w:ascii="Times New Roman" w:hAnsi="Times New Roman" w:cs="Times New Roman"/>
           <w:sz w:val="26"/>
@@ -1432,7 +1503,7 @@
           <w:szCs w:val="26"/>
           <w:lang w:val="en-US" w:eastAsia="zh-CN" w:bidi="ar-SA"/>
         </w:rPr>
-        <w:instrText xml:space="preserve"> HYPERLINK \l _Toc8030 </w:instrText>
+        <w:instrText xml:space="preserve"> HYPERLINK \l _Toc27759 </w:instrText>
       </w:r>
       <w:r>
         <w:rPr>
@@ -1446,14 +1517,26 @@
       <w:r>
         <w:rPr>
           <w:rFonts w:hint="default" w:ascii="Times New Roman" w:hAnsi="Times New Roman" w:cs="Times New Roman"/>
-          <w:sz w:val="26"/>
-          <w:szCs w:val="26"/>
-        </w:rPr>
-        <w:t>2.3. Các chức năng chính của Hệ thống</w:t>
-      </w:r>
-      <w:r>
-        <w:rPr>
-          <w:rFonts w:hint="default" w:ascii="Times New Roman" w:hAnsi="Times New Roman" w:cs="Times New Roman"/>
+          <w:bCs/>
+          <w:sz w:val="26"/>
+          <w:szCs w:val="26"/>
+          <w:lang w:val="en-US"/>
+        </w:rPr>
+        <w:t xml:space="preserve">3. </w:t>
+      </w:r>
+      <w:r>
+        <w:rPr>
+          <w:rFonts w:hint="default" w:ascii="Times New Roman" w:hAnsi="Times New Roman" w:cs="Times New Roman"/>
+          <w:bCs/>
+          <w:sz w:val="26"/>
+          <w:szCs w:val="26"/>
+        </w:rPr>
+        <w:t>Các chức năng chính của Hệ thống</w:t>
+      </w:r>
+      <w:r>
+        <w:rPr>
+          <w:rFonts w:hint="default" w:ascii="Times New Roman" w:hAnsi="Times New Roman" w:cs="Times New Roman"/>
+          <w:bCs/>
           <w:sz w:val="26"/>
           <w:szCs w:val="26"/>
           <w:lang w:val="en-US"/>
@@ -1482,7 +1565,7 @@
           <w:sz w:val="26"/>
           <w:szCs w:val="26"/>
         </w:rPr>
-        <w:instrText xml:space="preserve"> PAGEREF _Toc8030 \h </w:instrText>
+        <w:instrText xml:space="preserve"> PAGEREF _Toc27759 \h </w:instrText>
       </w:r>
       <w:r>
         <w:rPr>
@@ -1524,6 +1607,7 @@
         <w:tabs>
           <w:tab w:val="right" w:leader="dot" w:pos="8306"/>
         </w:tabs>
+        <w:spacing w:line="360" w:lineRule="auto"/>
         <w:rPr>
           <w:rFonts w:hint="default" w:ascii="Times New Roman" w:hAnsi="Times New Roman" w:cs="Times New Roman"/>
           <w:sz w:val="26"/>
@@ -1546,7 +1630,7 @@
           <w:szCs w:val="26"/>
           <w:lang w:val="en-US" w:eastAsia="zh-CN" w:bidi="ar-SA"/>
         </w:rPr>
-        <w:instrText xml:space="preserve"> HYPERLINK \l _Toc14566 </w:instrText>
+        <w:instrText xml:space="preserve"> HYPERLINK \l _Toc4874 </w:instrText>
       </w:r>
       <w:r>
         <w:rPr>
@@ -1560,14 +1644,26 @@
       <w:r>
         <w:rPr>
           <w:rFonts w:hint="default" w:ascii="Times New Roman" w:hAnsi="Times New Roman" w:cs="Times New Roman"/>
-          <w:sz w:val="26"/>
-          <w:szCs w:val="26"/>
-        </w:rPr>
-        <w:t>2.4. Đặc điểm Người dùng (Actors)</w:t>
-      </w:r>
-      <w:r>
-        <w:rPr>
-          <w:rFonts w:hint="default" w:ascii="Times New Roman" w:hAnsi="Times New Roman" w:cs="Times New Roman"/>
+          <w:bCs/>
+          <w:sz w:val="26"/>
+          <w:szCs w:val="26"/>
+          <w:lang w:val="en-US"/>
+        </w:rPr>
+        <w:t xml:space="preserve">4. </w:t>
+      </w:r>
+      <w:r>
+        <w:rPr>
+          <w:rFonts w:hint="default" w:ascii="Times New Roman" w:hAnsi="Times New Roman" w:cs="Times New Roman"/>
+          <w:bCs/>
+          <w:sz w:val="26"/>
+          <w:szCs w:val="26"/>
+        </w:rPr>
+        <w:t>Đặc điểm Người dùng (Actors)</w:t>
+      </w:r>
+      <w:r>
+        <w:rPr>
+          <w:rFonts w:hint="default" w:ascii="Times New Roman" w:hAnsi="Times New Roman" w:cs="Times New Roman"/>
+          <w:bCs/>
           <w:sz w:val="26"/>
           <w:szCs w:val="26"/>
           <w:lang w:val="en-US"/>
@@ -1596,7 +1692,7 @@
           <w:sz w:val="26"/>
           <w:szCs w:val="26"/>
         </w:rPr>
-        <w:instrText xml:space="preserve"> PAGEREF _Toc14566 \h </w:instrText>
+        <w:instrText xml:space="preserve"> PAGEREF _Toc4874 \h </w:instrText>
       </w:r>
       <w:r>
         <w:rPr>
@@ -1612,7 +1708,7 @@
           <w:sz w:val="26"/>
           <w:szCs w:val="26"/>
         </w:rPr>
-        <w:t>5</w:t>
+        <w:t>8</w:t>
       </w:r>
       <w:r>
         <w:rPr>
@@ -1638,6 +1734,7 @@
         <w:tabs>
           <w:tab w:val="right" w:leader="dot" w:pos="8306"/>
         </w:tabs>
+        <w:spacing w:line="360" w:lineRule="auto"/>
         <w:rPr>
           <w:rFonts w:hint="default" w:ascii="Times New Roman" w:hAnsi="Times New Roman" w:cs="Times New Roman"/>
           <w:sz w:val="26"/>
@@ -1660,7 +1757,7 @@
           <w:szCs w:val="26"/>
           <w:lang w:val="en-US" w:eastAsia="zh-CN" w:bidi="ar-SA"/>
         </w:rPr>
-        <w:instrText xml:space="preserve"> HYPERLINK \l _Toc27411 </w:instrText>
+        <w:instrText xml:space="preserve"> HYPERLINK \l _Toc26192 </w:instrText>
       </w:r>
       <w:r>
         <w:rPr>
@@ -1710,7 +1807,7 @@
           <w:sz w:val="26"/>
           <w:szCs w:val="26"/>
         </w:rPr>
-        <w:instrText xml:space="preserve"> PAGEREF _Toc27411 \h </w:instrText>
+        <w:instrText xml:space="preserve"> PAGEREF _Toc26192 \h </w:instrText>
       </w:r>
       <w:r>
         <w:rPr>
@@ -1726,7 +1823,7 @@
           <w:sz w:val="26"/>
           <w:szCs w:val="26"/>
         </w:rPr>
-        <w:t>5</w:t>
+        <w:t>8</w:t>
       </w:r>
       <w:r>
         <w:rPr>
@@ -1752,6 +1849,7 @@
         <w:tabs>
           <w:tab w:val="right" w:leader="dot" w:pos="8306"/>
         </w:tabs>
+        <w:spacing w:line="360" w:lineRule="auto"/>
         <w:rPr>
           <w:rFonts w:hint="default" w:ascii="Times New Roman" w:hAnsi="Times New Roman" w:cs="Times New Roman"/>
           <w:sz w:val="26"/>
@@ -1774,7 +1872,7 @@
           <w:szCs w:val="26"/>
           <w:lang w:val="en-US" w:eastAsia="zh-CN" w:bidi="ar-SA"/>
         </w:rPr>
-        <w:instrText xml:space="preserve"> HYPERLINK \l _Toc21357 </w:instrText>
+        <w:instrText xml:space="preserve"> HYPERLINK \l _Toc7083 </w:instrText>
       </w:r>
       <w:r>
         <w:rPr>
@@ -1824,7 +1922,7 @@
           <w:sz w:val="26"/>
           <w:szCs w:val="26"/>
         </w:rPr>
-        <w:instrText xml:space="preserve"> PAGEREF _Toc21357 \h </w:instrText>
+        <w:instrText xml:space="preserve"> PAGEREF _Toc7083 \h </w:instrText>
       </w:r>
       <w:r>
         <w:rPr>
@@ -1840,7 +1938,7 @@
           <w:sz w:val="26"/>
           <w:szCs w:val="26"/>
         </w:rPr>
-        <w:t>6</w:t>
+        <w:t>8</w:t>
       </w:r>
       <w:r>
         <w:rPr>
@@ -1866,6 +1964,7 @@
         <w:tabs>
           <w:tab w:val="right" w:leader="dot" w:pos="8306"/>
         </w:tabs>
+        <w:spacing w:line="360" w:lineRule="auto"/>
         <w:rPr>
           <w:rFonts w:hint="default" w:ascii="Times New Roman" w:hAnsi="Times New Roman" w:cs="Times New Roman"/>
           <w:sz w:val="26"/>
@@ -1888,7 +1987,7 @@
           <w:szCs w:val="26"/>
           <w:lang w:val="en-US" w:eastAsia="zh-CN" w:bidi="ar-SA"/>
         </w:rPr>
-        <w:instrText xml:space="preserve"> HYPERLINK \l _Toc27694 </w:instrText>
+        <w:instrText xml:space="preserve"> HYPERLINK \l _Toc8389 </w:instrText>
       </w:r>
       <w:r>
         <w:rPr>
@@ -1938,7 +2037,7 @@
           <w:sz w:val="26"/>
           <w:szCs w:val="26"/>
         </w:rPr>
-        <w:instrText xml:space="preserve"> PAGEREF _Toc27694 \h </w:instrText>
+        <w:instrText xml:space="preserve"> PAGEREF _Toc8389 \h </w:instrText>
       </w:r>
       <w:r>
         <w:rPr>
@@ -1954,7 +2053,7 @@
           <w:sz w:val="26"/>
           <w:szCs w:val="26"/>
         </w:rPr>
-        <w:t>6</w:t>
+        <w:t>8</w:t>
       </w:r>
       <w:r>
         <w:rPr>
@@ -1980,6 +2079,7 @@
         <w:tabs>
           <w:tab w:val="right" w:leader="dot" w:pos="8306"/>
         </w:tabs>
+        <w:spacing w:line="360" w:lineRule="auto"/>
         <w:rPr>
           <w:rFonts w:hint="default" w:ascii="Times New Roman" w:hAnsi="Times New Roman" w:cs="Times New Roman"/>
           <w:sz w:val="26"/>
@@ -2002,7 +2102,7 @@
           <w:szCs w:val="26"/>
           <w:lang w:val="en-US" w:eastAsia="zh-CN" w:bidi="ar-SA"/>
         </w:rPr>
-        <w:instrText xml:space="preserve"> HYPERLINK \l _Toc306 </w:instrText>
+        <w:instrText xml:space="preserve"> HYPERLINK \l _Toc18923 </w:instrText>
       </w:r>
       <w:r>
         <w:rPr>
@@ -2018,12 +2118,23 @@
           <w:rFonts w:hint="default" w:ascii="Times New Roman" w:hAnsi="Times New Roman" w:cs="Times New Roman"/>
           <w:sz w:val="26"/>
           <w:szCs w:val="26"/>
-        </w:rPr>
-        <w:t>2.5. Các ràng buộc (Constraints)</w:t>
-      </w:r>
-      <w:r>
-        <w:rPr>
-          <w:rFonts w:hint="default" w:ascii="Times New Roman" w:hAnsi="Times New Roman" w:cs="Times New Roman"/>
+          <w:lang w:val="en-US"/>
+        </w:rPr>
+        <w:t xml:space="preserve">5. </w:t>
+      </w:r>
+      <w:r>
+        <w:rPr>
+          <w:rFonts w:hint="default" w:ascii="Times New Roman" w:hAnsi="Times New Roman" w:cs="Times New Roman"/>
+          <w:bCs/>
+          <w:sz w:val="26"/>
+          <w:szCs w:val="26"/>
+        </w:rPr>
+        <w:t>Các ràng buộc (Constraints)</w:t>
+      </w:r>
+      <w:r>
+        <w:rPr>
+          <w:rFonts w:hint="default" w:ascii="Times New Roman" w:hAnsi="Times New Roman" w:cs="Times New Roman"/>
+          <w:bCs/>
           <w:sz w:val="26"/>
           <w:szCs w:val="26"/>
           <w:lang w:val="en-US"/>
@@ -2052,7 +2163,7 @@
           <w:sz w:val="26"/>
           <w:szCs w:val="26"/>
         </w:rPr>
-        <w:instrText xml:space="preserve"> PAGEREF _Toc306 \h </w:instrText>
+        <w:instrText xml:space="preserve"> PAGEREF _Toc18923 \h </w:instrText>
       </w:r>
       <w:r>
         <w:rPr>
@@ -2068,7 +2179,7 @@
           <w:sz w:val="26"/>
           <w:szCs w:val="26"/>
         </w:rPr>
-        <w:t>6</w:t>
+        <w:t>9</w:t>
       </w:r>
       <w:r>
         <w:rPr>
@@ -2094,6 +2205,7 @@
         <w:tabs>
           <w:tab w:val="right" w:leader="dot" w:pos="8306"/>
         </w:tabs>
+        <w:spacing w:line="360" w:lineRule="auto"/>
         <w:rPr>
           <w:rFonts w:hint="default" w:ascii="Times New Roman" w:hAnsi="Times New Roman" w:cs="Times New Roman"/>
           <w:sz w:val="26"/>
@@ -2116,7 +2228,7 @@
           <w:szCs w:val="26"/>
           <w:lang w:val="en-US" w:eastAsia="zh-CN" w:bidi="ar-SA"/>
         </w:rPr>
-        <w:instrText xml:space="preserve"> HYPERLINK \l _Toc26175 </w:instrText>
+        <w:instrText xml:space="preserve"> HYPERLINK \l _Toc27980 </w:instrText>
       </w:r>
       <w:r>
         <w:rPr>
@@ -2130,6 +2242,7 @@
       <w:r>
         <w:rPr>
           <w:rFonts w:hint="default" w:ascii="Times New Roman" w:hAnsi="Times New Roman" w:cs="Times New Roman"/>
+          <w:bCs w:val="0"/>
           <w:sz w:val="26"/>
           <w:szCs w:val="26"/>
         </w:rPr>
@@ -2157,7 +2270,7 @@
           <w:sz w:val="26"/>
           <w:szCs w:val="26"/>
         </w:rPr>
-        <w:instrText xml:space="preserve"> PAGEREF _Toc26175 \h </w:instrText>
+        <w:instrText xml:space="preserve"> PAGEREF _Toc27980 \h </w:instrText>
       </w:r>
       <w:r>
         <w:rPr>
@@ -2173,7 +2286,7 @@
           <w:sz w:val="26"/>
           <w:szCs w:val="26"/>
         </w:rPr>
-        <w:t>6</w:t>
+        <w:t>9</w:t>
       </w:r>
       <w:r>
         <w:rPr>
@@ -2199,6 +2312,7 @@
         <w:tabs>
           <w:tab w:val="right" w:leader="dot" w:pos="8306"/>
         </w:tabs>
+        <w:spacing w:line="360" w:lineRule="auto"/>
         <w:rPr>
           <w:rFonts w:hint="default" w:ascii="Times New Roman" w:hAnsi="Times New Roman" w:cs="Times New Roman"/>
           <w:sz w:val="26"/>
@@ -2221,7 +2335,7 @@
           <w:szCs w:val="26"/>
           <w:lang w:val="en-US" w:eastAsia="zh-CN" w:bidi="ar-SA"/>
         </w:rPr>
-        <w:instrText xml:space="preserve"> HYPERLINK \l _Toc17660 </w:instrText>
+        <w:instrText xml:space="preserve"> HYPERLINK \l _Toc3615 </w:instrText>
       </w:r>
       <w:r>
         <w:rPr>
@@ -2262,7 +2376,7 @@
           <w:sz w:val="26"/>
           <w:szCs w:val="26"/>
         </w:rPr>
-        <w:instrText xml:space="preserve"> PAGEREF _Toc17660 \h </w:instrText>
+        <w:instrText xml:space="preserve"> PAGEREF _Toc3615 \h </w:instrText>
       </w:r>
       <w:r>
         <w:rPr>
@@ -2278,7 +2392,7 @@
           <w:sz w:val="26"/>
           <w:szCs w:val="26"/>
         </w:rPr>
-        <w:t>7</w:t>
+        <w:t>9</w:t>
       </w:r>
       <w:r>
         <w:rPr>
@@ -2304,6 +2418,7 @@
         <w:tabs>
           <w:tab w:val="right" w:leader="dot" w:pos="8306"/>
         </w:tabs>
+        <w:spacing w:line="360" w:lineRule="auto"/>
         <w:rPr>
           <w:rFonts w:hint="default" w:ascii="Times New Roman" w:hAnsi="Times New Roman" w:cs="Times New Roman"/>
           <w:sz w:val="26"/>
@@ -2326,7 +2441,7 @@
           <w:szCs w:val="26"/>
           <w:lang w:val="en-US" w:eastAsia="zh-CN" w:bidi="ar-SA"/>
         </w:rPr>
-        <w:instrText xml:space="preserve"> HYPERLINK \l _Toc20613 </w:instrText>
+        <w:instrText xml:space="preserve"> HYPERLINK \l _Toc5233 </w:instrText>
       </w:r>
       <w:r>
         <w:rPr>
@@ -2378,7 +2493,7 @@
           <w:sz w:val="26"/>
           <w:szCs w:val="26"/>
         </w:rPr>
-        <w:instrText xml:space="preserve"> PAGEREF _Toc20613 \h </w:instrText>
+        <w:instrText xml:space="preserve"> PAGEREF _Toc5233 \h </w:instrText>
       </w:r>
       <w:r>
         <w:rPr>
@@ -2394,7 +2509,7 @@
           <w:sz w:val="26"/>
           <w:szCs w:val="26"/>
         </w:rPr>
-        <w:t>7</w:t>
+        <w:t>9</w:t>
       </w:r>
       <w:r>
         <w:rPr>
@@ -2420,6 +2535,7 @@
         <w:tabs>
           <w:tab w:val="right" w:leader="dot" w:pos="8306"/>
         </w:tabs>
+        <w:spacing w:line="360" w:lineRule="auto"/>
         <w:rPr>
           <w:rFonts w:hint="default" w:ascii="Times New Roman" w:hAnsi="Times New Roman" w:cs="Times New Roman"/>
           <w:sz w:val="26"/>
@@ -2442,7 +2558,7 @@
           <w:szCs w:val="26"/>
           <w:lang w:val="en-US" w:eastAsia="zh-CN" w:bidi="ar-SA"/>
         </w:rPr>
-        <w:instrText xml:space="preserve"> HYPERLINK \l _Toc604 </w:instrText>
+        <w:instrText xml:space="preserve"> HYPERLINK \l _Toc27144 </w:instrText>
       </w:r>
       <w:r>
         <w:rPr>
@@ -2456,14 +2572,26 @@
       <w:r>
         <w:rPr>
           <w:rFonts w:hint="default" w:ascii="Times New Roman" w:hAnsi="Times New Roman" w:cs="Times New Roman"/>
-          <w:sz w:val="26"/>
-          <w:szCs w:val="26"/>
-        </w:rPr>
-        <w:t>3.1. Yêu cầu về Giao diện Người dùng (User Interface Requirements)</w:t>
-      </w:r>
-      <w:r>
-        <w:rPr>
-          <w:rFonts w:hint="default" w:ascii="Times New Roman" w:hAnsi="Times New Roman" w:cs="Times New Roman"/>
+          <w:bCs/>
+          <w:sz w:val="26"/>
+          <w:szCs w:val="26"/>
+          <w:lang w:val="en-US"/>
+        </w:rPr>
+        <w:t xml:space="preserve">1. </w:t>
+      </w:r>
+      <w:r>
+        <w:rPr>
+          <w:rFonts w:hint="default" w:ascii="Times New Roman" w:hAnsi="Times New Roman" w:cs="Times New Roman"/>
+          <w:bCs/>
+          <w:sz w:val="26"/>
+          <w:szCs w:val="26"/>
+        </w:rPr>
+        <w:t>Yêu cầu về Giao diện Người dùng (User Interface Requirements)</w:t>
+      </w:r>
+      <w:r>
+        <w:rPr>
+          <w:rFonts w:hint="default" w:ascii="Times New Roman" w:hAnsi="Times New Roman" w:cs="Times New Roman"/>
+          <w:bCs/>
           <w:sz w:val="26"/>
           <w:szCs w:val="26"/>
           <w:lang w:val="en-US"/>
@@ -2492,7 +2620,7 @@
           <w:sz w:val="26"/>
           <w:szCs w:val="26"/>
         </w:rPr>
-        <w:instrText xml:space="preserve"> PAGEREF _Toc604 \h </w:instrText>
+        <w:instrText xml:space="preserve"> PAGEREF _Toc27144 \h </w:instrText>
       </w:r>
       <w:r>
         <w:rPr>
@@ -2508,7 +2636,7 @@
           <w:sz w:val="26"/>
           <w:szCs w:val="26"/>
         </w:rPr>
-        <w:t>7</w:t>
+        <w:t>9</w:t>
       </w:r>
       <w:r>
         <w:rPr>
@@ -2534,6 +2662,7 @@
         <w:tabs>
           <w:tab w:val="right" w:leader="dot" w:pos="8306"/>
         </w:tabs>
+        <w:spacing w:line="360" w:lineRule="auto"/>
         <w:rPr>
           <w:rFonts w:hint="default" w:ascii="Times New Roman" w:hAnsi="Times New Roman" w:cs="Times New Roman"/>
           <w:sz w:val="26"/>
@@ -2556,7 +2685,7 @@
           <w:szCs w:val="26"/>
           <w:lang w:val="en-US" w:eastAsia="zh-CN" w:bidi="ar-SA"/>
         </w:rPr>
-        <w:instrText xml:space="preserve"> HYPERLINK \l _Toc19568 </w:instrText>
+        <w:instrText xml:space="preserve"> HYPERLINK \l _Toc1743 </w:instrText>
       </w:r>
       <w:r>
         <w:rPr>
@@ -2570,10 +2699,31 @@
       <w:r>
         <w:rPr>
           <w:rFonts w:hint="default" w:ascii="Times New Roman" w:hAnsi="Times New Roman" w:cs="Times New Roman"/>
-          <w:sz w:val="26"/>
-          <w:szCs w:val="26"/>
-        </w:rPr>
-        <w:t>3.2. Yêu cầu Chức năng (Functional Requirements)</w:t>
+          <w:bCs/>
+          <w:sz w:val="26"/>
+          <w:szCs w:val="26"/>
+          <w:lang w:val="en-US"/>
+        </w:rPr>
+        <w:t xml:space="preserve">2. </w:t>
+      </w:r>
+      <w:r>
+        <w:rPr>
+          <w:rFonts w:hint="default" w:ascii="Times New Roman" w:hAnsi="Times New Roman" w:cs="Times New Roman"/>
+          <w:bCs/>
+          <w:sz w:val="26"/>
+          <w:szCs w:val="26"/>
+        </w:rPr>
+        <w:t>Yêu cầu Chức năng (Functional Requirements)</w:t>
+      </w:r>
+      <w:r>
+        <w:rPr>
+          <w:rFonts w:hint="default" w:ascii="Times New Roman" w:hAnsi="Times New Roman" w:cs="Times New Roman"/>
+          <w:bCs/>
+          <w:sz w:val="26"/>
+          <w:szCs w:val="26"/>
+          <w:lang w:val="en-US"/>
+        </w:rPr>
+        <w:t xml:space="preserve"> :</w:t>
       </w:r>
       <w:r>
         <w:rPr>
@@ -2597,7 +2747,7 @@
           <w:sz w:val="26"/>
           <w:szCs w:val="26"/>
         </w:rPr>
-        <w:instrText xml:space="preserve"> PAGEREF _Toc19568 \h </w:instrText>
+        <w:instrText xml:space="preserve"> PAGEREF _Toc1743 \h </w:instrText>
       </w:r>
       <w:r>
         <w:rPr>
@@ -2613,7 +2763,7 @@
           <w:sz w:val="26"/>
           <w:szCs w:val="26"/>
         </w:rPr>
-        <w:t>7</w:t>
+        <w:t>10</w:t>
       </w:r>
       <w:r>
         <w:rPr>
@@ -2639,6 +2789,7 @@
         <w:tabs>
           <w:tab w:val="right" w:leader="dot" w:pos="8306"/>
         </w:tabs>
+        <w:spacing w:line="360" w:lineRule="auto"/>
         <w:rPr>
           <w:rFonts w:hint="default" w:ascii="Times New Roman" w:hAnsi="Times New Roman" w:cs="Times New Roman"/>
           <w:sz w:val="26"/>
@@ -2661,7 +2812,7 @@
           <w:szCs w:val="26"/>
           <w:lang w:val="en-US" w:eastAsia="zh-CN" w:bidi="ar-SA"/>
         </w:rPr>
-        <w:instrText xml:space="preserve"> HYPERLINK \l _Toc30876 </w:instrText>
+        <w:instrText xml:space="preserve"> HYPERLINK \l _Toc4678 </w:instrText>
       </w:r>
       <w:r>
         <w:rPr>
@@ -2675,6 +2826,7 @@
       <w:r>
         <w:rPr>
           <w:rFonts w:hint="default" w:ascii="Times New Roman" w:hAnsi="Times New Roman" w:cs="Times New Roman"/>
+          <w:bCs/>
           <w:sz w:val="26"/>
           <w:szCs w:val="26"/>
         </w:rPr>
@@ -2683,6 +2835,16 @@
       <w:r>
         <w:rPr>
           <w:rFonts w:hint="default" w:ascii="Times New Roman" w:hAnsi="Times New Roman" w:cs="Times New Roman"/>
+          <w:bCs/>
+          <w:sz w:val="26"/>
+          <w:szCs w:val="26"/>
+          <w:lang w:val="en-US"/>
+        </w:rPr>
+        <w:t xml:space="preserve"> :</w:t>
+      </w:r>
+      <w:r>
+        <w:rPr>
+          <w:rFonts w:hint="default" w:ascii="Times New Roman" w:hAnsi="Times New Roman" w:cs="Times New Roman"/>
           <w:sz w:val="26"/>
           <w:szCs w:val="26"/>
         </w:rPr>
@@ -2702,7 +2864,7 @@
           <w:sz w:val="26"/>
           <w:szCs w:val="26"/>
         </w:rPr>
-        <w:instrText xml:space="preserve"> PAGEREF _Toc30876 \h </w:instrText>
+        <w:instrText xml:space="preserve"> PAGEREF _Toc4678 \h </w:instrText>
       </w:r>
       <w:r>
         <w:rPr>
@@ -2718,7 +2880,7 @@
           <w:sz w:val="26"/>
           <w:szCs w:val="26"/>
         </w:rPr>
-        <w:t>7</w:t>
+        <w:t>10</w:t>
       </w:r>
       <w:r>
         <w:rPr>
@@ -2744,6 +2906,7 @@
         <w:tabs>
           <w:tab w:val="right" w:leader="dot" w:pos="8306"/>
         </w:tabs>
+        <w:spacing w:line="360" w:lineRule="auto"/>
         <w:rPr>
           <w:rFonts w:hint="default" w:ascii="Times New Roman" w:hAnsi="Times New Roman" w:cs="Times New Roman"/>
           <w:sz w:val="26"/>
@@ -2766,7 +2929,7 @@
           <w:szCs w:val="26"/>
           <w:lang w:val="en-US" w:eastAsia="zh-CN" w:bidi="ar-SA"/>
         </w:rPr>
-        <w:instrText xml:space="preserve"> HYPERLINK \l _Toc6484 </w:instrText>
+        <w:instrText xml:space="preserve"> HYPERLINK \l _Toc23341 </w:instrText>
       </w:r>
       <w:r>
         <w:rPr>
@@ -2780,10 +2943,21 @@
       <w:r>
         <w:rPr>
           <w:rFonts w:hint="default" w:ascii="Times New Roman" w:hAnsi="Times New Roman" w:cs="Times New Roman"/>
-          <w:sz w:val="26"/>
-          <w:szCs w:val="26"/>
-        </w:rPr>
-        <w:t>3.2.2. UC-02: Ghi nhận trả sách</w:t>
+          <w:bCs/>
+          <w:sz w:val="26"/>
+          <w:szCs w:val="26"/>
+        </w:rPr>
+        <w:t>3.2.4. UC-04: Thêm hội viên mới</w:t>
+      </w:r>
+      <w:r>
+        <w:rPr>
+          <w:rFonts w:hint="default" w:ascii="Times New Roman" w:hAnsi="Times New Roman" w:cs="Times New Roman"/>
+          <w:bCs/>
+          <w:sz w:val="26"/>
+          <w:szCs w:val="26"/>
+          <w:lang w:val="en-US"/>
+        </w:rPr>
+        <w:t xml:space="preserve"> :</w:t>
       </w:r>
       <w:r>
         <w:rPr>
@@ -2807,7 +2981,7 @@
           <w:sz w:val="26"/>
           <w:szCs w:val="26"/>
         </w:rPr>
-        <w:instrText xml:space="preserve"> PAGEREF _Toc6484 \h </w:instrText>
+        <w:instrText xml:space="preserve"> PAGEREF _Toc23341 \h </w:instrText>
       </w:r>
       <w:r>
         <w:rPr>
@@ -2823,7 +2997,7 @@
           <w:sz w:val="26"/>
           <w:szCs w:val="26"/>
         </w:rPr>
-        <w:t>7</w:t>
+        <w:t>16</w:t>
       </w:r>
       <w:r>
         <w:rPr>
@@ -2849,6 +3023,7 @@
         <w:tabs>
           <w:tab w:val="right" w:leader="dot" w:pos="8306"/>
         </w:tabs>
+        <w:spacing w:line="360" w:lineRule="auto"/>
         <w:rPr>
           <w:rFonts w:hint="default" w:ascii="Times New Roman" w:hAnsi="Times New Roman" w:cs="Times New Roman"/>
           <w:sz w:val="26"/>
@@ -2871,7 +3046,7 @@
           <w:szCs w:val="26"/>
           <w:lang w:val="en-US" w:eastAsia="zh-CN" w:bidi="ar-SA"/>
         </w:rPr>
-        <w:instrText xml:space="preserve"> HYPERLINK \l _Toc14886 </w:instrText>
+        <w:instrText xml:space="preserve"> HYPERLINK \l _Toc19591 </w:instrText>
       </w:r>
       <w:r>
         <w:rPr>
@@ -2885,10 +3060,21 @@
       <w:r>
         <w:rPr>
           <w:rFonts w:hint="default" w:ascii="Times New Roman" w:hAnsi="Times New Roman" w:cs="Times New Roman"/>
-          <w:sz w:val="26"/>
-          <w:szCs w:val="26"/>
-        </w:rPr>
-        <w:t>3.2.3. UC-03: [Tên Use Case bạn chọn]</w:t>
+          <w:bCs/>
+          <w:sz w:val="26"/>
+          <w:szCs w:val="26"/>
+        </w:rPr>
+        <w:t>3.2.5. UC-05: Đăng nhập</w:t>
+      </w:r>
+      <w:r>
+        <w:rPr>
+          <w:rFonts w:hint="default" w:ascii="Times New Roman" w:hAnsi="Times New Roman" w:cs="Times New Roman"/>
+          <w:bCs/>
+          <w:sz w:val="26"/>
+          <w:szCs w:val="26"/>
+          <w:lang w:val="en-US"/>
+        </w:rPr>
+        <w:t xml:space="preserve"> :</w:t>
       </w:r>
       <w:r>
         <w:rPr>
@@ -2912,7 +3098,7 @@
           <w:sz w:val="26"/>
           <w:szCs w:val="26"/>
         </w:rPr>
-        <w:instrText xml:space="preserve"> PAGEREF _Toc14886 \h </w:instrText>
+        <w:instrText xml:space="preserve"> PAGEREF _Toc19591 \h </w:instrText>
       </w:r>
       <w:r>
         <w:rPr>
@@ -2928,7 +3114,7 @@
           <w:sz w:val="26"/>
           <w:szCs w:val="26"/>
         </w:rPr>
-        <w:t>7</w:t>
+        <w:t>18</w:t>
       </w:r>
       <w:r>
         <w:rPr>
@@ -2954,6 +3140,7 @@
         <w:tabs>
           <w:tab w:val="right" w:leader="dot" w:pos="8306"/>
         </w:tabs>
+        <w:spacing w:line="360" w:lineRule="auto"/>
         <w:rPr>
           <w:rFonts w:hint="default" w:ascii="Times New Roman" w:hAnsi="Times New Roman" w:cs="Times New Roman"/>
           <w:sz w:val="26"/>
@@ -2976,7 +3163,7 @@
           <w:szCs w:val="26"/>
           <w:lang w:val="en-US" w:eastAsia="zh-CN" w:bidi="ar-SA"/>
         </w:rPr>
-        <w:instrText xml:space="preserve"> HYPERLINK \l _Toc14003 </w:instrText>
+        <w:instrText xml:space="preserve"> HYPERLINK \l _Toc10874 </w:instrText>
       </w:r>
       <w:r>
         <w:rPr>
@@ -2990,10 +3177,21 @@
       <w:r>
         <w:rPr>
           <w:rFonts w:hint="default" w:ascii="Times New Roman" w:hAnsi="Times New Roman" w:cs="Times New Roman"/>
-          <w:sz w:val="26"/>
-          <w:szCs w:val="26"/>
-        </w:rPr>
-        <w:t>3.3. Yêu cầu Phi chức năng (Non-functional Requirements)</w:t>
+          <w:bCs/>
+          <w:sz w:val="26"/>
+          <w:szCs w:val="26"/>
+        </w:rPr>
+        <w:t>3. Yêu cầu Phi chức năng (Non-functional Requirements)</w:t>
+      </w:r>
+      <w:r>
+        <w:rPr>
+          <w:rFonts w:hint="default" w:ascii="Times New Roman" w:hAnsi="Times New Roman" w:cs="Times New Roman"/>
+          <w:bCs/>
+          <w:sz w:val="26"/>
+          <w:szCs w:val="26"/>
+          <w:lang w:val="en-US"/>
+        </w:rPr>
+        <w:t xml:space="preserve"> :</w:t>
       </w:r>
       <w:r>
         <w:rPr>
@@ -3017,7 +3215,7 @@
           <w:sz w:val="26"/>
           <w:szCs w:val="26"/>
         </w:rPr>
-        <w:instrText xml:space="preserve"> PAGEREF _Toc14003 \h </w:instrText>
+        <w:instrText xml:space="preserve"> PAGEREF _Toc10874 \h </w:instrText>
       </w:r>
       <w:r>
         <w:rPr>
@@ -3033,7 +3231,7 @@
           <w:sz w:val="26"/>
           <w:szCs w:val="26"/>
         </w:rPr>
-        <w:t>8</w:t>
+        <w:t>20</w:t>
       </w:r>
       <w:r>
         <w:rPr>
@@ -3059,6 +3257,7 @@
         <w:tabs>
           <w:tab w:val="right" w:leader="dot" w:pos="8306"/>
         </w:tabs>
+        <w:spacing w:line="360" w:lineRule="auto"/>
         <w:rPr>
           <w:rFonts w:hint="default" w:ascii="Times New Roman" w:hAnsi="Times New Roman" w:cs="Times New Roman"/>
           <w:sz w:val="26"/>
@@ -3081,7 +3280,7 @@
           <w:szCs w:val="26"/>
           <w:lang w:val="en-US" w:eastAsia="zh-CN" w:bidi="ar-SA"/>
         </w:rPr>
-        <w:instrText xml:space="preserve"> HYPERLINK \l _Toc11311 </w:instrText>
+        <w:instrText xml:space="preserve"> HYPERLINK \l _Toc30735 </w:instrText>
       </w:r>
       <w:r>
         <w:rPr>
@@ -3095,10 +3294,21 @@
       <w:r>
         <w:rPr>
           <w:rFonts w:hint="default" w:ascii="Times New Roman" w:hAnsi="Times New Roman" w:cs="Times New Roman"/>
-          <w:sz w:val="26"/>
-          <w:szCs w:val="26"/>
-        </w:rPr>
-        <w:t>3.4. Yêu cầu về Cơ sở dữ liệu Logic</w:t>
+          <w:bCs/>
+          <w:sz w:val="26"/>
+          <w:szCs w:val="26"/>
+        </w:rPr>
+        <w:t>4. Yêu cầu về Cơ sở dữ liệu Logic</w:t>
+      </w:r>
+      <w:r>
+        <w:rPr>
+          <w:rFonts w:hint="default" w:ascii="Times New Roman" w:hAnsi="Times New Roman" w:cs="Times New Roman"/>
+          <w:bCs/>
+          <w:sz w:val="26"/>
+          <w:szCs w:val="26"/>
+          <w:lang w:val="en-US"/>
+        </w:rPr>
+        <w:t xml:space="preserve"> :</w:t>
       </w:r>
       <w:r>
         <w:rPr>
@@ -3122,7 +3332,7 @@
           <w:sz w:val="26"/>
           <w:szCs w:val="26"/>
         </w:rPr>
-        <w:instrText xml:space="preserve"> PAGEREF _Toc11311 \h </w:instrText>
+        <w:instrText xml:space="preserve"> PAGEREF _Toc30735 \h </w:instrText>
       </w:r>
       <w:r>
         <w:rPr>
@@ -3138,7 +3348,7 @@
           <w:sz w:val="26"/>
           <w:szCs w:val="26"/>
         </w:rPr>
-        <w:t>8</w:t>
+        <w:t>22</w:t>
       </w:r>
       <w:r>
         <w:rPr>
@@ -3204,198 +3414,9 @@
     </w:p>
     <w:p>
       <w:pPr>
-        <w:rPr>
-          <w:rFonts w:hint="default" w:ascii="Times New Roman" w:hAnsi="Times New Roman" w:cs="Times New Roman" w:eastAsiaTheme="minorEastAsia"/>
-          <w:sz w:val="26"/>
-          <w:szCs w:val="26"/>
-          <w:lang w:val="en-US" w:eastAsia="zh-CN" w:bidi="ar-SA"/>
-        </w:rPr>
-      </w:pPr>
-    </w:p>
-    <w:p>
-      <w:pPr>
-        <w:rPr>
-          <w:rFonts w:hint="default" w:ascii="Times New Roman" w:hAnsi="Times New Roman" w:cs="Times New Roman" w:eastAsiaTheme="minorEastAsia"/>
-          <w:sz w:val="26"/>
-          <w:szCs w:val="26"/>
-          <w:lang w:val="en-US" w:eastAsia="zh-CN" w:bidi="ar-SA"/>
-        </w:rPr>
-      </w:pPr>
-    </w:p>
-    <w:p>
-      <w:pPr>
-        <w:rPr>
-          <w:rFonts w:hint="default" w:ascii="Times New Roman" w:hAnsi="Times New Roman" w:cs="Times New Roman" w:eastAsiaTheme="minorEastAsia"/>
-          <w:sz w:val="26"/>
-          <w:szCs w:val="26"/>
-          <w:lang w:val="en-US" w:eastAsia="zh-CN" w:bidi="ar-SA"/>
-        </w:rPr>
-      </w:pPr>
-    </w:p>
-    <w:p>
-      <w:pPr>
-        <w:rPr>
-          <w:rFonts w:hint="default" w:ascii="Times New Roman" w:hAnsi="Times New Roman" w:cs="Times New Roman" w:eastAsiaTheme="minorEastAsia"/>
-          <w:sz w:val="26"/>
-          <w:szCs w:val="26"/>
-          <w:lang w:val="en-US" w:eastAsia="zh-CN" w:bidi="ar-SA"/>
-        </w:rPr>
-      </w:pPr>
-    </w:p>
-    <w:p>
-      <w:pPr>
-        <w:rPr>
-          <w:rFonts w:hint="default" w:ascii="Times New Roman" w:hAnsi="Times New Roman" w:cs="Times New Roman" w:eastAsiaTheme="minorEastAsia"/>
-          <w:sz w:val="26"/>
-          <w:szCs w:val="26"/>
-          <w:lang w:val="en-US" w:eastAsia="zh-CN" w:bidi="ar-SA"/>
-        </w:rPr>
-      </w:pPr>
-    </w:p>
-    <w:p>
-      <w:pPr>
-        <w:rPr>
-          <w:rFonts w:hint="default" w:ascii="Times New Roman" w:hAnsi="Times New Roman" w:cs="Times New Roman" w:eastAsiaTheme="minorEastAsia"/>
-          <w:sz w:val="26"/>
-          <w:szCs w:val="26"/>
-          <w:lang w:val="en-US" w:eastAsia="zh-CN" w:bidi="ar-SA"/>
-        </w:rPr>
-      </w:pPr>
-    </w:p>
-    <w:p>
-      <w:pPr>
-        <w:rPr>
-          <w:rFonts w:hint="default" w:ascii="Times New Roman" w:hAnsi="Times New Roman" w:cs="Times New Roman" w:eastAsiaTheme="minorEastAsia"/>
-          <w:sz w:val="26"/>
-          <w:szCs w:val="26"/>
-          <w:lang w:val="en-US" w:eastAsia="zh-CN" w:bidi="ar-SA"/>
-        </w:rPr>
-      </w:pPr>
-    </w:p>
-    <w:p>
-      <w:pPr>
-        <w:rPr>
-          <w:rFonts w:hint="default" w:ascii="Times New Roman" w:hAnsi="Times New Roman" w:cs="Times New Roman" w:eastAsiaTheme="minorEastAsia"/>
-          <w:sz w:val="26"/>
-          <w:szCs w:val="26"/>
-          <w:lang w:val="en-US" w:eastAsia="zh-CN" w:bidi="ar-SA"/>
-        </w:rPr>
-      </w:pPr>
-    </w:p>
-    <w:p>
-      <w:pPr>
-        <w:rPr>
-          <w:rFonts w:hint="default" w:ascii="Times New Roman" w:hAnsi="Times New Roman" w:cs="Times New Roman" w:eastAsiaTheme="minorEastAsia"/>
-          <w:sz w:val="26"/>
-          <w:szCs w:val="26"/>
-          <w:lang w:val="en-US" w:eastAsia="zh-CN" w:bidi="ar-SA"/>
-        </w:rPr>
-      </w:pPr>
-    </w:p>
-    <w:p>
-      <w:pPr>
-        <w:rPr>
-          <w:rFonts w:hint="default" w:ascii="Times New Roman" w:hAnsi="Times New Roman" w:cs="Times New Roman" w:eastAsiaTheme="minorEastAsia"/>
-          <w:sz w:val="26"/>
-          <w:szCs w:val="26"/>
-          <w:lang w:val="en-US" w:eastAsia="zh-CN" w:bidi="ar-SA"/>
-        </w:rPr>
-      </w:pPr>
-    </w:p>
-    <w:p>
-      <w:pPr>
-        <w:rPr>
-          <w:rFonts w:hint="default" w:ascii="Times New Roman" w:hAnsi="Times New Roman" w:cs="Times New Roman" w:eastAsiaTheme="minorEastAsia"/>
-          <w:sz w:val="26"/>
-          <w:szCs w:val="26"/>
-          <w:lang w:val="en-US" w:eastAsia="zh-CN" w:bidi="ar-SA"/>
-        </w:rPr>
-      </w:pPr>
-    </w:p>
-    <w:p>
-      <w:pPr>
-        <w:rPr>
-          <w:rFonts w:hint="default" w:ascii="Times New Roman" w:hAnsi="Times New Roman" w:cs="Times New Roman" w:eastAsiaTheme="minorEastAsia"/>
-          <w:sz w:val="26"/>
-          <w:szCs w:val="26"/>
-          <w:lang w:val="en-US" w:eastAsia="zh-CN" w:bidi="ar-SA"/>
-        </w:rPr>
-      </w:pPr>
-    </w:p>
-    <w:p>
-      <w:pPr>
-        <w:rPr>
-          <w:rFonts w:hint="default" w:ascii="Times New Roman" w:hAnsi="Times New Roman" w:cs="Times New Roman" w:eastAsiaTheme="minorEastAsia"/>
-          <w:sz w:val="26"/>
-          <w:szCs w:val="26"/>
-          <w:lang w:val="en-US" w:eastAsia="zh-CN" w:bidi="ar-SA"/>
-        </w:rPr>
-      </w:pPr>
-    </w:p>
-    <w:p>
-      <w:pPr>
-        <w:rPr>
-          <w:rFonts w:hint="default" w:ascii="Times New Roman" w:hAnsi="Times New Roman" w:cs="Times New Roman" w:eastAsiaTheme="minorEastAsia"/>
-          <w:sz w:val="26"/>
-          <w:szCs w:val="26"/>
-          <w:lang w:val="en-US" w:eastAsia="zh-CN" w:bidi="ar-SA"/>
-        </w:rPr>
-      </w:pPr>
-    </w:p>
-    <w:p>
-      <w:pPr>
-        <w:rPr>
-          <w:rFonts w:hint="default" w:ascii="Times New Roman" w:hAnsi="Times New Roman" w:cs="Times New Roman" w:eastAsiaTheme="minorEastAsia"/>
-          <w:sz w:val="26"/>
-          <w:szCs w:val="26"/>
-          <w:lang w:val="en-US" w:eastAsia="zh-CN" w:bidi="ar-SA"/>
-        </w:rPr>
-      </w:pPr>
-    </w:p>
-    <w:p>
-      <w:pPr>
-        <w:rPr>
-          <w:rFonts w:hint="default" w:ascii="Times New Roman" w:hAnsi="Times New Roman" w:cs="Times New Roman" w:eastAsiaTheme="minorEastAsia"/>
-          <w:sz w:val="26"/>
-          <w:szCs w:val="26"/>
-          <w:lang w:val="en-US" w:eastAsia="zh-CN" w:bidi="ar-SA"/>
-        </w:rPr>
-      </w:pPr>
-    </w:p>
-    <w:p>
-      <w:pPr>
-        <w:rPr>
-          <w:rFonts w:hint="default" w:ascii="Times New Roman" w:hAnsi="Times New Roman" w:cs="Times New Roman" w:eastAsiaTheme="minorEastAsia"/>
-          <w:sz w:val="26"/>
-          <w:szCs w:val="26"/>
-          <w:lang w:val="en-US" w:eastAsia="zh-CN" w:bidi="ar-SA"/>
-        </w:rPr>
-      </w:pPr>
-    </w:p>
-    <w:p>
-      <w:pPr>
-        <w:rPr>
-          <w:rFonts w:hint="default" w:ascii="Times New Roman" w:hAnsi="Times New Roman" w:cs="Times New Roman" w:eastAsiaTheme="minorEastAsia"/>
-          <w:sz w:val="26"/>
-          <w:szCs w:val="26"/>
-          <w:lang w:val="en-US" w:eastAsia="zh-CN" w:bidi="ar-SA"/>
-        </w:rPr>
-      </w:pPr>
-    </w:p>
-    <w:p>
-      <w:pPr>
-        <w:rPr>
-          <w:rFonts w:hint="default" w:ascii="Times New Roman" w:hAnsi="Times New Roman" w:cs="Times New Roman" w:eastAsiaTheme="minorEastAsia"/>
-          <w:sz w:val="26"/>
-          <w:szCs w:val="26"/>
-          <w:lang w:val="en-US" w:eastAsia="zh-CN" w:bidi="ar-SA"/>
-        </w:rPr>
-      </w:pPr>
-    </w:p>
-    <w:p>
-      <w:pPr>
         <w:pStyle w:val="2"/>
         <w:bidi w:val="0"/>
+        <w:ind w:left="0" w:leftChars="0" w:firstLine="0" w:firstLineChars="0"/>
         <w:outlineLvl w:val="0"/>
         <w:rPr>
           <w:rFonts w:hint="default" w:ascii="Times New Roman" w:hAnsi="Times New Roman" w:cs="Times New Roman"/>
@@ -3407,8 +3428,8 @@
       <w:bookmarkStart w:id="0" w:name="_Toc9334"/>
       <w:bookmarkStart w:id="1" w:name="_Toc25099"/>
       <w:bookmarkStart w:id="2" w:name="_Toc19364"/>
-      <w:bookmarkStart w:id="3" w:name="_Toc21713"/>
-      <w:bookmarkStart w:id="4" w:name="_Toc26956"/>
+      <w:bookmarkStart w:id="3" w:name="_Toc26956"/>
+      <w:bookmarkStart w:id="4" w:name="_Toc22649"/>
       <w:r>
         <w:rPr>
           <w:rFonts w:hint="default" w:ascii="Times New Roman" w:hAnsi="Times New Roman" w:cs="Times New Roman"/>
@@ -3452,10 +3473,10 @@
         </w:rPr>
       </w:pPr>
       <w:bookmarkStart w:id="5" w:name="_Toc7447"/>
-      <w:bookmarkStart w:id="6" w:name="_Toc1328"/>
-      <w:bookmarkStart w:id="7" w:name="_Toc9139"/>
+      <w:bookmarkStart w:id="6" w:name="_Toc9139"/>
+      <w:bookmarkStart w:id="7" w:name="_Toc1328"/>
       <w:bookmarkStart w:id="8" w:name="_Toc13138"/>
-      <w:bookmarkStart w:id="9" w:name="_Toc26678"/>
+      <w:bookmarkStart w:id="9" w:name="_Toc10414"/>
       <w:r>
         <w:rPr>
           <w:rFonts w:hint="default" w:ascii="Times New Roman" w:hAnsi="Times New Roman" w:cs="Times New Roman"/>
@@ -3589,10 +3610,10 @@
         </w:rPr>
       </w:pPr>
       <w:bookmarkStart w:id="10" w:name="_Toc30810"/>
-      <w:bookmarkStart w:id="11" w:name="_Toc8416"/>
-      <w:bookmarkStart w:id="12" w:name="_Toc27050"/>
-      <w:bookmarkStart w:id="13" w:name="_Toc21247"/>
-      <w:bookmarkStart w:id="14" w:name="_Toc3395"/>
+      <w:bookmarkStart w:id="11" w:name="_Toc21247"/>
+      <w:bookmarkStart w:id="12" w:name="_Toc8416"/>
+      <w:bookmarkStart w:id="13" w:name="_Toc3395"/>
+      <w:bookmarkStart w:id="14" w:name="_Toc5536"/>
       <w:r>
         <w:rPr>
           <w:rFonts w:hint="default" w:ascii="Times New Roman" w:hAnsi="Times New Roman" w:cs="Times New Roman"/>
@@ -3712,7 +3733,6 @@
       <w:bookmarkStart w:id="16" w:name="_Toc25434"/>
       <w:bookmarkStart w:id="17" w:name="_Toc26769"/>
       <w:bookmarkStart w:id="18" w:name="_Toc13996"/>
-      <w:bookmarkStart w:id="19" w:name="_Toc16281"/>
       <w:r>
         <w:rPr>
           <w:rFonts w:hint="default" w:ascii="Times New Roman" w:hAnsi="Times New Roman" w:cs="Times New Roman"/>
@@ -3721,6 +3741,7 @@
         </w:rPr>
         <w:t xml:space="preserve"> </w:t>
       </w:r>
+      <w:bookmarkStart w:id="19" w:name="_Toc17544"/>
       <w:r>
         <w:rPr>
           <w:rFonts w:hint="default" w:ascii="Times New Roman" w:hAnsi="Times New Roman" w:cs="Times New Roman"/>
@@ -4148,10 +4169,10 @@
           <w:lang w:val="en-US"/>
         </w:rPr>
       </w:pPr>
-      <w:bookmarkStart w:id="21" w:name="_Toc20407"/>
-      <w:bookmarkStart w:id="22" w:name="_Toc11421"/>
-      <w:bookmarkStart w:id="23" w:name="_Toc1798"/>
-      <w:bookmarkStart w:id="24" w:name="_Toc18265"/>
+      <w:bookmarkStart w:id="21" w:name="_Toc11421"/>
+      <w:bookmarkStart w:id="22" w:name="_Toc1798"/>
+      <w:bookmarkStart w:id="23" w:name="_Toc20407"/>
+      <w:bookmarkStart w:id="24" w:name="_Toc27462"/>
       <w:r>
         <w:rPr>
           <w:rFonts w:hint="default" w:ascii="Times New Roman" w:hAnsi="Times New Roman" w:cs="Times New Roman"/>
@@ -4385,10 +4406,10 @@
           <w:lang w:val="en-US"/>
         </w:rPr>
       </w:pPr>
-      <w:bookmarkStart w:id="25" w:name="_Toc2591"/>
+      <w:bookmarkStart w:id="25" w:name="_Toc14780"/>
       <w:bookmarkStart w:id="26" w:name="_Toc8882"/>
-      <w:bookmarkStart w:id="27" w:name="_Toc14780"/>
-      <w:bookmarkStart w:id="28" w:name="_Toc21460"/>
+      <w:bookmarkStart w:id="27" w:name="_Toc21460"/>
+      <w:bookmarkStart w:id="28" w:name="_Toc24214"/>
       <w:r>
         <w:rPr>
           <w:rFonts w:hint="default" w:ascii="Times New Roman" w:hAnsi="Times New Roman" w:cs="Times New Roman"/>
@@ -4415,7 +4436,7 @@
       <w:pPr>
         <w:numPr>
           <w:ilvl w:val="0"/>
-          <w:numId w:val="1"/>
+          <w:numId w:val="2"/>
         </w:numPr>
         <w:ind w:left="425" w:leftChars="0" w:hanging="425" w:firstLineChars="0"/>
         <w:outlineLvl w:val="1"/>
@@ -4429,10 +4450,10 @@
         </w:rPr>
       </w:pPr>
       <w:bookmarkStart w:id="29" w:name="_Toc31995"/>
-      <w:bookmarkStart w:id="30" w:name="_Toc22986"/>
-      <w:bookmarkStart w:id="31" w:name="_Toc18286"/>
-      <w:bookmarkStart w:id="32" w:name="_Toc32517"/>
-      <w:bookmarkStart w:id="33" w:name="_Toc4010"/>
+      <w:bookmarkStart w:id="30" w:name="_Toc18286"/>
+      <w:bookmarkStart w:id="31" w:name="_Toc32517"/>
+      <w:bookmarkStart w:id="32" w:name="_Toc22986"/>
+      <w:bookmarkStart w:id="33" w:name="_Toc2109"/>
       <w:r>
         <w:rPr>
           <w:rFonts w:hint="default" w:ascii="Times New Roman" w:hAnsi="Times New Roman" w:cs="Times New Roman"/>
@@ -4504,7 +4525,7 @@
       <w:pPr>
         <w:numPr>
           <w:ilvl w:val="0"/>
-          <w:numId w:val="1"/>
+          <w:numId w:val="2"/>
         </w:numPr>
         <w:ind w:left="425" w:leftChars="0" w:hanging="425" w:firstLineChars="0"/>
         <w:outlineLvl w:val="1"/>
@@ -4518,9 +4539,9 @@
         </w:rPr>
       </w:pPr>
       <w:bookmarkStart w:id="35" w:name="_Toc27077"/>
-      <w:bookmarkStart w:id="36" w:name="_Toc16803"/>
+      <w:bookmarkStart w:id="36" w:name="_Toc20933"/>
       <w:bookmarkStart w:id="37" w:name="_Toc25533"/>
-      <w:bookmarkStart w:id="38" w:name="_Toc20933"/>
+      <w:bookmarkStart w:id="38" w:name="_Toc4597"/>
       <w:r>
         <w:rPr>
           <w:rFonts w:hint="default" w:ascii="Times New Roman" w:hAnsi="Times New Roman" w:cs="Times New Roman"/>
@@ -4630,8 +4651,11 @@
       <w:pPr>
         <w:numPr>
           <w:ilvl w:val="0"/>
-          <w:numId w:val="1"/>
+          <w:numId w:val="2"/>
         </w:numPr>
+        <w:tabs>
+          <w:tab w:val="clear" w:pos="425"/>
+        </w:tabs>
         <w:ind w:left="425" w:leftChars="0" w:hanging="425" w:firstLineChars="0"/>
         <w:outlineLvl w:val="1"/>
         <w:rPr>
@@ -4644,10 +4668,10 @@
         </w:rPr>
       </w:pPr>
       <w:bookmarkStart w:id="39" w:name="_Toc20631"/>
-      <w:bookmarkStart w:id="40" w:name="_Toc24405"/>
-      <w:bookmarkStart w:id="41" w:name="_Toc30730"/>
-      <w:bookmarkStart w:id="42" w:name="_Toc8030"/>
-      <w:bookmarkStart w:id="43" w:name="_Toc1194"/>
+      <w:bookmarkStart w:id="40" w:name="_Toc30730"/>
+      <w:bookmarkStart w:id="41" w:name="_Toc1194"/>
+      <w:bookmarkStart w:id="42" w:name="_Toc24405"/>
+      <w:bookmarkStart w:id="43" w:name="_Toc27759"/>
       <w:r>
         <w:rPr>
           <w:rFonts w:hint="default" w:ascii="Times New Roman" w:hAnsi="Times New Roman" w:cs="Times New Roman"/>
@@ -4962,6 +4986,8 @@
           </wp:inline>
         </w:drawing>
       </w:r>
+      <w:bookmarkStart w:id="109" w:name="_GoBack"/>
+      <w:bookmarkEnd w:id="109"/>
     </w:p>
     <w:p>
       <w:pPr>
@@ -5420,8 +5446,11 @@
       <w:pPr>
         <w:numPr>
           <w:ilvl w:val="0"/>
-          <w:numId w:val="1"/>
+          <w:numId w:val="2"/>
         </w:numPr>
+        <w:tabs>
+          <w:tab w:val="clear" w:pos="425"/>
+        </w:tabs>
         <w:ind w:left="425" w:leftChars="0" w:hanging="425" w:firstLineChars="0"/>
         <w:outlineLvl w:val="1"/>
         <w:rPr>
@@ -5434,9 +5463,9 @@
         </w:rPr>
       </w:pPr>
       <w:bookmarkStart w:id="45" w:name="_Toc26786"/>
-      <w:bookmarkStart w:id="46" w:name="_Toc14566"/>
-      <w:bookmarkStart w:id="47" w:name="_Toc27726"/>
-      <w:bookmarkStart w:id="48" w:name="_Toc28360"/>
+      <w:bookmarkStart w:id="46" w:name="_Toc27726"/>
+      <w:bookmarkStart w:id="47" w:name="_Toc28360"/>
+      <w:bookmarkStart w:id="48" w:name="_Toc4874"/>
       <w:r>
         <w:rPr>
           <w:rFonts w:hint="default" w:ascii="Times New Roman" w:hAnsi="Times New Roman" w:cs="Times New Roman"/>
@@ -5485,9 +5514,9 @@
         </w:rPr>
       </w:pPr>
       <w:bookmarkStart w:id="49" w:name="_Toc32367"/>
-      <w:bookmarkStart w:id="50" w:name="_Toc28627"/>
-      <w:bookmarkStart w:id="51" w:name="_Toc8661"/>
-      <w:bookmarkStart w:id="52" w:name="_Toc27411"/>
+      <w:bookmarkStart w:id="50" w:name="_Toc8661"/>
+      <w:bookmarkStart w:id="51" w:name="_Toc28627"/>
+      <w:bookmarkStart w:id="52" w:name="_Toc26192"/>
       <w:r>
         <w:rPr>
           <w:rFonts w:hint="default" w:ascii="Times New Roman" w:hAnsi="Times New Roman" w:cs="Times New Roman"/>
@@ -5762,9 +5791,9 @@
         </w:rPr>
       </w:pPr>
       <w:bookmarkStart w:id="53" w:name="_Toc1474"/>
-      <w:bookmarkStart w:id="54" w:name="_Toc21357"/>
-      <w:bookmarkStart w:id="55" w:name="_Toc15262"/>
-      <w:bookmarkStart w:id="56" w:name="_Toc1899"/>
+      <w:bookmarkStart w:id="54" w:name="_Toc15262"/>
+      <w:bookmarkStart w:id="55" w:name="_Toc1899"/>
+      <w:bookmarkStart w:id="56" w:name="_Toc7083"/>
       <w:r>
         <w:rPr>
           <w:rFonts w:hint="default" w:ascii="Times New Roman" w:hAnsi="Times New Roman" w:cs="Times New Roman"/>
@@ -6035,9 +6064,9 @@
         </w:rPr>
       </w:pPr>
       <w:bookmarkStart w:id="57" w:name="_Toc4118"/>
-      <w:bookmarkStart w:id="58" w:name="_Toc27694"/>
+      <w:bookmarkStart w:id="58" w:name="_Toc7891"/>
       <w:bookmarkStart w:id="59" w:name="_Toc24102"/>
-      <w:bookmarkStart w:id="60" w:name="_Toc7891"/>
+      <w:bookmarkStart w:id="60" w:name="_Toc8389"/>
       <w:r>
         <w:rPr>
           <w:rFonts w:hint="default" w:ascii="Times New Roman" w:hAnsi="Times New Roman" w:cs="Times New Roman"/>
@@ -6284,8 +6313,11 @@
       <w:pPr>
         <w:numPr>
           <w:ilvl w:val="0"/>
-          <w:numId w:val="1"/>
+          <w:numId w:val="2"/>
         </w:numPr>
+        <w:tabs>
+          <w:tab w:val="clear" w:pos="425"/>
+        </w:tabs>
         <w:ind w:left="425" w:leftChars="0" w:hanging="425" w:firstLineChars="0"/>
         <w:outlineLvl w:val="1"/>
         <w:rPr>
@@ -6296,10 +6328,10 @@
         </w:rPr>
       </w:pPr>
       <w:bookmarkStart w:id="61" w:name="_Toc11698"/>
-      <w:bookmarkStart w:id="62" w:name="_Toc306"/>
+      <w:bookmarkStart w:id="62" w:name="_Toc28755"/>
       <w:bookmarkStart w:id="63" w:name="_Toc31336"/>
       <w:bookmarkStart w:id="64" w:name="_Toc29425"/>
-      <w:bookmarkStart w:id="65" w:name="_Toc28755"/>
+      <w:bookmarkStart w:id="65" w:name="_Toc18923"/>
       <w:r>
         <w:rPr>
           <w:rFonts w:hint="default" w:ascii="Times New Roman" w:hAnsi="Times New Roman" w:cs="Times New Roman"/>
@@ -6340,8 +6372,8 @@
       </w:pPr>
       <w:bookmarkStart w:id="66" w:name="_Toc23729"/>
       <w:bookmarkStart w:id="67" w:name="_Toc27116"/>
-      <w:bookmarkStart w:id="68" w:name="_Toc26175"/>
-      <w:bookmarkStart w:id="69" w:name="_Toc21314"/>
+      <w:bookmarkStart w:id="68" w:name="_Toc21314"/>
+      <w:bookmarkStart w:id="69" w:name="_Toc27980"/>
       <w:r>
         <w:rPr>
           <w:rFonts w:hint="default" w:ascii="Times New Roman" w:hAnsi="Times New Roman" w:cs="Times New Roman"/>
@@ -6517,9 +6549,9 @@
         </w:rPr>
       </w:pPr>
       <w:bookmarkStart w:id="70" w:name="_Toc9779"/>
-      <w:bookmarkStart w:id="71" w:name="_Toc17660"/>
+      <w:bookmarkStart w:id="71" w:name="_Toc2251"/>
       <w:bookmarkStart w:id="72" w:name="_Toc22848"/>
-      <w:bookmarkStart w:id="73" w:name="_Toc2251"/>
+      <w:bookmarkStart w:id="73" w:name="_Toc3615"/>
       <w:r>
         <w:rPr>
           <w:rFonts w:hint="default" w:ascii="Times New Roman" w:hAnsi="Times New Roman" w:cs="Times New Roman"/>
@@ -6758,9 +6790,9 @@
         </w:rPr>
       </w:pPr>
       <w:bookmarkStart w:id="74" w:name="_Toc10123"/>
-      <w:bookmarkStart w:id="75" w:name="_Toc23462"/>
-      <w:bookmarkStart w:id="76" w:name="_Toc2523"/>
-      <w:bookmarkStart w:id="77" w:name="_Toc20613"/>
+      <w:bookmarkStart w:id="75" w:name="_Toc2523"/>
+      <w:bookmarkStart w:id="76" w:name="_Toc23462"/>
+      <w:bookmarkStart w:id="77" w:name="_Toc5233"/>
       <w:r>
         <w:rPr>
           <w:rFonts w:hint="default" w:ascii="Times New Roman" w:hAnsi="Times New Roman" w:cs="Times New Roman"/>
@@ -6789,7 +6821,11 @@
     </w:p>
     <w:p>
       <w:pPr>
-        <w:outlineLvl w:val="0"/>
+        <w:numPr>
+          <w:ilvl w:val="0"/>
+          <w:numId w:val="3"/>
+        </w:numPr>
+        <w:outlineLvl w:val="1"/>
         <w:rPr>
           <w:rFonts w:hint="default" w:ascii="Times New Roman" w:hAnsi="Times New Roman" w:cs="Times New Roman"/>
           <w:b/>
@@ -6799,15 +6835,10 @@
           <w:lang w:val="en-US"/>
         </w:rPr>
       </w:pPr>
-    </w:p>
-    <w:p>
-      <w:pPr>
-        <w:numPr>
-          <w:ilvl w:val="0"/>
-          <w:numId w:val="1"/>
-        </w:numPr>
-        <w:ind w:left="425" w:leftChars="0" w:hanging="425" w:firstLineChars="0"/>
-        <w:outlineLvl w:val="1"/>
+      <w:bookmarkStart w:id="78" w:name="_Toc15304"/>
+      <w:bookmarkStart w:id="79" w:name="_Toc6748"/>
+      <w:bookmarkStart w:id="80" w:name="_Toc20052"/>
+      <w:r>
         <w:rPr>
           <w:rFonts w:hint="default" w:ascii="Times New Roman" w:hAnsi="Times New Roman" w:cs="Times New Roman"/>
           <w:b/>
@@ -6816,11 +6847,9 @@
           <w:szCs w:val="26"/>
           <w:lang w:val="en-US"/>
         </w:rPr>
-      </w:pPr>
-      <w:bookmarkStart w:id="78" w:name="_Toc20052"/>
-      <w:bookmarkStart w:id="79" w:name="_Toc604"/>
-      <w:bookmarkStart w:id="80" w:name="_Toc6748"/>
-      <w:bookmarkStart w:id="81" w:name="_Toc15304"/>
+        <w:t xml:space="preserve">   </w:t>
+      </w:r>
+      <w:bookmarkStart w:id="81" w:name="_Toc27144"/>
       <w:r>
         <w:rPr>
           <w:rFonts w:hint="default" w:ascii="Times New Roman" w:hAnsi="Times New Roman" w:cs="Times New Roman"/>
@@ -6976,13 +7005,47 @@
         </w:rPr>
       </w:pPr>
       <w:r>
-        <w:rPr>
-          <w:rFonts w:hint="default" w:ascii="Times New Roman" w:hAnsi="Times New Roman" w:cs="Times New Roman"/>
-          <w:sz w:val="26"/>
-          <w:szCs w:val="26"/>
-          <w:lang w:val="en-US"/>
-        </w:rPr>
-        <w:t>(Chèn hình wireframe đăng nhập tại đây)</w:t>
+        <w:drawing>
+          <wp:inline distT="0" distB="0" distL="114300" distR="114300">
+            <wp:extent cx="5273040" cy="3482975"/>
+            <wp:effectExtent l="0" t="0" r="0" b="6985"/>
+            <wp:docPr id="30" name="Picture 1"/>
+            <wp:cNvGraphicFramePr>
+              <a:graphicFrameLocks xmlns:a="http://schemas.openxmlformats.org/drawingml/2006/main" noChangeAspect="1"/>
+            </wp:cNvGraphicFramePr>
+            <a:graphic xmlns:a="http://schemas.openxmlformats.org/drawingml/2006/main">
+              <a:graphicData uri="http://schemas.openxmlformats.org/drawingml/2006/picture">
+                <pic:pic xmlns:pic="http://schemas.openxmlformats.org/drawingml/2006/picture">
+                  <pic:nvPicPr>
+                    <pic:cNvPr id="30" name="Picture 1"/>
+                    <pic:cNvPicPr>
+                      <a:picLocks noChangeAspect="1"/>
+                    </pic:cNvPicPr>
+                  </pic:nvPicPr>
+                  <pic:blipFill>
+                    <a:blip r:embed="rId14"/>
+                    <a:stretch>
+                      <a:fillRect/>
+                    </a:stretch>
+                  </pic:blipFill>
+                  <pic:spPr>
+                    <a:xfrm>
+                      <a:off x="0" y="0"/>
+                      <a:ext cx="5273040" cy="3482975"/>
+                    </a:xfrm>
+                    <a:prstGeom prst="rect">
+                      <a:avLst/>
+                    </a:prstGeom>
+                    <a:noFill/>
+                    <a:ln>
+                      <a:noFill/>
+                    </a:ln>
+                  </pic:spPr>
+                </pic:pic>
+              </a:graphicData>
+            </a:graphic>
+          </wp:inline>
+        </w:drawing>
       </w:r>
     </w:p>
     <w:p>
@@ -7009,23 +7072,15 @@
     <w:p>
       <w:pPr>
         <w:spacing w:line="360" w:lineRule="auto"/>
-        <w:outlineLvl w:val="9"/>
-        <w:rPr>
-          <w:rFonts w:hint="default" w:ascii="Times New Roman" w:hAnsi="Times New Roman" w:cs="Times New Roman"/>
-          <w:sz w:val="26"/>
-          <w:szCs w:val="26"/>
-          <w:lang w:val="en-US"/>
-        </w:rPr>
-      </w:pPr>
-      <w:r>
-        <w:rPr>
-          <w:rFonts w:hint="default" w:ascii="Times New Roman" w:hAnsi="Times New Roman" w:cs="Times New Roman"/>
-          <w:sz w:val="26"/>
-          <w:szCs w:val="26"/>
-          <w:lang w:val="en-US"/>
-        </w:rPr>
-        <w:tab/>
-      </w:r>
+        <w:ind w:left="0" w:leftChars="0" w:firstLine="0" w:firstLineChars="0"/>
+        <w:outlineLvl w:val="9"/>
+        <w:rPr>
+          <w:rFonts w:hint="default" w:ascii="Times New Roman" w:hAnsi="Times New Roman" w:cs="Times New Roman"/>
+          <w:sz w:val="26"/>
+          <w:szCs w:val="26"/>
+          <w:lang w:val="en-US"/>
+        </w:rPr>
+      </w:pPr>
     </w:p>
     <w:p>
       <w:pPr>
@@ -7060,13 +7115,47 @@
         </w:rPr>
       </w:pPr>
       <w:r>
-        <w:rPr>
-          <w:rFonts w:hint="default" w:ascii="Times New Roman" w:hAnsi="Times New Roman" w:cs="Times New Roman"/>
-          <w:sz w:val="26"/>
-          <w:szCs w:val="26"/>
-          <w:lang w:val="en-US"/>
-        </w:rPr>
-        <w:t>(Chèn hình wireframe quản lý sách tại đây)</w:t>
+        <w:drawing>
+          <wp:inline distT="0" distB="0" distL="114300" distR="114300">
+            <wp:extent cx="5266690" cy="3542665"/>
+            <wp:effectExtent l="0" t="0" r="6350" b="8255"/>
+            <wp:docPr id="31" name="Picture 2"/>
+            <wp:cNvGraphicFramePr>
+              <a:graphicFrameLocks xmlns:a="http://schemas.openxmlformats.org/drawingml/2006/main" noChangeAspect="1"/>
+            </wp:cNvGraphicFramePr>
+            <a:graphic xmlns:a="http://schemas.openxmlformats.org/drawingml/2006/main">
+              <a:graphicData uri="http://schemas.openxmlformats.org/drawingml/2006/picture">
+                <pic:pic xmlns:pic="http://schemas.openxmlformats.org/drawingml/2006/picture">
+                  <pic:nvPicPr>
+                    <pic:cNvPr id="31" name="Picture 2"/>
+                    <pic:cNvPicPr>
+                      <a:picLocks noChangeAspect="1"/>
+                    </pic:cNvPicPr>
+                  </pic:nvPicPr>
+                  <pic:blipFill>
+                    <a:blip r:embed="rId15"/>
+                    <a:stretch>
+                      <a:fillRect/>
+                    </a:stretch>
+                  </pic:blipFill>
+                  <pic:spPr>
+                    <a:xfrm>
+                      <a:off x="0" y="0"/>
+                      <a:ext cx="5266690" cy="3542665"/>
+                    </a:xfrm>
+                    <a:prstGeom prst="rect">
+                      <a:avLst/>
+                    </a:prstGeom>
+                    <a:noFill/>
+                    <a:ln>
+                      <a:noFill/>
+                    </a:ln>
+                  </pic:spPr>
+                </pic:pic>
+              </a:graphicData>
+            </a:graphic>
+          </wp:inline>
+        </w:drawing>
       </w:r>
     </w:p>
     <w:p>
@@ -7135,13 +7224,47 @@
         </w:rPr>
       </w:pPr>
       <w:r>
-        <w:rPr>
-          <w:rFonts w:hint="default" w:ascii="Times New Roman" w:hAnsi="Times New Roman" w:cs="Times New Roman"/>
-          <w:sz w:val="26"/>
-          <w:szCs w:val="26"/>
-          <w:lang w:val="en-US"/>
-        </w:rPr>
-        <w:t>(Chèn hình wireframe phiếu mượn tại đây)</w:t>
+        <w:drawing>
+          <wp:inline distT="0" distB="0" distL="114300" distR="114300">
+            <wp:extent cx="5270500" cy="3190875"/>
+            <wp:effectExtent l="0" t="0" r="2540" b="9525"/>
+            <wp:docPr id="32" name="Picture 3"/>
+            <wp:cNvGraphicFramePr>
+              <a:graphicFrameLocks xmlns:a="http://schemas.openxmlformats.org/drawingml/2006/main" noChangeAspect="1"/>
+            </wp:cNvGraphicFramePr>
+            <a:graphic xmlns:a="http://schemas.openxmlformats.org/drawingml/2006/main">
+              <a:graphicData uri="http://schemas.openxmlformats.org/drawingml/2006/picture">
+                <pic:pic xmlns:pic="http://schemas.openxmlformats.org/drawingml/2006/picture">
+                  <pic:nvPicPr>
+                    <pic:cNvPr id="32" name="Picture 3"/>
+                    <pic:cNvPicPr>
+                      <a:picLocks noChangeAspect="1"/>
+                    </pic:cNvPicPr>
+                  </pic:nvPicPr>
+                  <pic:blipFill>
+                    <a:blip r:embed="rId16"/>
+                    <a:stretch>
+                      <a:fillRect/>
+                    </a:stretch>
+                  </pic:blipFill>
+                  <pic:spPr>
+                    <a:xfrm>
+                      <a:off x="0" y="0"/>
+                      <a:ext cx="5270500" cy="3190875"/>
+                    </a:xfrm>
+                    <a:prstGeom prst="rect">
+                      <a:avLst/>
+                    </a:prstGeom>
+                    <a:noFill/>
+                    <a:ln>
+                      <a:noFill/>
+                    </a:ln>
+                  </pic:spPr>
+                </pic:pic>
+              </a:graphicData>
+            </a:graphic>
+          </wp:inline>
+        </w:drawing>
       </w:r>
     </w:p>
     <w:p>
@@ -7163,15 +7286,366 @@
           <w:lang w:val="en-US"/>
         </w:rPr>
         <w:t>- Chú thích: Dùng để tạo và quản lý phiếu mượn của độc giả. Hiển thị thông tin người mượn, ngày mượn, ngày trả dự kiến, danh sách sách mượn và trạng thái phiếu.</w:t>
+      </w:r>
+    </w:p>
+    <w:p>
+      <w:pPr>
+        <w:spacing w:line="360" w:lineRule="auto"/>
+        <w:outlineLvl w:val="9"/>
+        <w:rPr>
+          <w:rFonts w:hint="default" w:ascii="Times New Roman" w:hAnsi="Times New Roman" w:cs="Times New Roman"/>
+          <w:sz w:val="26"/>
+          <w:szCs w:val="26"/>
+          <w:lang w:val="en-US"/>
+        </w:rPr>
+      </w:pPr>
+    </w:p>
+    <w:p>
+      <w:pPr>
+        <w:spacing w:line="360" w:lineRule="auto"/>
+        <w:outlineLvl w:val="9"/>
+        <w:rPr>
+          <w:rFonts w:hint="default" w:ascii="Times New Roman" w:hAnsi="Times New Roman" w:cs="Times New Roman"/>
+          <w:sz w:val="26"/>
+          <w:szCs w:val="26"/>
+          <w:lang w:val="en-US"/>
+        </w:rPr>
+      </w:pPr>
+      <w:r>
+        <w:rPr>
+          <w:rFonts w:hint="default" w:ascii="Times New Roman" w:hAnsi="Times New Roman" w:cs="Times New Roman"/>
+          <w:sz w:val="26"/>
+          <w:szCs w:val="26"/>
+          <w:lang w:val="en-US"/>
+        </w:rPr>
+        <w:t>Wireframe 4: Màn hình Trả Sách :</w:t>
+      </w:r>
+    </w:p>
+    <w:p>
+      <w:pPr>
+        <w:spacing w:line="360" w:lineRule="auto"/>
+        <w:outlineLvl w:val="9"/>
+        <w:rPr>
+          <w:rFonts w:hint="default" w:ascii="Times New Roman" w:hAnsi="Times New Roman" w:cs="Times New Roman"/>
+          <w:sz w:val="26"/>
+          <w:szCs w:val="26"/>
+          <w:lang w:val="en-US"/>
+        </w:rPr>
+      </w:pPr>
+      <w:r>
+        <w:drawing>
+          <wp:inline distT="0" distB="0" distL="114300" distR="114300">
+            <wp:extent cx="5268595" cy="3119120"/>
+            <wp:effectExtent l="0" t="0" r="4445" b="5080"/>
+            <wp:docPr id="33" name="Picture 4"/>
+            <wp:cNvGraphicFramePr>
+              <a:graphicFrameLocks xmlns:a="http://schemas.openxmlformats.org/drawingml/2006/main" noChangeAspect="1"/>
+            </wp:cNvGraphicFramePr>
+            <a:graphic xmlns:a="http://schemas.openxmlformats.org/drawingml/2006/main">
+              <a:graphicData uri="http://schemas.openxmlformats.org/drawingml/2006/picture">
+                <pic:pic xmlns:pic="http://schemas.openxmlformats.org/drawingml/2006/picture">
+                  <pic:nvPicPr>
+                    <pic:cNvPr id="33" name="Picture 4"/>
+                    <pic:cNvPicPr>
+                      <a:picLocks noChangeAspect="1"/>
+                    </pic:cNvPicPr>
+                  </pic:nvPicPr>
+                  <pic:blipFill>
+                    <a:blip r:embed="rId17"/>
+                    <a:stretch>
+                      <a:fillRect/>
+                    </a:stretch>
+                  </pic:blipFill>
+                  <pic:spPr>
+                    <a:xfrm>
+                      <a:off x="0" y="0"/>
+                      <a:ext cx="5268595" cy="3119120"/>
+                    </a:xfrm>
+                    <a:prstGeom prst="rect">
+                      <a:avLst/>
+                    </a:prstGeom>
+                    <a:noFill/>
+                    <a:ln>
+                      <a:noFill/>
+                    </a:ln>
+                  </pic:spPr>
+                </pic:pic>
+              </a:graphicData>
+            </a:graphic>
+          </wp:inline>
+        </w:drawing>
+      </w:r>
+    </w:p>
+    <w:p>
+      <w:pPr>
+        <w:spacing w:line="360" w:lineRule="auto"/>
+        <w:outlineLvl w:val="9"/>
+        <w:rPr>
+          <w:rFonts w:hint="default" w:ascii="Times New Roman" w:hAnsi="Times New Roman"/>
+          <w:sz w:val="26"/>
+          <w:szCs w:val="26"/>
+          <w:lang w:val="en-US"/>
+        </w:rPr>
+      </w:pPr>
+      <w:r>
+        <w:rPr>
+          <w:rFonts w:hint="default" w:ascii="Times New Roman" w:hAnsi="Times New Roman"/>
+          <w:sz w:val="26"/>
+          <w:szCs w:val="26"/>
+          <w:lang w:val="en-US"/>
+        </w:rPr>
+        <w:t>- Chú thích :</w:t>
+      </w:r>
+    </w:p>
+    <w:p>
+      <w:pPr>
+        <w:spacing w:line="360" w:lineRule="auto"/>
+        <w:ind w:left="720" w:leftChars="0"/>
+        <w:outlineLvl w:val="9"/>
+        <w:rPr>
+          <w:rFonts w:hint="default" w:ascii="Times New Roman" w:hAnsi="Times New Roman"/>
+          <w:sz w:val="26"/>
+          <w:szCs w:val="26"/>
+          <w:lang w:val="en-US"/>
+        </w:rPr>
+      </w:pPr>
+      <w:r>
+        <w:rPr>
+          <w:rFonts w:hint="default" w:ascii="Times New Roman" w:hAnsi="Times New Roman"/>
+          <w:sz w:val="26"/>
+          <w:szCs w:val="26"/>
+          <w:lang w:val="en-US"/>
+        </w:rPr>
+        <w:t>+ Màn hình này dùng để ghi nhận việc trả sách của độc giả.</w:t>
+      </w:r>
+    </w:p>
+    <w:p>
+      <w:pPr>
+        <w:spacing w:line="360" w:lineRule="auto"/>
+        <w:ind w:left="720" w:leftChars="0"/>
+        <w:outlineLvl w:val="9"/>
+        <w:rPr>
+          <w:rFonts w:hint="default" w:ascii="Times New Roman" w:hAnsi="Times New Roman"/>
+          <w:sz w:val="26"/>
+          <w:szCs w:val="26"/>
+          <w:lang w:val="en-US"/>
+        </w:rPr>
+      </w:pPr>
+      <w:r>
+        <w:rPr>
+          <w:rFonts w:hint="default" w:ascii="Times New Roman" w:hAnsi="Times New Roman"/>
+          <w:sz w:val="26"/>
+          <w:szCs w:val="26"/>
+          <w:lang w:val="en-US"/>
+        </w:rPr>
+        <w:t>+ Nhân viên chọn độc giả → hệ thống tự hiện danh sách sách mà người đó đang mượn.</w:t>
+      </w:r>
+    </w:p>
+    <w:p>
+      <w:pPr>
+        <w:spacing w:line="360" w:lineRule="auto"/>
+        <w:ind w:left="720" w:leftChars="0"/>
+        <w:outlineLvl w:val="9"/>
+        <w:rPr>
+          <w:rFonts w:hint="default" w:ascii="Times New Roman" w:hAnsi="Times New Roman"/>
+          <w:sz w:val="26"/>
+          <w:szCs w:val="26"/>
+          <w:lang w:val="en-US"/>
+        </w:rPr>
+      </w:pPr>
+      <w:r>
+        <w:rPr>
+          <w:rFonts w:hint="default" w:ascii="Times New Roman" w:hAnsi="Times New Roman"/>
+          <w:sz w:val="26"/>
+          <w:szCs w:val="26"/>
+          <w:lang w:val="en-US"/>
+        </w:rPr>
+        <w:t>+ Nhập ngày trả, tính phạt (nếu có).</w:t>
+      </w:r>
+    </w:p>
+    <w:p>
+      <w:pPr>
+        <w:spacing w:line="360" w:lineRule="auto"/>
+        <w:ind w:left="720" w:leftChars="0"/>
+        <w:outlineLvl w:val="9"/>
+        <w:rPr>
+          <w:rFonts w:hint="default" w:ascii="Times New Roman" w:hAnsi="Times New Roman"/>
+          <w:sz w:val="26"/>
+          <w:szCs w:val="26"/>
+          <w:lang w:val="en-US"/>
+        </w:rPr>
+      </w:pPr>
+      <w:r>
+        <w:rPr>
+          <w:rFonts w:hint="default" w:ascii="Times New Roman" w:hAnsi="Times New Roman"/>
+          <w:sz w:val="26"/>
+          <w:szCs w:val="26"/>
+          <w:lang w:val="en-US"/>
+        </w:rPr>
+        <w:t>+ Nhấn Xác nhận trả để cập nhật CSDL.</w:t>
+      </w:r>
+    </w:p>
+    <w:p>
+      <w:pPr>
+        <w:spacing w:line="360" w:lineRule="auto"/>
+        <w:ind w:left="720" w:leftChars="0"/>
+        <w:outlineLvl w:val="9"/>
+        <w:rPr>
+          <w:rFonts w:hint="default" w:ascii="Times New Roman" w:hAnsi="Times New Roman"/>
+          <w:sz w:val="26"/>
+          <w:szCs w:val="26"/>
+          <w:lang w:val="en-US"/>
+        </w:rPr>
+      </w:pPr>
+    </w:p>
+    <w:p>
+      <w:pPr>
+        <w:spacing w:line="360" w:lineRule="auto"/>
+        <w:outlineLvl w:val="9"/>
+        <w:rPr>
+          <w:rFonts w:hint="default" w:ascii="Times New Roman" w:hAnsi="Times New Roman"/>
+          <w:sz w:val="26"/>
+          <w:szCs w:val="26"/>
+          <w:lang w:val="en-US"/>
+        </w:rPr>
+      </w:pPr>
+      <w:r>
+        <w:rPr>
+          <w:rFonts w:hint="default" w:ascii="Times New Roman" w:hAnsi="Times New Roman"/>
+          <w:sz w:val="26"/>
+          <w:szCs w:val="26"/>
+          <w:lang w:val="en-US"/>
+        </w:rPr>
+        <w:t>Wireframe 5: Màn hình Quản lý Độc giả ( Reader Manager ) :</w:t>
+      </w:r>
+    </w:p>
+    <w:p>
+      <w:pPr>
+        <w:spacing w:line="360" w:lineRule="auto"/>
+        <w:outlineLvl w:val="9"/>
+        <w:rPr>
+          <w:rFonts w:hint="default" w:ascii="Times New Roman" w:hAnsi="Times New Roman"/>
+          <w:sz w:val="26"/>
+          <w:szCs w:val="26"/>
+          <w:lang w:val="en-US"/>
+        </w:rPr>
+      </w:pPr>
+      <w:r>
+        <w:drawing>
+          <wp:inline distT="0" distB="0" distL="114300" distR="114300">
+            <wp:extent cx="5268595" cy="3562985"/>
+            <wp:effectExtent l="0" t="0" r="4445" b="3175"/>
+            <wp:docPr id="34" name="Picture 5"/>
+            <wp:cNvGraphicFramePr>
+              <a:graphicFrameLocks xmlns:a="http://schemas.openxmlformats.org/drawingml/2006/main" noChangeAspect="1"/>
+            </wp:cNvGraphicFramePr>
+            <a:graphic xmlns:a="http://schemas.openxmlformats.org/drawingml/2006/main">
+              <a:graphicData uri="http://schemas.openxmlformats.org/drawingml/2006/picture">
+                <pic:pic xmlns:pic="http://schemas.openxmlformats.org/drawingml/2006/picture">
+                  <pic:nvPicPr>
+                    <pic:cNvPr id="34" name="Picture 5"/>
+                    <pic:cNvPicPr>
+                      <a:picLocks noChangeAspect="1"/>
+                    </pic:cNvPicPr>
+                  </pic:nvPicPr>
+                  <pic:blipFill>
+                    <a:blip r:embed="rId18"/>
+                    <a:stretch>
+                      <a:fillRect/>
+                    </a:stretch>
+                  </pic:blipFill>
+                  <pic:spPr>
+                    <a:xfrm>
+                      <a:off x="0" y="0"/>
+                      <a:ext cx="5268595" cy="3562985"/>
+                    </a:xfrm>
+                    <a:prstGeom prst="rect">
+                      <a:avLst/>
+                    </a:prstGeom>
+                    <a:noFill/>
+                    <a:ln>
+                      <a:noFill/>
+                    </a:ln>
+                  </pic:spPr>
+                </pic:pic>
+              </a:graphicData>
+            </a:graphic>
+          </wp:inline>
+        </w:drawing>
+      </w:r>
+    </w:p>
+    <w:p>
+      <w:pPr>
+        <w:spacing w:line="360" w:lineRule="auto"/>
+        <w:outlineLvl w:val="9"/>
+        <w:rPr>
+          <w:rFonts w:hint="default" w:ascii="Times New Roman" w:hAnsi="Times New Roman"/>
+          <w:sz w:val="26"/>
+          <w:szCs w:val="26"/>
+          <w:lang w:val="en-US"/>
+        </w:rPr>
+      </w:pPr>
+      <w:r>
+        <w:rPr>
+          <w:rFonts w:hint="default" w:ascii="Times New Roman" w:hAnsi="Times New Roman"/>
+          <w:sz w:val="26"/>
+          <w:szCs w:val="26"/>
+          <w:lang w:val="en-US"/>
+        </w:rPr>
+        <w:t>- Chú thích:</w:t>
+      </w:r>
+    </w:p>
+    <w:p>
+      <w:pPr>
+        <w:spacing w:line="360" w:lineRule="auto"/>
+        <w:ind w:left="720" w:leftChars="0"/>
+        <w:outlineLvl w:val="9"/>
+        <w:rPr>
+          <w:rFonts w:hint="default" w:ascii="Times New Roman" w:hAnsi="Times New Roman"/>
+          <w:sz w:val="26"/>
+          <w:szCs w:val="26"/>
+          <w:lang w:val="en-US"/>
+        </w:rPr>
+      </w:pPr>
+      <w:r>
+        <w:rPr>
+          <w:rFonts w:hint="default" w:ascii="Times New Roman" w:hAnsi="Times New Roman"/>
+          <w:sz w:val="26"/>
+          <w:szCs w:val="26"/>
+          <w:lang w:val="en-US"/>
+        </w:rPr>
+        <w:t>+ Màn hình này cho phép Thủ thư hoặc Admin quản lý danh sách hội viên của thư viện.</w:t>
+      </w:r>
+    </w:p>
+    <w:p>
+      <w:pPr>
+        <w:spacing w:line="360" w:lineRule="auto"/>
+        <w:ind w:left="720" w:leftChars="0"/>
+        <w:outlineLvl w:val="9"/>
+        <w:rPr>
+          <w:rFonts w:hint="default" w:ascii="Times New Roman" w:hAnsi="Times New Roman"/>
+          <w:sz w:val="26"/>
+          <w:szCs w:val="26"/>
+          <w:lang w:val="en-US"/>
+        </w:rPr>
+      </w:pPr>
+      <w:r>
+        <w:rPr>
+          <w:rFonts w:hint="default" w:ascii="Times New Roman" w:hAnsi="Times New Roman"/>
+          <w:sz w:val="26"/>
+          <w:szCs w:val="26"/>
+          <w:lang w:val="en-US"/>
+        </w:rPr>
+        <w:t>+ Các chức năng gồm: tìm kiếm hội viên, thêm mới, chỉnh sửa, và xóa hội viên.</w:t>
       </w:r>
     </w:p>
     <w:p>
       <w:pPr>
         <w:numPr>
           <w:ilvl w:val="0"/>
-          <w:numId w:val="1"/>
+          <w:numId w:val="3"/>
         </w:numPr>
-        <w:ind w:left="425" w:leftChars="0" w:hanging="425" w:firstLineChars="0"/>
+        <w:ind w:left="0" w:leftChars="0" w:firstLine="26" w:firstLineChars="0"/>
         <w:outlineLvl w:val="1"/>
         <w:rPr>
           <w:rFonts w:hint="default" w:ascii="Times New Roman" w:hAnsi="Times New Roman" w:cs="Times New Roman"/>
@@ -7182,10 +7656,21 @@
           <w:lang w:val="en-US"/>
         </w:rPr>
       </w:pPr>
-      <w:bookmarkStart w:id="82" w:name="_Toc26522"/>
-      <w:bookmarkStart w:id="83" w:name="_Toc14354"/>
-      <w:bookmarkStart w:id="84" w:name="_Toc19568"/>
-      <w:bookmarkStart w:id="85" w:name="_Toc19535"/>
+      <w:bookmarkStart w:id="82" w:name="_Toc14354"/>
+      <w:bookmarkStart w:id="83" w:name="_Toc26522"/>
+      <w:bookmarkStart w:id="84" w:name="_Toc19535"/>
+      <w:r>
+        <w:rPr>
+          <w:rFonts w:hint="default" w:ascii="Times New Roman" w:hAnsi="Times New Roman" w:cs="Times New Roman"/>
+          <w:b/>
+          <w:bCs/>
+          <w:sz w:val="26"/>
+          <w:szCs w:val="26"/>
+          <w:lang w:val="en-US"/>
+        </w:rPr>
+        <w:t xml:space="preserve">  </w:t>
+      </w:r>
+      <w:bookmarkStart w:id="85" w:name="_Toc1743"/>
       <w:r>
         <w:rPr>
           <w:rFonts w:hint="default" w:ascii="Times New Roman" w:hAnsi="Times New Roman" w:cs="Times New Roman"/>
@@ -7199,7 +7684,6 @@
       <w:bookmarkEnd w:id="82"/>
       <w:bookmarkEnd w:id="83"/>
       <w:bookmarkEnd w:id="84"/>
-      <w:bookmarkEnd w:id="85"/>
       <w:r>
         <w:rPr>
           <w:rFonts w:hint="default" w:ascii="Times New Roman" w:hAnsi="Times New Roman" w:cs="Times New Roman"/>
@@ -7211,6 +7695,7 @@
         </w:rPr>
         <w:t xml:space="preserve"> :</w:t>
       </w:r>
+      <w:bookmarkEnd w:id="85"/>
     </w:p>
     <w:p>
       <w:pPr>
@@ -7224,11 +7709,11 @@
           <w:lang w:val="en-US"/>
         </w:rPr>
       </w:pPr>
-      <w:bookmarkStart w:id="86" w:name="_Toc18695"/>
+      <w:bookmarkStart w:id="86" w:name="_Toc8312"/>
       <w:bookmarkStart w:id="87" w:name="_Toc12302"/>
-      <w:bookmarkStart w:id="88" w:name="_Toc30876"/>
-      <w:bookmarkStart w:id="89" w:name="_Toc8312"/>
-      <w:bookmarkStart w:id="90" w:name="_Toc13586"/>
+      <w:bookmarkStart w:id="88" w:name="_Toc13586"/>
+      <w:bookmarkStart w:id="89" w:name="_Toc18695"/>
+      <w:bookmarkStart w:id="90" w:name="_Toc4678"/>
       <w:r>
         <w:rPr>
           <w:rFonts w:hint="default" w:ascii="Times New Roman" w:hAnsi="Times New Roman" w:cs="Times New Roman"/>
@@ -7243,7 +7728,6 @@
       <w:bookmarkEnd w:id="87"/>
       <w:bookmarkEnd w:id="88"/>
       <w:bookmarkEnd w:id="89"/>
-      <w:bookmarkEnd w:id="90"/>
       <w:r>
         <w:rPr>
           <w:rFonts w:hint="default" w:ascii="Times New Roman" w:hAnsi="Times New Roman" w:cs="Times New Roman"/>
@@ -7255,22 +7739,22 @@
         </w:rPr>
         <w:t xml:space="preserve"> :</w:t>
       </w:r>
-    </w:p>
-    <w:p>
-      <w:pPr>
-        <w:spacing w:line="360" w:lineRule="auto"/>
-        <w:outlineLvl w:val="9"/>
-        <w:rPr>
-          <w:rFonts w:hint="default" w:ascii="Times New Roman" w:hAnsi="Times New Roman" w:cs="Times New Roman"/>
-          <w:sz w:val="26"/>
-          <w:szCs w:val="26"/>
-        </w:rPr>
-      </w:pPr>
-      <w:bookmarkStart w:id="91" w:name="_Toc215"/>
-      <w:bookmarkStart w:id="92" w:name="_Toc20652"/>
-      <w:bookmarkStart w:id="93" w:name="_Toc1446"/>
-      <w:bookmarkStart w:id="94" w:name="_Toc6484"/>
-      <w:bookmarkStart w:id="95" w:name="_Toc17878"/>
+      <w:bookmarkEnd w:id="90"/>
+    </w:p>
+    <w:p>
+      <w:pPr>
+        <w:spacing w:line="360" w:lineRule="auto"/>
+        <w:outlineLvl w:val="9"/>
+        <w:rPr>
+          <w:rFonts w:hint="default" w:ascii="Times New Roman" w:hAnsi="Times New Roman" w:cs="Times New Roman"/>
+          <w:sz w:val="26"/>
+          <w:szCs w:val="26"/>
+        </w:rPr>
+      </w:pPr>
+      <w:bookmarkStart w:id="91" w:name="_Toc1446"/>
+      <w:bookmarkStart w:id="92" w:name="_Toc215"/>
+      <w:bookmarkStart w:id="93" w:name="_Toc17878"/>
+      <w:bookmarkStart w:id="94" w:name="_Toc20652"/>
       <w:r>
         <w:rPr>
           <w:rFonts w:hint="default" w:ascii="Times New Roman" w:hAnsi="Times New Roman" w:cs="Times New Roman"/>
@@ -7932,7 +8416,7 @@
                     </pic:cNvPicPr>
                   </pic:nvPicPr>
                   <pic:blipFill>
-                    <a:blip r:embed="rId14"/>
+                    <a:blip r:embed="rId19"/>
                     <a:stretch>
                       <a:fillRect/>
                     </a:stretch>
@@ -7987,7 +8471,7 @@
     </w:p>
     <w:p>
       <w:pPr>
-        <w:outlineLvl w:val="2"/>
+        <w:outlineLvl w:val="9"/>
         <w:rPr>
           <w:rFonts w:hint="default" w:ascii="Times New Roman" w:hAnsi="Times New Roman" w:cs="Times New Roman"/>
           <w:b/>
@@ -8021,7 +8505,7 @@
                     </pic:cNvPicPr>
                   </pic:nvPicPr>
                   <pic:blipFill>
-                    <a:blip r:embed="rId15"/>
+                    <a:blip r:embed="rId20"/>
                     <a:stretch>
                       <a:fillRect/>
                     </a:stretch>
@@ -8059,7 +8543,6 @@
       <w:bookmarkEnd w:id="92"/>
       <w:bookmarkEnd w:id="93"/>
       <w:bookmarkEnd w:id="94"/>
-      <w:bookmarkEnd w:id="95"/>
       <w:r>
         <w:rPr>
           <w:rFonts w:hint="default" w:ascii="Times New Roman" w:hAnsi="Times New Roman" w:cs="Times New Roman"/>
@@ -8573,7 +9056,7 @@
                     </pic:cNvPicPr>
                   </pic:nvPicPr>
                   <pic:blipFill>
-                    <a:blip r:embed="rId16"/>
+                    <a:blip r:embed="rId21"/>
                     <a:stretch>
                       <a:fillRect/>
                     </a:stretch>
@@ -8621,7 +9104,7 @@
     </w:p>
     <w:p>
       <w:pPr>
-        <w:outlineLvl w:val="2"/>
+        <w:outlineLvl w:val="9"/>
         <w:rPr>
           <w:rFonts w:hint="default" w:ascii="Times New Roman" w:hAnsi="Times New Roman" w:cs="Times New Roman"/>
           <w:b/>
@@ -8631,11 +9114,10 @@
           <w:lang w:val="en-US"/>
         </w:rPr>
       </w:pPr>
-      <w:bookmarkStart w:id="96" w:name="_Toc12729"/>
-      <w:bookmarkStart w:id="97" w:name="_Toc13583"/>
-      <w:bookmarkStart w:id="98" w:name="_Toc14886"/>
-      <w:bookmarkStart w:id="99" w:name="_Toc19836"/>
-      <w:bookmarkStart w:id="100" w:name="_Toc8194"/>
+      <w:bookmarkStart w:id="95" w:name="_Toc13583"/>
+      <w:bookmarkStart w:id="96" w:name="_Toc8194"/>
+      <w:bookmarkStart w:id="97" w:name="_Toc19836"/>
+      <w:bookmarkStart w:id="98" w:name="_Toc12729"/>
       <w:r>
         <w:drawing>
           <wp:inline distT="0" distB="0" distL="114300" distR="114300">
@@ -8655,7 +9137,7 @@
                     </pic:cNvPicPr>
                   </pic:nvPicPr>
                   <pic:blipFill>
-                    <a:blip r:embed="rId17"/>
+                    <a:blip r:embed="rId22"/>
                     <a:stretch>
                       <a:fillRect/>
                     </a:stretch>
@@ -8689,11 +9171,10 @@
         </w:rPr>
         <w:t>3.2.3. UC-03:</w:t>
       </w:r>
+      <w:bookmarkEnd w:id="95"/>
       <w:bookmarkEnd w:id="96"/>
       <w:bookmarkEnd w:id="97"/>
       <w:bookmarkEnd w:id="98"/>
-      <w:bookmarkEnd w:id="99"/>
-      <w:bookmarkEnd w:id="100"/>
       <w:r>
         <w:rPr>
           <w:rFonts w:hint="default" w:ascii="Times New Roman" w:hAnsi="Times New Roman" w:cs="Times New Roman"/>
@@ -8716,10 +9197,9 @@
           <w:szCs w:val="26"/>
         </w:rPr>
       </w:pPr>
+      <w:bookmarkStart w:id="99" w:name="_Toc21901"/>
+      <w:bookmarkStart w:id="100" w:name="_Toc7711"/>
       <w:bookmarkStart w:id="101" w:name="_Toc4576"/>
-      <w:bookmarkStart w:id="102" w:name="_Toc21901"/>
-      <w:bookmarkStart w:id="103" w:name="_Toc7711"/>
-      <w:bookmarkStart w:id="104" w:name="_Toc14003"/>
       <w:r>
         <w:rPr>
           <w:rFonts w:hint="default" w:ascii="Times New Roman" w:hAnsi="Times New Roman" w:cs="Times New Roman"/>
@@ -9280,7 +9760,7 @@
     <w:p>
       <w:pPr>
         <w:spacing w:line="360" w:lineRule="auto"/>
-        <w:outlineLvl w:val="2"/>
+        <w:outlineLvl w:val="9"/>
       </w:pPr>
       <w:r>
         <w:drawing>
@@ -9301,7 +9781,7 @@
                     </pic:cNvPicPr>
                   </pic:nvPicPr>
                   <pic:blipFill>
-                    <a:blip r:embed="rId18"/>
+                    <a:blip r:embed="rId23"/>
                     <a:stretch>
                       <a:fillRect/>
                     </a:stretch>
@@ -9329,7 +9809,7 @@
     <w:p>
       <w:pPr>
         <w:spacing w:line="360" w:lineRule="auto"/>
-        <w:outlineLvl w:val="2"/>
+        <w:outlineLvl w:val="9"/>
         <w:rPr>
           <w:rFonts w:hint="default" w:ascii="Times New Roman" w:hAnsi="Times New Roman" w:cs="Times New Roman"/>
           <w:sz w:val="26"/>
@@ -9350,7 +9830,7 @@
     <w:p>
       <w:pPr>
         <w:spacing w:line="360" w:lineRule="auto"/>
-        <w:outlineLvl w:val="2"/>
+        <w:outlineLvl w:val="9"/>
         <w:rPr>
           <w:rFonts w:hint="default" w:ascii="Times New Roman" w:hAnsi="Times New Roman" w:cs="Times New Roman"/>
           <w:sz w:val="26"/>
@@ -9377,7 +9857,7 @@
                     </pic:cNvPicPr>
                   </pic:nvPicPr>
                   <pic:blipFill>
-                    <a:blip r:embed="rId19"/>
+                    <a:blip r:embed="rId24"/>
                     <a:stretch>
                       <a:fillRect/>
                     </a:stretch>
@@ -9415,6 +9895,7 @@
           <w:lang w:val="en-US"/>
         </w:rPr>
       </w:pPr>
+      <w:bookmarkStart w:id="102" w:name="_Toc23341"/>
       <w:r>
         <w:rPr>
           <w:rFonts w:hint="default" w:ascii="Times New Roman" w:hAnsi="Times New Roman"/>
@@ -9436,6 +9917,7 @@
         </w:rPr>
         <w:t xml:space="preserve"> :</w:t>
       </w:r>
+      <w:bookmarkEnd w:id="102"/>
     </w:p>
     <w:p>
       <w:pPr>
@@ -9948,7 +10430,7 @@
                     </pic:cNvPicPr>
                   </pic:nvPicPr>
                   <pic:blipFill>
-                    <a:blip r:embed="rId20"/>
+                    <a:blip r:embed="rId25"/>
                     <a:stretch>
                       <a:fillRect/>
                     </a:stretch>
@@ -10024,7 +10506,7 @@
                     </pic:cNvPicPr>
                   </pic:nvPicPr>
                   <pic:blipFill>
-                    <a:blip r:embed="rId21"/>
+                    <a:blip r:embed="rId26"/>
                     <a:stretch>
                       <a:fillRect/>
                     </a:stretch>
@@ -10062,6 +10544,7 @@
           <w:lang w:val="en-US"/>
         </w:rPr>
       </w:pPr>
+      <w:bookmarkStart w:id="103" w:name="_Toc19591"/>
       <w:r>
         <w:rPr>
           <w:rFonts w:hint="default" w:ascii="Times New Roman" w:hAnsi="Times New Roman"/>
@@ -10083,6 +10566,7 @@
         </w:rPr>
         <w:t xml:space="preserve"> :</w:t>
       </w:r>
+      <w:bookmarkEnd w:id="103"/>
     </w:p>
     <w:p>
       <w:pPr>
@@ -10604,7 +11088,7 @@
                     </pic:cNvPicPr>
                   </pic:nvPicPr>
                   <pic:blipFill>
-                    <a:blip r:embed="rId22"/>
+                    <a:blip r:embed="rId27"/>
                     <a:stretch>
                       <a:fillRect/>
                     </a:stretch>
@@ -10680,7 +11164,7 @@
                     </pic:cNvPicPr>
                   </pic:nvPicPr>
                   <pic:blipFill>
-                    <a:blip r:embed="rId23"/>
+                    <a:blip r:embed="rId28"/>
                     <a:stretch>
                       <a:fillRect/>
                     </a:stretch>
@@ -11144,7 +11628,7 @@
                     </pic:cNvPicPr>
                   </pic:nvPicPr>
                   <pic:blipFill>
-                    <a:blip r:embed="rId24"/>
+                    <a:blip r:embed="rId29"/>
                     <a:stretch>
                       <a:fillRect/>
                     </a:stretch>
@@ -11173,10 +11657,10 @@
       <w:pPr>
         <w:numPr>
           <w:ilvl w:val="0"/>
-          <w:numId w:val="1"/>
+          <w:numId w:val="3"/>
         </w:numPr>
         <w:spacing w:line="360" w:lineRule="auto"/>
-        <w:ind w:left="425" w:leftChars="0" w:hanging="425" w:firstLineChars="0"/>
+        <w:ind w:left="0" w:leftChars="0" w:firstLine="26" w:firstLineChars="0"/>
         <w:outlineLvl w:val="1"/>
         <w:rPr>
           <w:rFonts w:hint="default" w:ascii="Times New Roman" w:hAnsi="Times New Roman" w:cs="Times New Roman"/>
@@ -11193,13 +11677,11 @@
           <w:bCs/>
           <w:sz w:val="26"/>
           <w:szCs w:val="26"/>
-        </w:rPr>
-        <w:t>Yêu cầu Phi chức năng (Non-functional Requirements)</w:t>
-      </w:r>
-      <w:bookmarkEnd w:id="101"/>
-      <w:bookmarkEnd w:id="102"/>
-      <w:bookmarkEnd w:id="103"/>
-      <w:bookmarkEnd w:id="104"/>
+          <w:lang w:val="en-US"/>
+        </w:rPr>
+        <w:t xml:space="preserve">   </w:t>
+      </w:r>
+      <w:bookmarkStart w:id="104" w:name="_Toc10874"/>
       <w:r>
         <w:rPr>
           <w:rFonts w:hint="default" w:ascii="Times New Roman" w:hAnsi="Times New Roman" w:cs="Times New Roman"/>
@@ -11207,10 +11689,24 @@
           <w:bCs/>
           <w:sz w:val="26"/>
           <w:szCs w:val="26"/>
+        </w:rPr>
+        <w:t>Yêu cầu Phi chức năng (Non-functional Requirements)</w:t>
+      </w:r>
+      <w:bookmarkEnd w:id="99"/>
+      <w:bookmarkEnd w:id="100"/>
+      <w:bookmarkEnd w:id="101"/>
+      <w:r>
+        <w:rPr>
+          <w:rFonts w:hint="default" w:ascii="Times New Roman" w:hAnsi="Times New Roman" w:cs="Times New Roman"/>
+          <w:b/>
+          <w:bCs/>
+          <w:sz w:val="26"/>
+          <w:szCs w:val="26"/>
           <w:lang w:val="en-US"/>
         </w:rPr>
         <w:t xml:space="preserve"> :</w:t>
       </w:r>
+      <w:bookmarkEnd w:id="104"/>
     </w:p>
     <w:tbl>
       <w:tblPr>
@@ -11227,7 +11723,9 @@
         </w:tblBorders>
         <w:tblLayout w:type="autofit"/>
         <w:tblCellMar>
+          <w:top w:w="0" w:type="dxa"/>
           <w:left w:w="108" w:type="dxa"/>
+          <w:bottom w:w="0" w:type="dxa"/>
           <w:right w:w="108" w:type="dxa"/>
         </w:tblCellMar>
       </w:tblPr>
@@ -11247,7 +11745,9 @@
             <w:insideV w:val="single" w:color="auto" w:sz="4" w:space="0"/>
           </w:tblBorders>
           <w:tblCellMar>
+            <w:top w:w="0" w:type="dxa"/>
             <w:left w:w="108" w:type="dxa"/>
+            <w:bottom w:w="0" w:type="dxa"/>
             <w:right w:w="108" w:type="dxa"/>
           </w:tblCellMar>
         </w:tblPrEx>
@@ -11261,12 +11761,14 @@
           </w:tcPr>
           <w:p>
             <w:pPr>
+              <w:widowControl w:val="0"/>
               <w:numPr>
+                <w:ilvl w:val="0"/>
                 <w:numId w:val="0"/>
               </w:numPr>
               <w:spacing w:line="360" w:lineRule="auto"/>
               <w:jc w:val="center"/>
-              <w:outlineLvl w:val="1"/>
+              <w:outlineLvl w:val="9"/>
               <w:rPr>
                 <w:rFonts w:hint="default" w:ascii="Times New Roman" w:hAnsi="Times New Roman" w:cs="Times New Roman"/>
                 <w:b/>
@@ -11298,12 +11800,14 @@
           </w:tcPr>
           <w:p>
             <w:pPr>
+              <w:widowControl w:val="0"/>
               <w:numPr>
+                <w:ilvl w:val="0"/>
                 <w:numId w:val="0"/>
               </w:numPr>
               <w:spacing w:line="360" w:lineRule="auto"/>
               <w:jc w:val="center"/>
-              <w:outlineLvl w:val="1"/>
+              <w:outlineLvl w:val="9"/>
               <w:rPr>
                 <w:rFonts w:hint="default" w:ascii="Times New Roman" w:hAnsi="Times New Roman" w:cs="Times New Roman"/>
                 <w:b/>
@@ -11335,12 +11839,14 @@
           </w:tcPr>
           <w:p>
             <w:pPr>
+              <w:widowControl w:val="0"/>
               <w:numPr>
+                <w:ilvl w:val="0"/>
                 <w:numId w:val="0"/>
               </w:numPr>
               <w:spacing w:line="360" w:lineRule="auto"/>
               <w:jc w:val="center"/>
-              <w:outlineLvl w:val="1"/>
+              <w:outlineLvl w:val="9"/>
               <w:rPr>
                 <w:rFonts w:hint="default" w:ascii="Times New Roman" w:hAnsi="Times New Roman" w:cs="Times New Roman"/>
                 <w:b/>
@@ -11377,7 +11883,9 @@
             <w:insideV w:val="single" w:color="auto" w:sz="4" w:space="0"/>
           </w:tblBorders>
           <w:tblCellMar>
+            <w:top w:w="0" w:type="dxa"/>
             <w:left w:w="108" w:type="dxa"/>
+            <w:bottom w:w="0" w:type="dxa"/>
             <w:right w:w="108" w:type="dxa"/>
           </w:tblCellMar>
         </w:tblPrEx>
@@ -11391,12 +11899,14 @@
           </w:tcPr>
           <w:p>
             <w:pPr>
+              <w:widowControl w:val="0"/>
               <w:numPr>
+                <w:ilvl w:val="0"/>
                 <w:numId w:val="0"/>
               </w:numPr>
               <w:spacing w:line="360" w:lineRule="auto"/>
               <w:jc w:val="center"/>
-              <w:outlineLvl w:val="1"/>
+              <w:outlineLvl w:val="9"/>
               <w:rPr>
                 <w:rFonts w:hint="default" w:ascii="Times New Roman" w:hAnsi="Times New Roman" w:cs="Times New Roman"/>
                 <w:b w:val="0"/>
@@ -11425,12 +11935,14 @@
           </w:tcPr>
           <w:p>
             <w:pPr>
+              <w:widowControl w:val="0"/>
               <w:numPr>
+                <w:ilvl w:val="0"/>
                 <w:numId w:val="0"/>
               </w:numPr>
               <w:spacing w:line="360" w:lineRule="auto"/>
               <w:jc w:val="center"/>
-              <w:outlineLvl w:val="1"/>
+              <w:outlineLvl w:val="9"/>
               <w:rPr>
                 <w:rFonts w:hint="default" w:ascii="Times New Roman" w:hAnsi="Times New Roman" w:cs="Times New Roman"/>
                 <w:b w:val="0"/>
@@ -11461,11 +11973,14 @@
           </w:tcPr>
           <w:p>
             <w:pPr>
+              <w:widowControl w:val="0"/>
               <w:numPr>
+                <w:ilvl w:val="0"/>
                 <w:numId w:val="0"/>
               </w:numPr>
               <w:spacing w:line="360" w:lineRule="auto"/>
-              <w:outlineLvl w:val="1"/>
+              <w:jc w:val="both"/>
+              <w:outlineLvl w:val="9"/>
               <w:rPr>
                 <w:rFonts w:hint="default" w:ascii="Times New Roman" w:hAnsi="Times New Roman" w:cs="Times New Roman"/>
                 <w:b w:val="0"/>
@@ -11498,6 +12013,12 @@
             <w:insideH w:val="single" w:color="auto" w:sz="4" w:space="0"/>
             <w:insideV w:val="single" w:color="auto" w:sz="4" w:space="0"/>
           </w:tblBorders>
+          <w:tblCellMar>
+            <w:top w:w="0" w:type="dxa"/>
+            <w:left w:w="108" w:type="dxa"/>
+            <w:bottom w:w="0" w:type="dxa"/>
+            <w:right w:w="108" w:type="dxa"/>
+          </w:tblCellMar>
         </w:tblPrEx>
         <w:trPr>
           <w:trHeight w:val="771" w:hRule="atLeast"/>
@@ -11509,12 +12030,14 @@
           </w:tcPr>
           <w:p>
             <w:pPr>
+              <w:widowControl w:val="0"/>
               <w:numPr>
+                <w:ilvl w:val="0"/>
                 <w:numId w:val="0"/>
               </w:numPr>
               <w:spacing w:line="360" w:lineRule="auto"/>
               <w:jc w:val="center"/>
-              <w:outlineLvl w:val="1"/>
+              <w:outlineLvl w:val="9"/>
               <w:rPr>
                 <w:rFonts w:hint="default" w:ascii="Times New Roman" w:hAnsi="Times New Roman" w:cs="Times New Roman"/>
                 <w:b w:val="0"/>
@@ -11544,12 +12067,14 @@
           </w:tcPr>
           <w:p>
             <w:pPr>
+              <w:widowControl w:val="0"/>
               <w:numPr>
+                <w:ilvl w:val="0"/>
                 <w:numId w:val="0"/>
               </w:numPr>
               <w:spacing w:line="360" w:lineRule="auto"/>
               <w:jc w:val="center"/>
-              <w:outlineLvl w:val="1"/>
+              <w:outlineLvl w:val="9"/>
               <w:rPr>
                 <w:rFonts w:hint="default" w:ascii="Times New Roman" w:hAnsi="Times New Roman" w:cs="Times New Roman"/>
                 <w:b w:val="0"/>
@@ -11580,11 +12105,14 @@
           </w:tcPr>
           <w:p>
             <w:pPr>
+              <w:widowControl w:val="0"/>
               <w:numPr>
+                <w:ilvl w:val="0"/>
                 <w:numId w:val="0"/>
               </w:numPr>
               <w:spacing w:line="360" w:lineRule="auto"/>
-              <w:outlineLvl w:val="1"/>
+              <w:jc w:val="both"/>
+              <w:outlineLvl w:val="9"/>
               <w:rPr>
                 <w:rFonts w:hint="default" w:ascii="Times New Roman" w:hAnsi="Times New Roman" w:cs="Times New Roman"/>
                 <w:b w:val="0"/>
@@ -11618,7 +12146,9 @@
             <w:insideV w:val="single" w:color="auto" w:sz="4" w:space="0"/>
           </w:tblBorders>
           <w:tblCellMar>
+            <w:top w:w="0" w:type="dxa"/>
             <w:left w:w="108" w:type="dxa"/>
+            <w:bottom w:w="0" w:type="dxa"/>
             <w:right w:w="108" w:type="dxa"/>
           </w:tblCellMar>
         </w:tblPrEx>
@@ -11632,12 +12162,14 @@
           </w:tcPr>
           <w:p>
             <w:pPr>
+              <w:widowControl w:val="0"/>
               <w:numPr>
+                <w:ilvl w:val="0"/>
                 <w:numId w:val="0"/>
               </w:numPr>
               <w:spacing w:line="360" w:lineRule="auto"/>
               <w:jc w:val="center"/>
-              <w:outlineLvl w:val="1"/>
+              <w:outlineLvl w:val="9"/>
               <w:rPr>
                 <w:rFonts w:hint="default" w:ascii="Times New Roman" w:hAnsi="Times New Roman" w:cs="Times New Roman"/>
                 <w:b w:val="0"/>
@@ -11666,12 +12198,14 @@
           </w:tcPr>
           <w:p>
             <w:pPr>
+              <w:widowControl w:val="0"/>
               <w:numPr>
+                <w:ilvl w:val="0"/>
                 <w:numId w:val="0"/>
               </w:numPr>
               <w:spacing w:line="360" w:lineRule="auto"/>
               <w:jc w:val="center"/>
-              <w:outlineLvl w:val="1"/>
+              <w:outlineLvl w:val="9"/>
               <w:rPr>
                 <w:rFonts w:hint="default" w:ascii="Times New Roman" w:hAnsi="Times New Roman" w:cs="Times New Roman"/>
                 <w:b w:val="0"/>
@@ -11702,11 +12236,14 @@
           </w:tcPr>
           <w:p>
             <w:pPr>
+              <w:widowControl w:val="0"/>
               <w:numPr>
+                <w:ilvl w:val="0"/>
                 <w:numId w:val="0"/>
               </w:numPr>
               <w:spacing w:line="360" w:lineRule="auto"/>
-              <w:outlineLvl w:val="1"/>
+              <w:jc w:val="both"/>
+              <w:outlineLvl w:val="9"/>
               <w:rPr>
                 <w:rFonts w:hint="default" w:ascii="Times New Roman" w:hAnsi="Times New Roman" w:cs="Times New Roman"/>
                 <w:b w:val="0"/>
@@ -11740,7 +12277,9 @@
             <w:insideV w:val="single" w:color="auto" w:sz="4" w:space="0"/>
           </w:tblBorders>
           <w:tblCellMar>
+            <w:top w:w="0" w:type="dxa"/>
             <w:left w:w="108" w:type="dxa"/>
+            <w:bottom w:w="0" w:type="dxa"/>
             <w:right w:w="108" w:type="dxa"/>
           </w:tblCellMar>
         </w:tblPrEx>
@@ -11754,12 +12293,14 @@
           </w:tcPr>
           <w:p>
             <w:pPr>
+              <w:widowControl w:val="0"/>
               <w:numPr>
+                <w:ilvl w:val="0"/>
                 <w:numId w:val="0"/>
               </w:numPr>
               <w:spacing w:line="360" w:lineRule="auto"/>
               <w:jc w:val="center"/>
-              <w:outlineLvl w:val="1"/>
+              <w:outlineLvl w:val="9"/>
               <w:rPr>
                 <w:rFonts w:hint="default" w:ascii="Times New Roman" w:hAnsi="Times New Roman" w:cs="Times New Roman"/>
                 <w:b w:val="0"/>
@@ -11788,12 +12329,14 @@
           </w:tcPr>
           <w:p>
             <w:pPr>
+              <w:widowControl w:val="0"/>
               <w:numPr>
+                <w:ilvl w:val="0"/>
                 <w:numId w:val="0"/>
               </w:numPr>
               <w:spacing w:line="360" w:lineRule="auto"/>
               <w:jc w:val="center"/>
-              <w:outlineLvl w:val="1"/>
+              <w:outlineLvl w:val="9"/>
               <w:rPr>
                 <w:rFonts w:hint="default" w:ascii="Times New Roman" w:hAnsi="Times New Roman" w:cs="Times New Roman"/>
                 <w:b w:val="0"/>
@@ -11824,11 +12367,14 @@
           </w:tcPr>
           <w:p>
             <w:pPr>
+              <w:widowControl w:val="0"/>
               <w:numPr>
+                <w:ilvl w:val="0"/>
                 <w:numId w:val="0"/>
               </w:numPr>
               <w:spacing w:line="360" w:lineRule="auto"/>
-              <w:outlineLvl w:val="1"/>
+              <w:jc w:val="both"/>
+              <w:outlineLvl w:val="9"/>
               <w:rPr>
                 <w:rFonts w:hint="default" w:ascii="Times New Roman" w:hAnsi="Times New Roman" w:cs="Times New Roman"/>
                 <w:b w:val="0"/>
@@ -11862,7 +12408,9 @@
             <w:insideV w:val="single" w:color="auto" w:sz="4" w:space="0"/>
           </w:tblBorders>
           <w:tblCellMar>
+            <w:top w:w="0" w:type="dxa"/>
             <w:left w:w="108" w:type="dxa"/>
+            <w:bottom w:w="0" w:type="dxa"/>
             <w:right w:w="108" w:type="dxa"/>
           </w:tblCellMar>
         </w:tblPrEx>
@@ -11876,12 +12424,14 @@
           </w:tcPr>
           <w:p>
             <w:pPr>
+              <w:widowControl w:val="0"/>
               <w:numPr>
+                <w:ilvl w:val="0"/>
                 <w:numId w:val="0"/>
               </w:numPr>
               <w:spacing w:line="360" w:lineRule="auto"/>
               <w:jc w:val="center"/>
-              <w:outlineLvl w:val="1"/>
+              <w:outlineLvl w:val="9"/>
               <w:rPr>
                 <w:rFonts w:hint="default" w:ascii="Times New Roman" w:hAnsi="Times New Roman" w:cs="Times New Roman"/>
                 <w:b w:val="0"/>
@@ -11910,12 +12460,14 @@
           </w:tcPr>
           <w:p>
             <w:pPr>
+              <w:widowControl w:val="0"/>
               <w:numPr>
+                <w:ilvl w:val="0"/>
                 <w:numId w:val="0"/>
               </w:numPr>
               <w:spacing w:line="360" w:lineRule="auto"/>
               <w:jc w:val="center"/>
-              <w:outlineLvl w:val="1"/>
+              <w:outlineLvl w:val="9"/>
               <w:rPr>
                 <w:rFonts w:hint="default" w:ascii="Times New Roman" w:hAnsi="Times New Roman" w:cs="Times New Roman"/>
                 <w:b w:val="0"/>
@@ -11946,11 +12498,14 @@
           </w:tcPr>
           <w:p>
             <w:pPr>
+              <w:widowControl w:val="0"/>
               <w:numPr>
+                <w:ilvl w:val="0"/>
                 <w:numId w:val="0"/>
               </w:numPr>
               <w:spacing w:line="360" w:lineRule="auto"/>
-              <w:outlineLvl w:val="1"/>
+              <w:jc w:val="both"/>
+              <w:outlineLvl w:val="9"/>
               <w:rPr>
                 <w:rFonts w:hint="default" w:ascii="Times New Roman" w:hAnsi="Times New Roman" w:cs="Times New Roman"/>
                 <w:b w:val="0"/>
@@ -11984,7 +12539,9 @@
             <w:insideV w:val="single" w:color="auto" w:sz="4" w:space="0"/>
           </w:tblBorders>
           <w:tblCellMar>
+            <w:top w:w="0" w:type="dxa"/>
             <w:left w:w="108" w:type="dxa"/>
+            <w:bottom w:w="0" w:type="dxa"/>
             <w:right w:w="108" w:type="dxa"/>
           </w:tblCellMar>
         </w:tblPrEx>
@@ -11998,12 +12555,14 @@
           </w:tcPr>
           <w:p>
             <w:pPr>
+              <w:widowControl w:val="0"/>
               <w:numPr>
+                <w:ilvl w:val="0"/>
                 <w:numId w:val="0"/>
               </w:numPr>
               <w:spacing w:line="360" w:lineRule="auto"/>
               <w:jc w:val="center"/>
-              <w:outlineLvl w:val="1"/>
+              <w:outlineLvl w:val="9"/>
               <w:rPr>
                 <w:rFonts w:hint="default" w:ascii="Times New Roman" w:hAnsi="Times New Roman" w:cs="Times New Roman"/>
                 <w:b w:val="0"/>
@@ -12044,12 +12603,14 @@
           </w:tcPr>
           <w:p>
             <w:pPr>
+              <w:widowControl w:val="0"/>
               <w:numPr>
+                <w:ilvl w:val="0"/>
                 <w:numId w:val="0"/>
               </w:numPr>
               <w:spacing w:line="360" w:lineRule="auto"/>
               <w:jc w:val="center"/>
-              <w:outlineLvl w:val="1"/>
+              <w:outlineLvl w:val="9"/>
               <w:rPr>
                 <w:rFonts w:hint="default" w:ascii="Times New Roman" w:hAnsi="Times New Roman" w:cs="Times New Roman"/>
                 <w:b w:val="0"/>
@@ -12080,11 +12641,14 @@
           </w:tcPr>
           <w:p>
             <w:pPr>
+              <w:widowControl w:val="0"/>
               <w:numPr>
+                <w:ilvl w:val="0"/>
                 <w:numId w:val="0"/>
               </w:numPr>
               <w:spacing w:line="360" w:lineRule="auto"/>
-              <w:outlineLvl w:val="1"/>
+              <w:jc w:val="both"/>
+              <w:outlineLvl w:val="9"/>
               <w:rPr>
                 <w:rFonts w:hint="default" w:ascii="Times New Roman" w:hAnsi="Times New Roman" w:cs="Times New Roman"/>
                 <w:b w:val="0"/>
@@ -12118,7 +12682,9 @@
             <w:insideV w:val="single" w:color="auto" w:sz="4" w:space="0"/>
           </w:tblBorders>
           <w:tblCellMar>
+            <w:top w:w="0" w:type="dxa"/>
             <w:left w:w="108" w:type="dxa"/>
+            <w:bottom w:w="0" w:type="dxa"/>
             <w:right w:w="108" w:type="dxa"/>
           </w:tblCellMar>
         </w:tblPrEx>
@@ -12132,12 +12698,14 @@
           </w:tcPr>
           <w:p>
             <w:pPr>
+              <w:widowControl w:val="0"/>
               <w:numPr>
+                <w:ilvl w:val="0"/>
                 <w:numId w:val="0"/>
               </w:numPr>
               <w:spacing w:line="360" w:lineRule="auto"/>
               <w:jc w:val="center"/>
-              <w:outlineLvl w:val="1"/>
+              <w:outlineLvl w:val="9"/>
               <w:rPr>
                 <w:rFonts w:hint="default" w:ascii="Times New Roman" w:hAnsi="Times New Roman" w:eastAsia="SimSun" w:cs="Times New Roman"/>
                 <w:b w:val="0"/>
@@ -12165,12 +12733,14 @@
           </w:tcPr>
           <w:p>
             <w:pPr>
+              <w:widowControl w:val="0"/>
               <w:numPr>
+                <w:ilvl w:val="0"/>
                 <w:numId w:val="0"/>
               </w:numPr>
               <w:spacing w:line="360" w:lineRule="auto"/>
               <w:jc w:val="center"/>
-              <w:outlineLvl w:val="1"/>
+              <w:outlineLvl w:val="9"/>
               <w:rPr>
                 <w:rFonts w:hint="default" w:ascii="Times New Roman" w:hAnsi="Times New Roman" w:cs="Times New Roman"/>
                 <w:b w:val="0"/>
@@ -12201,11 +12771,14 @@
           </w:tcPr>
           <w:p>
             <w:pPr>
+              <w:widowControl w:val="0"/>
               <w:numPr>
+                <w:ilvl w:val="0"/>
                 <w:numId w:val="0"/>
               </w:numPr>
               <w:spacing w:line="360" w:lineRule="auto"/>
-              <w:outlineLvl w:val="1"/>
+              <w:jc w:val="both"/>
+              <w:outlineLvl w:val="9"/>
               <w:rPr>
                 <w:rFonts w:hint="default" w:ascii="Times New Roman" w:hAnsi="Times New Roman" w:cs="Times New Roman"/>
                 <w:b w:val="0"/>
@@ -12239,7 +12812,9 @@
             <w:insideV w:val="single" w:color="auto" w:sz="4" w:space="0"/>
           </w:tblBorders>
           <w:tblCellMar>
+            <w:top w:w="0" w:type="dxa"/>
             <w:left w:w="108" w:type="dxa"/>
+            <w:bottom w:w="0" w:type="dxa"/>
             <w:right w:w="108" w:type="dxa"/>
           </w:tblCellMar>
         </w:tblPrEx>
@@ -12253,12 +12828,14 @@
           </w:tcPr>
           <w:p>
             <w:pPr>
+              <w:widowControl w:val="0"/>
               <w:numPr>
+                <w:ilvl w:val="0"/>
                 <w:numId w:val="0"/>
               </w:numPr>
               <w:spacing w:line="360" w:lineRule="auto"/>
               <w:jc w:val="center"/>
-              <w:outlineLvl w:val="1"/>
+              <w:outlineLvl w:val="9"/>
               <w:rPr>
                 <w:rFonts w:hint="default" w:ascii="Times New Roman" w:hAnsi="Times New Roman" w:eastAsia="SimSun" w:cs="Times New Roman"/>
                 <w:b w:val="0"/>
@@ -12286,12 +12863,14 @@
           </w:tcPr>
           <w:p>
             <w:pPr>
+              <w:widowControl w:val="0"/>
               <w:numPr>
+                <w:ilvl w:val="0"/>
                 <w:numId w:val="0"/>
               </w:numPr>
               <w:spacing w:line="360" w:lineRule="auto"/>
               <w:jc w:val="center"/>
-              <w:outlineLvl w:val="1"/>
+              <w:outlineLvl w:val="9"/>
               <w:rPr>
                 <w:rFonts w:hint="default" w:ascii="Times New Roman" w:hAnsi="Times New Roman" w:cs="Times New Roman"/>
                 <w:b w:val="0"/>
@@ -12322,11 +12901,14 @@
           </w:tcPr>
           <w:p>
             <w:pPr>
+              <w:widowControl w:val="0"/>
               <w:numPr>
+                <w:ilvl w:val="0"/>
                 <w:numId w:val="0"/>
               </w:numPr>
               <w:spacing w:line="360" w:lineRule="auto"/>
-              <w:outlineLvl w:val="1"/>
+              <w:jc w:val="both"/>
+              <w:outlineLvl w:val="9"/>
               <w:rPr>
                 <w:rFonts w:hint="default" w:ascii="Times New Roman" w:hAnsi="Times New Roman" w:cs="Times New Roman"/>
                 <w:b w:val="0"/>
@@ -12357,7 +12939,7 @@
         </w:numPr>
         <w:spacing w:line="360" w:lineRule="auto"/>
         <w:ind w:leftChars="0"/>
-        <w:outlineLvl w:val="1"/>
+        <w:outlineLvl w:val="9"/>
         <w:rPr>
           <w:rFonts w:hint="default" w:ascii="Times New Roman" w:hAnsi="Times New Roman" w:cs="Times New Roman"/>
           <w:b/>
@@ -12366,15 +12948,18 @@
           <w:szCs w:val="26"/>
         </w:rPr>
       </w:pPr>
+      <w:bookmarkStart w:id="105" w:name="_Toc8288"/>
+      <w:bookmarkStart w:id="106" w:name="_Toc18504"/>
+      <w:bookmarkStart w:id="107" w:name="_Toc22314"/>
     </w:p>
     <w:p>
       <w:pPr>
         <w:numPr>
           <w:ilvl w:val="0"/>
-          <w:numId w:val="1"/>
+          <w:numId w:val="3"/>
         </w:numPr>
         <w:spacing w:line="360" w:lineRule="auto"/>
-        <w:ind w:left="425" w:leftChars="0" w:hanging="425" w:firstLineChars="0"/>
+        <w:ind w:left="0" w:leftChars="0" w:firstLine="26" w:firstLineChars="0"/>
         <w:outlineLvl w:val="1"/>
         <w:rPr>
           <w:rFonts w:hint="default" w:ascii="Times New Roman" w:hAnsi="Times New Roman" w:cs="Times New Roman"/>
@@ -12384,10 +12969,18 @@
           <w:szCs w:val="26"/>
         </w:rPr>
       </w:pPr>
-      <w:bookmarkStart w:id="105" w:name="_Toc18504"/>
-      <w:bookmarkStart w:id="106" w:name="_Toc22314"/>
-      <w:bookmarkStart w:id="107" w:name="_Toc8288"/>
-      <w:bookmarkStart w:id="108" w:name="_Toc11311"/>
+      <w:r>
+        <w:rPr>
+          <w:rFonts w:hint="default" w:ascii="Times New Roman" w:hAnsi="Times New Roman" w:cs="Times New Roman"/>
+          <w:b/>
+          <w:bCs/>
+          <w:sz w:val="26"/>
+          <w:szCs w:val="26"/>
+          <w:lang w:val="en-US"/>
+        </w:rPr>
+        <w:t xml:space="preserve">   </w:t>
+      </w:r>
+      <w:bookmarkStart w:id="108" w:name="_Toc30735"/>
       <w:r>
         <w:rPr>
           <w:rFonts w:hint="default" w:ascii="Times New Roman" w:hAnsi="Times New Roman" w:cs="Times New Roman"/>
@@ -12401,7 +12994,6 @@
       <w:bookmarkEnd w:id="105"/>
       <w:bookmarkEnd w:id="106"/>
       <w:bookmarkEnd w:id="107"/>
-      <w:bookmarkEnd w:id="108"/>
       <w:r>
         <w:rPr>
           <w:rFonts w:hint="default" w:ascii="Times New Roman" w:hAnsi="Times New Roman" w:cs="Times New Roman"/>
@@ -12413,6 +13005,7 @@
         </w:rPr>
         <w:t xml:space="preserve"> :</w:t>
       </w:r>
+      <w:bookmarkEnd w:id="108"/>
     </w:p>
     <w:p>
       <w:pPr>
@@ -12524,7 +13117,9 @@
         </w:tblBorders>
         <w:tblLayout w:type="autofit"/>
         <w:tblCellMar>
+          <w:top w:w="0" w:type="dxa"/>
           <w:left w:w="108" w:type="dxa"/>
+          <w:bottom w:w="0" w:type="dxa"/>
           <w:right w:w="108" w:type="dxa"/>
         </w:tblCellMar>
       </w:tblPr>
@@ -12542,10 +13137,6 @@
             <w:insideH w:val="single" w:color="auto" w:sz="4" w:space="0"/>
             <w:insideV w:val="single" w:color="auto" w:sz="4" w:space="0"/>
           </w:tblBorders>
-          <w:tblCellMar>
-            <w:left w:w="108" w:type="dxa"/>
-            <w:right w:w="108" w:type="dxa"/>
-          </w:tblCellMar>
         </w:tblPrEx>
         <w:trPr>
           <w:trHeight w:val="1214" w:hRule="atLeast"/>
@@ -12557,6 +13148,7 @@
           </w:tcPr>
           <w:p>
             <w:pPr>
+              <w:widowControl w:val="0"/>
               <w:spacing w:line="360" w:lineRule="auto"/>
               <w:jc w:val="center"/>
               <w:rPr>
@@ -12585,7 +13177,9 @@
           </w:tcPr>
           <w:p>
             <w:pPr>
+              <w:widowControl w:val="0"/>
               <w:spacing w:line="360" w:lineRule="auto"/>
+              <w:jc w:val="both"/>
               <w:rPr>
                 <w:rFonts w:hint="default" w:ascii="Times New Roman" w:hAnsi="Times New Roman"/>
                 <w:sz w:val="26"/>
@@ -12618,7 +13212,9 @@
             <w:insideV w:val="single" w:color="auto" w:sz="4" w:space="0"/>
           </w:tblBorders>
           <w:tblCellMar>
+            <w:top w:w="0" w:type="dxa"/>
             <w:left w:w="108" w:type="dxa"/>
+            <w:bottom w:w="0" w:type="dxa"/>
             <w:right w:w="108" w:type="dxa"/>
           </w:tblCellMar>
         </w:tblPrEx>
@@ -12632,6 +13228,7 @@
           </w:tcPr>
           <w:p>
             <w:pPr>
+              <w:widowControl w:val="0"/>
               <w:spacing w:line="360" w:lineRule="auto"/>
               <w:jc w:val="center"/>
               <w:rPr>
@@ -12659,7 +13256,9 @@
           </w:tcPr>
           <w:p>
             <w:pPr>
+              <w:widowControl w:val="0"/>
               <w:spacing w:line="360" w:lineRule="auto"/>
+              <w:jc w:val="both"/>
               <w:rPr>
                 <w:rFonts w:hint="default" w:ascii="Times New Roman" w:hAnsi="Times New Roman"/>
                 <w:sz w:val="26"/>
@@ -12709,7 +13308,9 @@
             <w:insideV w:val="single" w:color="auto" w:sz="4" w:space="0"/>
           </w:tblBorders>
           <w:tblCellMar>
+            <w:top w:w="0" w:type="dxa"/>
             <w:left w:w="108" w:type="dxa"/>
+            <w:bottom w:w="0" w:type="dxa"/>
             <w:right w:w="108" w:type="dxa"/>
           </w:tblCellMar>
         </w:tblPrEx>
@@ -12723,6 +13324,7 @@
           </w:tcPr>
           <w:p>
             <w:pPr>
+              <w:widowControl w:val="0"/>
               <w:spacing w:line="360" w:lineRule="auto"/>
               <w:jc w:val="center"/>
               <w:rPr>
@@ -12750,7 +13352,9 @@
           </w:tcPr>
           <w:p>
             <w:pPr>
+              <w:widowControl w:val="0"/>
               <w:spacing w:line="360" w:lineRule="auto"/>
+              <w:jc w:val="both"/>
               <w:rPr>
                 <w:rFonts w:hint="default" w:ascii="Times New Roman" w:hAnsi="Times New Roman"/>
                 <w:sz w:val="26"/>
@@ -12814,7 +13418,7 @@
                     </pic:cNvPicPr>
                   </pic:nvPicPr>
                   <pic:blipFill>
-                    <a:blip r:embed="rId25"/>
+                    <a:blip r:embed="rId30"/>
                     <a:stretch>
                       <a:fillRect/>
                     </a:stretch>
@@ -12882,8 +13486,6 @@
         </w:rPr>
         <w:t xml:space="preserve"> :</w:t>
       </w:r>
-      <w:bookmarkStart w:id="109" w:name="_GoBack"/>
-      <w:bookmarkEnd w:id="109"/>
     </w:p>
     <w:p>
       <w:pPr>
@@ -12952,7 +13554,7 @@
                     </pic:cNvPicPr>
                   </pic:nvPicPr>
                   <pic:blipFill>
-                    <a:blip r:embed="rId26"/>
+                    <a:blip r:embed="rId31"/>
                     <a:stretch>
                       <a:fillRect/>
                     </a:stretch>
@@ -13199,8 +13801,46 @@
       </w:rPr>
     </w:lvl>
   </w:abstractNum>
+  <w:abstractNum w:abstractNumId="1">
+    <w:nsid w:val="3435DA4F"/>
+    <w:multiLevelType w:val="singleLevel"/>
+    <w:tmpl w:val="3435DA4F"/>
+    <w:lvl w:ilvl="0" w:tentative="0">
+      <w:start w:val="1"/>
+      <w:numFmt w:val="decimal"/>
+      <w:lvlText w:val="%1."/>
+      <w:lvlJc w:val="left"/>
+      <w:pPr>
+        <w:tabs>
+          <w:tab w:val="left" w:pos="425"/>
+        </w:tabs>
+        <w:ind w:left="425" w:leftChars="0" w:hanging="425" w:firstLineChars="0"/>
+      </w:pPr>
+      <w:rPr>
+        <w:rFonts w:hint="default"/>
+      </w:rPr>
+    </w:lvl>
+  </w:abstractNum>
+  <w:abstractNum w:abstractNumId="2">
+    <w:nsid w:val="6024CDB3"/>
+    <w:multiLevelType w:val="singleLevel"/>
+    <w:tmpl w:val="6024CDB3"/>
+    <w:lvl w:ilvl="0" w:tentative="0">
+      <w:start w:val="1"/>
+      <w:numFmt w:val="decimal"/>
+      <w:suff w:val="space"/>
+      <w:lvlText w:val="%1."/>
+      <w:lvlJc w:val="left"/>
+    </w:lvl>
+  </w:abstractNum>
   <w:num w:numId="1">
     <w:abstractNumId w:val="0"/>
+  </w:num>
+  <w:num w:numId="2">
+    <w:abstractNumId w:val="1"/>
+  </w:num>
+  <w:num w:numId="3">
+    <w:abstractNumId w:val="2"/>
   </w:num>
 </w:numbering>
 </file>

--- a/Project.docx
+++ b/Project.docx
@@ -445,6 +445,7 @@
     <w:p>
       <w:pPr>
         <w:bidi w:val="0"/>
+        <w:spacing w:line="360" w:lineRule="auto"/>
         <w:rPr>
           <w:rFonts w:hint="default" w:ascii="Times New Roman" w:hAnsi="Times New Roman" w:cs="Times New Roman"/>
           <w:b/>
@@ -453,1280 +454,6 @@
           <w:szCs w:val="26"/>
         </w:rPr>
       </w:pPr>
-    </w:p>
-    <w:p>
-      <w:pPr>
-        <w:pStyle w:val="10"/>
-        <w:tabs>
-          <w:tab w:val="right" w:leader="dot" w:pos="8306"/>
-        </w:tabs>
-        <w:spacing w:line="360" w:lineRule="auto"/>
-        <w:rPr>
-          <w:rFonts w:hint="default" w:ascii="Times New Roman" w:hAnsi="Times New Roman" w:cs="Times New Roman"/>
-          <w:sz w:val="26"/>
-          <w:szCs w:val="26"/>
-        </w:rPr>
-      </w:pPr>
-      <w:r>
-        <w:rPr>
-          <w:rFonts w:hint="default" w:ascii="Times New Roman" w:hAnsi="Times New Roman" w:cs="Times New Roman" w:eastAsiaTheme="minorEastAsia"/>
-          <w:b/>
-          <w:sz w:val="26"/>
-          <w:szCs w:val="26"/>
-          <w:lang w:val="en-US" w:eastAsia="zh-CN" w:bidi="ar-SA"/>
-        </w:rPr>
-        <w:fldChar w:fldCharType="begin"/>
-      </w:r>
-      <w:r>
-        <w:rPr>
-          <w:rFonts w:hint="default" w:ascii="Times New Roman" w:hAnsi="Times New Roman" w:cs="Times New Roman" w:eastAsiaTheme="minorEastAsia"/>
-          <w:b/>
-          <w:sz w:val="26"/>
-          <w:szCs w:val="26"/>
-          <w:lang w:val="en-US" w:eastAsia="zh-CN" w:bidi="ar-SA"/>
-        </w:rPr>
-        <w:instrText xml:space="preserve">TOC \o "1-3" \h \u </w:instrText>
-      </w:r>
-      <w:r>
-        <w:rPr>
-          <w:rFonts w:hint="default" w:ascii="Times New Roman" w:hAnsi="Times New Roman" w:cs="Times New Roman" w:eastAsiaTheme="minorEastAsia"/>
-          <w:b/>
-          <w:sz w:val="26"/>
-          <w:szCs w:val="26"/>
-          <w:lang w:val="en-US" w:eastAsia="zh-CN" w:bidi="ar-SA"/>
-        </w:rPr>
-        <w:fldChar w:fldCharType="separate"/>
-      </w:r>
-      <w:r>
-        <w:rPr>
-          <w:rFonts w:hint="default" w:ascii="Times New Roman" w:hAnsi="Times New Roman" w:cs="Times New Roman" w:eastAsiaTheme="minorEastAsia"/>
-          <w:sz w:val="26"/>
-          <w:szCs w:val="26"/>
-          <w:lang w:val="en-US" w:eastAsia="zh-CN" w:bidi="ar-SA"/>
-        </w:rPr>
-        <w:fldChar w:fldCharType="begin"/>
-      </w:r>
-      <w:r>
-        <w:rPr>
-          <w:rFonts w:hint="default" w:ascii="Times New Roman" w:hAnsi="Times New Roman" w:cs="Times New Roman" w:eastAsiaTheme="minorEastAsia"/>
-          <w:sz w:val="26"/>
-          <w:szCs w:val="26"/>
-          <w:lang w:val="en-US" w:eastAsia="zh-CN" w:bidi="ar-SA"/>
-        </w:rPr>
-        <w:instrText xml:space="preserve"> HYPERLINK \l _Toc22649 </w:instrText>
-      </w:r>
-      <w:r>
-        <w:rPr>
-          <w:rFonts w:hint="default" w:ascii="Times New Roman" w:hAnsi="Times New Roman" w:cs="Times New Roman" w:eastAsiaTheme="minorEastAsia"/>
-          <w:sz w:val="26"/>
-          <w:szCs w:val="26"/>
-          <w:lang w:val="en-US" w:eastAsia="zh-CN" w:bidi="ar-SA"/>
-        </w:rPr>
-        <w:fldChar w:fldCharType="separate"/>
-      </w:r>
-      <w:r>
-        <w:rPr>
-          <w:rFonts w:hint="default" w:ascii="Times New Roman" w:hAnsi="Times New Roman" w:cs="Times New Roman"/>
-          <w:sz w:val="26"/>
-          <w:szCs w:val="26"/>
-        </w:rPr>
-        <w:t>CHƯƠNG 1. GIỚI THIỆU (INTRODUCTION)</w:t>
-      </w:r>
-      <w:r>
-        <w:rPr>
-          <w:rFonts w:hint="default" w:ascii="Times New Roman" w:hAnsi="Times New Roman" w:cs="Times New Roman"/>
-          <w:sz w:val="26"/>
-          <w:szCs w:val="26"/>
-          <w:lang w:val="en-US"/>
-        </w:rPr>
-        <w:t xml:space="preserve"> :</w:t>
-      </w:r>
-      <w:r>
-        <w:rPr>
-          <w:rFonts w:hint="default" w:ascii="Times New Roman" w:hAnsi="Times New Roman" w:cs="Times New Roman"/>
-          <w:sz w:val="26"/>
-          <w:szCs w:val="26"/>
-        </w:rPr>
-        <w:tab/>
-      </w:r>
-      <w:r>
-        <w:rPr>
-          <w:rFonts w:hint="default" w:ascii="Times New Roman" w:hAnsi="Times New Roman" w:cs="Times New Roman"/>
-          <w:sz w:val="26"/>
-          <w:szCs w:val="26"/>
-        </w:rPr>
-        <w:fldChar w:fldCharType="begin"/>
-      </w:r>
-      <w:r>
-        <w:rPr>
-          <w:rFonts w:hint="default" w:ascii="Times New Roman" w:hAnsi="Times New Roman" w:cs="Times New Roman"/>
-          <w:sz w:val="26"/>
-          <w:szCs w:val="26"/>
-        </w:rPr>
-        <w:instrText xml:space="preserve"> PAGEREF _Toc22649 \h </w:instrText>
-      </w:r>
-      <w:r>
-        <w:rPr>
-          <w:rFonts w:hint="default" w:ascii="Times New Roman" w:hAnsi="Times New Roman" w:cs="Times New Roman"/>
-          <w:sz w:val="26"/>
-          <w:szCs w:val="26"/>
-        </w:rPr>
-        <w:fldChar w:fldCharType="separate"/>
-      </w:r>
-      <w:r>
-        <w:rPr>
-          <w:rFonts w:hint="default" w:ascii="Times New Roman" w:hAnsi="Times New Roman" w:cs="Times New Roman"/>
-          <w:sz w:val="26"/>
-          <w:szCs w:val="26"/>
-        </w:rPr>
-        <w:t>2</w:t>
-      </w:r>
-      <w:r>
-        <w:rPr>
-          <w:rFonts w:hint="default" w:ascii="Times New Roman" w:hAnsi="Times New Roman" w:cs="Times New Roman"/>
-          <w:sz w:val="26"/>
-          <w:szCs w:val="26"/>
-        </w:rPr>
-        <w:fldChar w:fldCharType="end"/>
-      </w:r>
-      <w:r>
-        <w:rPr>
-          <w:rFonts w:hint="default" w:ascii="Times New Roman" w:hAnsi="Times New Roman" w:cs="Times New Roman" w:eastAsiaTheme="minorEastAsia"/>
-          <w:sz w:val="26"/>
-          <w:szCs w:val="26"/>
-          <w:lang w:val="en-US" w:eastAsia="zh-CN" w:bidi="ar-SA"/>
-        </w:rPr>
-        <w:fldChar w:fldCharType="end"/>
-      </w:r>
-    </w:p>
-    <w:p>
-      <w:pPr>
-        <w:pStyle w:val="11"/>
-        <w:tabs>
-          <w:tab w:val="right" w:leader="dot" w:pos="8306"/>
-        </w:tabs>
-        <w:spacing w:line="360" w:lineRule="auto"/>
-        <w:rPr>
-          <w:rFonts w:hint="default" w:ascii="Times New Roman" w:hAnsi="Times New Roman" w:cs="Times New Roman"/>
-          <w:sz w:val="26"/>
-          <w:szCs w:val="26"/>
-        </w:rPr>
-      </w:pPr>
-      <w:r>
-        <w:rPr>
-          <w:rFonts w:hint="default" w:ascii="Times New Roman" w:hAnsi="Times New Roman" w:cs="Times New Roman" w:eastAsiaTheme="minorEastAsia"/>
-          <w:sz w:val="26"/>
-          <w:szCs w:val="26"/>
-          <w:lang w:val="en-US" w:eastAsia="zh-CN" w:bidi="ar-SA"/>
-        </w:rPr>
-        <w:fldChar w:fldCharType="begin"/>
-      </w:r>
-      <w:r>
-        <w:rPr>
-          <w:rFonts w:hint="default" w:ascii="Times New Roman" w:hAnsi="Times New Roman" w:cs="Times New Roman" w:eastAsiaTheme="minorEastAsia"/>
-          <w:sz w:val="26"/>
-          <w:szCs w:val="26"/>
-          <w:lang w:val="en-US" w:eastAsia="zh-CN" w:bidi="ar-SA"/>
-        </w:rPr>
-        <w:instrText xml:space="preserve"> HYPERLINK \l _Toc10414 </w:instrText>
-      </w:r>
-      <w:r>
-        <w:rPr>
-          <w:rFonts w:hint="default" w:ascii="Times New Roman" w:hAnsi="Times New Roman" w:cs="Times New Roman" w:eastAsiaTheme="minorEastAsia"/>
-          <w:sz w:val="26"/>
-          <w:szCs w:val="26"/>
-          <w:lang w:val="en-US" w:eastAsia="zh-CN" w:bidi="ar-SA"/>
-        </w:rPr>
-        <w:fldChar w:fldCharType="separate"/>
-      </w:r>
-      <w:r>
-        <w:rPr>
-          <w:rFonts w:hint="default" w:ascii="Times New Roman" w:hAnsi="Times New Roman" w:cs="Times New Roman"/>
-          <w:bCs/>
-          <w:sz w:val="26"/>
-          <w:szCs w:val="26"/>
-          <w:lang w:val="en-US"/>
-        </w:rPr>
-        <w:t xml:space="preserve">1. </w:t>
-      </w:r>
-      <w:r>
-        <w:rPr>
-          <w:rFonts w:hint="default" w:ascii="Times New Roman" w:hAnsi="Times New Roman" w:cs="Times New Roman"/>
-          <w:bCs/>
-          <w:sz w:val="26"/>
-          <w:szCs w:val="26"/>
-        </w:rPr>
-        <w:t>Mục đích</w:t>
-      </w:r>
-      <w:r>
-        <w:rPr>
-          <w:rFonts w:hint="default" w:ascii="Times New Roman" w:hAnsi="Times New Roman" w:cs="Times New Roman"/>
-          <w:bCs/>
-          <w:sz w:val="26"/>
-          <w:szCs w:val="26"/>
-          <w:lang w:val="en-US"/>
-        </w:rPr>
-        <w:t xml:space="preserve"> :</w:t>
-      </w:r>
-      <w:r>
-        <w:rPr>
-          <w:rFonts w:hint="default" w:ascii="Times New Roman" w:hAnsi="Times New Roman" w:cs="Times New Roman"/>
-          <w:sz w:val="26"/>
-          <w:szCs w:val="26"/>
-        </w:rPr>
-        <w:tab/>
-      </w:r>
-      <w:r>
-        <w:rPr>
-          <w:rFonts w:hint="default" w:ascii="Times New Roman" w:hAnsi="Times New Roman" w:cs="Times New Roman"/>
-          <w:sz w:val="26"/>
-          <w:szCs w:val="26"/>
-        </w:rPr>
-        <w:fldChar w:fldCharType="begin"/>
-      </w:r>
-      <w:r>
-        <w:rPr>
-          <w:rFonts w:hint="default" w:ascii="Times New Roman" w:hAnsi="Times New Roman" w:cs="Times New Roman"/>
-          <w:sz w:val="26"/>
-          <w:szCs w:val="26"/>
-        </w:rPr>
-        <w:instrText xml:space="preserve"> PAGEREF _Toc10414 \h </w:instrText>
-      </w:r>
-      <w:r>
-        <w:rPr>
-          <w:rFonts w:hint="default" w:ascii="Times New Roman" w:hAnsi="Times New Roman" w:cs="Times New Roman"/>
-          <w:sz w:val="26"/>
-          <w:szCs w:val="26"/>
-        </w:rPr>
-        <w:fldChar w:fldCharType="separate"/>
-      </w:r>
-      <w:r>
-        <w:rPr>
-          <w:rFonts w:hint="default" w:ascii="Times New Roman" w:hAnsi="Times New Roman" w:cs="Times New Roman"/>
-          <w:sz w:val="26"/>
-          <w:szCs w:val="26"/>
-        </w:rPr>
-        <w:t>2</w:t>
-      </w:r>
-      <w:r>
-        <w:rPr>
-          <w:rFonts w:hint="default" w:ascii="Times New Roman" w:hAnsi="Times New Roman" w:cs="Times New Roman"/>
-          <w:sz w:val="26"/>
-          <w:szCs w:val="26"/>
-        </w:rPr>
-        <w:fldChar w:fldCharType="end"/>
-      </w:r>
-      <w:r>
-        <w:rPr>
-          <w:rFonts w:hint="default" w:ascii="Times New Roman" w:hAnsi="Times New Roman" w:cs="Times New Roman" w:eastAsiaTheme="minorEastAsia"/>
-          <w:sz w:val="26"/>
-          <w:szCs w:val="26"/>
-          <w:lang w:val="en-US" w:eastAsia="zh-CN" w:bidi="ar-SA"/>
-        </w:rPr>
-        <w:fldChar w:fldCharType="end"/>
-      </w:r>
-    </w:p>
-    <w:p>
-      <w:pPr>
-        <w:pStyle w:val="11"/>
-        <w:tabs>
-          <w:tab w:val="right" w:leader="dot" w:pos="8306"/>
-        </w:tabs>
-        <w:spacing w:line="360" w:lineRule="auto"/>
-        <w:rPr>
-          <w:rFonts w:hint="default" w:ascii="Times New Roman" w:hAnsi="Times New Roman" w:cs="Times New Roman"/>
-          <w:sz w:val="26"/>
-          <w:szCs w:val="26"/>
-        </w:rPr>
-      </w:pPr>
-      <w:r>
-        <w:rPr>
-          <w:rFonts w:hint="default" w:ascii="Times New Roman" w:hAnsi="Times New Roman" w:cs="Times New Roman" w:eastAsiaTheme="minorEastAsia"/>
-          <w:sz w:val="26"/>
-          <w:szCs w:val="26"/>
-          <w:lang w:val="en-US" w:eastAsia="zh-CN" w:bidi="ar-SA"/>
-        </w:rPr>
-        <w:fldChar w:fldCharType="begin"/>
-      </w:r>
-      <w:r>
-        <w:rPr>
-          <w:rFonts w:hint="default" w:ascii="Times New Roman" w:hAnsi="Times New Roman" w:cs="Times New Roman" w:eastAsiaTheme="minorEastAsia"/>
-          <w:sz w:val="26"/>
-          <w:szCs w:val="26"/>
-          <w:lang w:val="en-US" w:eastAsia="zh-CN" w:bidi="ar-SA"/>
-        </w:rPr>
-        <w:instrText xml:space="preserve"> HYPERLINK \l _Toc5536 </w:instrText>
-      </w:r>
-      <w:r>
-        <w:rPr>
-          <w:rFonts w:hint="default" w:ascii="Times New Roman" w:hAnsi="Times New Roman" w:cs="Times New Roman" w:eastAsiaTheme="minorEastAsia"/>
-          <w:sz w:val="26"/>
-          <w:szCs w:val="26"/>
-          <w:lang w:val="en-US" w:eastAsia="zh-CN" w:bidi="ar-SA"/>
-        </w:rPr>
-        <w:fldChar w:fldCharType="separate"/>
-      </w:r>
-      <w:r>
-        <w:rPr>
-          <w:rFonts w:hint="default" w:ascii="Times New Roman" w:hAnsi="Times New Roman" w:cs="Times New Roman"/>
-          <w:bCs/>
-          <w:sz w:val="26"/>
-          <w:szCs w:val="26"/>
-          <w:lang w:val="en-US"/>
-        </w:rPr>
-        <w:t xml:space="preserve">2. </w:t>
-      </w:r>
-      <w:r>
-        <w:rPr>
-          <w:rFonts w:hint="default" w:ascii="Times New Roman" w:hAnsi="Times New Roman" w:cs="Times New Roman"/>
-          <w:bCs/>
-          <w:sz w:val="26"/>
-          <w:szCs w:val="26"/>
-        </w:rPr>
-        <w:t>Bối cảnh và Vấn đề cần giải quyết</w:t>
-      </w:r>
-      <w:r>
-        <w:rPr>
-          <w:rFonts w:hint="default" w:ascii="Times New Roman" w:hAnsi="Times New Roman" w:cs="Times New Roman"/>
-          <w:bCs/>
-          <w:sz w:val="26"/>
-          <w:szCs w:val="26"/>
-          <w:lang w:val="en-US"/>
-        </w:rPr>
-        <w:t xml:space="preserve"> :</w:t>
-      </w:r>
-      <w:r>
-        <w:rPr>
-          <w:rFonts w:hint="default" w:ascii="Times New Roman" w:hAnsi="Times New Roman" w:cs="Times New Roman"/>
-          <w:sz w:val="26"/>
-          <w:szCs w:val="26"/>
-        </w:rPr>
-        <w:tab/>
-      </w:r>
-      <w:r>
-        <w:rPr>
-          <w:rFonts w:hint="default" w:ascii="Times New Roman" w:hAnsi="Times New Roman" w:cs="Times New Roman"/>
-          <w:sz w:val="26"/>
-          <w:szCs w:val="26"/>
-        </w:rPr>
-        <w:fldChar w:fldCharType="begin"/>
-      </w:r>
-      <w:r>
-        <w:rPr>
-          <w:rFonts w:hint="default" w:ascii="Times New Roman" w:hAnsi="Times New Roman" w:cs="Times New Roman"/>
-          <w:sz w:val="26"/>
-          <w:szCs w:val="26"/>
-        </w:rPr>
-        <w:instrText xml:space="preserve"> PAGEREF _Toc5536 \h </w:instrText>
-      </w:r>
-      <w:r>
-        <w:rPr>
-          <w:rFonts w:hint="default" w:ascii="Times New Roman" w:hAnsi="Times New Roman" w:cs="Times New Roman"/>
-          <w:sz w:val="26"/>
-          <w:szCs w:val="26"/>
-        </w:rPr>
-        <w:fldChar w:fldCharType="separate"/>
-      </w:r>
-      <w:r>
-        <w:rPr>
-          <w:rFonts w:hint="default" w:ascii="Times New Roman" w:hAnsi="Times New Roman" w:cs="Times New Roman"/>
-          <w:sz w:val="26"/>
-          <w:szCs w:val="26"/>
-        </w:rPr>
-        <w:t>2</w:t>
-      </w:r>
-      <w:r>
-        <w:rPr>
-          <w:rFonts w:hint="default" w:ascii="Times New Roman" w:hAnsi="Times New Roman" w:cs="Times New Roman"/>
-          <w:sz w:val="26"/>
-          <w:szCs w:val="26"/>
-        </w:rPr>
-        <w:fldChar w:fldCharType="end"/>
-      </w:r>
-      <w:r>
-        <w:rPr>
-          <w:rFonts w:hint="default" w:ascii="Times New Roman" w:hAnsi="Times New Roman" w:cs="Times New Roman" w:eastAsiaTheme="minorEastAsia"/>
-          <w:sz w:val="26"/>
-          <w:szCs w:val="26"/>
-          <w:lang w:val="en-US" w:eastAsia="zh-CN" w:bidi="ar-SA"/>
-        </w:rPr>
-        <w:fldChar w:fldCharType="end"/>
-      </w:r>
-    </w:p>
-    <w:p>
-      <w:pPr>
-        <w:pStyle w:val="11"/>
-        <w:tabs>
-          <w:tab w:val="right" w:leader="dot" w:pos="8306"/>
-        </w:tabs>
-        <w:spacing w:line="360" w:lineRule="auto"/>
-        <w:rPr>
-          <w:rFonts w:hint="default" w:ascii="Times New Roman" w:hAnsi="Times New Roman" w:cs="Times New Roman"/>
-          <w:sz w:val="26"/>
-          <w:szCs w:val="26"/>
-        </w:rPr>
-      </w:pPr>
-      <w:r>
-        <w:rPr>
-          <w:rFonts w:hint="default" w:ascii="Times New Roman" w:hAnsi="Times New Roman" w:cs="Times New Roman" w:eastAsiaTheme="minorEastAsia"/>
-          <w:sz w:val="26"/>
-          <w:szCs w:val="26"/>
-          <w:lang w:val="en-US" w:eastAsia="zh-CN" w:bidi="ar-SA"/>
-        </w:rPr>
-        <w:fldChar w:fldCharType="begin"/>
-      </w:r>
-      <w:r>
-        <w:rPr>
-          <w:rFonts w:hint="default" w:ascii="Times New Roman" w:hAnsi="Times New Roman" w:cs="Times New Roman" w:eastAsiaTheme="minorEastAsia"/>
-          <w:sz w:val="26"/>
-          <w:szCs w:val="26"/>
-          <w:lang w:val="en-US" w:eastAsia="zh-CN" w:bidi="ar-SA"/>
-        </w:rPr>
-        <w:instrText xml:space="preserve"> HYPERLINK \l _Toc17544 </w:instrText>
-      </w:r>
-      <w:r>
-        <w:rPr>
-          <w:rFonts w:hint="default" w:ascii="Times New Roman" w:hAnsi="Times New Roman" w:cs="Times New Roman" w:eastAsiaTheme="minorEastAsia"/>
-          <w:sz w:val="26"/>
-          <w:szCs w:val="26"/>
-          <w:lang w:val="en-US" w:eastAsia="zh-CN" w:bidi="ar-SA"/>
-        </w:rPr>
-        <w:fldChar w:fldCharType="separate"/>
-      </w:r>
-      <w:r>
-        <w:rPr>
-          <w:rFonts w:hint="default" w:ascii="Times New Roman" w:hAnsi="Times New Roman" w:cs="Times New Roman"/>
-          <w:sz w:val="26"/>
-          <w:szCs w:val="26"/>
-          <w:lang w:val="en-US"/>
-        </w:rPr>
-        <w:t xml:space="preserve">3. </w:t>
-      </w:r>
-      <w:r>
-        <w:rPr>
-          <w:rFonts w:hint="default" w:ascii="Times New Roman" w:hAnsi="Times New Roman" w:cs="Times New Roman"/>
-          <w:bCs/>
-          <w:sz w:val="26"/>
-          <w:szCs w:val="26"/>
-        </w:rPr>
-        <w:t>Phạm vi của Hệ thống</w:t>
-      </w:r>
-      <w:r>
-        <w:rPr>
-          <w:rFonts w:hint="default" w:ascii="Times New Roman" w:hAnsi="Times New Roman" w:cs="Times New Roman"/>
-          <w:sz w:val="26"/>
-          <w:szCs w:val="26"/>
-          <w:lang w:val="en-US"/>
-        </w:rPr>
-        <w:t xml:space="preserve"> :</w:t>
-      </w:r>
-      <w:r>
-        <w:rPr>
-          <w:rFonts w:hint="default" w:ascii="Times New Roman" w:hAnsi="Times New Roman" w:cs="Times New Roman"/>
-          <w:sz w:val="26"/>
-          <w:szCs w:val="26"/>
-        </w:rPr>
-        <w:tab/>
-      </w:r>
-      <w:r>
-        <w:rPr>
-          <w:rFonts w:hint="default" w:ascii="Times New Roman" w:hAnsi="Times New Roman" w:cs="Times New Roman"/>
-          <w:sz w:val="26"/>
-          <w:szCs w:val="26"/>
-        </w:rPr>
-        <w:fldChar w:fldCharType="begin"/>
-      </w:r>
-      <w:r>
-        <w:rPr>
-          <w:rFonts w:hint="default" w:ascii="Times New Roman" w:hAnsi="Times New Roman" w:cs="Times New Roman"/>
-          <w:sz w:val="26"/>
-          <w:szCs w:val="26"/>
-        </w:rPr>
-        <w:instrText xml:space="preserve"> PAGEREF _Toc17544 \h </w:instrText>
-      </w:r>
-      <w:r>
-        <w:rPr>
-          <w:rFonts w:hint="default" w:ascii="Times New Roman" w:hAnsi="Times New Roman" w:cs="Times New Roman"/>
-          <w:sz w:val="26"/>
-          <w:szCs w:val="26"/>
-        </w:rPr>
-        <w:fldChar w:fldCharType="separate"/>
-      </w:r>
-      <w:r>
-        <w:rPr>
-          <w:rFonts w:hint="default" w:ascii="Times New Roman" w:hAnsi="Times New Roman" w:cs="Times New Roman"/>
-          <w:sz w:val="26"/>
-          <w:szCs w:val="26"/>
-        </w:rPr>
-        <w:t>2</w:t>
-      </w:r>
-      <w:r>
-        <w:rPr>
-          <w:rFonts w:hint="default" w:ascii="Times New Roman" w:hAnsi="Times New Roman" w:cs="Times New Roman"/>
-          <w:sz w:val="26"/>
-          <w:szCs w:val="26"/>
-        </w:rPr>
-        <w:fldChar w:fldCharType="end"/>
-      </w:r>
-      <w:r>
-        <w:rPr>
-          <w:rFonts w:hint="default" w:ascii="Times New Roman" w:hAnsi="Times New Roman" w:cs="Times New Roman" w:eastAsiaTheme="minorEastAsia"/>
-          <w:sz w:val="26"/>
-          <w:szCs w:val="26"/>
-          <w:lang w:val="en-US" w:eastAsia="zh-CN" w:bidi="ar-SA"/>
-        </w:rPr>
-        <w:fldChar w:fldCharType="end"/>
-      </w:r>
-    </w:p>
-    <w:p>
-      <w:pPr>
-        <w:pStyle w:val="11"/>
-        <w:tabs>
-          <w:tab w:val="right" w:leader="dot" w:pos="8306"/>
-        </w:tabs>
-        <w:spacing w:line="360" w:lineRule="auto"/>
-        <w:rPr>
-          <w:rFonts w:hint="default" w:ascii="Times New Roman" w:hAnsi="Times New Roman" w:cs="Times New Roman"/>
-          <w:sz w:val="26"/>
-          <w:szCs w:val="26"/>
-        </w:rPr>
-      </w:pPr>
-      <w:r>
-        <w:rPr>
-          <w:rFonts w:hint="default" w:ascii="Times New Roman" w:hAnsi="Times New Roman" w:cs="Times New Roman" w:eastAsiaTheme="minorEastAsia"/>
-          <w:sz w:val="26"/>
-          <w:szCs w:val="26"/>
-          <w:lang w:val="en-US" w:eastAsia="zh-CN" w:bidi="ar-SA"/>
-        </w:rPr>
-        <w:fldChar w:fldCharType="begin"/>
-      </w:r>
-      <w:r>
-        <w:rPr>
-          <w:rFonts w:hint="default" w:ascii="Times New Roman" w:hAnsi="Times New Roman" w:cs="Times New Roman" w:eastAsiaTheme="minorEastAsia"/>
-          <w:sz w:val="26"/>
-          <w:szCs w:val="26"/>
-          <w:lang w:val="en-US" w:eastAsia="zh-CN" w:bidi="ar-SA"/>
-        </w:rPr>
-        <w:instrText xml:space="preserve"> HYPERLINK \l _Toc27462 </w:instrText>
-      </w:r>
-      <w:r>
-        <w:rPr>
-          <w:rFonts w:hint="default" w:ascii="Times New Roman" w:hAnsi="Times New Roman" w:cs="Times New Roman" w:eastAsiaTheme="minorEastAsia"/>
-          <w:sz w:val="26"/>
-          <w:szCs w:val="26"/>
-          <w:lang w:val="en-US" w:eastAsia="zh-CN" w:bidi="ar-SA"/>
-        </w:rPr>
-        <w:fldChar w:fldCharType="separate"/>
-      </w:r>
-      <w:r>
-        <w:rPr>
-          <w:rFonts w:hint="default" w:ascii="Times New Roman" w:hAnsi="Times New Roman" w:cs="Times New Roman"/>
-          <w:bCs/>
-          <w:sz w:val="26"/>
-          <w:szCs w:val="26"/>
-          <w:lang w:val="en-US"/>
-        </w:rPr>
-        <w:t xml:space="preserve">4. </w:t>
-      </w:r>
-      <w:r>
-        <w:rPr>
-          <w:rFonts w:hint="default" w:ascii="Times New Roman" w:hAnsi="Times New Roman" w:cs="Times New Roman"/>
-          <w:bCs/>
-          <w:sz w:val="26"/>
-          <w:szCs w:val="26"/>
-        </w:rPr>
-        <w:t>Định nghĩa, Từ viết tắt</w:t>
-      </w:r>
-      <w:r>
-        <w:rPr>
-          <w:rFonts w:hint="default" w:ascii="Times New Roman" w:hAnsi="Times New Roman" w:cs="Times New Roman"/>
-          <w:bCs/>
-          <w:sz w:val="26"/>
-          <w:szCs w:val="26"/>
-          <w:lang w:val="en-US"/>
-        </w:rPr>
-        <w:t xml:space="preserve"> :</w:t>
-      </w:r>
-      <w:r>
-        <w:rPr>
-          <w:rFonts w:hint="default" w:ascii="Times New Roman" w:hAnsi="Times New Roman" w:cs="Times New Roman"/>
-          <w:sz w:val="26"/>
-          <w:szCs w:val="26"/>
-        </w:rPr>
-        <w:tab/>
-      </w:r>
-      <w:r>
-        <w:rPr>
-          <w:rFonts w:hint="default" w:ascii="Times New Roman" w:hAnsi="Times New Roman" w:cs="Times New Roman"/>
-          <w:sz w:val="26"/>
-          <w:szCs w:val="26"/>
-        </w:rPr>
-        <w:fldChar w:fldCharType="begin"/>
-      </w:r>
-      <w:r>
-        <w:rPr>
-          <w:rFonts w:hint="default" w:ascii="Times New Roman" w:hAnsi="Times New Roman" w:cs="Times New Roman"/>
-          <w:sz w:val="26"/>
-          <w:szCs w:val="26"/>
-        </w:rPr>
-        <w:instrText xml:space="preserve"> PAGEREF _Toc27462 \h </w:instrText>
-      </w:r>
-      <w:r>
-        <w:rPr>
-          <w:rFonts w:hint="default" w:ascii="Times New Roman" w:hAnsi="Times New Roman" w:cs="Times New Roman"/>
-          <w:sz w:val="26"/>
-          <w:szCs w:val="26"/>
-        </w:rPr>
-        <w:fldChar w:fldCharType="separate"/>
-      </w:r>
-      <w:r>
-        <w:rPr>
-          <w:rFonts w:hint="default" w:ascii="Times New Roman" w:hAnsi="Times New Roman" w:cs="Times New Roman"/>
-          <w:sz w:val="26"/>
-          <w:szCs w:val="26"/>
-        </w:rPr>
-        <w:t>3</w:t>
-      </w:r>
-      <w:r>
-        <w:rPr>
-          <w:rFonts w:hint="default" w:ascii="Times New Roman" w:hAnsi="Times New Roman" w:cs="Times New Roman"/>
-          <w:sz w:val="26"/>
-          <w:szCs w:val="26"/>
-        </w:rPr>
-        <w:fldChar w:fldCharType="end"/>
-      </w:r>
-      <w:r>
-        <w:rPr>
-          <w:rFonts w:hint="default" w:ascii="Times New Roman" w:hAnsi="Times New Roman" w:cs="Times New Roman" w:eastAsiaTheme="minorEastAsia"/>
-          <w:sz w:val="26"/>
-          <w:szCs w:val="26"/>
-          <w:lang w:val="en-US" w:eastAsia="zh-CN" w:bidi="ar-SA"/>
-        </w:rPr>
-        <w:fldChar w:fldCharType="end"/>
-      </w:r>
-    </w:p>
-    <w:p>
-      <w:pPr>
-        <w:pStyle w:val="10"/>
-        <w:tabs>
-          <w:tab w:val="right" w:leader="dot" w:pos="8306"/>
-        </w:tabs>
-        <w:spacing w:line="360" w:lineRule="auto"/>
-        <w:rPr>
-          <w:rFonts w:hint="default" w:ascii="Times New Roman" w:hAnsi="Times New Roman" w:cs="Times New Roman"/>
-          <w:sz w:val="26"/>
-          <w:szCs w:val="26"/>
-        </w:rPr>
-      </w:pPr>
-      <w:r>
-        <w:rPr>
-          <w:rFonts w:hint="default" w:ascii="Times New Roman" w:hAnsi="Times New Roman" w:cs="Times New Roman" w:eastAsiaTheme="minorEastAsia"/>
-          <w:sz w:val="26"/>
-          <w:szCs w:val="26"/>
-          <w:lang w:val="en-US" w:eastAsia="zh-CN" w:bidi="ar-SA"/>
-        </w:rPr>
-        <w:fldChar w:fldCharType="begin"/>
-      </w:r>
-      <w:r>
-        <w:rPr>
-          <w:rFonts w:hint="default" w:ascii="Times New Roman" w:hAnsi="Times New Roman" w:cs="Times New Roman" w:eastAsiaTheme="minorEastAsia"/>
-          <w:sz w:val="26"/>
-          <w:szCs w:val="26"/>
-          <w:lang w:val="en-US" w:eastAsia="zh-CN" w:bidi="ar-SA"/>
-        </w:rPr>
-        <w:instrText xml:space="preserve"> HYPERLINK \l _Toc24214 </w:instrText>
-      </w:r>
-      <w:r>
-        <w:rPr>
-          <w:rFonts w:hint="default" w:ascii="Times New Roman" w:hAnsi="Times New Roman" w:cs="Times New Roman" w:eastAsiaTheme="minorEastAsia"/>
-          <w:sz w:val="26"/>
-          <w:szCs w:val="26"/>
-          <w:lang w:val="en-US" w:eastAsia="zh-CN" w:bidi="ar-SA"/>
-        </w:rPr>
-        <w:fldChar w:fldCharType="separate"/>
-      </w:r>
-      <w:r>
-        <w:rPr>
-          <w:rFonts w:hint="default" w:ascii="Times New Roman" w:hAnsi="Times New Roman" w:cs="Times New Roman"/>
-          <w:sz w:val="26"/>
-          <w:szCs w:val="26"/>
-        </w:rPr>
-        <w:t>CHƯƠNG 2. MÔ TẢ TỔNG QUAN (OVERALL DESCRIPTION)</w:t>
-      </w:r>
-      <w:r>
-        <w:rPr>
-          <w:rFonts w:hint="default" w:ascii="Times New Roman" w:hAnsi="Times New Roman" w:cs="Times New Roman"/>
-          <w:sz w:val="26"/>
-          <w:szCs w:val="26"/>
-          <w:lang w:val="en-US"/>
-        </w:rPr>
-        <w:t xml:space="preserve"> :</w:t>
-      </w:r>
-      <w:r>
-        <w:rPr>
-          <w:rFonts w:hint="default" w:ascii="Times New Roman" w:hAnsi="Times New Roman" w:cs="Times New Roman"/>
-          <w:sz w:val="26"/>
-          <w:szCs w:val="26"/>
-        </w:rPr>
-        <w:tab/>
-      </w:r>
-      <w:r>
-        <w:rPr>
-          <w:rFonts w:hint="default" w:ascii="Times New Roman" w:hAnsi="Times New Roman" w:cs="Times New Roman"/>
-          <w:sz w:val="26"/>
-          <w:szCs w:val="26"/>
-        </w:rPr>
-        <w:fldChar w:fldCharType="begin"/>
-      </w:r>
-      <w:r>
-        <w:rPr>
-          <w:rFonts w:hint="default" w:ascii="Times New Roman" w:hAnsi="Times New Roman" w:cs="Times New Roman"/>
-          <w:sz w:val="26"/>
-          <w:szCs w:val="26"/>
-        </w:rPr>
-        <w:instrText xml:space="preserve"> PAGEREF _Toc24214 \h </w:instrText>
-      </w:r>
-      <w:r>
-        <w:rPr>
-          <w:rFonts w:hint="default" w:ascii="Times New Roman" w:hAnsi="Times New Roman" w:cs="Times New Roman"/>
-          <w:sz w:val="26"/>
-          <w:szCs w:val="26"/>
-        </w:rPr>
-        <w:fldChar w:fldCharType="separate"/>
-      </w:r>
-      <w:r>
-        <w:rPr>
-          <w:rFonts w:hint="default" w:ascii="Times New Roman" w:hAnsi="Times New Roman" w:cs="Times New Roman"/>
-          <w:sz w:val="26"/>
-          <w:szCs w:val="26"/>
-        </w:rPr>
-        <w:t>3</w:t>
-      </w:r>
-      <w:r>
-        <w:rPr>
-          <w:rFonts w:hint="default" w:ascii="Times New Roman" w:hAnsi="Times New Roman" w:cs="Times New Roman"/>
-          <w:sz w:val="26"/>
-          <w:szCs w:val="26"/>
-        </w:rPr>
-        <w:fldChar w:fldCharType="end"/>
-      </w:r>
-      <w:r>
-        <w:rPr>
-          <w:rFonts w:hint="default" w:ascii="Times New Roman" w:hAnsi="Times New Roman" w:cs="Times New Roman" w:eastAsiaTheme="minorEastAsia"/>
-          <w:sz w:val="26"/>
-          <w:szCs w:val="26"/>
-          <w:lang w:val="en-US" w:eastAsia="zh-CN" w:bidi="ar-SA"/>
-        </w:rPr>
-        <w:fldChar w:fldCharType="end"/>
-      </w:r>
-    </w:p>
-    <w:p>
-      <w:pPr>
-        <w:pStyle w:val="11"/>
-        <w:tabs>
-          <w:tab w:val="right" w:leader="dot" w:pos="8306"/>
-        </w:tabs>
-        <w:spacing w:line="360" w:lineRule="auto"/>
-        <w:rPr>
-          <w:rFonts w:hint="default" w:ascii="Times New Roman" w:hAnsi="Times New Roman" w:cs="Times New Roman"/>
-          <w:sz w:val="26"/>
-          <w:szCs w:val="26"/>
-        </w:rPr>
-      </w:pPr>
-      <w:r>
-        <w:rPr>
-          <w:rFonts w:hint="default" w:ascii="Times New Roman" w:hAnsi="Times New Roman" w:cs="Times New Roman" w:eastAsiaTheme="minorEastAsia"/>
-          <w:sz w:val="26"/>
-          <w:szCs w:val="26"/>
-          <w:lang w:val="en-US" w:eastAsia="zh-CN" w:bidi="ar-SA"/>
-        </w:rPr>
-        <w:fldChar w:fldCharType="begin"/>
-      </w:r>
-      <w:r>
-        <w:rPr>
-          <w:rFonts w:hint="default" w:ascii="Times New Roman" w:hAnsi="Times New Roman" w:cs="Times New Roman" w:eastAsiaTheme="minorEastAsia"/>
-          <w:sz w:val="26"/>
-          <w:szCs w:val="26"/>
-          <w:lang w:val="en-US" w:eastAsia="zh-CN" w:bidi="ar-SA"/>
-        </w:rPr>
-        <w:instrText xml:space="preserve"> HYPERLINK \l _Toc2109 </w:instrText>
-      </w:r>
-      <w:r>
-        <w:rPr>
-          <w:rFonts w:hint="default" w:ascii="Times New Roman" w:hAnsi="Times New Roman" w:cs="Times New Roman" w:eastAsiaTheme="minorEastAsia"/>
-          <w:sz w:val="26"/>
-          <w:szCs w:val="26"/>
-          <w:lang w:val="en-US" w:eastAsia="zh-CN" w:bidi="ar-SA"/>
-        </w:rPr>
-        <w:fldChar w:fldCharType="separate"/>
-      </w:r>
-      <w:r>
-        <w:rPr>
-          <w:rFonts w:hint="default" w:ascii="Times New Roman" w:hAnsi="Times New Roman" w:cs="Times New Roman"/>
-          <w:bCs/>
-          <w:sz w:val="26"/>
-          <w:szCs w:val="26"/>
-          <w:lang w:val="en-US"/>
-        </w:rPr>
-        <w:t xml:space="preserve">1. </w:t>
-      </w:r>
-      <w:r>
-        <w:rPr>
-          <w:rFonts w:hint="default" w:ascii="Times New Roman" w:hAnsi="Times New Roman" w:cs="Times New Roman"/>
-          <w:bCs/>
-          <w:sz w:val="26"/>
-          <w:szCs w:val="26"/>
-        </w:rPr>
-        <w:t>Bối cảnh Sản phẩm</w:t>
-      </w:r>
-      <w:r>
-        <w:rPr>
-          <w:rFonts w:hint="default" w:ascii="Times New Roman" w:hAnsi="Times New Roman" w:cs="Times New Roman"/>
-          <w:bCs/>
-          <w:sz w:val="26"/>
-          <w:szCs w:val="26"/>
-          <w:lang w:val="en-US"/>
-        </w:rPr>
-        <w:t xml:space="preserve"> :</w:t>
-      </w:r>
-      <w:r>
-        <w:rPr>
-          <w:rFonts w:hint="default" w:ascii="Times New Roman" w:hAnsi="Times New Roman" w:cs="Times New Roman"/>
-          <w:sz w:val="26"/>
-          <w:szCs w:val="26"/>
-        </w:rPr>
-        <w:tab/>
-      </w:r>
-      <w:r>
-        <w:rPr>
-          <w:rFonts w:hint="default" w:ascii="Times New Roman" w:hAnsi="Times New Roman" w:cs="Times New Roman"/>
-          <w:sz w:val="26"/>
-          <w:szCs w:val="26"/>
-        </w:rPr>
-        <w:fldChar w:fldCharType="begin"/>
-      </w:r>
-      <w:r>
-        <w:rPr>
-          <w:rFonts w:hint="default" w:ascii="Times New Roman" w:hAnsi="Times New Roman" w:cs="Times New Roman"/>
-          <w:sz w:val="26"/>
-          <w:szCs w:val="26"/>
-        </w:rPr>
-        <w:instrText xml:space="preserve"> PAGEREF _Toc2109 \h </w:instrText>
-      </w:r>
-      <w:r>
-        <w:rPr>
-          <w:rFonts w:hint="default" w:ascii="Times New Roman" w:hAnsi="Times New Roman" w:cs="Times New Roman"/>
-          <w:sz w:val="26"/>
-          <w:szCs w:val="26"/>
-        </w:rPr>
-        <w:fldChar w:fldCharType="separate"/>
-      </w:r>
-      <w:r>
-        <w:rPr>
-          <w:rFonts w:hint="default" w:ascii="Times New Roman" w:hAnsi="Times New Roman" w:cs="Times New Roman"/>
-          <w:sz w:val="26"/>
-          <w:szCs w:val="26"/>
-        </w:rPr>
-        <w:t>3</w:t>
-      </w:r>
-      <w:r>
-        <w:rPr>
-          <w:rFonts w:hint="default" w:ascii="Times New Roman" w:hAnsi="Times New Roman" w:cs="Times New Roman"/>
-          <w:sz w:val="26"/>
-          <w:szCs w:val="26"/>
-        </w:rPr>
-        <w:fldChar w:fldCharType="end"/>
-      </w:r>
-      <w:r>
-        <w:rPr>
-          <w:rFonts w:hint="default" w:ascii="Times New Roman" w:hAnsi="Times New Roman" w:cs="Times New Roman" w:eastAsiaTheme="minorEastAsia"/>
-          <w:sz w:val="26"/>
-          <w:szCs w:val="26"/>
-          <w:lang w:val="en-US" w:eastAsia="zh-CN" w:bidi="ar-SA"/>
-        </w:rPr>
-        <w:fldChar w:fldCharType="end"/>
-      </w:r>
-    </w:p>
-    <w:p>
-      <w:pPr>
-        <w:pStyle w:val="11"/>
-        <w:tabs>
-          <w:tab w:val="right" w:leader="dot" w:pos="8306"/>
-        </w:tabs>
-        <w:spacing w:line="360" w:lineRule="auto"/>
-        <w:rPr>
-          <w:rFonts w:hint="default" w:ascii="Times New Roman" w:hAnsi="Times New Roman" w:cs="Times New Roman"/>
-          <w:sz w:val="26"/>
-          <w:szCs w:val="26"/>
-        </w:rPr>
-      </w:pPr>
-      <w:r>
-        <w:rPr>
-          <w:rFonts w:hint="default" w:ascii="Times New Roman" w:hAnsi="Times New Roman" w:cs="Times New Roman" w:eastAsiaTheme="minorEastAsia"/>
-          <w:sz w:val="26"/>
-          <w:szCs w:val="26"/>
-          <w:lang w:val="en-US" w:eastAsia="zh-CN" w:bidi="ar-SA"/>
-        </w:rPr>
-        <w:fldChar w:fldCharType="begin"/>
-      </w:r>
-      <w:r>
-        <w:rPr>
-          <w:rFonts w:hint="default" w:ascii="Times New Roman" w:hAnsi="Times New Roman" w:cs="Times New Roman" w:eastAsiaTheme="minorEastAsia"/>
-          <w:sz w:val="26"/>
-          <w:szCs w:val="26"/>
-          <w:lang w:val="en-US" w:eastAsia="zh-CN" w:bidi="ar-SA"/>
-        </w:rPr>
-        <w:instrText xml:space="preserve"> HYPERLINK \l _Toc4597 </w:instrText>
-      </w:r>
-      <w:r>
-        <w:rPr>
-          <w:rFonts w:hint="default" w:ascii="Times New Roman" w:hAnsi="Times New Roman" w:cs="Times New Roman" w:eastAsiaTheme="minorEastAsia"/>
-          <w:sz w:val="26"/>
-          <w:szCs w:val="26"/>
-          <w:lang w:val="en-US" w:eastAsia="zh-CN" w:bidi="ar-SA"/>
-        </w:rPr>
-        <w:fldChar w:fldCharType="separate"/>
-      </w:r>
-      <w:r>
-        <w:rPr>
-          <w:rFonts w:hint="default" w:ascii="Times New Roman" w:hAnsi="Times New Roman" w:cs="Times New Roman"/>
-          <w:bCs/>
-          <w:sz w:val="26"/>
-          <w:szCs w:val="26"/>
-          <w:lang w:val="en-US"/>
-        </w:rPr>
-        <w:t xml:space="preserve">2. </w:t>
-      </w:r>
-      <w:r>
-        <w:rPr>
-          <w:rFonts w:hint="default" w:ascii="Times New Roman" w:hAnsi="Times New Roman" w:cs="Times New Roman"/>
-          <w:bCs/>
-          <w:sz w:val="26"/>
-          <w:szCs w:val="26"/>
-        </w:rPr>
-        <w:t>Kiến trúc hệ thống</w:t>
-      </w:r>
-      <w:r>
-        <w:rPr>
-          <w:rFonts w:hint="default" w:ascii="Times New Roman" w:hAnsi="Times New Roman" w:cs="Times New Roman"/>
-          <w:bCs/>
-          <w:sz w:val="26"/>
-          <w:szCs w:val="26"/>
-          <w:lang w:val="en-US"/>
-        </w:rPr>
-        <w:t xml:space="preserve"> :</w:t>
-      </w:r>
-      <w:r>
-        <w:rPr>
-          <w:rFonts w:hint="default" w:ascii="Times New Roman" w:hAnsi="Times New Roman" w:cs="Times New Roman"/>
-          <w:sz w:val="26"/>
-          <w:szCs w:val="26"/>
-        </w:rPr>
-        <w:tab/>
-      </w:r>
-      <w:r>
-        <w:rPr>
-          <w:rFonts w:hint="default" w:ascii="Times New Roman" w:hAnsi="Times New Roman" w:cs="Times New Roman"/>
-          <w:sz w:val="26"/>
-          <w:szCs w:val="26"/>
-        </w:rPr>
-        <w:fldChar w:fldCharType="begin"/>
-      </w:r>
-      <w:r>
-        <w:rPr>
-          <w:rFonts w:hint="default" w:ascii="Times New Roman" w:hAnsi="Times New Roman" w:cs="Times New Roman"/>
-          <w:sz w:val="26"/>
-          <w:szCs w:val="26"/>
-        </w:rPr>
-        <w:instrText xml:space="preserve"> PAGEREF _Toc4597 \h </w:instrText>
-      </w:r>
-      <w:r>
-        <w:rPr>
-          <w:rFonts w:hint="default" w:ascii="Times New Roman" w:hAnsi="Times New Roman" w:cs="Times New Roman"/>
-          <w:sz w:val="26"/>
-          <w:szCs w:val="26"/>
-        </w:rPr>
-        <w:fldChar w:fldCharType="separate"/>
-      </w:r>
-      <w:r>
-        <w:rPr>
-          <w:rFonts w:hint="default" w:ascii="Times New Roman" w:hAnsi="Times New Roman" w:cs="Times New Roman"/>
-          <w:sz w:val="26"/>
-          <w:szCs w:val="26"/>
-        </w:rPr>
-        <w:t>3</w:t>
-      </w:r>
-      <w:r>
-        <w:rPr>
-          <w:rFonts w:hint="default" w:ascii="Times New Roman" w:hAnsi="Times New Roman" w:cs="Times New Roman"/>
-          <w:sz w:val="26"/>
-          <w:szCs w:val="26"/>
-        </w:rPr>
-        <w:fldChar w:fldCharType="end"/>
-      </w:r>
-      <w:r>
-        <w:rPr>
-          <w:rFonts w:hint="default" w:ascii="Times New Roman" w:hAnsi="Times New Roman" w:cs="Times New Roman" w:eastAsiaTheme="minorEastAsia"/>
-          <w:sz w:val="26"/>
-          <w:szCs w:val="26"/>
-          <w:lang w:val="en-US" w:eastAsia="zh-CN" w:bidi="ar-SA"/>
-        </w:rPr>
-        <w:fldChar w:fldCharType="end"/>
-      </w:r>
-    </w:p>
-    <w:p>
-      <w:pPr>
-        <w:pStyle w:val="11"/>
-        <w:tabs>
-          <w:tab w:val="right" w:leader="dot" w:pos="8306"/>
-        </w:tabs>
-        <w:spacing w:line="360" w:lineRule="auto"/>
-        <w:rPr>
-          <w:rFonts w:hint="default" w:ascii="Times New Roman" w:hAnsi="Times New Roman" w:cs="Times New Roman"/>
-          <w:sz w:val="26"/>
-          <w:szCs w:val="26"/>
-        </w:rPr>
-      </w:pPr>
-      <w:r>
-        <w:rPr>
-          <w:rFonts w:hint="default" w:ascii="Times New Roman" w:hAnsi="Times New Roman" w:cs="Times New Roman" w:eastAsiaTheme="minorEastAsia"/>
-          <w:sz w:val="26"/>
-          <w:szCs w:val="26"/>
-          <w:lang w:val="en-US" w:eastAsia="zh-CN" w:bidi="ar-SA"/>
-        </w:rPr>
-        <w:fldChar w:fldCharType="begin"/>
-      </w:r>
-      <w:r>
-        <w:rPr>
-          <w:rFonts w:hint="default" w:ascii="Times New Roman" w:hAnsi="Times New Roman" w:cs="Times New Roman" w:eastAsiaTheme="minorEastAsia"/>
-          <w:sz w:val="26"/>
-          <w:szCs w:val="26"/>
-          <w:lang w:val="en-US" w:eastAsia="zh-CN" w:bidi="ar-SA"/>
-        </w:rPr>
-        <w:instrText xml:space="preserve"> HYPERLINK \l _Toc27759 </w:instrText>
-      </w:r>
-      <w:r>
-        <w:rPr>
-          <w:rFonts w:hint="default" w:ascii="Times New Roman" w:hAnsi="Times New Roman" w:cs="Times New Roman" w:eastAsiaTheme="minorEastAsia"/>
-          <w:sz w:val="26"/>
-          <w:szCs w:val="26"/>
-          <w:lang w:val="en-US" w:eastAsia="zh-CN" w:bidi="ar-SA"/>
-        </w:rPr>
-        <w:fldChar w:fldCharType="separate"/>
-      </w:r>
-      <w:r>
-        <w:rPr>
-          <w:rFonts w:hint="default" w:ascii="Times New Roman" w:hAnsi="Times New Roman" w:cs="Times New Roman"/>
-          <w:bCs/>
-          <w:sz w:val="26"/>
-          <w:szCs w:val="26"/>
-          <w:lang w:val="en-US"/>
-        </w:rPr>
-        <w:t xml:space="preserve">3. </w:t>
-      </w:r>
-      <w:r>
-        <w:rPr>
-          <w:rFonts w:hint="default" w:ascii="Times New Roman" w:hAnsi="Times New Roman" w:cs="Times New Roman"/>
-          <w:bCs/>
-          <w:sz w:val="26"/>
-          <w:szCs w:val="26"/>
-        </w:rPr>
-        <w:t>Các chức năng chính của Hệ thống</w:t>
-      </w:r>
-      <w:r>
-        <w:rPr>
-          <w:rFonts w:hint="default" w:ascii="Times New Roman" w:hAnsi="Times New Roman" w:cs="Times New Roman"/>
-          <w:bCs/>
-          <w:sz w:val="26"/>
-          <w:szCs w:val="26"/>
-          <w:lang w:val="en-US"/>
-        </w:rPr>
-        <w:t xml:space="preserve"> :</w:t>
-      </w:r>
-      <w:r>
-        <w:rPr>
-          <w:rFonts w:hint="default" w:ascii="Times New Roman" w:hAnsi="Times New Roman" w:cs="Times New Roman"/>
-          <w:sz w:val="26"/>
-          <w:szCs w:val="26"/>
-        </w:rPr>
-        <w:tab/>
-      </w:r>
-      <w:r>
-        <w:rPr>
-          <w:rFonts w:hint="default" w:ascii="Times New Roman" w:hAnsi="Times New Roman" w:cs="Times New Roman"/>
-          <w:sz w:val="26"/>
-          <w:szCs w:val="26"/>
-        </w:rPr>
-        <w:fldChar w:fldCharType="begin"/>
-      </w:r>
-      <w:r>
-        <w:rPr>
-          <w:rFonts w:hint="default" w:ascii="Times New Roman" w:hAnsi="Times New Roman" w:cs="Times New Roman"/>
-          <w:sz w:val="26"/>
-          <w:szCs w:val="26"/>
-        </w:rPr>
-        <w:instrText xml:space="preserve"> PAGEREF _Toc27759 \h </w:instrText>
-      </w:r>
-      <w:r>
-        <w:rPr>
-          <w:rFonts w:hint="default" w:ascii="Times New Roman" w:hAnsi="Times New Roman" w:cs="Times New Roman"/>
-          <w:sz w:val="26"/>
-          <w:szCs w:val="26"/>
-        </w:rPr>
-        <w:fldChar w:fldCharType="separate"/>
-      </w:r>
-      <w:r>
-        <w:rPr>
-          <w:rFonts w:hint="default" w:ascii="Times New Roman" w:hAnsi="Times New Roman" w:cs="Times New Roman"/>
-          <w:sz w:val="26"/>
-          <w:szCs w:val="26"/>
-        </w:rPr>
-        <w:t>4</w:t>
-      </w:r>
-      <w:r>
-        <w:rPr>
-          <w:rFonts w:hint="default" w:ascii="Times New Roman" w:hAnsi="Times New Roman" w:cs="Times New Roman"/>
-          <w:sz w:val="26"/>
-          <w:szCs w:val="26"/>
-        </w:rPr>
-        <w:fldChar w:fldCharType="end"/>
-      </w:r>
-      <w:r>
-        <w:rPr>
-          <w:rFonts w:hint="default" w:ascii="Times New Roman" w:hAnsi="Times New Roman" w:cs="Times New Roman" w:eastAsiaTheme="minorEastAsia"/>
-          <w:sz w:val="26"/>
-          <w:szCs w:val="26"/>
-          <w:lang w:val="en-US" w:eastAsia="zh-CN" w:bidi="ar-SA"/>
-        </w:rPr>
-        <w:fldChar w:fldCharType="end"/>
-      </w:r>
-    </w:p>
-    <w:p>
-      <w:pPr>
-        <w:pStyle w:val="11"/>
-        <w:tabs>
-          <w:tab w:val="right" w:leader="dot" w:pos="8306"/>
-        </w:tabs>
-        <w:spacing w:line="360" w:lineRule="auto"/>
-        <w:rPr>
-          <w:rFonts w:hint="default" w:ascii="Times New Roman" w:hAnsi="Times New Roman" w:cs="Times New Roman"/>
-          <w:sz w:val="26"/>
-          <w:szCs w:val="26"/>
-        </w:rPr>
-      </w:pPr>
-      <w:r>
-        <w:rPr>
-          <w:rFonts w:hint="default" w:ascii="Times New Roman" w:hAnsi="Times New Roman" w:cs="Times New Roman" w:eastAsiaTheme="minorEastAsia"/>
-          <w:sz w:val="26"/>
-          <w:szCs w:val="26"/>
-          <w:lang w:val="en-US" w:eastAsia="zh-CN" w:bidi="ar-SA"/>
-        </w:rPr>
-        <w:fldChar w:fldCharType="begin"/>
-      </w:r>
-      <w:r>
-        <w:rPr>
-          <w:rFonts w:hint="default" w:ascii="Times New Roman" w:hAnsi="Times New Roman" w:cs="Times New Roman" w:eastAsiaTheme="minorEastAsia"/>
-          <w:sz w:val="26"/>
-          <w:szCs w:val="26"/>
-          <w:lang w:val="en-US" w:eastAsia="zh-CN" w:bidi="ar-SA"/>
-        </w:rPr>
-        <w:instrText xml:space="preserve"> HYPERLINK \l _Toc4874 </w:instrText>
-      </w:r>
-      <w:r>
-        <w:rPr>
-          <w:rFonts w:hint="default" w:ascii="Times New Roman" w:hAnsi="Times New Roman" w:cs="Times New Roman" w:eastAsiaTheme="minorEastAsia"/>
-          <w:sz w:val="26"/>
-          <w:szCs w:val="26"/>
-          <w:lang w:val="en-US" w:eastAsia="zh-CN" w:bidi="ar-SA"/>
-        </w:rPr>
-        <w:fldChar w:fldCharType="separate"/>
-      </w:r>
-      <w:r>
-        <w:rPr>
-          <w:rFonts w:hint="default" w:ascii="Times New Roman" w:hAnsi="Times New Roman" w:cs="Times New Roman"/>
-          <w:bCs/>
-          <w:sz w:val="26"/>
-          <w:szCs w:val="26"/>
-          <w:lang w:val="en-US"/>
-        </w:rPr>
-        <w:t xml:space="preserve">4. </w:t>
-      </w:r>
-      <w:r>
-        <w:rPr>
-          <w:rFonts w:hint="default" w:ascii="Times New Roman" w:hAnsi="Times New Roman" w:cs="Times New Roman"/>
-          <w:bCs/>
-          <w:sz w:val="26"/>
-          <w:szCs w:val="26"/>
-        </w:rPr>
-        <w:t>Đặc điểm Người dùng (Actors)</w:t>
-      </w:r>
-      <w:r>
-        <w:rPr>
-          <w:rFonts w:hint="default" w:ascii="Times New Roman" w:hAnsi="Times New Roman" w:cs="Times New Roman"/>
-          <w:bCs/>
-          <w:sz w:val="26"/>
-          <w:szCs w:val="26"/>
-          <w:lang w:val="en-US"/>
-        </w:rPr>
-        <w:t xml:space="preserve"> :</w:t>
-      </w:r>
-      <w:r>
-        <w:rPr>
-          <w:rFonts w:hint="default" w:ascii="Times New Roman" w:hAnsi="Times New Roman" w:cs="Times New Roman"/>
-          <w:sz w:val="26"/>
-          <w:szCs w:val="26"/>
-        </w:rPr>
-        <w:tab/>
-      </w:r>
-      <w:r>
-        <w:rPr>
-          <w:rFonts w:hint="default" w:ascii="Times New Roman" w:hAnsi="Times New Roman" w:cs="Times New Roman"/>
-          <w:sz w:val="26"/>
-          <w:szCs w:val="26"/>
-        </w:rPr>
-        <w:fldChar w:fldCharType="begin"/>
-      </w:r>
-      <w:r>
-        <w:rPr>
-          <w:rFonts w:hint="default" w:ascii="Times New Roman" w:hAnsi="Times New Roman" w:cs="Times New Roman"/>
-          <w:sz w:val="26"/>
-          <w:szCs w:val="26"/>
-        </w:rPr>
-        <w:instrText xml:space="preserve"> PAGEREF _Toc4874 \h </w:instrText>
-      </w:r>
-      <w:r>
-        <w:rPr>
-          <w:rFonts w:hint="default" w:ascii="Times New Roman" w:hAnsi="Times New Roman" w:cs="Times New Roman"/>
-          <w:sz w:val="26"/>
-          <w:szCs w:val="26"/>
-        </w:rPr>
-        <w:fldChar w:fldCharType="separate"/>
-      </w:r>
-      <w:r>
-        <w:rPr>
-          <w:rFonts w:hint="default" w:ascii="Times New Roman" w:hAnsi="Times New Roman" w:cs="Times New Roman"/>
-          <w:sz w:val="26"/>
-          <w:szCs w:val="26"/>
-        </w:rPr>
-        <w:t>8</w:t>
-      </w:r>
-      <w:r>
-        <w:rPr>
-          <w:rFonts w:hint="default" w:ascii="Times New Roman" w:hAnsi="Times New Roman" w:cs="Times New Roman"/>
-          <w:sz w:val="26"/>
-          <w:szCs w:val="26"/>
-        </w:rPr>
-        <w:fldChar w:fldCharType="end"/>
-      </w:r>
-      <w:r>
-        <w:rPr>
-          <w:rFonts w:hint="default" w:ascii="Times New Roman" w:hAnsi="Times New Roman" w:cs="Times New Roman" w:eastAsiaTheme="minorEastAsia"/>
-          <w:sz w:val="26"/>
-          <w:szCs w:val="26"/>
-          <w:lang w:val="en-US" w:eastAsia="zh-CN" w:bidi="ar-SA"/>
-        </w:rPr>
-        <w:fldChar w:fldCharType="end"/>
-      </w:r>
     </w:p>
     <w:p>
       <w:pPr>
@@ -1744,6 +471,7 @@
       <w:r>
         <w:rPr>
           <w:rFonts w:hint="default" w:ascii="Times New Roman" w:hAnsi="Times New Roman" w:cs="Times New Roman" w:eastAsiaTheme="minorEastAsia"/>
+          <w:b/>
           <w:sz w:val="26"/>
           <w:szCs w:val="26"/>
           <w:lang w:val="en-US" w:eastAsia="zh-CN" w:bidi="ar-SA"/>
@@ -1753,15 +481,17 @@
       <w:r>
         <w:rPr>
           <w:rFonts w:hint="default" w:ascii="Times New Roman" w:hAnsi="Times New Roman" w:cs="Times New Roman" w:eastAsiaTheme="minorEastAsia"/>
+          <w:b/>
           <w:sz w:val="26"/>
           <w:szCs w:val="26"/>
           <w:lang w:val="en-US" w:eastAsia="zh-CN" w:bidi="ar-SA"/>
         </w:rPr>
-        <w:instrText xml:space="preserve"> HYPERLINK \l _Toc26192 </w:instrText>
+        <w:instrText xml:space="preserve">TOC \o "1-3" \h \u </w:instrText>
       </w:r>
       <w:r>
         <w:rPr>
           <w:rFonts w:hint="default" w:ascii="Times New Roman" w:hAnsi="Times New Roman" w:cs="Times New Roman" w:eastAsiaTheme="minorEastAsia"/>
+          <w:b/>
           <w:sz w:val="26"/>
           <w:szCs w:val="26"/>
           <w:lang w:val="en-US" w:eastAsia="zh-CN" w:bidi="ar-SA"/>
@@ -1770,11 +500,38 @@
       </w:r>
       <w:r>
         <w:rPr>
-          <w:rFonts w:hint="default" w:ascii="Times New Roman" w:hAnsi="Times New Roman" w:cs="Times New Roman"/>
-          <w:sz w:val="26"/>
-          <w:szCs w:val="26"/>
-        </w:rPr>
-        <w:t>1. Admin (Quản trị viên)</w:t>
+          <w:rFonts w:hint="default" w:ascii="Times New Roman" w:hAnsi="Times New Roman" w:cs="Times New Roman" w:eastAsiaTheme="minorEastAsia"/>
+          <w:sz w:val="26"/>
+          <w:szCs w:val="26"/>
+          <w:lang w:val="en-US" w:eastAsia="zh-CN" w:bidi="ar-SA"/>
+        </w:rPr>
+        <w:fldChar w:fldCharType="begin"/>
+      </w:r>
+      <w:r>
+        <w:rPr>
+          <w:rFonts w:hint="default" w:ascii="Times New Roman" w:hAnsi="Times New Roman" w:cs="Times New Roman" w:eastAsiaTheme="minorEastAsia"/>
+          <w:sz w:val="26"/>
+          <w:szCs w:val="26"/>
+          <w:lang w:val="en-US" w:eastAsia="zh-CN" w:bidi="ar-SA"/>
+        </w:rPr>
+        <w:instrText xml:space="preserve"> HYPERLINK \l _Toc2122 </w:instrText>
+      </w:r>
+      <w:r>
+        <w:rPr>
+          <w:rFonts w:hint="default" w:ascii="Times New Roman" w:hAnsi="Times New Roman" w:cs="Times New Roman" w:eastAsiaTheme="minorEastAsia"/>
+          <w:sz w:val="26"/>
+          <w:szCs w:val="26"/>
+          <w:lang w:val="en-US" w:eastAsia="zh-CN" w:bidi="ar-SA"/>
+        </w:rPr>
+        <w:fldChar w:fldCharType="separate"/>
+      </w:r>
+      <w:r>
+        <w:rPr>
+          <w:rFonts w:hint="default" w:ascii="Times New Roman" w:hAnsi="Times New Roman" w:cs="Times New Roman"/>
+          <w:sz w:val="26"/>
+          <w:szCs w:val="26"/>
+        </w:rPr>
+        <w:t>CHƯƠNG 1. GIỚI THIỆU (INTRODUCTION)</w:t>
       </w:r>
       <w:r>
         <w:rPr>
@@ -1807,7 +564,7 @@
           <w:sz w:val="26"/>
           <w:szCs w:val="26"/>
         </w:rPr>
-        <w:instrText xml:space="preserve"> PAGEREF _Toc26192 \h </w:instrText>
+        <w:instrText xml:space="preserve"> PAGEREF _Toc2122 \h </w:instrText>
       </w:r>
       <w:r>
         <w:rPr>
@@ -1823,7 +580,513 @@
           <w:sz w:val="26"/>
           <w:szCs w:val="26"/>
         </w:rPr>
-        <w:t>8</w:t>
+        <w:t>1</w:t>
+      </w:r>
+      <w:r>
+        <w:rPr>
+          <w:rFonts w:hint="default" w:ascii="Times New Roman" w:hAnsi="Times New Roman" w:cs="Times New Roman"/>
+          <w:sz w:val="26"/>
+          <w:szCs w:val="26"/>
+        </w:rPr>
+        <w:fldChar w:fldCharType="end"/>
+      </w:r>
+      <w:r>
+        <w:rPr>
+          <w:rFonts w:hint="default" w:ascii="Times New Roman" w:hAnsi="Times New Roman" w:cs="Times New Roman" w:eastAsiaTheme="minorEastAsia"/>
+          <w:sz w:val="26"/>
+          <w:szCs w:val="26"/>
+          <w:lang w:val="en-US" w:eastAsia="zh-CN" w:bidi="ar-SA"/>
+        </w:rPr>
+        <w:fldChar w:fldCharType="end"/>
+      </w:r>
+    </w:p>
+    <w:p>
+      <w:pPr>
+        <w:pStyle w:val="13"/>
+        <w:tabs>
+          <w:tab w:val="right" w:leader="dot" w:pos="8306"/>
+        </w:tabs>
+        <w:spacing w:line="360" w:lineRule="auto"/>
+        <w:rPr>
+          <w:rFonts w:hint="default" w:ascii="Times New Roman" w:hAnsi="Times New Roman" w:cs="Times New Roman"/>
+          <w:sz w:val="26"/>
+          <w:szCs w:val="26"/>
+        </w:rPr>
+      </w:pPr>
+      <w:r>
+        <w:rPr>
+          <w:rFonts w:hint="default" w:ascii="Times New Roman" w:hAnsi="Times New Roman" w:cs="Times New Roman" w:eastAsiaTheme="minorEastAsia"/>
+          <w:sz w:val="26"/>
+          <w:szCs w:val="26"/>
+          <w:lang w:val="en-US" w:eastAsia="zh-CN" w:bidi="ar-SA"/>
+        </w:rPr>
+        <w:fldChar w:fldCharType="begin"/>
+      </w:r>
+      <w:r>
+        <w:rPr>
+          <w:rFonts w:hint="default" w:ascii="Times New Roman" w:hAnsi="Times New Roman" w:cs="Times New Roman" w:eastAsiaTheme="minorEastAsia"/>
+          <w:sz w:val="26"/>
+          <w:szCs w:val="26"/>
+          <w:lang w:val="en-US" w:eastAsia="zh-CN" w:bidi="ar-SA"/>
+        </w:rPr>
+        <w:instrText xml:space="preserve"> HYPERLINK \l _Toc8350 </w:instrText>
+      </w:r>
+      <w:r>
+        <w:rPr>
+          <w:rFonts w:hint="default" w:ascii="Times New Roman" w:hAnsi="Times New Roman" w:cs="Times New Roman" w:eastAsiaTheme="minorEastAsia"/>
+          <w:sz w:val="26"/>
+          <w:szCs w:val="26"/>
+          <w:lang w:val="en-US" w:eastAsia="zh-CN" w:bidi="ar-SA"/>
+        </w:rPr>
+        <w:fldChar w:fldCharType="separate"/>
+      </w:r>
+      <w:r>
+        <w:rPr>
+          <w:rFonts w:hint="default" w:ascii="Times New Roman" w:hAnsi="Times New Roman" w:cs="Times New Roman"/>
+          <w:bCs/>
+          <w:sz w:val="26"/>
+          <w:szCs w:val="26"/>
+          <w:lang w:val="en-US"/>
+        </w:rPr>
+        <w:t xml:space="preserve">1. </w:t>
+      </w:r>
+      <w:r>
+        <w:rPr>
+          <w:rFonts w:hint="default" w:ascii="Times New Roman" w:hAnsi="Times New Roman" w:cs="Times New Roman"/>
+          <w:bCs/>
+          <w:sz w:val="26"/>
+          <w:szCs w:val="26"/>
+        </w:rPr>
+        <w:t>Mục đích</w:t>
+      </w:r>
+      <w:r>
+        <w:rPr>
+          <w:rFonts w:hint="default" w:ascii="Times New Roman" w:hAnsi="Times New Roman" w:cs="Times New Roman"/>
+          <w:bCs/>
+          <w:sz w:val="26"/>
+          <w:szCs w:val="26"/>
+          <w:lang w:val="en-US"/>
+        </w:rPr>
+        <w:t xml:space="preserve"> :</w:t>
+      </w:r>
+      <w:r>
+        <w:rPr>
+          <w:rFonts w:hint="default" w:ascii="Times New Roman" w:hAnsi="Times New Roman" w:cs="Times New Roman"/>
+          <w:sz w:val="26"/>
+          <w:szCs w:val="26"/>
+        </w:rPr>
+        <w:tab/>
+      </w:r>
+      <w:r>
+        <w:rPr>
+          <w:rFonts w:hint="default" w:ascii="Times New Roman" w:hAnsi="Times New Roman" w:cs="Times New Roman"/>
+          <w:sz w:val="26"/>
+          <w:szCs w:val="26"/>
+        </w:rPr>
+        <w:fldChar w:fldCharType="begin"/>
+      </w:r>
+      <w:r>
+        <w:rPr>
+          <w:rFonts w:hint="default" w:ascii="Times New Roman" w:hAnsi="Times New Roman" w:cs="Times New Roman"/>
+          <w:sz w:val="26"/>
+          <w:szCs w:val="26"/>
+        </w:rPr>
+        <w:instrText xml:space="preserve"> PAGEREF _Toc8350 \h </w:instrText>
+      </w:r>
+      <w:r>
+        <w:rPr>
+          <w:rFonts w:hint="default" w:ascii="Times New Roman" w:hAnsi="Times New Roman" w:cs="Times New Roman"/>
+          <w:sz w:val="26"/>
+          <w:szCs w:val="26"/>
+        </w:rPr>
+        <w:fldChar w:fldCharType="separate"/>
+      </w:r>
+      <w:r>
+        <w:rPr>
+          <w:rFonts w:hint="default" w:ascii="Times New Roman" w:hAnsi="Times New Roman" w:cs="Times New Roman"/>
+          <w:sz w:val="26"/>
+          <w:szCs w:val="26"/>
+        </w:rPr>
+        <w:t>1</w:t>
+      </w:r>
+      <w:r>
+        <w:rPr>
+          <w:rFonts w:hint="default" w:ascii="Times New Roman" w:hAnsi="Times New Roman" w:cs="Times New Roman"/>
+          <w:sz w:val="26"/>
+          <w:szCs w:val="26"/>
+        </w:rPr>
+        <w:fldChar w:fldCharType="end"/>
+      </w:r>
+      <w:r>
+        <w:rPr>
+          <w:rFonts w:hint="default" w:ascii="Times New Roman" w:hAnsi="Times New Roman" w:cs="Times New Roman" w:eastAsiaTheme="minorEastAsia"/>
+          <w:sz w:val="26"/>
+          <w:szCs w:val="26"/>
+          <w:lang w:val="en-US" w:eastAsia="zh-CN" w:bidi="ar-SA"/>
+        </w:rPr>
+        <w:fldChar w:fldCharType="end"/>
+      </w:r>
+    </w:p>
+    <w:p>
+      <w:pPr>
+        <w:pStyle w:val="13"/>
+        <w:tabs>
+          <w:tab w:val="right" w:leader="dot" w:pos="8306"/>
+        </w:tabs>
+        <w:spacing w:line="360" w:lineRule="auto"/>
+        <w:rPr>
+          <w:rFonts w:hint="default" w:ascii="Times New Roman" w:hAnsi="Times New Roman" w:cs="Times New Roman"/>
+          <w:sz w:val="26"/>
+          <w:szCs w:val="26"/>
+        </w:rPr>
+      </w:pPr>
+      <w:r>
+        <w:rPr>
+          <w:rFonts w:hint="default" w:ascii="Times New Roman" w:hAnsi="Times New Roman" w:cs="Times New Roman" w:eastAsiaTheme="minorEastAsia"/>
+          <w:sz w:val="26"/>
+          <w:szCs w:val="26"/>
+          <w:lang w:val="en-US" w:eastAsia="zh-CN" w:bidi="ar-SA"/>
+        </w:rPr>
+        <w:fldChar w:fldCharType="begin"/>
+      </w:r>
+      <w:r>
+        <w:rPr>
+          <w:rFonts w:hint="default" w:ascii="Times New Roman" w:hAnsi="Times New Roman" w:cs="Times New Roman" w:eastAsiaTheme="minorEastAsia"/>
+          <w:sz w:val="26"/>
+          <w:szCs w:val="26"/>
+          <w:lang w:val="en-US" w:eastAsia="zh-CN" w:bidi="ar-SA"/>
+        </w:rPr>
+        <w:instrText xml:space="preserve"> HYPERLINK \l _Toc23469 </w:instrText>
+      </w:r>
+      <w:r>
+        <w:rPr>
+          <w:rFonts w:hint="default" w:ascii="Times New Roman" w:hAnsi="Times New Roman" w:cs="Times New Roman" w:eastAsiaTheme="minorEastAsia"/>
+          <w:sz w:val="26"/>
+          <w:szCs w:val="26"/>
+          <w:lang w:val="en-US" w:eastAsia="zh-CN" w:bidi="ar-SA"/>
+        </w:rPr>
+        <w:fldChar w:fldCharType="separate"/>
+      </w:r>
+      <w:r>
+        <w:rPr>
+          <w:rFonts w:hint="default" w:ascii="Times New Roman" w:hAnsi="Times New Roman" w:cs="Times New Roman"/>
+          <w:bCs/>
+          <w:sz w:val="26"/>
+          <w:szCs w:val="26"/>
+          <w:lang w:val="en-US"/>
+        </w:rPr>
+        <w:t xml:space="preserve">2. </w:t>
+      </w:r>
+      <w:r>
+        <w:rPr>
+          <w:rFonts w:hint="default" w:ascii="Times New Roman" w:hAnsi="Times New Roman" w:cs="Times New Roman"/>
+          <w:bCs/>
+          <w:sz w:val="26"/>
+          <w:szCs w:val="26"/>
+        </w:rPr>
+        <w:t>Bối cảnh và Vấn đề cần giải quyết</w:t>
+      </w:r>
+      <w:r>
+        <w:rPr>
+          <w:rFonts w:hint="default" w:ascii="Times New Roman" w:hAnsi="Times New Roman" w:cs="Times New Roman"/>
+          <w:bCs/>
+          <w:sz w:val="26"/>
+          <w:szCs w:val="26"/>
+          <w:lang w:val="en-US"/>
+        </w:rPr>
+        <w:t xml:space="preserve"> :</w:t>
+      </w:r>
+      <w:r>
+        <w:rPr>
+          <w:rFonts w:hint="default" w:ascii="Times New Roman" w:hAnsi="Times New Roman" w:cs="Times New Roman"/>
+          <w:sz w:val="26"/>
+          <w:szCs w:val="26"/>
+        </w:rPr>
+        <w:tab/>
+      </w:r>
+      <w:r>
+        <w:rPr>
+          <w:rFonts w:hint="default" w:ascii="Times New Roman" w:hAnsi="Times New Roman" w:cs="Times New Roman"/>
+          <w:sz w:val="26"/>
+          <w:szCs w:val="26"/>
+        </w:rPr>
+        <w:fldChar w:fldCharType="begin"/>
+      </w:r>
+      <w:r>
+        <w:rPr>
+          <w:rFonts w:hint="default" w:ascii="Times New Roman" w:hAnsi="Times New Roman" w:cs="Times New Roman"/>
+          <w:sz w:val="26"/>
+          <w:szCs w:val="26"/>
+        </w:rPr>
+        <w:instrText xml:space="preserve"> PAGEREF _Toc23469 \h </w:instrText>
+      </w:r>
+      <w:r>
+        <w:rPr>
+          <w:rFonts w:hint="default" w:ascii="Times New Roman" w:hAnsi="Times New Roman" w:cs="Times New Roman"/>
+          <w:sz w:val="26"/>
+          <w:szCs w:val="26"/>
+        </w:rPr>
+        <w:fldChar w:fldCharType="separate"/>
+      </w:r>
+      <w:r>
+        <w:rPr>
+          <w:rFonts w:hint="default" w:ascii="Times New Roman" w:hAnsi="Times New Roman" w:cs="Times New Roman"/>
+          <w:sz w:val="26"/>
+          <w:szCs w:val="26"/>
+        </w:rPr>
+        <w:t>1</w:t>
+      </w:r>
+      <w:r>
+        <w:rPr>
+          <w:rFonts w:hint="default" w:ascii="Times New Roman" w:hAnsi="Times New Roman" w:cs="Times New Roman"/>
+          <w:sz w:val="26"/>
+          <w:szCs w:val="26"/>
+        </w:rPr>
+        <w:fldChar w:fldCharType="end"/>
+      </w:r>
+      <w:r>
+        <w:rPr>
+          <w:rFonts w:hint="default" w:ascii="Times New Roman" w:hAnsi="Times New Roman" w:cs="Times New Roman" w:eastAsiaTheme="minorEastAsia"/>
+          <w:sz w:val="26"/>
+          <w:szCs w:val="26"/>
+          <w:lang w:val="en-US" w:eastAsia="zh-CN" w:bidi="ar-SA"/>
+        </w:rPr>
+        <w:fldChar w:fldCharType="end"/>
+      </w:r>
+    </w:p>
+    <w:p>
+      <w:pPr>
+        <w:pStyle w:val="13"/>
+        <w:tabs>
+          <w:tab w:val="right" w:leader="dot" w:pos="8306"/>
+        </w:tabs>
+        <w:spacing w:line="360" w:lineRule="auto"/>
+        <w:rPr>
+          <w:rFonts w:hint="default" w:ascii="Times New Roman" w:hAnsi="Times New Roman" w:cs="Times New Roman"/>
+          <w:sz w:val="26"/>
+          <w:szCs w:val="26"/>
+        </w:rPr>
+      </w:pPr>
+      <w:r>
+        <w:rPr>
+          <w:rFonts w:hint="default" w:ascii="Times New Roman" w:hAnsi="Times New Roman" w:cs="Times New Roman" w:eastAsiaTheme="minorEastAsia"/>
+          <w:sz w:val="26"/>
+          <w:szCs w:val="26"/>
+          <w:lang w:val="en-US" w:eastAsia="zh-CN" w:bidi="ar-SA"/>
+        </w:rPr>
+        <w:fldChar w:fldCharType="begin"/>
+      </w:r>
+      <w:r>
+        <w:rPr>
+          <w:rFonts w:hint="default" w:ascii="Times New Roman" w:hAnsi="Times New Roman" w:cs="Times New Roman" w:eastAsiaTheme="minorEastAsia"/>
+          <w:sz w:val="26"/>
+          <w:szCs w:val="26"/>
+          <w:lang w:val="en-US" w:eastAsia="zh-CN" w:bidi="ar-SA"/>
+        </w:rPr>
+        <w:instrText xml:space="preserve"> HYPERLINK \l _Toc7369 </w:instrText>
+      </w:r>
+      <w:r>
+        <w:rPr>
+          <w:rFonts w:hint="default" w:ascii="Times New Roman" w:hAnsi="Times New Roman" w:cs="Times New Roman" w:eastAsiaTheme="minorEastAsia"/>
+          <w:sz w:val="26"/>
+          <w:szCs w:val="26"/>
+          <w:lang w:val="en-US" w:eastAsia="zh-CN" w:bidi="ar-SA"/>
+        </w:rPr>
+        <w:fldChar w:fldCharType="separate"/>
+      </w:r>
+      <w:r>
+        <w:rPr>
+          <w:rFonts w:hint="default" w:ascii="Times New Roman" w:hAnsi="Times New Roman" w:cs="Times New Roman"/>
+          <w:sz w:val="26"/>
+          <w:szCs w:val="26"/>
+          <w:lang w:val="en-US"/>
+        </w:rPr>
+        <w:t xml:space="preserve">3. </w:t>
+      </w:r>
+      <w:r>
+        <w:rPr>
+          <w:rFonts w:hint="default" w:ascii="Times New Roman" w:hAnsi="Times New Roman" w:cs="Times New Roman"/>
+          <w:bCs/>
+          <w:sz w:val="26"/>
+          <w:szCs w:val="26"/>
+        </w:rPr>
+        <w:t>Phạm vi của Hệ thống</w:t>
+      </w:r>
+      <w:r>
+        <w:rPr>
+          <w:rFonts w:hint="default" w:ascii="Times New Roman" w:hAnsi="Times New Roman" w:cs="Times New Roman"/>
+          <w:sz w:val="26"/>
+          <w:szCs w:val="26"/>
+          <w:lang w:val="en-US"/>
+        </w:rPr>
+        <w:t xml:space="preserve"> :</w:t>
+      </w:r>
+      <w:r>
+        <w:rPr>
+          <w:rFonts w:hint="default" w:ascii="Times New Roman" w:hAnsi="Times New Roman" w:cs="Times New Roman"/>
+          <w:sz w:val="26"/>
+          <w:szCs w:val="26"/>
+        </w:rPr>
+        <w:tab/>
+      </w:r>
+      <w:r>
+        <w:rPr>
+          <w:rFonts w:hint="default" w:ascii="Times New Roman" w:hAnsi="Times New Roman" w:cs="Times New Roman"/>
+          <w:sz w:val="26"/>
+          <w:szCs w:val="26"/>
+        </w:rPr>
+        <w:fldChar w:fldCharType="begin"/>
+      </w:r>
+      <w:r>
+        <w:rPr>
+          <w:rFonts w:hint="default" w:ascii="Times New Roman" w:hAnsi="Times New Roman" w:cs="Times New Roman"/>
+          <w:sz w:val="26"/>
+          <w:szCs w:val="26"/>
+        </w:rPr>
+        <w:instrText xml:space="preserve"> PAGEREF _Toc7369 \h </w:instrText>
+      </w:r>
+      <w:r>
+        <w:rPr>
+          <w:rFonts w:hint="default" w:ascii="Times New Roman" w:hAnsi="Times New Roman" w:cs="Times New Roman"/>
+          <w:sz w:val="26"/>
+          <w:szCs w:val="26"/>
+        </w:rPr>
+        <w:fldChar w:fldCharType="separate"/>
+      </w:r>
+      <w:r>
+        <w:rPr>
+          <w:rFonts w:hint="default" w:ascii="Times New Roman" w:hAnsi="Times New Roman" w:cs="Times New Roman"/>
+          <w:sz w:val="26"/>
+          <w:szCs w:val="26"/>
+        </w:rPr>
+        <w:t>2</w:t>
+      </w:r>
+      <w:r>
+        <w:rPr>
+          <w:rFonts w:hint="default" w:ascii="Times New Roman" w:hAnsi="Times New Roman" w:cs="Times New Roman"/>
+          <w:sz w:val="26"/>
+          <w:szCs w:val="26"/>
+        </w:rPr>
+        <w:fldChar w:fldCharType="end"/>
+      </w:r>
+      <w:r>
+        <w:rPr>
+          <w:rFonts w:hint="default" w:ascii="Times New Roman" w:hAnsi="Times New Roman" w:cs="Times New Roman" w:eastAsiaTheme="minorEastAsia"/>
+          <w:sz w:val="26"/>
+          <w:szCs w:val="26"/>
+          <w:lang w:val="en-US" w:eastAsia="zh-CN" w:bidi="ar-SA"/>
+        </w:rPr>
+        <w:fldChar w:fldCharType="end"/>
+      </w:r>
+    </w:p>
+    <w:p>
+      <w:pPr>
+        <w:pStyle w:val="13"/>
+        <w:tabs>
+          <w:tab w:val="right" w:leader="dot" w:pos="8306"/>
+        </w:tabs>
+        <w:spacing w:line="360" w:lineRule="auto"/>
+        <w:rPr>
+          <w:rFonts w:hint="default" w:ascii="Times New Roman" w:hAnsi="Times New Roman" w:cs="Times New Roman"/>
+          <w:sz w:val="26"/>
+          <w:szCs w:val="26"/>
+        </w:rPr>
+      </w:pPr>
+      <w:r>
+        <w:rPr>
+          <w:rFonts w:hint="default" w:ascii="Times New Roman" w:hAnsi="Times New Roman" w:cs="Times New Roman" w:eastAsiaTheme="minorEastAsia"/>
+          <w:sz w:val="26"/>
+          <w:szCs w:val="26"/>
+          <w:lang w:val="en-US" w:eastAsia="zh-CN" w:bidi="ar-SA"/>
+        </w:rPr>
+        <w:fldChar w:fldCharType="begin"/>
+      </w:r>
+      <w:r>
+        <w:rPr>
+          <w:rFonts w:hint="default" w:ascii="Times New Roman" w:hAnsi="Times New Roman" w:cs="Times New Roman" w:eastAsiaTheme="minorEastAsia"/>
+          <w:sz w:val="26"/>
+          <w:szCs w:val="26"/>
+          <w:lang w:val="en-US" w:eastAsia="zh-CN" w:bidi="ar-SA"/>
+        </w:rPr>
+        <w:instrText xml:space="preserve"> HYPERLINK \l _Toc18250 </w:instrText>
+      </w:r>
+      <w:r>
+        <w:rPr>
+          <w:rFonts w:hint="default" w:ascii="Times New Roman" w:hAnsi="Times New Roman" w:cs="Times New Roman" w:eastAsiaTheme="minorEastAsia"/>
+          <w:sz w:val="26"/>
+          <w:szCs w:val="26"/>
+          <w:lang w:val="en-US" w:eastAsia="zh-CN" w:bidi="ar-SA"/>
+        </w:rPr>
+        <w:fldChar w:fldCharType="separate"/>
+      </w:r>
+      <w:r>
+        <w:rPr>
+          <w:rFonts w:hint="default" w:ascii="Times New Roman" w:hAnsi="Times New Roman" w:cs="Times New Roman"/>
+          <w:bCs/>
+          <w:sz w:val="26"/>
+          <w:szCs w:val="26"/>
+          <w:lang w:val="en-US"/>
+        </w:rPr>
+        <w:t xml:space="preserve">4. </w:t>
+      </w:r>
+      <w:r>
+        <w:rPr>
+          <w:rFonts w:hint="default" w:ascii="Times New Roman" w:hAnsi="Times New Roman" w:cs="Times New Roman"/>
+          <w:bCs/>
+          <w:sz w:val="26"/>
+          <w:szCs w:val="26"/>
+        </w:rPr>
+        <w:t>Định nghĩa, Từ viết tắt</w:t>
+      </w:r>
+      <w:r>
+        <w:rPr>
+          <w:rFonts w:hint="default" w:ascii="Times New Roman" w:hAnsi="Times New Roman" w:cs="Times New Roman"/>
+          <w:bCs/>
+          <w:sz w:val="26"/>
+          <w:szCs w:val="26"/>
+          <w:lang w:val="en-US"/>
+        </w:rPr>
+        <w:t xml:space="preserve"> :</w:t>
+      </w:r>
+      <w:r>
+        <w:rPr>
+          <w:rFonts w:hint="default" w:ascii="Times New Roman" w:hAnsi="Times New Roman" w:cs="Times New Roman"/>
+          <w:sz w:val="26"/>
+          <w:szCs w:val="26"/>
+        </w:rPr>
+        <w:tab/>
+      </w:r>
+      <w:r>
+        <w:rPr>
+          <w:rFonts w:hint="default" w:ascii="Times New Roman" w:hAnsi="Times New Roman" w:cs="Times New Roman"/>
+          <w:sz w:val="26"/>
+          <w:szCs w:val="26"/>
+        </w:rPr>
+        <w:fldChar w:fldCharType="begin"/>
+      </w:r>
+      <w:r>
+        <w:rPr>
+          <w:rFonts w:hint="default" w:ascii="Times New Roman" w:hAnsi="Times New Roman" w:cs="Times New Roman"/>
+          <w:sz w:val="26"/>
+          <w:szCs w:val="26"/>
+        </w:rPr>
+        <w:instrText xml:space="preserve"> PAGEREF _Toc18250 \h </w:instrText>
+      </w:r>
+      <w:r>
+        <w:rPr>
+          <w:rFonts w:hint="default" w:ascii="Times New Roman" w:hAnsi="Times New Roman" w:cs="Times New Roman"/>
+          <w:sz w:val="26"/>
+          <w:szCs w:val="26"/>
+        </w:rPr>
+        <w:fldChar w:fldCharType="separate"/>
+      </w:r>
+      <w:r>
+        <w:rPr>
+          <w:rFonts w:hint="default" w:ascii="Times New Roman" w:hAnsi="Times New Roman" w:cs="Times New Roman"/>
+          <w:sz w:val="26"/>
+          <w:szCs w:val="26"/>
+        </w:rPr>
+        <w:t>2</w:t>
       </w:r>
       <w:r>
         <w:rPr>
@@ -1872,7 +1135,7 @@
           <w:szCs w:val="26"/>
           <w:lang w:val="en-US" w:eastAsia="zh-CN" w:bidi="ar-SA"/>
         </w:rPr>
-        <w:instrText xml:space="preserve"> HYPERLINK \l _Toc7083 </w:instrText>
+        <w:instrText xml:space="preserve"> HYPERLINK \l _Toc28731 </w:instrText>
       </w:r>
       <w:r>
         <w:rPr>
@@ -1889,6 +1152,744 @@
           <w:sz w:val="26"/>
           <w:szCs w:val="26"/>
         </w:rPr>
+        <w:t>CHƯƠNG 2. MÔ TẢ TỔNG QUAN (OVERALL DESCRIPTION)</w:t>
+      </w:r>
+      <w:r>
+        <w:rPr>
+          <w:rFonts w:hint="default" w:ascii="Times New Roman" w:hAnsi="Times New Roman" w:cs="Times New Roman"/>
+          <w:sz w:val="26"/>
+          <w:szCs w:val="26"/>
+          <w:lang w:val="en-US"/>
+        </w:rPr>
+        <w:t xml:space="preserve"> :</w:t>
+      </w:r>
+      <w:r>
+        <w:rPr>
+          <w:rFonts w:hint="default" w:ascii="Times New Roman" w:hAnsi="Times New Roman" w:cs="Times New Roman"/>
+          <w:sz w:val="26"/>
+          <w:szCs w:val="26"/>
+        </w:rPr>
+        <w:tab/>
+      </w:r>
+      <w:r>
+        <w:rPr>
+          <w:rFonts w:hint="default" w:ascii="Times New Roman" w:hAnsi="Times New Roman" w:cs="Times New Roman"/>
+          <w:sz w:val="26"/>
+          <w:szCs w:val="26"/>
+        </w:rPr>
+        <w:fldChar w:fldCharType="begin"/>
+      </w:r>
+      <w:r>
+        <w:rPr>
+          <w:rFonts w:hint="default" w:ascii="Times New Roman" w:hAnsi="Times New Roman" w:cs="Times New Roman"/>
+          <w:sz w:val="26"/>
+          <w:szCs w:val="26"/>
+        </w:rPr>
+        <w:instrText xml:space="preserve"> PAGEREF _Toc28731 \h </w:instrText>
+      </w:r>
+      <w:r>
+        <w:rPr>
+          <w:rFonts w:hint="default" w:ascii="Times New Roman" w:hAnsi="Times New Roman" w:cs="Times New Roman"/>
+          <w:sz w:val="26"/>
+          <w:szCs w:val="26"/>
+        </w:rPr>
+        <w:fldChar w:fldCharType="separate"/>
+      </w:r>
+      <w:r>
+        <w:rPr>
+          <w:rFonts w:hint="default" w:ascii="Times New Roman" w:hAnsi="Times New Roman" w:cs="Times New Roman"/>
+          <w:sz w:val="26"/>
+          <w:szCs w:val="26"/>
+        </w:rPr>
+        <w:t>3</w:t>
+      </w:r>
+      <w:r>
+        <w:rPr>
+          <w:rFonts w:hint="default" w:ascii="Times New Roman" w:hAnsi="Times New Roman" w:cs="Times New Roman"/>
+          <w:sz w:val="26"/>
+          <w:szCs w:val="26"/>
+        </w:rPr>
+        <w:fldChar w:fldCharType="end"/>
+      </w:r>
+      <w:r>
+        <w:rPr>
+          <w:rFonts w:hint="default" w:ascii="Times New Roman" w:hAnsi="Times New Roman" w:cs="Times New Roman" w:eastAsiaTheme="minorEastAsia"/>
+          <w:sz w:val="26"/>
+          <w:szCs w:val="26"/>
+          <w:lang w:val="en-US" w:eastAsia="zh-CN" w:bidi="ar-SA"/>
+        </w:rPr>
+        <w:fldChar w:fldCharType="end"/>
+      </w:r>
+    </w:p>
+    <w:p>
+      <w:pPr>
+        <w:pStyle w:val="13"/>
+        <w:tabs>
+          <w:tab w:val="right" w:leader="dot" w:pos="8306"/>
+        </w:tabs>
+        <w:spacing w:line="360" w:lineRule="auto"/>
+        <w:rPr>
+          <w:rFonts w:hint="default" w:ascii="Times New Roman" w:hAnsi="Times New Roman" w:cs="Times New Roman"/>
+          <w:sz w:val="26"/>
+          <w:szCs w:val="26"/>
+        </w:rPr>
+      </w:pPr>
+      <w:r>
+        <w:rPr>
+          <w:rFonts w:hint="default" w:ascii="Times New Roman" w:hAnsi="Times New Roman" w:cs="Times New Roman" w:eastAsiaTheme="minorEastAsia"/>
+          <w:sz w:val="26"/>
+          <w:szCs w:val="26"/>
+          <w:lang w:val="en-US" w:eastAsia="zh-CN" w:bidi="ar-SA"/>
+        </w:rPr>
+        <w:fldChar w:fldCharType="begin"/>
+      </w:r>
+      <w:r>
+        <w:rPr>
+          <w:rFonts w:hint="default" w:ascii="Times New Roman" w:hAnsi="Times New Roman" w:cs="Times New Roman" w:eastAsiaTheme="minorEastAsia"/>
+          <w:sz w:val="26"/>
+          <w:szCs w:val="26"/>
+          <w:lang w:val="en-US" w:eastAsia="zh-CN" w:bidi="ar-SA"/>
+        </w:rPr>
+        <w:instrText xml:space="preserve"> HYPERLINK \l _Toc26169 </w:instrText>
+      </w:r>
+      <w:r>
+        <w:rPr>
+          <w:rFonts w:hint="default" w:ascii="Times New Roman" w:hAnsi="Times New Roman" w:cs="Times New Roman" w:eastAsiaTheme="minorEastAsia"/>
+          <w:sz w:val="26"/>
+          <w:szCs w:val="26"/>
+          <w:lang w:val="en-US" w:eastAsia="zh-CN" w:bidi="ar-SA"/>
+        </w:rPr>
+        <w:fldChar w:fldCharType="separate"/>
+      </w:r>
+      <w:r>
+        <w:rPr>
+          <w:rFonts w:hint="default" w:ascii="Times New Roman" w:hAnsi="Times New Roman" w:cs="Times New Roman"/>
+          <w:bCs/>
+          <w:sz w:val="26"/>
+          <w:szCs w:val="26"/>
+          <w:lang w:val="en-US"/>
+        </w:rPr>
+        <w:t xml:space="preserve">1. </w:t>
+      </w:r>
+      <w:r>
+        <w:rPr>
+          <w:rFonts w:hint="default" w:ascii="Times New Roman" w:hAnsi="Times New Roman" w:cs="Times New Roman"/>
+          <w:bCs/>
+          <w:sz w:val="26"/>
+          <w:szCs w:val="26"/>
+        </w:rPr>
+        <w:t>Bối cảnh Sản phẩm</w:t>
+      </w:r>
+      <w:r>
+        <w:rPr>
+          <w:rFonts w:hint="default" w:ascii="Times New Roman" w:hAnsi="Times New Roman" w:cs="Times New Roman"/>
+          <w:bCs/>
+          <w:sz w:val="26"/>
+          <w:szCs w:val="26"/>
+          <w:lang w:val="en-US"/>
+        </w:rPr>
+        <w:t xml:space="preserve"> :</w:t>
+      </w:r>
+      <w:r>
+        <w:rPr>
+          <w:rFonts w:hint="default" w:ascii="Times New Roman" w:hAnsi="Times New Roman" w:cs="Times New Roman"/>
+          <w:sz w:val="26"/>
+          <w:szCs w:val="26"/>
+        </w:rPr>
+        <w:tab/>
+      </w:r>
+      <w:r>
+        <w:rPr>
+          <w:rFonts w:hint="default" w:ascii="Times New Roman" w:hAnsi="Times New Roman" w:cs="Times New Roman"/>
+          <w:sz w:val="26"/>
+          <w:szCs w:val="26"/>
+        </w:rPr>
+        <w:fldChar w:fldCharType="begin"/>
+      </w:r>
+      <w:r>
+        <w:rPr>
+          <w:rFonts w:hint="default" w:ascii="Times New Roman" w:hAnsi="Times New Roman" w:cs="Times New Roman"/>
+          <w:sz w:val="26"/>
+          <w:szCs w:val="26"/>
+        </w:rPr>
+        <w:instrText xml:space="preserve"> PAGEREF _Toc26169 \h </w:instrText>
+      </w:r>
+      <w:r>
+        <w:rPr>
+          <w:rFonts w:hint="default" w:ascii="Times New Roman" w:hAnsi="Times New Roman" w:cs="Times New Roman"/>
+          <w:sz w:val="26"/>
+          <w:szCs w:val="26"/>
+        </w:rPr>
+        <w:fldChar w:fldCharType="separate"/>
+      </w:r>
+      <w:r>
+        <w:rPr>
+          <w:rFonts w:hint="default" w:ascii="Times New Roman" w:hAnsi="Times New Roman" w:cs="Times New Roman"/>
+          <w:sz w:val="26"/>
+          <w:szCs w:val="26"/>
+        </w:rPr>
+        <w:t>3</w:t>
+      </w:r>
+      <w:r>
+        <w:rPr>
+          <w:rFonts w:hint="default" w:ascii="Times New Roman" w:hAnsi="Times New Roman" w:cs="Times New Roman"/>
+          <w:sz w:val="26"/>
+          <w:szCs w:val="26"/>
+        </w:rPr>
+        <w:fldChar w:fldCharType="end"/>
+      </w:r>
+      <w:r>
+        <w:rPr>
+          <w:rFonts w:hint="default" w:ascii="Times New Roman" w:hAnsi="Times New Roman" w:cs="Times New Roman" w:eastAsiaTheme="minorEastAsia"/>
+          <w:sz w:val="26"/>
+          <w:szCs w:val="26"/>
+          <w:lang w:val="en-US" w:eastAsia="zh-CN" w:bidi="ar-SA"/>
+        </w:rPr>
+        <w:fldChar w:fldCharType="end"/>
+      </w:r>
+    </w:p>
+    <w:p>
+      <w:pPr>
+        <w:pStyle w:val="13"/>
+        <w:tabs>
+          <w:tab w:val="right" w:leader="dot" w:pos="8306"/>
+        </w:tabs>
+        <w:spacing w:line="360" w:lineRule="auto"/>
+        <w:rPr>
+          <w:rFonts w:hint="default" w:ascii="Times New Roman" w:hAnsi="Times New Roman" w:cs="Times New Roman"/>
+          <w:sz w:val="26"/>
+          <w:szCs w:val="26"/>
+        </w:rPr>
+      </w:pPr>
+      <w:r>
+        <w:rPr>
+          <w:rFonts w:hint="default" w:ascii="Times New Roman" w:hAnsi="Times New Roman" w:cs="Times New Roman" w:eastAsiaTheme="minorEastAsia"/>
+          <w:sz w:val="26"/>
+          <w:szCs w:val="26"/>
+          <w:lang w:val="en-US" w:eastAsia="zh-CN" w:bidi="ar-SA"/>
+        </w:rPr>
+        <w:fldChar w:fldCharType="begin"/>
+      </w:r>
+      <w:r>
+        <w:rPr>
+          <w:rFonts w:hint="default" w:ascii="Times New Roman" w:hAnsi="Times New Roman" w:cs="Times New Roman" w:eastAsiaTheme="minorEastAsia"/>
+          <w:sz w:val="26"/>
+          <w:szCs w:val="26"/>
+          <w:lang w:val="en-US" w:eastAsia="zh-CN" w:bidi="ar-SA"/>
+        </w:rPr>
+        <w:instrText xml:space="preserve"> HYPERLINK \l _Toc13116 </w:instrText>
+      </w:r>
+      <w:r>
+        <w:rPr>
+          <w:rFonts w:hint="default" w:ascii="Times New Roman" w:hAnsi="Times New Roman" w:cs="Times New Roman" w:eastAsiaTheme="minorEastAsia"/>
+          <w:sz w:val="26"/>
+          <w:szCs w:val="26"/>
+          <w:lang w:val="en-US" w:eastAsia="zh-CN" w:bidi="ar-SA"/>
+        </w:rPr>
+        <w:fldChar w:fldCharType="separate"/>
+      </w:r>
+      <w:r>
+        <w:rPr>
+          <w:rFonts w:hint="default" w:ascii="Times New Roman" w:hAnsi="Times New Roman" w:cs="Times New Roman"/>
+          <w:bCs/>
+          <w:sz w:val="26"/>
+          <w:szCs w:val="26"/>
+          <w:lang w:val="en-US"/>
+        </w:rPr>
+        <w:t xml:space="preserve">2. </w:t>
+      </w:r>
+      <w:r>
+        <w:rPr>
+          <w:rFonts w:hint="default" w:ascii="Times New Roman" w:hAnsi="Times New Roman" w:cs="Times New Roman"/>
+          <w:bCs/>
+          <w:sz w:val="26"/>
+          <w:szCs w:val="26"/>
+        </w:rPr>
+        <w:t>Kiến trúc hệ thống</w:t>
+      </w:r>
+      <w:r>
+        <w:rPr>
+          <w:rFonts w:hint="default" w:ascii="Times New Roman" w:hAnsi="Times New Roman" w:cs="Times New Roman"/>
+          <w:bCs/>
+          <w:sz w:val="26"/>
+          <w:szCs w:val="26"/>
+          <w:lang w:val="en-US"/>
+        </w:rPr>
+        <w:t xml:space="preserve"> :</w:t>
+      </w:r>
+      <w:r>
+        <w:rPr>
+          <w:rFonts w:hint="default" w:ascii="Times New Roman" w:hAnsi="Times New Roman" w:cs="Times New Roman"/>
+          <w:sz w:val="26"/>
+          <w:szCs w:val="26"/>
+        </w:rPr>
+        <w:tab/>
+      </w:r>
+      <w:r>
+        <w:rPr>
+          <w:rFonts w:hint="default" w:ascii="Times New Roman" w:hAnsi="Times New Roman" w:cs="Times New Roman"/>
+          <w:sz w:val="26"/>
+          <w:szCs w:val="26"/>
+        </w:rPr>
+        <w:fldChar w:fldCharType="begin"/>
+      </w:r>
+      <w:r>
+        <w:rPr>
+          <w:rFonts w:hint="default" w:ascii="Times New Roman" w:hAnsi="Times New Roman" w:cs="Times New Roman"/>
+          <w:sz w:val="26"/>
+          <w:szCs w:val="26"/>
+        </w:rPr>
+        <w:instrText xml:space="preserve"> PAGEREF _Toc13116 \h </w:instrText>
+      </w:r>
+      <w:r>
+        <w:rPr>
+          <w:rFonts w:hint="default" w:ascii="Times New Roman" w:hAnsi="Times New Roman" w:cs="Times New Roman"/>
+          <w:sz w:val="26"/>
+          <w:szCs w:val="26"/>
+        </w:rPr>
+        <w:fldChar w:fldCharType="separate"/>
+      </w:r>
+      <w:r>
+        <w:rPr>
+          <w:rFonts w:hint="default" w:ascii="Times New Roman" w:hAnsi="Times New Roman" w:cs="Times New Roman"/>
+          <w:sz w:val="26"/>
+          <w:szCs w:val="26"/>
+        </w:rPr>
+        <w:t>3</w:t>
+      </w:r>
+      <w:r>
+        <w:rPr>
+          <w:rFonts w:hint="default" w:ascii="Times New Roman" w:hAnsi="Times New Roman" w:cs="Times New Roman"/>
+          <w:sz w:val="26"/>
+          <w:szCs w:val="26"/>
+        </w:rPr>
+        <w:fldChar w:fldCharType="end"/>
+      </w:r>
+      <w:r>
+        <w:rPr>
+          <w:rFonts w:hint="default" w:ascii="Times New Roman" w:hAnsi="Times New Roman" w:cs="Times New Roman" w:eastAsiaTheme="minorEastAsia"/>
+          <w:sz w:val="26"/>
+          <w:szCs w:val="26"/>
+          <w:lang w:val="en-US" w:eastAsia="zh-CN" w:bidi="ar-SA"/>
+        </w:rPr>
+        <w:fldChar w:fldCharType="end"/>
+      </w:r>
+    </w:p>
+    <w:p>
+      <w:pPr>
+        <w:pStyle w:val="13"/>
+        <w:tabs>
+          <w:tab w:val="right" w:leader="dot" w:pos="8306"/>
+        </w:tabs>
+        <w:spacing w:line="360" w:lineRule="auto"/>
+        <w:rPr>
+          <w:rFonts w:hint="default" w:ascii="Times New Roman" w:hAnsi="Times New Roman" w:cs="Times New Roman"/>
+          <w:sz w:val="26"/>
+          <w:szCs w:val="26"/>
+        </w:rPr>
+      </w:pPr>
+      <w:r>
+        <w:rPr>
+          <w:rFonts w:hint="default" w:ascii="Times New Roman" w:hAnsi="Times New Roman" w:cs="Times New Roman" w:eastAsiaTheme="minorEastAsia"/>
+          <w:sz w:val="26"/>
+          <w:szCs w:val="26"/>
+          <w:lang w:val="en-US" w:eastAsia="zh-CN" w:bidi="ar-SA"/>
+        </w:rPr>
+        <w:fldChar w:fldCharType="begin"/>
+      </w:r>
+      <w:r>
+        <w:rPr>
+          <w:rFonts w:hint="default" w:ascii="Times New Roman" w:hAnsi="Times New Roman" w:cs="Times New Roman" w:eastAsiaTheme="minorEastAsia"/>
+          <w:sz w:val="26"/>
+          <w:szCs w:val="26"/>
+          <w:lang w:val="en-US" w:eastAsia="zh-CN" w:bidi="ar-SA"/>
+        </w:rPr>
+        <w:instrText xml:space="preserve"> HYPERLINK \l _Toc31473 </w:instrText>
+      </w:r>
+      <w:r>
+        <w:rPr>
+          <w:rFonts w:hint="default" w:ascii="Times New Roman" w:hAnsi="Times New Roman" w:cs="Times New Roman" w:eastAsiaTheme="minorEastAsia"/>
+          <w:sz w:val="26"/>
+          <w:szCs w:val="26"/>
+          <w:lang w:val="en-US" w:eastAsia="zh-CN" w:bidi="ar-SA"/>
+        </w:rPr>
+        <w:fldChar w:fldCharType="separate"/>
+      </w:r>
+      <w:r>
+        <w:rPr>
+          <w:rFonts w:hint="default" w:ascii="Times New Roman" w:hAnsi="Times New Roman" w:cs="Times New Roman"/>
+          <w:bCs/>
+          <w:sz w:val="26"/>
+          <w:szCs w:val="26"/>
+          <w:lang w:val="en-US"/>
+        </w:rPr>
+        <w:t xml:space="preserve">3. </w:t>
+      </w:r>
+      <w:r>
+        <w:rPr>
+          <w:rFonts w:hint="default" w:ascii="Times New Roman" w:hAnsi="Times New Roman" w:cs="Times New Roman"/>
+          <w:bCs/>
+          <w:sz w:val="26"/>
+          <w:szCs w:val="26"/>
+        </w:rPr>
+        <w:t>Các chức năng chính của Hệ thống</w:t>
+      </w:r>
+      <w:r>
+        <w:rPr>
+          <w:rFonts w:hint="default" w:ascii="Times New Roman" w:hAnsi="Times New Roman" w:cs="Times New Roman"/>
+          <w:bCs/>
+          <w:sz w:val="26"/>
+          <w:szCs w:val="26"/>
+          <w:lang w:val="en-US"/>
+        </w:rPr>
+        <w:t xml:space="preserve"> :</w:t>
+      </w:r>
+      <w:r>
+        <w:rPr>
+          <w:rFonts w:hint="default" w:ascii="Times New Roman" w:hAnsi="Times New Roman" w:cs="Times New Roman"/>
+          <w:sz w:val="26"/>
+          <w:szCs w:val="26"/>
+        </w:rPr>
+        <w:tab/>
+      </w:r>
+      <w:r>
+        <w:rPr>
+          <w:rFonts w:hint="default" w:ascii="Times New Roman" w:hAnsi="Times New Roman" w:cs="Times New Roman"/>
+          <w:sz w:val="26"/>
+          <w:szCs w:val="26"/>
+        </w:rPr>
+        <w:fldChar w:fldCharType="begin"/>
+      </w:r>
+      <w:r>
+        <w:rPr>
+          <w:rFonts w:hint="default" w:ascii="Times New Roman" w:hAnsi="Times New Roman" w:cs="Times New Roman"/>
+          <w:sz w:val="26"/>
+          <w:szCs w:val="26"/>
+        </w:rPr>
+        <w:instrText xml:space="preserve"> PAGEREF _Toc31473 \h </w:instrText>
+      </w:r>
+      <w:r>
+        <w:rPr>
+          <w:rFonts w:hint="default" w:ascii="Times New Roman" w:hAnsi="Times New Roman" w:cs="Times New Roman"/>
+          <w:sz w:val="26"/>
+          <w:szCs w:val="26"/>
+        </w:rPr>
+        <w:fldChar w:fldCharType="separate"/>
+      </w:r>
+      <w:r>
+        <w:rPr>
+          <w:rFonts w:hint="default" w:ascii="Times New Roman" w:hAnsi="Times New Roman" w:cs="Times New Roman"/>
+          <w:sz w:val="26"/>
+          <w:szCs w:val="26"/>
+        </w:rPr>
+        <w:t>4</w:t>
+      </w:r>
+      <w:r>
+        <w:rPr>
+          <w:rFonts w:hint="default" w:ascii="Times New Roman" w:hAnsi="Times New Roman" w:cs="Times New Roman"/>
+          <w:sz w:val="26"/>
+          <w:szCs w:val="26"/>
+        </w:rPr>
+        <w:fldChar w:fldCharType="end"/>
+      </w:r>
+      <w:r>
+        <w:rPr>
+          <w:rFonts w:hint="default" w:ascii="Times New Roman" w:hAnsi="Times New Roman" w:cs="Times New Roman" w:eastAsiaTheme="minorEastAsia"/>
+          <w:sz w:val="26"/>
+          <w:szCs w:val="26"/>
+          <w:lang w:val="en-US" w:eastAsia="zh-CN" w:bidi="ar-SA"/>
+        </w:rPr>
+        <w:fldChar w:fldCharType="end"/>
+      </w:r>
+    </w:p>
+    <w:p>
+      <w:pPr>
+        <w:pStyle w:val="13"/>
+        <w:tabs>
+          <w:tab w:val="right" w:leader="dot" w:pos="8306"/>
+        </w:tabs>
+        <w:spacing w:line="360" w:lineRule="auto"/>
+        <w:rPr>
+          <w:rFonts w:hint="default" w:ascii="Times New Roman" w:hAnsi="Times New Roman" w:cs="Times New Roman"/>
+          <w:sz w:val="26"/>
+          <w:szCs w:val="26"/>
+        </w:rPr>
+      </w:pPr>
+      <w:r>
+        <w:rPr>
+          <w:rFonts w:hint="default" w:ascii="Times New Roman" w:hAnsi="Times New Roman" w:cs="Times New Roman" w:eastAsiaTheme="minorEastAsia"/>
+          <w:sz w:val="26"/>
+          <w:szCs w:val="26"/>
+          <w:lang w:val="en-US" w:eastAsia="zh-CN" w:bidi="ar-SA"/>
+        </w:rPr>
+        <w:fldChar w:fldCharType="begin"/>
+      </w:r>
+      <w:r>
+        <w:rPr>
+          <w:rFonts w:hint="default" w:ascii="Times New Roman" w:hAnsi="Times New Roman" w:cs="Times New Roman" w:eastAsiaTheme="minorEastAsia"/>
+          <w:sz w:val="26"/>
+          <w:szCs w:val="26"/>
+          <w:lang w:val="en-US" w:eastAsia="zh-CN" w:bidi="ar-SA"/>
+        </w:rPr>
+        <w:instrText xml:space="preserve"> HYPERLINK \l _Toc9351 </w:instrText>
+      </w:r>
+      <w:r>
+        <w:rPr>
+          <w:rFonts w:hint="default" w:ascii="Times New Roman" w:hAnsi="Times New Roman" w:cs="Times New Roman" w:eastAsiaTheme="minorEastAsia"/>
+          <w:sz w:val="26"/>
+          <w:szCs w:val="26"/>
+          <w:lang w:val="en-US" w:eastAsia="zh-CN" w:bidi="ar-SA"/>
+        </w:rPr>
+        <w:fldChar w:fldCharType="separate"/>
+      </w:r>
+      <w:r>
+        <w:rPr>
+          <w:rFonts w:hint="default" w:ascii="Times New Roman" w:hAnsi="Times New Roman" w:cs="Times New Roman"/>
+          <w:bCs/>
+          <w:sz w:val="26"/>
+          <w:szCs w:val="26"/>
+          <w:lang w:val="en-US"/>
+        </w:rPr>
+        <w:t xml:space="preserve">4. </w:t>
+      </w:r>
+      <w:r>
+        <w:rPr>
+          <w:rFonts w:hint="default" w:ascii="Times New Roman" w:hAnsi="Times New Roman" w:cs="Times New Roman"/>
+          <w:bCs/>
+          <w:sz w:val="26"/>
+          <w:szCs w:val="26"/>
+        </w:rPr>
+        <w:t>Đặc điểm Người dùng (Actors)</w:t>
+      </w:r>
+      <w:r>
+        <w:rPr>
+          <w:rFonts w:hint="default" w:ascii="Times New Roman" w:hAnsi="Times New Roman" w:cs="Times New Roman"/>
+          <w:bCs/>
+          <w:sz w:val="26"/>
+          <w:szCs w:val="26"/>
+          <w:lang w:val="en-US"/>
+        </w:rPr>
+        <w:t xml:space="preserve"> :</w:t>
+      </w:r>
+      <w:r>
+        <w:rPr>
+          <w:rFonts w:hint="default" w:ascii="Times New Roman" w:hAnsi="Times New Roman" w:cs="Times New Roman"/>
+          <w:sz w:val="26"/>
+          <w:szCs w:val="26"/>
+        </w:rPr>
+        <w:tab/>
+      </w:r>
+      <w:r>
+        <w:rPr>
+          <w:rFonts w:hint="default" w:ascii="Times New Roman" w:hAnsi="Times New Roman" w:cs="Times New Roman"/>
+          <w:sz w:val="26"/>
+          <w:szCs w:val="26"/>
+        </w:rPr>
+        <w:fldChar w:fldCharType="begin"/>
+      </w:r>
+      <w:r>
+        <w:rPr>
+          <w:rFonts w:hint="default" w:ascii="Times New Roman" w:hAnsi="Times New Roman" w:cs="Times New Roman"/>
+          <w:sz w:val="26"/>
+          <w:szCs w:val="26"/>
+        </w:rPr>
+        <w:instrText xml:space="preserve"> PAGEREF _Toc9351 \h </w:instrText>
+      </w:r>
+      <w:r>
+        <w:rPr>
+          <w:rFonts w:hint="default" w:ascii="Times New Roman" w:hAnsi="Times New Roman" w:cs="Times New Roman"/>
+          <w:sz w:val="26"/>
+          <w:szCs w:val="26"/>
+        </w:rPr>
+        <w:fldChar w:fldCharType="separate"/>
+      </w:r>
+      <w:r>
+        <w:rPr>
+          <w:rFonts w:hint="default" w:ascii="Times New Roman" w:hAnsi="Times New Roman" w:cs="Times New Roman"/>
+          <w:sz w:val="26"/>
+          <w:szCs w:val="26"/>
+        </w:rPr>
+        <w:t>8</w:t>
+      </w:r>
+      <w:r>
+        <w:rPr>
+          <w:rFonts w:hint="default" w:ascii="Times New Roman" w:hAnsi="Times New Roman" w:cs="Times New Roman"/>
+          <w:sz w:val="26"/>
+          <w:szCs w:val="26"/>
+        </w:rPr>
+        <w:fldChar w:fldCharType="end"/>
+      </w:r>
+      <w:r>
+        <w:rPr>
+          <w:rFonts w:hint="default" w:ascii="Times New Roman" w:hAnsi="Times New Roman" w:cs="Times New Roman" w:eastAsiaTheme="minorEastAsia"/>
+          <w:sz w:val="26"/>
+          <w:szCs w:val="26"/>
+          <w:lang w:val="en-US" w:eastAsia="zh-CN" w:bidi="ar-SA"/>
+        </w:rPr>
+        <w:fldChar w:fldCharType="end"/>
+      </w:r>
+    </w:p>
+    <w:p>
+      <w:pPr>
+        <w:pStyle w:val="14"/>
+        <w:tabs>
+          <w:tab w:val="right" w:leader="dot" w:pos="8306"/>
+        </w:tabs>
+        <w:spacing w:line="360" w:lineRule="auto"/>
+        <w:rPr>
+          <w:rFonts w:hint="default" w:ascii="Times New Roman" w:hAnsi="Times New Roman" w:cs="Times New Roman"/>
+          <w:sz w:val="26"/>
+          <w:szCs w:val="26"/>
+        </w:rPr>
+      </w:pPr>
+      <w:r>
+        <w:rPr>
+          <w:rFonts w:hint="default" w:ascii="Times New Roman" w:hAnsi="Times New Roman" w:cs="Times New Roman" w:eastAsiaTheme="minorEastAsia"/>
+          <w:sz w:val="26"/>
+          <w:szCs w:val="26"/>
+          <w:lang w:val="en-US" w:eastAsia="zh-CN" w:bidi="ar-SA"/>
+        </w:rPr>
+        <w:fldChar w:fldCharType="begin"/>
+      </w:r>
+      <w:r>
+        <w:rPr>
+          <w:rFonts w:hint="default" w:ascii="Times New Roman" w:hAnsi="Times New Roman" w:cs="Times New Roman" w:eastAsiaTheme="minorEastAsia"/>
+          <w:sz w:val="26"/>
+          <w:szCs w:val="26"/>
+          <w:lang w:val="en-US" w:eastAsia="zh-CN" w:bidi="ar-SA"/>
+        </w:rPr>
+        <w:instrText xml:space="preserve"> HYPERLINK \l _Toc16086 </w:instrText>
+      </w:r>
+      <w:r>
+        <w:rPr>
+          <w:rFonts w:hint="default" w:ascii="Times New Roman" w:hAnsi="Times New Roman" w:cs="Times New Roman" w:eastAsiaTheme="minorEastAsia"/>
+          <w:sz w:val="26"/>
+          <w:szCs w:val="26"/>
+          <w:lang w:val="en-US" w:eastAsia="zh-CN" w:bidi="ar-SA"/>
+        </w:rPr>
+        <w:fldChar w:fldCharType="separate"/>
+      </w:r>
+      <w:r>
+        <w:rPr>
+          <w:rFonts w:hint="default" w:ascii="Times New Roman" w:hAnsi="Times New Roman" w:cs="Times New Roman"/>
+          <w:sz w:val="26"/>
+          <w:szCs w:val="26"/>
+        </w:rPr>
+        <w:t>1. Admin (Quản trị viên)</w:t>
+      </w:r>
+      <w:r>
+        <w:rPr>
+          <w:rFonts w:hint="default" w:ascii="Times New Roman" w:hAnsi="Times New Roman" w:cs="Times New Roman"/>
+          <w:sz w:val="26"/>
+          <w:szCs w:val="26"/>
+          <w:lang w:val="en-US"/>
+        </w:rPr>
+        <w:t xml:space="preserve"> :</w:t>
+      </w:r>
+      <w:r>
+        <w:rPr>
+          <w:rFonts w:hint="default" w:ascii="Times New Roman" w:hAnsi="Times New Roman" w:cs="Times New Roman"/>
+          <w:sz w:val="26"/>
+          <w:szCs w:val="26"/>
+        </w:rPr>
+        <w:tab/>
+      </w:r>
+      <w:r>
+        <w:rPr>
+          <w:rFonts w:hint="default" w:ascii="Times New Roman" w:hAnsi="Times New Roman" w:cs="Times New Roman"/>
+          <w:sz w:val="26"/>
+          <w:szCs w:val="26"/>
+        </w:rPr>
+        <w:fldChar w:fldCharType="begin"/>
+      </w:r>
+      <w:r>
+        <w:rPr>
+          <w:rFonts w:hint="default" w:ascii="Times New Roman" w:hAnsi="Times New Roman" w:cs="Times New Roman"/>
+          <w:sz w:val="26"/>
+          <w:szCs w:val="26"/>
+        </w:rPr>
+        <w:instrText xml:space="preserve"> PAGEREF _Toc16086 \h </w:instrText>
+      </w:r>
+      <w:r>
+        <w:rPr>
+          <w:rFonts w:hint="default" w:ascii="Times New Roman" w:hAnsi="Times New Roman" w:cs="Times New Roman"/>
+          <w:sz w:val="26"/>
+          <w:szCs w:val="26"/>
+        </w:rPr>
+        <w:fldChar w:fldCharType="separate"/>
+      </w:r>
+      <w:r>
+        <w:rPr>
+          <w:rFonts w:hint="default" w:ascii="Times New Roman" w:hAnsi="Times New Roman" w:cs="Times New Roman"/>
+          <w:sz w:val="26"/>
+          <w:szCs w:val="26"/>
+        </w:rPr>
+        <w:t>8</w:t>
+      </w:r>
+      <w:r>
+        <w:rPr>
+          <w:rFonts w:hint="default" w:ascii="Times New Roman" w:hAnsi="Times New Roman" w:cs="Times New Roman"/>
+          <w:sz w:val="26"/>
+          <w:szCs w:val="26"/>
+        </w:rPr>
+        <w:fldChar w:fldCharType="end"/>
+      </w:r>
+      <w:r>
+        <w:rPr>
+          <w:rFonts w:hint="default" w:ascii="Times New Roman" w:hAnsi="Times New Roman" w:cs="Times New Roman" w:eastAsiaTheme="minorEastAsia"/>
+          <w:sz w:val="26"/>
+          <w:szCs w:val="26"/>
+          <w:lang w:val="en-US" w:eastAsia="zh-CN" w:bidi="ar-SA"/>
+        </w:rPr>
+        <w:fldChar w:fldCharType="end"/>
+      </w:r>
+    </w:p>
+    <w:p>
+      <w:pPr>
+        <w:pStyle w:val="14"/>
+        <w:tabs>
+          <w:tab w:val="right" w:leader="dot" w:pos="8306"/>
+        </w:tabs>
+        <w:spacing w:line="360" w:lineRule="auto"/>
+        <w:rPr>
+          <w:rFonts w:hint="default" w:ascii="Times New Roman" w:hAnsi="Times New Roman" w:cs="Times New Roman"/>
+          <w:sz w:val="26"/>
+          <w:szCs w:val="26"/>
+        </w:rPr>
+      </w:pPr>
+      <w:r>
+        <w:rPr>
+          <w:rFonts w:hint="default" w:ascii="Times New Roman" w:hAnsi="Times New Roman" w:cs="Times New Roman" w:eastAsiaTheme="minorEastAsia"/>
+          <w:sz w:val="26"/>
+          <w:szCs w:val="26"/>
+          <w:lang w:val="en-US" w:eastAsia="zh-CN" w:bidi="ar-SA"/>
+        </w:rPr>
+        <w:fldChar w:fldCharType="begin"/>
+      </w:r>
+      <w:r>
+        <w:rPr>
+          <w:rFonts w:hint="default" w:ascii="Times New Roman" w:hAnsi="Times New Roman" w:cs="Times New Roman" w:eastAsiaTheme="minorEastAsia"/>
+          <w:sz w:val="26"/>
+          <w:szCs w:val="26"/>
+          <w:lang w:val="en-US" w:eastAsia="zh-CN" w:bidi="ar-SA"/>
+        </w:rPr>
+        <w:instrText xml:space="preserve"> HYPERLINK \l _Toc7971 </w:instrText>
+      </w:r>
+      <w:r>
+        <w:rPr>
+          <w:rFonts w:hint="default" w:ascii="Times New Roman" w:hAnsi="Times New Roman" w:cs="Times New Roman" w:eastAsiaTheme="minorEastAsia"/>
+          <w:sz w:val="26"/>
+          <w:szCs w:val="26"/>
+          <w:lang w:val="en-US" w:eastAsia="zh-CN" w:bidi="ar-SA"/>
+        </w:rPr>
+        <w:fldChar w:fldCharType="separate"/>
+      </w:r>
+      <w:r>
+        <w:rPr>
+          <w:rFonts w:hint="default" w:ascii="Times New Roman" w:hAnsi="Times New Roman" w:cs="Times New Roman"/>
+          <w:sz w:val="26"/>
+          <w:szCs w:val="26"/>
+        </w:rPr>
         <w:t>2. Thủ thư (Librarian)</w:t>
       </w:r>
       <w:r>
@@ -1922,7 +1923,7 @@
           <w:sz w:val="26"/>
           <w:szCs w:val="26"/>
         </w:rPr>
-        <w:instrText xml:space="preserve"> PAGEREF _Toc7083 \h </w:instrText>
+        <w:instrText xml:space="preserve"> PAGEREF _Toc7971 \h </w:instrText>
       </w:r>
       <w:r>
         <w:rPr>
@@ -1939,6 +1940,460 @@
           <w:szCs w:val="26"/>
         </w:rPr>
         <w:t>8</w:t>
+      </w:r>
+      <w:r>
+        <w:rPr>
+          <w:rFonts w:hint="default" w:ascii="Times New Roman" w:hAnsi="Times New Roman" w:cs="Times New Roman"/>
+          <w:sz w:val="26"/>
+          <w:szCs w:val="26"/>
+        </w:rPr>
+        <w:fldChar w:fldCharType="end"/>
+      </w:r>
+      <w:r>
+        <w:rPr>
+          <w:rFonts w:hint="default" w:ascii="Times New Roman" w:hAnsi="Times New Roman" w:cs="Times New Roman" w:eastAsiaTheme="minorEastAsia"/>
+          <w:sz w:val="26"/>
+          <w:szCs w:val="26"/>
+          <w:lang w:val="en-US" w:eastAsia="zh-CN" w:bidi="ar-SA"/>
+        </w:rPr>
+        <w:fldChar w:fldCharType="end"/>
+      </w:r>
+    </w:p>
+    <w:p>
+      <w:pPr>
+        <w:pStyle w:val="14"/>
+        <w:tabs>
+          <w:tab w:val="right" w:leader="dot" w:pos="8306"/>
+        </w:tabs>
+        <w:spacing w:line="360" w:lineRule="auto"/>
+        <w:rPr>
+          <w:rFonts w:hint="default" w:ascii="Times New Roman" w:hAnsi="Times New Roman" w:cs="Times New Roman"/>
+          <w:sz w:val="26"/>
+          <w:szCs w:val="26"/>
+        </w:rPr>
+      </w:pPr>
+      <w:r>
+        <w:rPr>
+          <w:rFonts w:hint="default" w:ascii="Times New Roman" w:hAnsi="Times New Roman" w:cs="Times New Roman" w:eastAsiaTheme="minorEastAsia"/>
+          <w:sz w:val="26"/>
+          <w:szCs w:val="26"/>
+          <w:lang w:val="en-US" w:eastAsia="zh-CN" w:bidi="ar-SA"/>
+        </w:rPr>
+        <w:fldChar w:fldCharType="begin"/>
+      </w:r>
+      <w:r>
+        <w:rPr>
+          <w:rFonts w:hint="default" w:ascii="Times New Roman" w:hAnsi="Times New Roman" w:cs="Times New Roman" w:eastAsiaTheme="minorEastAsia"/>
+          <w:sz w:val="26"/>
+          <w:szCs w:val="26"/>
+          <w:lang w:val="en-US" w:eastAsia="zh-CN" w:bidi="ar-SA"/>
+        </w:rPr>
+        <w:instrText xml:space="preserve"> HYPERLINK \l _Toc20420 </w:instrText>
+      </w:r>
+      <w:r>
+        <w:rPr>
+          <w:rFonts w:hint="default" w:ascii="Times New Roman" w:hAnsi="Times New Roman" w:cs="Times New Roman" w:eastAsiaTheme="minorEastAsia"/>
+          <w:sz w:val="26"/>
+          <w:szCs w:val="26"/>
+          <w:lang w:val="en-US" w:eastAsia="zh-CN" w:bidi="ar-SA"/>
+        </w:rPr>
+        <w:fldChar w:fldCharType="separate"/>
+      </w:r>
+      <w:r>
+        <w:rPr>
+          <w:rFonts w:hint="default" w:ascii="Times New Roman" w:hAnsi="Times New Roman" w:cs="Times New Roman"/>
+          <w:sz w:val="26"/>
+          <w:szCs w:val="26"/>
+        </w:rPr>
+        <w:t>3. Độc giả (Member / Reader)</w:t>
+      </w:r>
+      <w:r>
+        <w:rPr>
+          <w:rFonts w:hint="default" w:ascii="Times New Roman" w:hAnsi="Times New Roman" w:cs="Times New Roman"/>
+          <w:sz w:val="26"/>
+          <w:szCs w:val="26"/>
+          <w:lang w:val="en-US"/>
+        </w:rPr>
+        <w:t xml:space="preserve">  :</w:t>
+      </w:r>
+      <w:r>
+        <w:rPr>
+          <w:rFonts w:hint="default" w:ascii="Times New Roman" w:hAnsi="Times New Roman" w:cs="Times New Roman"/>
+          <w:sz w:val="26"/>
+          <w:szCs w:val="26"/>
+        </w:rPr>
+        <w:tab/>
+      </w:r>
+      <w:r>
+        <w:rPr>
+          <w:rFonts w:hint="default" w:ascii="Times New Roman" w:hAnsi="Times New Roman" w:cs="Times New Roman"/>
+          <w:sz w:val="26"/>
+          <w:szCs w:val="26"/>
+        </w:rPr>
+        <w:fldChar w:fldCharType="begin"/>
+      </w:r>
+      <w:r>
+        <w:rPr>
+          <w:rFonts w:hint="default" w:ascii="Times New Roman" w:hAnsi="Times New Roman" w:cs="Times New Roman"/>
+          <w:sz w:val="26"/>
+          <w:szCs w:val="26"/>
+        </w:rPr>
+        <w:instrText xml:space="preserve"> PAGEREF _Toc20420 \h </w:instrText>
+      </w:r>
+      <w:r>
+        <w:rPr>
+          <w:rFonts w:hint="default" w:ascii="Times New Roman" w:hAnsi="Times New Roman" w:cs="Times New Roman"/>
+          <w:sz w:val="26"/>
+          <w:szCs w:val="26"/>
+        </w:rPr>
+        <w:fldChar w:fldCharType="separate"/>
+      </w:r>
+      <w:r>
+        <w:rPr>
+          <w:rFonts w:hint="default" w:ascii="Times New Roman" w:hAnsi="Times New Roman" w:cs="Times New Roman"/>
+          <w:sz w:val="26"/>
+          <w:szCs w:val="26"/>
+        </w:rPr>
+        <w:t>8</w:t>
+      </w:r>
+      <w:r>
+        <w:rPr>
+          <w:rFonts w:hint="default" w:ascii="Times New Roman" w:hAnsi="Times New Roman" w:cs="Times New Roman"/>
+          <w:sz w:val="26"/>
+          <w:szCs w:val="26"/>
+        </w:rPr>
+        <w:fldChar w:fldCharType="end"/>
+      </w:r>
+      <w:r>
+        <w:rPr>
+          <w:rFonts w:hint="default" w:ascii="Times New Roman" w:hAnsi="Times New Roman" w:cs="Times New Roman" w:eastAsiaTheme="minorEastAsia"/>
+          <w:sz w:val="26"/>
+          <w:szCs w:val="26"/>
+          <w:lang w:val="en-US" w:eastAsia="zh-CN" w:bidi="ar-SA"/>
+        </w:rPr>
+        <w:fldChar w:fldCharType="end"/>
+      </w:r>
+    </w:p>
+    <w:p>
+      <w:pPr>
+        <w:pStyle w:val="13"/>
+        <w:tabs>
+          <w:tab w:val="right" w:leader="dot" w:pos="8306"/>
+        </w:tabs>
+        <w:spacing w:line="360" w:lineRule="auto"/>
+        <w:rPr>
+          <w:rFonts w:hint="default" w:ascii="Times New Roman" w:hAnsi="Times New Roman" w:cs="Times New Roman"/>
+          <w:sz w:val="26"/>
+          <w:szCs w:val="26"/>
+        </w:rPr>
+      </w:pPr>
+      <w:r>
+        <w:rPr>
+          <w:rFonts w:hint="default" w:ascii="Times New Roman" w:hAnsi="Times New Roman" w:cs="Times New Roman" w:eastAsiaTheme="minorEastAsia"/>
+          <w:sz w:val="26"/>
+          <w:szCs w:val="26"/>
+          <w:lang w:val="en-US" w:eastAsia="zh-CN" w:bidi="ar-SA"/>
+        </w:rPr>
+        <w:fldChar w:fldCharType="begin"/>
+      </w:r>
+      <w:r>
+        <w:rPr>
+          <w:rFonts w:hint="default" w:ascii="Times New Roman" w:hAnsi="Times New Roman" w:cs="Times New Roman" w:eastAsiaTheme="minorEastAsia"/>
+          <w:sz w:val="26"/>
+          <w:szCs w:val="26"/>
+          <w:lang w:val="en-US" w:eastAsia="zh-CN" w:bidi="ar-SA"/>
+        </w:rPr>
+        <w:instrText xml:space="preserve"> HYPERLINK \l _Toc1996 </w:instrText>
+      </w:r>
+      <w:r>
+        <w:rPr>
+          <w:rFonts w:hint="default" w:ascii="Times New Roman" w:hAnsi="Times New Roman" w:cs="Times New Roman" w:eastAsiaTheme="minorEastAsia"/>
+          <w:sz w:val="26"/>
+          <w:szCs w:val="26"/>
+          <w:lang w:val="en-US" w:eastAsia="zh-CN" w:bidi="ar-SA"/>
+        </w:rPr>
+        <w:fldChar w:fldCharType="separate"/>
+      </w:r>
+      <w:r>
+        <w:rPr>
+          <w:rFonts w:hint="default" w:ascii="Times New Roman" w:hAnsi="Times New Roman" w:cs="Times New Roman"/>
+          <w:sz w:val="26"/>
+          <w:szCs w:val="26"/>
+          <w:lang w:val="en-US"/>
+        </w:rPr>
+        <w:t xml:space="preserve">5. </w:t>
+      </w:r>
+      <w:r>
+        <w:rPr>
+          <w:rFonts w:hint="default" w:ascii="Times New Roman" w:hAnsi="Times New Roman" w:cs="Times New Roman"/>
+          <w:bCs/>
+          <w:sz w:val="26"/>
+          <w:szCs w:val="26"/>
+        </w:rPr>
+        <w:t>Các ràng buộc (Constraints)</w:t>
+      </w:r>
+      <w:r>
+        <w:rPr>
+          <w:rFonts w:hint="default" w:ascii="Times New Roman" w:hAnsi="Times New Roman" w:cs="Times New Roman"/>
+          <w:bCs/>
+          <w:sz w:val="26"/>
+          <w:szCs w:val="26"/>
+          <w:lang w:val="en-US"/>
+        </w:rPr>
+        <w:t xml:space="preserve"> :</w:t>
+      </w:r>
+      <w:r>
+        <w:rPr>
+          <w:rFonts w:hint="default" w:ascii="Times New Roman" w:hAnsi="Times New Roman" w:cs="Times New Roman"/>
+          <w:sz w:val="26"/>
+          <w:szCs w:val="26"/>
+        </w:rPr>
+        <w:tab/>
+      </w:r>
+      <w:r>
+        <w:rPr>
+          <w:rFonts w:hint="default" w:ascii="Times New Roman" w:hAnsi="Times New Roman" w:cs="Times New Roman"/>
+          <w:sz w:val="26"/>
+          <w:szCs w:val="26"/>
+        </w:rPr>
+        <w:fldChar w:fldCharType="begin"/>
+      </w:r>
+      <w:r>
+        <w:rPr>
+          <w:rFonts w:hint="default" w:ascii="Times New Roman" w:hAnsi="Times New Roman" w:cs="Times New Roman"/>
+          <w:sz w:val="26"/>
+          <w:szCs w:val="26"/>
+        </w:rPr>
+        <w:instrText xml:space="preserve"> PAGEREF _Toc1996 \h </w:instrText>
+      </w:r>
+      <w:r>
+        <w:rPr>
+          <w:rFonts w:hint="default" w:ascii="Times New Roman" w:hAnsi="Times New Roman" w:cs="Times New Roman"/>
+          <w:sz w:val="26"/>
+          <w:szCs w:val="26"/>
+        </w:rPr>
+        <w:fldChar w:fldCharType="separate"/>
+      </w:r>
+      <w:r>
+        <w:rPr>
+          <w:rFonts w:hint="default" w:ascii="Times New Roman" w:hAnsi="Times New Roman" w:cs="Times New Roman"/>
+          <w:sz w:val="26"/>
+          <w:szCs w:val="26"/>
+        </w:rPr>
+        <w:t>9</w:t>
+      </w:r>
+      <w:r>
+        <w:rPr>
+          <w:rFonts w:hint="default" w:ascii="Times New Roman" w:hAnsi="Times New Roman" w:cs="Times New Roman"/>
+          <w:sz w:val="26"/>
+          <w:szCs w:val="26"/>
+        </w:rPr>
+        <w:fldChar w:fldCharType="end"/>
+      </w:r>
+      <w:r>
+        <w:rPr>
+          <w:rFonts w:hint="default" w:ascii="Times New Roman" w:hAnsi="Times New Roman" w:cs="Times New Roman" w:eastAsiaTheme="minorEastAsia"/>
+          <w:sz w:val="26"/>
+          <w:szCs w:val="26"/>
+          <w:lang w:val="en-US" w:eastAsia="zh-CN" w:bidi="ar-SA"/>
+        </w:rPr>
+        <w:fldChar w:fldCharType="end"/>
+      </w:r>
+    </w:p>
+    <w:p>
+      <w:pPr>
+        <w:pStyle w:val="14"/>
+        <w:tabs>
+          <w:tab w:val="right" w:leader="dot" w:pos="8306"/>
+        </w:tabs>
+        <w:spacing w:line="360" w:lineRule="auto"/>
+        <w:rPr>
+          <w:rFonts w:hint="default" w:ascii="Times New Roman" w:hAnsi="Times New Roman" w:cs="Times New Roman"/>
+          <w:sz w:val="26"/>
+          <w:szCs w:val="26"/>
+        </w:rPr>
+      </w:pPr>
+      <w:r>
+        <w:rPr>
+          <w:rFonts w:hint="default" w:ascii="Times New Roman" w:hAnsi="Times New Roman" w:cs="Times New Roman" w:eastAsiaTheme="minorEastAsia"/>
+          <w:sz w:val="26"/>
+          <w:szCs w:val="26"/>
+          <w:lang w:val="en-US" w:eastAsia="zh-CN" w:bidi="ar-SA"/>
+        </w:rPr>
+        <w:fldChar w:fldCharType="begin"/>
+      </w:r>
+      <w:r>
+        <w:rPr>
+          <w:rFonts w:hint="default" w:ascii="Times New Roman" w:hAnsi="Times New Roman" w:cs="Times New Roman" w:eastAsiaTheme="minorEastAsia"/>
+          <w:sz w:val="26"/>
+          <w:szCs w:val="26"/>
+          <w:lang w:val="en-US" w:eastAsia="zh-CN" w:bidi="ar-SA"/>
+        </w:rPr>
+        <w:instrText xml:space="preserve"> HYPERLINK \l _Toc11896 </w:instrText>
+      </w:r>
+      <w:r>
+        <w:rPr>
+          <w:rFonts w:hint="default" w:ascii="Times New Roman" w:hAnsi="Times New Roman" w:cs="Times New Roman" w:eastAsiaTheme="minorEastAsia"/>
+          <w:sz w:val="26"/>
+          <w:szCs w:val="26"/>
+          <w:lang w:val="en-US" w:eastAsia="zh-CN" w:bidi="ar-SA"/>
+        </w:rPr>
+        <w:fldChar w:fldCharType="separate"/>
+      </w:r>
+      <w:r>
+        <w:rPr>
+          <w:rFonts w:hint="default" w:ascii="Times New Roman" w:hAnsi="Times New Roman" w:cs="Times New Roman"/>
+          <w:bCs w:val="0"/>
+          <w:sz w:val="26"/>
+          <w:szCs w:val="26"/>
+        </w:rPr>
+        <w:t>1. Ràng buộc kỹ thuật:</w:t>
+      </w:r>
+      <w:r>
+        <w:rPr>
+          <w:rFonts w:hint="default" w:ascii="Times New Roman" w:hAnsi="Times New Roman" w:cs="Times New Roman"/>
+          <w:sz w:val="26"/>
+          <w:szCs w:val="26"/>
+        </w:rPr>
+        <w:tab/>
+      </w:r>
+      <w:r>
+        <w:rPr>
+          <w:rFonts w:hint="default" w:ascii="Times New Roman" w:hAnsi="Times New Roman" w:cs="Times New Roman"/>
+          <w:sz w:val="26"/>
+          <w:szCs w:val="26"/>
+        </w:rPr>
+        <w:fldChar w:fldCharType="begin"/>
+      </w:r>
+      <w:r>
+        <w:rPr>
+          <w:rFonts w:hint="default" w:ascii="Times New Roman" w:hAnsi="Times New Roman" w:cs="Times New Roman"/>
+          <w:sz w:val="26"/>
+          <w:szCs w:val="26"/>
+        </w:rPr>
+        <w:instrText xml:space="preserve"> PAGEREF _Toc11896 \h </w:instrText>
+      </w:r>
+      <w:r>
+        <w:rPr>
+          <w:rFonts w:hint="default" w:ascii="Times New Roman" w:hAnsi="Times New Roman" w:cs="Times New Roman"/>
+          <w:sz w:val="26"/>
+          <w:szCs w:val="26"/>
+        </w:rPr>
+        <w:fldChar w:fldCharType="separate"/>
+      </w:r>
+      <w:r>
+        <w:rPr>
+          <w:rFonts w:hint="default" w:ascii="Times New Roman" w:hAnsi="Times New Roman" w:cs="Times New Roman"/>
+          <w:sz w:val="26"/>
+          <w:szCs w:val="26"/>
+        </w:rPr>
+        <w:t>9</w:t>
+      </w:r>
+      <w:r>
+        <w:rPr>
+          <w:rFonts w:hint="default" w:ascii="Times New Roman" w:hAnsi="Times New Roman" w:cs="Times New Roman"/>
+          <w:sz w:val="26"/>
+          <w:szCs w:val="26"/>
+        </w:rPr>
+        <w:fldChar w:fldCharType="end"/>
+      </w:r>
+      <w:r>
+        <w:rPr>
+          <w:rFonts w:hint="default" w:ascii="Times New Roman" w:hAnsi="Times New Roman" w:cs="Times New Roman" w:eastAsiaTheme="minorEastAsia"/>
+          <w:sz w:val="26"/>
+          <w:szCs w:val="26"/>
+          <w:lang w:val="en-US" w:eastAsia="zh-CN" w:bidi="ar-SA"/>
+        </w:rPr>
+        <w:fldChar w:fldCharType="end"/>
+      </w:r>
+    </w:p>
+    <w:p>
+      <w:pPr>
+        <w:pStyle w:val="14"/>
+        <w:tabs>
+          <w:tab w:val="right" w:leader="dot" w:pos="8306"/>
+        </w:tabs>
+        <w:spacing w:line="360" w:lineRule="auto"/>
+        <w:rPr>
+          <w:rFonts w:hint="default" w:ascii="Times New Roman" w:hAnsi="Times New Roman" w:cs="Times New Roman"/>
+          <w:sz w:val="26"/>
+          <w:szCs w:val="26"/>
+        </w:rPr>
+      </w:pPr>
+      <w:r>
+        <w:rPr>
+          <w:rFonts w:hint="default" w:ascii="Times New Roman" w:hAnsi="Times New Roman" w:cs="Times New Roman" w:eastAsiaTheme="minorEastAsia"/>
+          <w:sz w:val="26"/>
+          <w:szCs w:val="26"/>
+          <w:lang w:val="en-US" w:eastAsia="zh-CN" w:bidi="ar-SA"/>
+        </w:rPr>
+        <w:fldChar w:fldCharType="begin"/>
+      </w:r>
+      <w:r>
+        <w:rPr>
+          <w:rFonts w:hint="default" w:ascii="Times New Roman" w:hAnsi="Times New Roman" w:cs="Times New Roman" w:eastAsiaTheme="minorEastAsia"/>
+          <w:sz w:val="26"/>
+          <w:szCs w:val="26"/>
+          <w:lang w:val="en-US" w:eastAsia="zh-CN" w:bidi="ar-SA"/>
+        </w:rPr>
+        <w:instrText xml:space="preserve"> HYPERLINK \l _Toc2012 </w:instrText>
+      </w:r>
+      <w:r>
+        <w:rPr>
+          <w:rFonts w:hint="default" w:ascii="Times New Roman" w:hAnsi="Times New Roman" w:cs="Times New Roman" w:eastAsiaTheme="minorEastAsia"/>
+          <w:sz w:val="26"/>
+          <w:szCs w:val="26"/>
+          <w:lang w:val="en-US" w:eastAsia="zh-CN" w:bidi="ar-SA"/>
+        </w:rPr>
+        <w:fldChar w:fldCharType="separate"/>
+      </w:r>
+      <w:r>
+        <w:rPr>
+          <w:rFonts w:hint="default" w:ascii="Times New Roman" w:hAnsi="Times New Roman" w:cs="Times New Roman"/>
+          <w:sz w:val="26"/>
+          <w:szCs w:val="26"/>
+        </w:rPr>
+        <w:t>2. Ràng buộc nghiệp vụ:</w:t>
+      </w:r>
+      <w:r>
+        <w:rPr>
+          <w:rFonts w:hint="default" w:ascii="Times New Roman" w:hAnsi="Times New Roman" w:cs="Times New Roman"/>
+          <w:sz w:val="26"/>
+          <w:szCs w:val="26"/>
+        </w:rPr>
+        <w:tab/>
+      </w:r>
+      <w:r>
+        <w:rPr>
+          <w:rFonts w:hint="default" w:ascii="Times New Roman" w:hAnsi="Times New Roman" w:cs="Times New Roman"/>
+          <w:sz w:val="26"/>
+          <w:szCs w:val="26"/>
+        </w:rPr>
+        <w:fldChar w:fldCharType="begin"/>
+      </w:r>
+      <w:r>
+        <w:rPr>
+          <w:rFonts w:hint="default" w:ascii="Times New Roman" w:hAnsi="Times New Roman" w:cs="Times New Roman"/>
+          <w:sz w:val="26"/>
+          <w:szCs w:val="26"/>
+        </w:rPr>
+        <w:instrText xml:space="preserve"> PAGEREF _Toc2012 \h </w:instrText>
+      </w:r>
+      <w:r>
+        <w:rPr>
+          <w:rFonts w:hint="default" w:ascii="Times New Roman" w:hAnsi="Times New Roman" w:cs="Times New Roman"/>
+          <w:sz w:val="26"/>
+          <w:szCs w:val="26"/>
+        </w:rPr>
+        <w:fldChar w:fldCharType="separate"/>
+      </w:r>
+      <w:r>
+        <w:rPr>
+          <w:rFonts w:hint="default" w:ascii="Times New Roman" w:hAnsi="Times New Roman" w:cs="Times New Roman"/>
+          <w:sz w:val="26"/>
+          <w:szCs w:val="26"/>
+        </w:rPr>
+        <w:t>9</w:t>
       </w:r>
       <w:r>
         <w:rPr>
@@ -1987,7 +2442,7 @@
           <w:szCs w:val="26"/>
           <w:lang w:val="en-US" w:eastAsia="zh-CN" w:bidi="ar-SA"/>
         </w:rPr>
-        <w:instrText xml:space="preserve"> HYPERLINK \l _Toc8389 </w:instrText>
+        <w:instrText xml:space="preserve"> HYPERLINK \l _Toc9831 </w:instrText>
       </w:r>
       <w:r>
         <w:rPr>
@@ -2001,19 +2456,21 @@
       <w:r>
         <w:rPr>
           <w:rFonts w:hint="default" w:ascii="Times New Roman" w:hAnsi="Times New Roman" w:cs="Times New Roman"/>
-          <w:sz w:val="26"/>
-          <w:szCs w:val="26"/>
-        </w:rPr>
-        <w:t>3. Độc giả (Member / Reader)</w:t>
-      </w:r>
-      <w:r>
-        <w:rPr>
-          <w:rFonts w:hint="default" w:ascii="Times New Roman" w:hAnsi="Times New Roman" w:cs="Times New Roman"/>
-          <w:sz w:val="26"/>
-          <w:szCs w:val="26"/>
-          <w:lang w:val="en-US"/>
-        </w:rPr>
-        <w:t xml:space="preserve">  :</w:t>
+          <w:bCs/>
+          <w:sz w:val="26"/>
+          <w:szCs w:val="26"/>
+        </w:rPr>
+        <w:t>CHƯƠNG 3. YÊU CẦU CỤ THỂ (SPECIFIC REQUIREMENTS)</w:t>
+      </w:r>
+      <w:r>
+        <w:rPr>
+          <w:rFonts w:hint="default" w:ascii="Times New Roman" w:hAnsi="Times New Roman" w:cs="Times New Roman"/>
+          <w:bCs/>
+          <w:sz w:val="26"/>
+          <w:szCs w:val="26"/>
+          <w:lang w:val="en-US"/>
+        </w:rPr>
+        <w:t xml:space="preserve"> :</w:t>
       </w:r>
       <w:r>
         <w:rPr>
@@ -2037,7 +2494,7 @@
           <w:sz w:val="26"/>
           <w:szCs w:val="26"/>
         </w:rPr>
-        <w:instrText xml:space="preserve"> PAGEREF _Toc8389 \h </w:instrText>
+        <w:instrText xml:space="preserve"> PAGEREF _Toc9831 \h </w:instrText>
       </w:r>
       <w:r>
         <w:rPr>
@@ -2053,7 +2510,7 @@
           <w:sz w:val="26"/>
           <w:szCs w:val="26"/>
         </w:rPr>
-        <w:t>8</w:t>
+        <w:t>9</w:t>
       </w:r>
       <w:r>
         <w:rPr>
@@ -2075,7 +2532,7 @@
     </w:p>
     <w:p>
       <w:pPr>
-        <w:pStyle w:val="11"/>
+        <w:pStyle w:val="13"/>
         <w:tabs>
           <w:tab w:val="right" w:leader="dot" w:pos="8306"/>
         </w:tabs>
@@ -2102,7 +2559,7 @@
           <w:szCs w:val="26"/>
           <w:lang w:val="en-US" w:eastAsia="zh-CN" w:bidi="ar-SA"/>
         </w:rPr>
-        <w:instrText xml:space="preserve"> HYPERLINK \l _Toc18923 </w:instrText>
+        <w:instrText xml:space="preserve"> HYPERLINK \l _Toc20942 </w:instrText>
       </w:r>
       <w:r>
         <w:rPr>
@@ -2116,20 +2573,12 @@
       <w:r>
         <w:rPr>
           <w:rFonts w:hint="default" w:ascii="Times New Roman" w:hAnsi="Times New Roman" w:cs="Times New Roman"/>
-          <w:sz w:val="26"/>
-          <w:szCs w:val="26"/>
-          <w:lang w:val="en-US"/>
-        </w:rPr>
-        <w:t xml:space="preserve">5. </w:t>
-      </w:r>
-      <w:r>
-        <w:rPr>
-          <w:rFonts w:hint="default" w:ascii="Times New Roman" w:hAnsi="Times New Roman" w:cs="Times New Roman"/>
           <w:bCs/>
           <w:sz w:val="26"/>
           <w:szCs w:val="26"/>
-        </w:rPr>
-        <w:t>Các ràng buộc (Constraints)</w:t>
+          <w:lang w:val="en-US"/>
+        </w:rPr>
+        <w:t xml:space="preserve">1. </w:t>
       </w:r>
       <w:r>
         <w:rPr>
@@ -2137,6 +2586,15 @@
           <w:bCs/>
           <w:sz w:val="26"/>
           <w:szCs w:val="26"/>
+        </w:rPr>
+        <w:t>Yêu cầu về Giao diện Người dùng (User Interface Requirements)</w:t>
+      </w:r>
+      <w:r>
+        <w:rPr>
+          <w:rFonts w:hint="default" w:ascii="Times New Roman" w:hAnsi="Times New Roman" w:cs="Times New Roman"/>
+          <w:bCs/>
+          <w:sz w:val="26"/>
+          <w:szCs w:val="26"/>
           <w:lang w:val="en-US"/>
         </w:rPr>
         <w:t xml:space="preserve"> :</w:t>
@@ -2163,7 +2621,7 @@
           <w:sz w:val="26"/>
           <w:szCs w:val="26"/>
         </w:rPr>
-        <w:instrText xml:space="preserve"> PAGEREF _Toc18923 \h </w:instrText>
+        <w:instrText xml:space="preserve"> PAGEREF _Toc20942 \h </w:instrText>
       </w:r>
       <w:r>
         <w:rPr>
@@ -2201,7 +2659,7 @@
     </w:p>
     <w:p>
       <w:pPr>
-        <w:pStyle w:val="12"/>
+        <w:pStyle w:val="13"/>
         <w:tabs>
           <w:tab w:val="right" w:leader="dot" w:pos="8306"/>
         </w:tabs>
@@ -2228,7 +2686,7 @@
           <w:szCs w:val="26"/>
           <w:lang w:val="en-US" w:eastAsia="zh-CN" w:bidi="ar-SA"/>
         </w:rPr>
-        <w:instrText xml:space="preserve"> HYPERLINK \l _Toc27980 </w:instrText>
+        <w:instrText xml:space="preserve"> HYPERLINK \l _Toc25842 </w:instrText>
       </w:r>
       <w:r>
         <w:rPr>
@@ -2242,11 +2700,31 @@
       <w:r>
         <w:rPr>
           <w:rFonts w:hint="default" w:ascii="Times New Roman" w:hAnsi="Times New Roman" w:cs="Times New Roman"/>
-          <w:bCs w:val="0"/>
-          <w:sz w:val="26"/>
-          <w:szCs w:val="26"/>
-        </w:rPr>
-        <w:t>1. Ràng buộc kỹ thuật:</w:t>
+          <w:bCs/>
+          <w:sz w:val="26"/>
+          <w:szCs w:val="26"/>
+          <w:lang w:val="en-US"/>
+        </w:rPr>
+        <w:t xml:space="preserve">2. </w:t>
+      </w:r>
+      <w:r>
+        <w:rPr>
+          <w:rFonts w:hint="default" w:ascii="Times New Roman" w:hAnsi="Times New Roman" w:cs="Times New Roman"/>
+          <w:bCs/>
+          <w:sz w:val="26"/>
+          <w:szCs w:val="26"/>
+        </w:rPr>
+        <w:t>Yêu cầu Chức năng (Functional Requirements)</w:t>
+      </w:r>
+      <w:r>
+        <w:rPr>
+          <w:rFonts w:hint="default" w:ascii="Times New Roman" w:hAnsi="Times New Roman" w:cs="Times New Roman"/>
+          <w:bCs/>
+          <w:sz w:val="26"/>
+          <w:szCs w:val="26"/>
+          <w:lang w:val="en-US"/>
+        </w:rPr>
+        <w:t xml:space="preserve"> :</w:t>
       </w:r>
       <w:r>
         <w:rPr>
@@ -2270,7 +2748,7 @@
           <w:sz w:val="26"/>
           <w:szCs w:val="26"/>
         </w:rPr>
-        <w:instrText xml:space="preserve"> PAGEREF _Toc27980 \h </w:instrText>
+        <w:instrText xml:space="preserve"> PAGEREF _Toc25842 \h </w:instrText>
       </w:r>
       <w:r>
         <w:rPr>
@@ -2286,7 +2764,7 @@
           <w:sz w:val="26"/>
           <w:szCs w:val="26"/>
         </w:rPr>
-        <w:t>9</w:t>
+        <w:t>13</w:t>
       </w:r>
       <w:r>
         <w:rPr>
@@ -2308,7 +2786,7 @@
     </w:p>
     <w:p>
       <w:pPr>
-        <w:pStyle w:val="12"/>
+        <w:pStyle w:val="14"/>
         <w:tabs>
           <w:tab w:val="right" w:leader="dot" w:pos="8306"/>
         </w:tabs>
@@ -2335,7 +2813,7 @@
           <w:szCs w:val="26"/>
           <w:lang w:val="en-US" w:eastAsia="zh-CN" w:bidi="ar-SA"/>
         </w:rPr>
-        <w:instrText xml:space="preserve"> HYPERLINK \l _Toc3615 </w:instrText>
+        <w:instrText xml:space="preserve"> HYPERLINK \l _Toc11308 </w:instrText>
       </w:r>
       <w:r>
         <w:rPr>
@@ -2349,10 +2827,21 @@
       <w:r>
         <w:rPr>
           <w:rFonts w:hint="default" w:ascii="Times New Roman" w:hAnsi="Times New Roman" w:cs="Times New Roman"/>
-          <w:sz w:val="26"/>
-          <w:szCs w:val="26"/>
-        </w:rPr>
-        <w:t>2. Ràng buộc nghiệp vụ:</w:t>
+          <w:bCs/>
+          <w:sz w:val="26"/>
+          <w:szCs w:val="26"/>
+        </w:rPr>
+        <w:t>3.2.1. UC-01: Lập phiếu mượn</w:t>
+      </w:r>
+      <w:r>
+        <w:rPr>
+          <w:rFonts w:hint="default" w:ascii="Times New Roman" w:hAnsi="Times New Roman" w:cs="Times New Roman"/>
+          <w:bCs/>
+          <w:sz w:val="26"/>
+          <w:szCs w:val="26"/>
+          <w:lang w:val="en-US"/>
+        </w:rPr>
+        <w:t xml:space="preserve"> :</w:t>
       </w:r>
       <w:r>
         <w:rPr>
@@ -2376,7 +2865,7 @@
           <w:sz w:val="26"/>
           <w:szCs w:val="26"/>
         </w:rPr>
-        <w:instrText xml:space="preserve"> PAGEREF _Toc3615 \h </w:instrText>
+        <w:instrText xml:space="preserve"> PAGEREF _Toc11308 \h </w:instrText>
       </w:r>
       <w:r>
         <w:rPr>
@@ -2392,7 +2881,7 @@
           <w:sz w:val="26"/>
           <w:szCs w:val="26"/>
         </w:rPr>
-        <w:t>9</w:t>
+        <w:t>13</w:t>
       </w:r>
       <w:r>
         <w:rPr>
@@ -2414,7 +2903,7 @@
     </w:p>
     <w:p>
       <w:pPr>
-        <w:pStyle w:val="10"/>
+        <w:pStyle w:val="14"/>
         <w:tabs>
           <w:tab w:val="right" w:leader="dot" w:pos="8306"/>
         </w:tabs>
@@ -2441,7 +2930,7 @@
           <w:szCs w:val="26"/>
           <w:lang w:val="en-US" w:eastAsia="zh-CN" w:bidi="ar-SA"/>
         </w:rPr>
-        <w:instrText xml:space="preserve"> HYPERLINK \l _Toc5233 </w:instrText>
+        <w:instrText xml:space="preserve"> HYPERLINK \l _Toc21113 </w:instrText>
       </w:r>
       <w:r>
         <w:rPr>
@@ -2459,7 +2948,7 @@
           <w:sz w:val="26"/>
           <w:szCs w:val="26"/>
         </w:rPr>
-        <w:t>CHƯƠNG 3. YÊU CẦU CỤ THỂ (SPECIFIC REQUIREMENTS)</w:t>
+        <w:t>3.2.2. UC-02: Ghi nhận trả sách</w:t>
       </w:r>
       <w:r>
         <w:rPr>
@@ -2493,7 +2982,7 @@
           <w:sz w:val="26"/>
           <w:szCs w:val="26"/>
         </w:rPr>
-        <w:instrText xml:space="preserve"> PAGEREF _Toc5233 \h </w:instrText>
+        <w:instrText xml:space="preserve"> PAGEREF _Toc21113 \h </w:instrText>
       </w:r>
       <w:r>
         <w:rPr>
@@ -2509,7 +2998,7 @@
           <w:sz w:val="26"/>
           <w:szCs w:val="26"/>
         </w:rPr>
-        <w:t>9</w:t>
+        <w:t>15</w:t>
       </w:r>
       <w:r>
         <w:rPr>
@@ -2531,7 +3020,7 @@
     </w:p>
     <w:p>
       <w:pPr>
-        <w:pStyle w:val="11"/>
+        <w:pStyle w:val="14"/>
         <w:tabs>
           <w:tab w:val="right" w:leader="dot" w:pos="8306"/>
         </w:tabs>
@@ -2558,7 +3047,7 @@
           <w:szCs w:val="26"/>
           <w:lang w:val="en-US" w:eastAsia="zh-CN" w:bidi="ar-SA"/>
         </w:rPr>
-        <w:instrText xml:space="preserve"> HYPERLINK \l _Toc27144 </w:instrText>
+        <w:instrText xml:space="preserve"> HYPERLINK \l _Toc12751 </w:instrText>
       </w:r>
       <w:r>
         <w:rPr>
@@ -2575,9 +3064,8 @@
           <w:bCs/>
           <w:sz w:val="26"/>
           <w:szCs w:val="26"/>
-          <w:lang w:val="en-US"/>
-        </w:rPr>
-        <w:t xml:space="preserve">1. </w:t>
+        </w:rPr>
+        <w:t>3.2.3. UC-03:</w:t>
       </w:r>
       <w:r>
         <w:rPr>
@@ -2585,18 +3073,9 @@
           <w:bCs/>
           <w:sz w:val="26"/>
           <w:szCs w:val="26"/>
-        </w:rPr>
-        <w:t>Yêu cầu về Giao diện Người dùng (User Interface Requirements)</w:t>
-      </w:r>
-      <w:r>
-        <w:rPr>
-          <w:rFonts w:hint="default" w:ascii="Times New Roman" w:hAnsi="Times New Roman" w:cs="Times New Roman"/>
-          <w:bCs/>
-          <w:sz w:val="26"/>
-          <w:szCs w:val="26"/>
-          <w:lang w:val="en-US"/>
-        </w:rPr>
-        <w:t xml:space="preserve"> :</w:t>
+          <w:lang w:val="en-US"/>
+        </w:rPr>
+        <w:t xml:space="preserve"> Quản lí sách :</w:t>
       </w:r>
       <w:r>
         <w:rPr>
@@ -2620,7 +3099,7 @@
           <w:sz w:val="26"/>
           <w:szCs w:val="26"/>
         </w:rPr>
-        <w:instrText xml:space="preserve"> PAGEREF _Toc27144 \h </w:instrText>
+        <w:instrText xml:space="preserve"> PAGEREF _Toc12751 \h </w:instrText>
       </w:r>
       <w:r>
         <w:rPr>
@@ -2636,7 +3115,7 @@
           <w:sz w:val="26"/>
           <w:szCs w:val="26"/>
         </w:rPr>
-        <w:t>9</w:t>
+        <w:t>16</w:t>
       </w:r>
       <w:r>
         <w:rPr>
@@ -2658,7 +3137,7 @@
     </w:p>
     <w:p>
       <w:pPr>
-        <w:pStyle w:val="11"/>
+        <w:pStyle w:val="14"/>
         <w:tabs>
           <w:tab w:val="right" w:leader="dot" w:pos="8306"/>
         </w:tabs>
@@ -2685,7 +3164,7 @@
           <w:szCs w:val="26"/>
           <w:lang w:val="en-US" w:eastAsia="zh-CN" w:bidi="ar-SA"/>
         </w:rPr>
-        <w:instrText xml:space="preserve"> HYPERLINK \l _Toc1743 </w:instrText>
+        <w:instrText xml:space="preserve"> HYPERLINK \l _Toc2695 </w:instrText>
       </w:r>
       <w:r>
         <w:rPr>
@@ -2702,9 +3181,8 @@
           <w:bCs/>
           <w:sz w:val="26"/>
           <w:szCs w:val="26"/>
-          <w:lang w:val="en-US"/>
-        </w:rPr>
-        <w:t xml:space="preserve">2. </w:t>
+        </w:rPr>
+        <w:t>3.2.4. UC-04: Thêm hội viên mới</w:t>
       </w:r>
       <w:r>
         <w:rPr>
@@ -2712,15 +3190,6 @@
           <w:bCs/>
           <w:sz w:val="26"/>
           <w:szCs w:val="26"/>
-        </w:rPr>
-        <w:t>Yêu cầu Chức năng (Functional Requirements)</w:t>
-      </w:r>
-      <w:r>
-        <w:rPr>
-          <w:rFonts w:hint="default" w:ascii="Times New Roman" w:hAnsi="Times New Roman" w:cs="Times New Roman"/>
-          <w:bCs/>
-          <w:sz w:val="26"/>
-          <w:szCs w:val="26"/>
           <w:lang w:val="en-US"/>
         </w:rPr>
         <w:t xml:space="preserve"> :</w:t>
@@ -2747,7 +3216,7 @@
           <w:sz w:val="26"/>
           <w:szCs w:val="26"/>
         </w:rPr>
-        <w:instrText xml:space="preserve"> PAGEREF _Toc1743 \h </w:instrText>
+        <w:instrText xml:space="preserve"> PAGEREF _Toc2695 \h </w:instrText>
       </w:r>
       <w:r>
         <w:rPr>
@@ -2763,7 +3232,7 @@
           <w:sz w:val="26"/>
           <w:szCs w:val="26"/>
         </w:rPr>
-        <w:t>10</w:t>
+        <w:t>19</w:t>
       </w:r>
       <w:r>
         <w:rPr>
@@ -2785,7 +3254,7 @@
     </w:p>
     <w:p>
       <w:pPr>
-        <w:pStyle w:val="12"/>
+        <w:pStyle w:val="14"/>
         <w:tabs>
           <w:tab w:val="right" w:leader="dot" w:pos="8306"/>
         </w:tabs>
@@ -2812,7 +3281,7 @@
           <w:szCs w:val="26"/>
           <w:lang w:val="en-US" w:eastAsia="zh-CN" w:bidi="ar-SA"/>
         </w:rPr>
-        <w:instrText xml:space="preserve"> HYPERLINK \l _Toc4678 </w:instrText>
+        <w:instrText xml:space="preserve"> HYPERLINK \l _Toc5090 </w:instrText>
       </w:r>
       <w:r>
         <w:rPr>
@@ -2830,7 +3299,7 @@
           <w:sz w:val="26"/>
           <w:szCs w:val="26"/>
         </w:rPr>
-        <w:t>3.2.1. UC-01: Lập phiếu mượn</w:t>
+        <w:t>3.2.5. UC-05: Đăng nhập</w:t>
       </w:r>
       <w:r>
         <w:rPr>
@@ -2864,7 +3333,7 @@
           <w:sz w:val="26"/>
           <w:szCs w:val="26"/>
         </w:rPr>
-        <w:instrText xml:space="preserve"> PAGEREF _Toc4678 \h </w:instrText>
+        <w:instrText xml:space="preserve"> PAGEREF _Toc5090 \h </w:instrText>
       </w:r>
       <w:r>
         <w:rPr>
@@ -2880,7 +3349,7 @@
           <w:sz w:val="26"/>
           <w:szCs w:val="26"/>
         </w:rPr>
-        <w:t>10</w:t>
+        <w:t>21</w:t>
       </w:r>
       <w:r>
         <w:rPr>
@@ -2902,7 +3371,7 @@
     </w:p>
     <w:p>
       <w:pPr>
-        <w:pStyle w:val="12"/>
+        <w:pStyle w:val="14"/>
         <w:tabs>
           <w:tab w:val="right" w:leader="dot" w:pos="8306"/>
         </w:tabs>
@@ -2929,7 +3398,7 @@
           <w:szCs w:val="26"/>
           <w:lang w:val="en-US" w:eastAsia="zh-CN" w:bidi="ar-SA"/>
         </w:rPr>
-        <w:instrText xml:space="preserve"> HYPERLINK \l _Toc23341 </w:instrText>
+        <w:instrText xml:space="preserve"> HYPERLINK \l _Toc5693 </w:instrText>
       </w:r>
       <w:r>
         <w:rPr>
@@ -2947,7 +3416,7 @@
           <w:sz w:val="26"/>
           <w:szCs w:val="26"/>
         </w:rPr>
-        <w:t>3.2.4. UC-04: Thêm hội viên mới</w:t>
+        <w:t>3.2.6. UC-06: Tìm sách</w:t>
       </w:r>
       <w:r>
         <w:rPr>
@@ -2981,7 +3450,7 @@
           <w:sz w:val="26"/>
           <w:szCs w:val="26"/>
         </w:rPr>
-        <w:instrText xml:space="preserve"> PAGEREF _Toc23341 \h </w:instrText>
+        <w:instrText xml:space="preserve"> PAGEREF _Toc5693 \h </w:instrText>
       </w:r>
       <w:r>
         <w:rPr>
@@ -2997,7 +3466,7 @@
           <w:sz w:val="26"/>
           <w:szCs w:val="26"/>
         </w:rPr>
-        <w:t>16</w:t>
+        <w:t>22</w:t>
       </w:r>
       <w:r>
         <w:rPr>
@@ -3019,7 +3488,7 @@
     </w:p>
     <w:p>
       <w:pPr>
-        <w:pStyle w:val="12"/>
+        <w:pStyle w:val="13"/>
         <w:tabs>
           <w:tab w:val="right" w:leader="dot" w:pos="8306"/>
         </w:tabs>
@@ -3046,7 +3515,7 @@
           <w:szCs w:val="26"/>
           <w:lang w:val="en-US" w:eastAsia="zh-CN" w:bidi="ar-SA"/>
         </w:rPr>
-        <w:instrText xml:space="preserve"> HYPERLINK \l _Toc19591 </w:instrText>
+        <w:instrText xml:space="preserve"> HYPERLINK \l _Toc26904 </w:instrText>
       </w:r>
       <w:r>
         <w:rPr>
@@ -3064,7 +3533,7 @@
           <w:sz w:val="26"/>
           <w:szCs w:val="26"/>
         </w:rPr>
-        <w:t>3.2.5. UC-05: Đăng nhập</w:t>
+        <w:t>3. Yêu cầu Phi chức năng (Non-functional Requirements)</w:t>
       </w:r>
       <w:r>
         <w:rPr>
@@ -3098,7 +3567,7 @@
           <w:sz w:val="26"/>
           <w:szCs w:val="26"/>
         </w:rPr>
-        <w:instrText xml:space="preserve"> PAGEREF _Toc19591 \h </w:instrText>
+        <w:instrText xml:space="preserve"> PAGEREF _Toc26904 \h </w:instrText>
       </w:r>
       <w:r>
         <w:rPr>
@@ -3114,7 +3583,7 @@
           <w:sz w:val="26"/>
           <w:szCs w:val="26"/>
         </w:rPr>
-        <w:t>18</w:t>
+        <w:t>23</w:t>
       </w:r>
       <w:r>
         <w:rPr>
@@ -3136,7 +3605,7 @@
     </w:p>
     <w:p>
       <w:pPr>
-        <w:pStyle w:val="11"/>
+        <w:pStyle w:val="13"/>
         <w:tabs>
           <w:tab w:val="right" w:leader="dot" w:pos="8306"/>
         </w:tabs>
@@ -3163,7 +3632,7 @@
           <w:szCs w:val="26"/>
           <w:lang w:val="en-US" w:eastAsia="zh-CN" w:bidi="ar-SA"/>
         </w:rPr>
-        <w:instrText xml:space="preserve"> HYPERLINK \l _Toc10874 </w:instrText>
+        <w:instrText xml:space="preserve"> HYPERLINK \l _Toc816 </w:instrText>
       </w:r>
       <w:r>
         <w:rPr>
@@ -3181,7 +3650,7 @@
           <w:sz w:val="26"/>
           <w:szCs w:val="26"/>
         </w:rPr>
-        <w:t>3. Yêu cầu Phi chức năng (Non-functional Requirements)</w:t>
+        <w:t>4. Yêu cầu về Cơ sở dữ liệu Logic</w:t>
       </w:r>
       <w:r>
         <w:rPr>
@@ -3215,7 +3684,7 @@
           <w:sz w:val="26"/>
           <w:szCs w:val="26"/>
         </w:rPr>
-        <w:instrText xml:space="preserve"> PAGEREF _Toc10874 \h </w:instrText>
+        <w:instrText xml:space="preserve"> PAGEREF _Toc816 \h </w:instrText>
       </w:r>
       <w:r>
         <w:rPr>
@@ -3231,7 +3700,7 @@
           <w:sz w:val="26"/>
           <w:szCs w:val="26"/>
         </w:rPr>
-        <w:t>20</w:t>
+        <w:t>25</w:t>
       </w:r>
       <w:r>
         <w:rPr>
@@ -3253,129 +3722,11 @@
     </w:p>
     <w:p>
       <w:pPr>
-        <w:pStyle w:val="11"/>
-        <w:tabs>
-          <w:tab w:val="right" w:leader="dot" w:pos="8306"/>
-        </w:tabs>
-        <w:spacing w:line="360" w:lineRule="auto"/>
-        <w:rPr>
-          <w:rFonts w:hint="default" w:ascii="Times New Roman" w:hAnsi="Times New Roman" w:cs="Times New Roman"/>
-          <w:sz w:val="26"/>
-          <w:szCs w:val="26"/>
-        </w:rPr>
-      </w:pPr>
-      <w:r>
-        <w:rPr>
-          <w:rFonts w:hint="default" w:ascii="Times New Roman" w:hAnsi="Times New Roman" w:cs="Times New Roman" w:eastAsiaTheme="minorEastAsia"/>
-          <w:sz w:val="26"/>
-          <w:szCs w:val="26"/>
-          <w:lang w:val="en-US" w:eastAsia="zh-CN" w:bidi="ar-SA"/>
-        </w:rPr>
-        <w:fldChar w:fldCharType="begin"/>
-      </w:r>
-      <w:r>
-        <w:rPr>
-          <w:rFonts w:hint="default" w:ascii="Times New Roman" w:hAnsi="Times New Roman" w:cs="Times New Roman" w:eastAsiaTheme="minorEastAsia"/>
-          <w:sz w:val="26"/>
-          <w:szCs w:val="26"/>
-          <w:lang w:val="en-US" w:eastAsia="zh-CN" w:bidi="ar-SA"/>
-        </w:rPr>
-        <w:instrText xml:space="preserve"> HYPERLINK \l _Toc30735 </w:instrText>
-      </w:r>
-      <w:r>
-        <w:rPr>
-          <w:rFonts w:hint="default" w:ascii="Times New Roman" w:hAnsi="Times New Roman" w:cs="Times New Roman" w:eastAsiaTheme="minorEastAsia"/>
-          <w:sz w:val="26"/>
-          <w:szCs w:val="26"/>
-          <w:lang w:val="en-US" w:eastAsia="zh-CN" w:bidi="ar-SA"/>
-        </w:rPr>
-        <w:fldChar w:fldCharType="separate"/>
-      </w:r>
-      <w:r>
-        <w:rPr>
-          <w:rFonts w:hint="default" w:ascii="Times New Roman" w:hAnsi="Times New Roman" w:cs="Times New Roman"/>
-          <w:bCs/>
-          <w:sz w:val="26"/>
-          <w:szCs w:val="26"/>
-        </w:rPr>
-        <w:t>4. Yêu cầu về Cơ sở dữ liệu Logic</w:t>
-      </w:r>
-      <w:r>
-        <w:rPr>
-          <w:rFonts w:hint="default" w:ascii="Times New Roman" w:hAnsi="Times New Roman" w:cs="Times New Roman"/>
-          <w:bCs/>
-          <w:sz w:val="26"/>
-          <w:szCs w:val="26"/>
-          <w:lang w:val="en-US"/>
-        </w:rPr>
-        <w:t xml:space="preserve"> :</w:t>
-      </w:r>
-      <w:r>
-        <w:rPr>
-          <w:rFonts w:hint="default" w:ascii="Times New Roman" w:hAnsi="Times New Roman" w:cs="Times New Roman"/>
-          <w:sz w:val="26"/>
-          <w:szCs w:val="26"/>
-        </w:rPr>
-        <w:tab/>
-      </w:r>
-      <w:r>
-        <w:rPr>
-          <w:rFonts w:hint="default" w:ascii="Times New Roman" w:hAnsi="Times New Roman" w:cs="Times New Roman"/>
-          <w:sz w:val="26"/>
-          <w:szCs w:val="26"/>
-        </w:rPr>
-        <w:fldChar w:fldCharType="begin"/>
-      </w:r>
-      <w:r>
-        <w:rPr>
-          <w:rFonts w:hint="default" w:ascii="Times New Roman" w:hAnsi="Times New Roman" w:cs="Times New Roman"/>
-          <w:sz w:val="26"/>
-          <w:szCs w:val="26"/>
-        </w:rPr>
-        <w:instrText xml:space="preserve"> PAGEREF _Toc30735 \h </w:instrText>
-      </w:r>
-      <w:r>
-        <w:rPr>
-          <w:rFonts w:hint="default" w:ascii="Times New Roman" w:hAnsi="Times New Roman" w:cs="Times New Roman"/>
-          <w:sz w:val="26"/>
-          <w:szCs w:val="26"/>
-        </w:rPr>
-        <w:fldChar w:fldCharType="separate"/>
-      </w:r>
-      <w:r>
-        <w:rPr>
-          <w:rFonts w:hint="default" w:ascii="Times New Roman" w:hAnsi="Times New Roman" w:cs="Times New Roman"/>
-          <w:sz w:val="26"/>
-          <w:szCs w:val="26"/>
-        </w:rPr>
-        <w:t>22</w:t>
-      </w:r>
-      <w:r>
-        <w:rPr>
-          <w:rFonts w:hint="default" w:ascii="Times New Roman" w:hAnsi="Times New Roman" w:cs="Times New Roman"/>
-          <w:sz w:val="26"/>
-          <w:szCs w:val="26"/>
-        </w:rPr>
-        <w:fldChar w:fldCharType="end"/>
-      </w:r>
-      <w:r>
-        <w:rPr>
-          <w:rFonts w:hint="default" w:ascii="Times New Roman" w:hAnsi="Times New Roman" w:cs="Times New Roman" w:eastAsiaTheme="minorEastAsia"/>
-          <w:sz w:val="26"/>
-          <w:szCs w:val="26"/>
-          <w:lang w:val="en-US" w:eastAsia="zh-CN" w:bidi="ar-SA"/>
-        </w:rPr>
-        <w:fldChar w:fldCharType="end"/>
-      </w:r>
-    </w:p>
-    <w:p>
-      <w:pPr>
-        <w:spacing w:before="0" w:beforeLines="0" w:after="0" w:afterLines="0" w:line="240" w:lineRule="auto"/>
+        <w:spacing w:before="0" w:beforeLines="0" w:after="0" w:afterLines="0" w:line="360" w:lineRule="auto"/>
         <w:ind w:left="0" w:leftChars="0" w:right="0" w:rightChars="0" w:firstLine="0" w:firstLineChars="0"/>
         <w:jc w:val="both"/>
         <w:rPr>
           <w:rFonts w:hint="default" w:ascii="Times New Roman" w:hAnsi="Times New Roman" w:cs="Times New Roman" w:eastAsiaTheme="minorEastAsia"/>
-          <w:b/>
           <w:sz w:val="26"/>
           <w:szCs w:val="26"/>
           <w:lang w:val="en-US" w:eastAsia="zh-CN" w:bidi="ar-SA"/>
@@ -3390,27 +3741,6 @@
         </w:rPr>
         <w:fldChar w:fldCharType="end"/>
       </w:r>
-    </w:p>
-    <w:p>
-      <w:pPr>
-        <w:rPr>
-          <w:rFonts w:hint="default" w:ascii="Times New Roman" w:hAnsi="Times New Roman" w:cs="Times New Roman" w:eastAsiaTheme="minorEastAsia"/>
-          <w:b/>
-          <w:sz w:val="26"/>
-          <w:szCs w:val="26"/>
-          <w:lang w:val="en-US" w:eastAsia="zh-CN" w:bidi="ar-SA"/>
-        </w:rPr>
-      </w:pPr>
-    </w:p>
-    <w:p>
-      <w:pPr>
-        <w:rPr>
-          <w:rFonts w:hint="default" w:ascii="Times New Roman" w:hAnsi="Times New Roman" w:cs="Times New Roman" w:eastAsiaTheme="minorEastAsia"/>
-          <w:sz w:val="26"/>
-          <w:szCs w:val="26"/>
-          <w:lang w:val="en-US" w:eastAsia="zh-CN" w:bidi="ar-SA"/>
-        </w:rPr>
-      </w:pPr>
     </w:p>
     <w:p>
       <w:pPr>
@@ -3426,10 +3756,10 @@
         </w:rPr>
       </w:pPr>
       <w:bookmarkStart w:id="0" w:name="_Toc9334"/>
-      <w:bookmarkStart w:id="1" w:name="_Toc25099"/>
-      <w:bookmarkStart w:id="2" w:name="_Toc19364"/>
-      <w:bookmarkStart w:id="3" w:name="_Toc26956"/>
-      <w:bookmarkStart w:id="4" w:name="_Toc22649"/>
+      <w:bookmarkStart w:id="1" w:name="_Toc2122"/>
+      <w:bookmarkStart w:id="2" w:name="_Toc26956"/>
+      <w:bookmarkStart w:id="3" w:name="_Toc19364"/>
+      <w:bookmarkStart w:id="4" w:name="_Toc25099"/>
       <w:r>
         <w:rPr>
           <w:rFonts w:hint="default" w:ascii="Times New Roman" w:hAnsi="Times New Roman" w:cs="Times New Roman"/>
@@ -3473,10 +3803,10 @@
         </w:rPr>
       </w:pPr>
       <w:bookmarkStart w:id="5" w:name="_Toc7447"/>
-      <w:bookmarkStart w:id="6" w:name="_Toc9139"/>
+      <w:bookmarkStart w:id="6" w:name="_Toc8350"/>
       <w:bookmarkStart w:id="7" w:name="_Toc1328"/>
       <w:bookmarkStart w:id="8" w:name="_Toc13138"/>
-      <w:bookmarkStart w:id="9" w:name="_Toc10414"/>
+      <w:bookmarkStart w:id="9" w:name="_Toc9139"/>
       <w:r>
         <w:rPr>
           <w:rFonts w:hint="default" w:ascii="Times New Roman" w:hAnsi="Times New Roman" w:cs="Times New Roman"/>
@@ -3611,9 +3941,9 @@
       </w:pPr>
       <w:bookmarkStart w:id="10" w:name="_Toc30810"/>
       <w:bookmarkStart w:id="11" w:name="_Toc21247"/>
-      <w:bookmarkStart w:id="12" w:name="_Toc8416"/>
-      <w:bookmarkStart w:id="13" w:name="_Toc3395"/>
-      <w:bookmarkStart w:id="14" w:name="_Toc5536"/>
+      <w:bookmarkStart w:id="12" w:name="_Toc23469"/>
+      <w:bookmarkStart w:id="13" w:name="_Toc8416"/>
+      <w:bookmarkStart w:id="14" w:name="_Toc3395"/>
       <w:r>
         <w:rPr>
           <w:rFonts w:hint="default" w:ascii="Times New Roman" w:hAnsi="Times New Roman" w:cs="Times New Roman"/>
@@ -3730,8 +4060,8 @@
           <w:lang w:val="en-US"/>
         </w:rPr>
       </w:pPr>
-      <w:bookmarkStart w:id="16" w:name="_Toc25434"/>
-      <w:bookmarkStart w:id="17" w:name="_Toc26769"/>
+      <w:bookmarkStart w:id="16" w:name="_Toc26769"/>
+      <w:bookmarkStart w:id="17" w:name="_Toc25434"/>
       <w:bookmarkStart w:id="18" w:name="_Toc13996"/>
       <w:r>
         <w:rPr>
@@ -3741,7 +4071,7 @@
         </w:rPr>
         <w:t xml:space="preserve"> </w:t>
       </w:r>
-      <w:bookmarkStart w:id="19" w:name="_Toc17544"/>
+      <w:bookmarkStart w:id="19" w:name="_Toc7369"/>
       <w:r>
         <w:rPr>
           <w:rFonts w:hint="default" w:ascii="Times New Roman" w:hAnsi="Times New Roman" w:cs="Times New Roman"/>
@@ -4169,10 +4499,10 @@
           <w:lang w:val="en-US"/>
         </w:rPr>
       </w:pPr>
-      <w:bookmarkStart w:id="21" w:name="_Toc11421"/>
+      <w:bookmarkStart w:id="21" w:name="_Toc18250"/>
       <w:bookmarkStart w:id="22" w:name="_Toc1798"/>
       <w:bookmarkStart w:id="23" w:name="_Toc20407"/>
-      <w:bookmarkStart w:id="24" w:name="_Toc27462"/>
+      <w:bookmarkStart w:id="24" w:name="_Toc11421"/>
       <w:r>
         <w:rPr>
           <w:rFonts w:hint="default" w:ascii="Times New Roman" w:hAnsi="Times New Roman" w:cs="Times New Roman"/>
@@ -4406,10 +4736,10 @@
           <w:lang w:val="en-US"/>
         </w:rPr>
       </w:pPr>
-      <w:bookmarkStart w:id="25" w:name="_Toc14780"/>
-      <w:bookmarkStart w:id="26" w:name="_Toc8882"/>
+      <w:bookmarkStart w:id="25" w:name="_Toc28731"/>
+      <w:bookmarkStart w:id="26" w:name="_Toc14780"/>
       <w:bookmarkStart w:id="27" w:name="_Toc21460"/>
-      <w:bookmarkStart w:id="28" w:name="_Toc24214"/>
+      <w:bookmarkStart w:id="28" w:name="_Toc8882"/>
       <w:r>
         <w:rPr>
           <w:rFonts w:hint="default" w:ascii="Times New Roman" w:hAnsi="Times New Roman" w:cs="Times New Roman"/>
@@ -4450,10 +4780,10 @@
         </w:rPr>
       </w:pPr>
       <w:bookmarkStart w:id="29" w:name="_Toc31995"/>
-      <w:bookmarkStart w:id="30" w:name="_Toc18286"/>
-      <w:bookmarkStart w:id="31" w:name="_Toc32517"/>
+      <w:bookmarkStart w:id="30" w:name="_Toc32517"/>
+      <w:bookmarkStart w:id="31" w:name="_Toc18286"/>
       <w:bookmarkStart w:id="32" w:name="_Toc22986"/>
-      <w:bookmarkStart w:id="33" w:name="_Toc2109"/>
+      <w:bookmarkStart w:id="33" w:name="_Toc26169"/>
       <w:r>
         <w:rPr>
           <w:rFonts w:hint="default" w:ascii="Times New Roman" w:hAnsi="Times New Roman" w:cs="Times New Roman"/>
@@ -4541,7 +4871,7 @@
       <w:bookmarkStart w:id="35" w:name="_Toc27077"/>
       <w:bookmarkStart w:id="36" w:name="_Toc20933"/>
       <w:bookmarkStart w:id="37" w:name="_Toc25533"/>
-      <w:bookmarkStart w:id="38" w:name="_Toc4597"/>
+      <w:bookmarkStart w:id="38" w:name="_Toc13116"/>
       <w:r>
         <w:rPr>
           <w:rFonts w:hint="default" w:ascii="Times New Roman" w:hAnsi="Times New Roman" w:cs="Times New Roman"/>
@@ -4668,10 +4998,10 @@
         </w:rPr>
       </w:pPr>
       <w:bookmarkStart w:id="39" w:name="_Toc20631"/>
-      <w:bookmarkStart w:id="40" w:name="_Toc30730"/>
-      <w:bookmarkStart w:id="41" w:name="_Toc1194"/>
+      <w:bookmarkStart w:id="40" w:name="_Toc31473"/>
+      <w:bookmarkStart w:id="41" w:name="_Toc30730"/>
       <w:bookmarkStart w:id="42" w:name="_Toc24405"/>
-      <w:bookmarkStart w:id="43" w:name="_Toc27759"/>
+      <w:bookmarkStart w:id="43" w:name="_Toc1194"/>
       <w:r>
         <w:rPr>
           <w:rFonts w:hint="default" w:ascii="Times New Roman" w:hAnsi="Times New Roman" w:cs="Times New Roman"/>
@@ -4986,8 +5316,6 @@
           </wp:inline>
         </w:drawing>
       </w:r>
-      <w:bookmarkStart w:id="109" w:name="_GoBack"/>
-      <w:bookmarkEnd w:id="109"/>
     </w:p>
     <w:p>
       <w:pPr>
@@ -5462,10 +5790,10 @@
           <w:lang w:val="en-US"/>
         </w:rPr>
       </w:pPr>
-      <w:bookmarkStart w:id="45" w:name="_Toc26786"/>
-      <w:bookmarkStart w:id="46" w:name="_Toc27726"/>
+      <w:bookmarkStart w:id="45" w:name="_Toc27726"/>
+      <w:bookmarkStart w:id="46" w:name="_Toc26786"/>
       <w:bookmarkStart w:id="47" w:name="_Toc28360"/>
-      <w:bookmarkStart w:id="48" w:name="_Toc4874"/>
+      <w:bookmarkStart w:id="48" w:name="_Toc9351"/>
       <w:r>
         <w:rPr>
           <w:rFonts w:hint="default" w:ascii="Times New Roman" w:hAnsi="Times New Roman" w:cs="Times New Roman"/>
@@ -5513,10 +5841,10 @@
           <w:lang w:val="en-US"/>
         </w:rPr>
       </w:pPr>
-      <w:bookmarkStart w:id="49" w:name="_Toc32367"/>
-      <w:bookmarkStart w:id="50" w:name="_Toc8661"/>
-      <w:bookmarkStart w:id="51" w:name="_Toc28627"/>
-      <w:bookmarkStart w:id="52" w:name="_Toc26192"/>
+      <w:bookmarkStart w:id="49" w:name="_Toc8661"/>
+      <w:bookmarkStart w:id="50" w:name="_Toc28627"/>
+      <w:bookmarkStart w:id="51" w:name="_Toc16086"/>
+      <w:bookmarkStart w:id="52" w:name="_Toc32367"/>
       <w:r>
         <w:rPr>
           <w:rFonts w:hint="default" w:ascii="Times New Roman" w:hAnsi="Times New Roman" w:cs="Times New Roman"/>
@@ -5791,9 +6119,9 @@
         </w:rPr>
       </w:pPr>
       <w:bookmarkStart w:id="53" w:name="_Toc1474"/>
-      <w:bookmarkStart w:id="54" w:name="_Toc15262"/>
+      <w:bookmarkStart w:id="54" w:name="_Toc7971"/>
       <w:bookmarkStart w:id="55" w:name="_Toc1899"/>
-      <w:bookmarkStart w:id="56" w:name="_Toc7083"/>
+      <w:bookmarkStart w:id="56" w:name="_Toc15262"/>
       <w:r>
         <w:rPr>
           <w:rFonts w:hint="default" w:ascii="Times New Roman" w:hAnsi="Times New Roman" w:cs="Times New Roman"/>
@@ -6063,10 +6391,10 @@
           <w:lang w:val="en-US"/>
         </w:rPr>
       </w:pPr>
-      <w:bookmarkStart w:id="57" w:name="_Toc4118"/>
+      <w:bookmarkStart w:id="57" w:name="_Toc24102"/>
       <w:bookmarkStart w:id="58" w:name="_Toc7891"/>
-      <w:bookmarkStart w:id="59" w:name="_Toc24102"/>
-      <w:bookmarkStart w:id="60" w:name="_Toc8389"/>
+      <w:bookmarkStart w:id="59" w:name="_Toc4118"/>
+      <w:bookmarkStart w:id="60" w:name="_Toc20420"/>
       <w:r>
         <w:rPr>
           <w:rFonts w:hint="default" w:ascii="Times New Roman" w:hAnsi="Times New Roman" w:cs="Times New Roman"/>
@@ -6328,10 +6656,10 @@
         </w:rPr>
       </w:pPr>
       <w:bookmarkStart w:id="61" w:name="_Toc11698"/>
-      <w:bookmarkStart w:id="62" w:name="_Toc28755"/>
-      <w:bookmarkStart w:id="63" w:name="_Toc31336"/>
-      <w:bookmarkStart w:id="64" w:name="_Toc29425"/>
-      <w:bookmarkStart w:id="65" w:name="_Toc18923"/>
+      <w:bookmarkStart w:id="62" w:name="_Toc31336"/>
+      <w:bookmarkStart w:id="63" w:name="_Toc29425"/>
+      <w:bookmarkStart w:id="64" w:name="_Toc28755"/>
+      <w:bookmarkStart w:id="65" w:name="_Toc1996"/>
       <w:r>
         <w:rPr>
           <w:rFonts w:hint="default" w:ascii="Times New Roman" w:hAnsi="Times New Roman" w:cs="Times New Roman"/>
@@ -6373,7 +6701,7 @@
       <w:bookmarkStart w:id="66" w:name="_Toc23729"/>
       <w:bookmarkStart w:id="67" w:name="_Toc27116"/>
       <w:bookmarkStart w:id="68" w:name="_Toc21314"/>
-      <w:bookmarkStart w:id="69" w:name="_Toc27980"/>
+      <w:bookmarkStart w:id="69" w:name="_Toc11896"/>
       <w:r>
         <w:rPr>
           <w:rFonts w:hint="default" w:ascii="Times New Roman" w:hAnsi="Times New Roman" w:cs="Times New Roman"/>
@@ -6548,10 +6876,10 @@
           <w:szCs w:val="26"/>
         </w:rPr>
       </w:pPr>
-      <w:bookmarkStart w:id="70" w:name="_Toc9779"/>
-      <w:bookmarkStart w:id="71" w:name="_Toc2251"/>
-      <w:bookmarkStart w:id="72" w:name="_Toc22848"/>
-      <w:bookmarkStart w:id="73" w:name="_Toc3615"/>
+      <w:bookmarkStart w:id="70" w:name="_Toc22848"/>
+      <w:bookmarkStart w:id="71" w:name="_Toc9779"/>
+      <w:bookmarkStart w:id="72" w:name="_Toc2012"/>
+      <w:bookmarkStart w:id="73" w:name="_Toc2251"/>
       <w:r>
         <w:rPr>
           <w:rFonts w:hint="default" w:ascii="Times New Roman" w:hAnsi="Times New Roman" w:cs="Times New Roman"/>
@@ -6789,10 +7117,10 @@
           <w:lang w:val="en-US"/>
         </w:rPr>
       </w:pPr>
-      <w:bookmarkStart w:id="74" w:name="_Toc10123"/>
+      <w:bookmarkStart w:id="74" w:name="_Toc23462"/>
       <w:bookmarkStart w:id="75" w:name="_Toc2523"/>
-      <w:bookmarkStart w:id="76" w:name="_Toc23462"/>
-      <w:bookmarkStart w:id="77" w:name="_Toc5233"/>
+      <w:bookmarkStart w:id="76" w:name="_Toc10123"/>
+      <w:bookmarkStart w:id="77" w:name="_Toc9831"/>
       <w:r>
         <w:rPr>
           <w:rFonts w:hint="default" w:ascii="Times New Roman" w:hAnsi="Times New Roman" w:cs="Times New Roman"/>
@@ -6849,7 +7177,7 @@
         </w:rPr>
         <w:t xml:space="preserve">   </w:t>
       </w:r>
-      <w:bookmarkStart w:id="81" w:name="_Toc27144"/>
+      <w:bookmarkStart w:id="81" w:name="_Toc20942"/>
       <w:r>
         <w:rPr>
           <w:rFonts w:hint="default" w:ascii="Times New Roman" w:hAnsi="Times New Roman" w:cs="Times New Roman"/>
@@ -7656,8 +7984,8 @@
           <w:lang w:val="en-US"/>
         </w:rPr>
       </w:pPr>
-      <w:bookmarkStart w:id="82" w:name="_Toc14354"/>
-      <w:bookmarkStart w:id="83" w:name="_Toc26522"/>
+      <w:bookmarkStart w:id="82" w:name="_Toc26522"/>
+      <w:bookmarkStart w:id="83" w:name="_Toc14354"/>
       <w:bookmarkStart w:id="84" w:name="_Toc19535"/>
       <w:r>
         <w:rPr>
@@ -7670,7 +7998,7 @@
         </w:rPr>
         <w:t xml:space="preserve">  </w:t>
       </w:r>
-      <w:bookmarkStart w:id="85" w:name="_Toc1743"/>
+      <w:bookmarkStart w:id="85" w:name="_Toc25842"/>
       <w:r>
         <w:rPr>
           <w:rFonts w:hint="default" w:ascii="Times New Roman" w:hAnsi="Times New Roman" w:cs="Times New Roman"/>
@@ -7709,11 +8037,11 @@
           <w:lang w:val="en-US"/>
         </w:rPr>
       </w:pPr>
-      <w:bookmarkStart w:id="86" w:name="_Toc8312"/>
-      <w:bookmarkStart w:id="87" w:name="_Toc12302"/>
-      <w:bookmarkStart w:id="88" w:name="_Toc13586"/>
-      <w:bookmarkStart w:id="89" w:name="_Toc18695"/>
-      <w:bookmarkStart w:id="90" w:name="_Toc4678"/>
+      <w:bookmarkStart w:id="86" w:name="_Toc12302"/>
+      <w:bookmarkStart w:id="87" w:name="_Toc8312"/>
+      <w:bookmarkStart w:id="88" w:name="_Toc18695"/>
+      <w:bookmarkStart w:id="89" w:name="_Toc13586"/>
+      <w:bookmarkStart w:id="90" w:name="_Toc11308"/>
       <w:r>
         <w:rPr>
           <w:rFonts w:hint="default" w:ascii="Times New Roman" w:hAnsi="Times New Roman" w:cs="Times New Roman"/>
@@ -7751,10 +8079,10 @@
           <w:szCs w:val="26"/>
         </w:rPr>
       </w:pPr>
-      <w:bookmarkStart w:id="91" w:name="_Toc1446"/>
-      <w:bookmarkStart w:id="92" w:name="_Toc215"/>
-      <w:bookmarkStart w:id="93" w:name="_Toc17878"/>
-      <w:bookmarkStart w:id="94" w:name="_Toc20652"/>
+      <w:bookmarkStart w:id="91" w:name="_Toc215"/>
+      <w:bookmarkStart w:id="92" w:name="_Toc17878"/>
+      <w:bookmarkStart w:id="93" w:name="_Toc20652"/>
+      <w:bookmarkStart w:id="94" w:name="_Toc1446"/>
       <w:r>
         <w:rPr>
           <w:rFonts w:hint="default" w:ascii="Times New Roman" w:hAnsi="Times New Roman" w:cs="Times New Roman"/>
@@ -8474,11 +8802,8 @@
         <w:outlineLvl w:val="9"/>
         <w:rPr>
           <w:rFonts w:hint="default" w:ascii="Times New Roman" w:hAnsi="Times New Roman" w:cs="Times New Roman"/>
-          <w:b/>
-          <w:bCs/>
-          <w:sz w:val="26"/>
-          <w:szCs w:val="26"/>
-          <w:lang w:val="en-US"/>
+          <w:sz w:val="26"/>
+          <w:szCs w:val="26"/>
         </w:rPr>
       </w:pPr>
       <w:r>
@@ -8529,6 +8854,30 @@
           </wp:inline>
         </w:drawing>
       </w:r>
+    </w:p>
+    <w:p>
+      <w:pPr>
+        <w:outlineLvl w:val="9"/>
+        <w:rPr>
+          <w:rFonts w:hint="default" w:ascii="Times New Roman" w:hAnsi="Times New Roman" w:cs="Times New Roman"/>
+          <w:sz w:val="26"/>
+          <w:szCs w:val="26"/>
+        </w:rPr>
+      </w:pPr>
+    </w:p>
+    <w:p>
+      <w:pPr>
+        <w:outlineLvl w:val="2"/>
+        <w:rPr>
+          <w:rFonts w:hint="default" w:ascii="Times New Roman" w:hAnsi="Times New Roman" w:cs="Times New Roman"/>
+          <w:b/>
+          <w:bCs/>
+          <w:sz w:val="26"/>
+          <w:szCs w:val="26"/>
+          <w:lang w:val="en-US"/>
+        </w:rPr>
+      </w:pPr>
+      <w:bookmarkStart w:id="95" w:name="_Toc21113"/>
       <w:r>
         <w:rPr>
           <w:rFonts w:hint="default" w:ascii="Times New Roman" w:hAnsi="Times New Roman" w:cs="Times New Roman"/>
@@ -8554,6 +8903,7 @@
         </w:rPr>
         <w:t xml:space="preserve"> :</w:t>
       </w:r>
+      <w:bookmarkEnd w:id="95"/>
     </w:p>
     <w:p>
       <w:pPr>
@@ -9105,19 +9455,11 @@
     <w:p>
       <w:pPr>
         <w:outlineLvl w:val="9"/>
-        <w:rPr>
-          <w:rFonts w:hint="default" w:ascii="Times New Roman" w:hAnsi="Times New Roman" w:cs="Times New Roman"/>
-          <w:b/>
-          <w:bCs/>
-          <w:sz w:val="26"/>
-          <w:szCs w:val="26"/>
-          <w:lang w:val="en-US"/>
-        </w:rPr>
-      </w:pPr>
-      <w:bookmarkStart w:id="95" w:name="_Toc13583"/>
-      <w:bookmarkStart w:id="96" w:name="_Toc8194"/>
-      <w:bookmarkStart w:id="97" w:name="_Toc19836"/>
-      <w:bookmarkStart w:id="98" w:name="_Toc12729"/>
+      </w:pPr>
+      <w:bookmarkStart w:id="96" w:name="_Toc13583"/>
+      <w:bookmarkStart w:id="97" w:name="_Toc12729"/>
+      <w:bookmarkStart w:id="98" w:name="_Toc19836"/>
+      <w:bookmarkStart w:id="99" w:name="_Toc8194"/>
       <w:r>
         <w:drawing>
           <wp:inline distT="0" distB="0" distL="114300" distR="114300">
@@ -9161,20 +9503,39 @@
           </wp:inline>
         </w:drawing>
       </w:r>
-      <w:r>
+    </w:p>
+    <w:p>
+      <w:pPr>
+        <w:outlineLvl w:val="9"/>
+      </w:pPr>
+    </w:p>
+    <w:p>
+      <w:pPr>
+        <w:outlineLvl w:val="2"/>
         <w:rPr>
           <w:rFonts w:hint="default" w:ascii="Times New Roman" w:hAnsi="Times New Roman" w:cs="Times New Roman"/>
           <w:b/>
           <w:bCs/>
           <w:sz w:val="26"/>
           <w:szCs w:val="26"/>
+          <w:lang w:val="en-US"/>
+        </w:rPr>
+      </w:pPr>
+      <w:bookmarkStart w:id="100" w:name="_Toc12751"/>
+      <w:r>
+        <w:rPr>
+          <w:rFonts w:hint="default" w:ascii="Times New Roman" w:hAnsi="Times New Roman" w:cs="Times New Roman"/>
+          <w:b/>
+          <w:bCs/>
+          <w:sz w:val="26"/>
+          <w:szCs w:val="26"/>
         </w:rPr>
         <w:t>3.2.3. UC-03:</w:t>
       </w:r>
-      <w:bookmarkEnd w:id="95"/>
       <w:bookmarkEnd w:id="96"/>
       <w:bookmarkEnd w:id="97"/>
       <w:bookmarkEnd w:id="98"/>
+      <w:bookmarkEnd w:id="99"/>
       <w:r>
         <w:rPr>
           <w:rFonts w:hint="default" w:ascii="Times New Roman" w:hAnsi="Times New Roman" w:cs="Times New Roman"/>
@@ -9186,20 +9547,21 @@
         </w:rPr>
         <w:t xml:space="preserve"> Quản lí sách :</w:t>
       </w:r>
-    </w:p>
-    <w:p>
-      <w:pPr>
-        <w:spacing w:line="360" w:lineRule="auto"/>
-        <w:outlineLvl w:val="9"/>
-        <w:rPr>
-          <w:rFonts w:hint="default" w:ascii="Times New Roman" w:hAnsi="Times New Roman" w:cs="Times New Roman"/>
-          <w:sz w:val="26"/>
-          <w:szCs w:val="26"/>
-        </w:rPr>
-      </w:pPr>
-      <w:bookmarkStart w:id="99" w:name="_Toc21901"/>
-      <w:bookmarkStart w:id="100" w:name="_Toc7711"/>
-      <w:bookmarkStart w:id="101" w:name="_Toc4576"/>
+      <w:bookmarkEnd w:id="100"/>
+    </w:p>
+    <w:p>
+      <w:pPr>
+        <w:spacing w:line="360" w:lineRule="auto"/>
+        <w:outlineLvl w:val="9"/>
+        <w:rPr>
+          <w:rFonts w:hint="default" w:ascii="Times New Roman" w:hAnsi="Times New Roman" w:cs="Times New Roman"/>
+          <w:sz w:val="26"/>
+          <w:szCs w:val="26"/>
+        </w:rPr>
+      </w:pPr>
+      <w:bookmarkStart w:id="101" w:name="_Toc21901"/>
+      <w:bookmarkStart w:id="102" w:name="_Toc7711"/>
+      <w:bookmarkStart w:id="103" w:name="_Toc4576"/>
       <w:r>
         <w:rPr>
           <w:rFonts w:hint="default" w:ascii="Times New Roman" w:hAnsi="Times New Roman" w:cs="Times New Roman"/>
@@ -9895,7 +10257,7 @@
           <w:lang w:val="en-US"/>
         </w:rPr>
       </w:pPr>
-      <w:bookmarkStart w:id="102" w:name="_Toc23341"/>
+      <w:bookmarkStart w:id="104" w:name="_Toc2695"/>
       <w:r>
         <w:rPr>
           <w:rFonts w:hint="default" w:ascii="Times New Roman" w:hAnsi="Times New Roman"/>
@@ -9917,7 +10279,7 @@
         </w:rPr>
         <w:t xml:space="preserve"> :</w:t>
       </w:r>
-      <w:bookmarkEnd w:id="102"/>
+      <w:bookmarkEnd w:id="104"/>
     </w:p>
     <w:p>
       <w:pPr>
@@ -10544,7 +10906,7 @@
           <w:lang w:val="en-US"/>
         </w:rPr>
       </w:pPr>
-      <w:bookmarkStart w:id="103" w:name="_Toc19591"/>
+      <w:bookmarkStart w:id="105" w:name="_Toc5090"/>
       <w:r>
         <w:rPr>
           <w:rFonts w:hint="default" w:ascii="Times New Roman" w:hAnsi="Times New Roman"/>
@@ -10566,7 +10928,7 @@
         </w:rPr>
         <w:t xml:space="preserve"> :</w:t>
       </w:r>
-      <w:bookmarkEnd w:id="103"/>
+      <w:bookmarkEnd w:id="105"/>
     </w:p>
     <w:p>
       <w:pPr>
@@ -11192,7 +11554,7 @@
     <w:p>
       <w:pPr>
         <w:spacing w:line="360" w:lineRule="auto"/>
-        <w:outlineLvl w:val="9"/>
+        <w:outlineLvl w:val="2"/>
         <w:rPr>
           <w:rFonts w:hint="default" w:ascii="Times New Roman" w:hAnsi="Times New Roman"/>
           <w:b/>
@@ -11202,6 +11564,7 @@
           <w:lang w:val="en-US"/>
         </w:rPr>
       </w:pPr>
+      <w:bookmarkStart w:id="106" w:name="_Toc5693"/>
       <w:r>
         <w:rPr>
           <w:rFonts w:hint="default" w:ascii="Times New Roman" w:hAnsi="Times New Roman"/>
@@ -11223,6 +11586,7 @@
         </w:rPr>
         <w:t xml:space="preserve"> :</w:t>
       </w:r>
+      <w:bookmarkEnd w:id="106"/>
     </w:p>
     <w:p>
       <w:pPr>
@@ -11681,7 +12045,7 @@
         </w:rPr>
         <w:t xml:space="preserve">   </w:t>
       </w:r>
-      <w:bookmarkStart w:id="104" w:name="_Toc10874"/>
+      <w:bookmarkStart w:id="107" w:name="_Toc26904"/>
       <w:r>
         <w:rPr>
           <w:rFonts w:hint="default" w:ascii="Times New Roman" w:hAnsi="Times New Roman" w:cs="Times New Roman"/>
@@ -11692,9 +12056,9 @@
         </w:rPr>
         <w:t>Yêu cầu Phi chức năng (Non-functional Requirements)</w:t>
       </w:r>
-      <w:bookmarkEnd w:id="99"/>
-      <w:bookmarkEnd w:id="100"/>
       <w:bookmarkEnd w:id="101"/>
+      <w:bookmarkEnd w:id="102"/>
+      <w:bookmarkEnd w:id="103"/>
       <w:r>
         <w:rPr>
           <w:rFonts w:hint="default" w:ascii="Times New Roman" w:hAnsi="Times New Roman" w:cs="Times New Roman"/>
@@ -11706,11 +12070,11 @@
         </w:rPr>
         <w:t xml:space="preserve"> :</w:t>
       </w:r>
-      <w:bookmarkEnd w:id="104"/>
+      <w:bookmarkEnd w:id="107"/>
     </w:p>
     <w:tbl>
       <w:tblPr>
-        <w:tblStyle w:val="9"/>
+        <w:tblStyle w:val="11"/>
         <w:tblW w:w="8558" w:type="dxa"/>
         <w:tblInd w:w="0" w:type="dxa"/>
         <w:tblBorders>
@@ -12935,6 +13299,7 @@
     <w:p>
       <w:pPr>
         <w:numPr>
+          <w:ilvl w:val="0"/>
           <w:numId w:val="0"/>
         </w:numPr>
         <w:spacing w:line="360" w:lineRule="auto"/>
@@ -12948,9 +13313,9 @@
           <w:szCs w:val="26"/>
         </w:rPr>
       </w:pPr>
-      <w:bookmarkStart w:id="105" w:name="_Toc8288"/>
-      <w:bookmarkStart w:id="106" w:name="_Toc18504"/>
-      <w:bookmarkStart w:id="107" w:name="_Toc22314"/>
+      <w:bookmarkStart w:id="108" w:name="_Toc8288"/>
+      <w:bookmarkStart w:id="109" w:name="_Toc22314"/>
+      <w:bookmarkStart w:id="110" w:name="_Toc18504"/>
     </w:p>
     <w:p>
       <w:pPr>
@@ -12980,7 +13345,7 @@
         </w:rPr>
         <w:t xml:space="preserve">   </w:t>
       </w:r>
-      <w:bookmarkStart w:id="108" w:name="_Toc30735"/>
+      <w:bookmarkStart w:id="111" w:name="_Toc816"/>
       <w:r>
         <w:rPr>
           <w:rFonts w:hint="default" w:ascii="Times New Roman" w:hAnsi="Times New Roman" w:cs="Times New Roman"/>
@@ -12991,9 +13356,9 @@
         </w:rPr>
         <w:t>Yêu cầu về Cơ sở dữ liệu Logic</w:t>
       </w:r>
-      <w:bookmarkEnd w:id="105"/>
-      <w:bookmarkEnd w:id="106"/>
-      <w:bookmarkEnd w:id="107"/>
+      <w:bookmarkEnd w:id="108"/>
+      <w:bookmarkEnd w:id="109"/>
+      <w:bookmarkEnd w:id="110"/>
       <w:r>
         <w:rPr>
           <w:rFonts w:hint="default" w:ascii="Times New Roman" w:hAnsi="Times New Roman" w:cs="Times New Roman"/>
@@ -13005,7 +13370,7 @@
         </w:rPr>
         <w:t xml:space="preserve"> :</w:t>
       </w:r>
-      <w:bookmarkEnd w:id="108"/>
+      <w:bookmarkEnd w:id="111"/>
     </w:p>
     <w:p>
       <w:pPr>
@@ -13104,7 +13469,7 @@
     </w:p>
     <w:tbl>
       <w:tblPr>
-        <w:tblStyle w:val="9"/>
+        <w:tblStyle w:val="11"/>
         <w:tblW w:w="8600" w:type="dxa"/>
         <w:tblInd w:w="0" w:type="dxa"/>
         <w:tblBorders>
@@ -13137,6 +13502,12 @@
             <w:insideH w:val="single" w:color="auto" w:sz="4" w:space="0"/>
             <w:insideV w:val="single" w:color="auto" w:sz="4" w:space="0"/>
           </w:tblBorders>
+          <w:tblCellMar>
+            <w:top w:w="0" w:type="dxa"/>
+            <w:left w:w="108" w:type="dxa"/>
+            <w:bottom w:w="0" w:type="dxa"/>
+            <w:right w:w="108" w:type="dxa"/>
+          </w:tblCellMar>
         </w:tblPrEx>
         <w:trPr>
           <w:trHeight w:val="1214" w:hRule="atLeast"/>
@@ -13448,6 +13819,478 @@
         <w:spacing w:line="360" w:lineRule="auto"/>
         <w:rPr>
           <w:rFonts w:hint="default" w:ascii="Times New Roman" w:hAnsi="Times New Roman" w:cs="Times New Roman"/>
+          <w:b/>
+          <w:bCs/>
+          <w:sz w:val="26"/>
+          <w:szCs w:val="26"/>
+          <w:lang w:val="en-US"/>
+        </w:rPr>
+      </w:pPr>
+      <w:r>
+        <w:rPr>
+          <w:rFonts w:hint="default" w:ascii="Times New Roman" w:hAnsi="Times New Roman" w:cs="Times New Roman"/>
+          <w:b/>
+          <w:bCs/>
+          <w:sz w:val="26"/>
+          <w:szCs w:val="26"/>
+          <w:lang w:val="en-US"/>
+        </w:rPr>
+        <w:t>GIAO DIỆN THIẾT KẾ HOÀN CHỈNH HỆ THỐNG ( FIGMA ) :</w:t>
+      </w:r>
+    </w:p>
+    <w:p>
+      <w:pPr>
+        <w:spacing w:line="360" w:lineRule="auto"/>
+        <w:rPr>
+          <w:rFonts w:hint="default" w:ascii="Times New Roman" w:hAnsi="Times New Roman" w:cs="Times New Roman"/>
+          <w:b w:val="0"/>
+          <w:bCs w:val="0"/>
+          <w:sz w:val="26"/>
+          <w:szCs w:val="26"/>
+          <w:lang w:val="en-US"/>
+        </w:rPr>
+      </w:pPr>
+      <w:r>
+        <w:rPr>
+          <w:rFonts w:hint="default" w:ascii="Times New Roman" w:hAnsi="Times New Roman" w:cs="Times New Roman"/>
+          <w:b w:val="0"/>
+          <w:bCs w:val="0"/>
+          <w:sz w:val="26"/>
+          <w:szCs w:val="26"/>
+          <w:lang w:val="en-US"/>
+        </w:rPr>
+        <w:t xml:space="preserve">- Giao diện đăng nhập : </w:t>
+      </w:r>
+    </w:p>
+    <w:p>
+      <w:pPr>
+        <w:spacing w:line="360" w:lineRule="auto"/>
+        <w:rPr>
+          <w:rFonts w:hint="default" w:ascii="Times New Roman" w:hAnsi="Times New Roman" w:cs="Times New Roman"/>
+          <w:b/>
+          <w:bCs/>
+          <w:sz w:val="26"/>
+          <w:szCs w:val="26"/>
+          <w:lang w:val="en-US"/>
+        </w:rPr>
+      </w:pPr>
+      <w:r>
+        <w:drawing>
+          <wp:inline distT="0" distB="0" distL="114300" distR="114300">
+            <wp:extent cx="5273675" cy="3301365"/>
+            <wp:effectExtent l="0" t="0" r="14605" b="5715"/>
+            <wp:docPr id="35" name="Picture 7"/>
+            <wp:cNvGraphicFramePr>
+              <a:graphicFrameLocks xmlns:a="http://schemas.openxmlformats.org/drawingml/2006/main" noChangeAspect="1"/>
+            </wp:cNvGraphicFramePr>
+            <a:graphic xmlns:a="http://schemas.openxmlformats.org/drawingml/2006/main">
+              <a:graphicData uri="http://schemas.openxmlformats.org/drawingml/2006/picture">
+                <pic:pic xmlns:pic="http://schemas.openxmlformats.org/drawingml/2006/picture">
+                  <pic:nvPicPr>
+                    <pic:cNvPr id="35" name="Picture 7"/>
+                    <pic:cNvPicPr>
+                      <a:picLocks noChangeAspect="1"/>
+                    </pic:cNvPicPr>
+                  </pic:nvPicPr>
+                  <pic:blipFill>
+                    <a:blip r:embed="rId31"/>
+                    <a:stretch>
+                      <a:fillRect/>
+                    </a:stretch>
+                  </pic:blipFill>
+                  <pic:spPr>
+                    <a:xfrm>
+                      <a:off x="0" y="0"/>
+                      <a:ext cx="5273675" cy="3301365"/>
+                    </a:xfrm>
+                    <a:prstGeom prst="rect">
+                      <a:avLst/>
+                    </a:prstGeom>
+                    <a:noFill/>
+                    <a:ln>
+                      <a:noFill/>
+                    </a:ln>
+                  </pic:spPr>
+                </pic:pic>
+              </a:graphicData>
+            </a:graphic>
+          </wp:inline>
+        </w:drawing>
+      </w:r>
+    </w:p>
+    <w:p>
+      <w:pPr>
+        <w:spacing w:line="360" w:lineRule="auto"/>
+        <w:rPr>
+          <w:rFonts w:hint="default" w:ascii="Times New Roman" w:hAnsi="Times New Roman" w:cs="Times New Roman"/>
+          <w:sz w:val="26"/>
+          <w:szCs w:val="26"/>
+          <w:lang w:val="en-US"/>
+        </w:rPr>
+      </w:pPr>
+      <w:r>
+        <w:rPr>
+          <w:rFonts w:hint="default" w:ascii="Times New Roman" w:hAnsi="Times New Roman" w:cs="Times New Roman"/>
+          <w:sz w:val="26"/>
+          <w:szCs w:val="26"/>
+          <w:lang w:val="en-US"/>
+        </w:rPr>
+        <w:t>- Giao diện quản lí sách :</w:t>
+      </w:r>
+      <w:bookmarkStart w:id="112" w:name="_GoBack"/>
+      <w:bookmarkEnd w:id="112"/>
+    </w:p>
+    <w:p>
+      <w:pPr>
+        <w:spacing w:line="360" w:lineRule="auto"/>
+      </w:pPr>
+      <w:r>
+        <w:drawing>
+          <wp:inline distT="0" distB="0" distL="114300" distR="114300">
+            <wp:extent cx="5274310" cy="3319145"/>
+            <wp:effectExtent l="0" t="0" r="13970" b="3175"/>
+            <wp:docPr id="36" name="Picture 8"/>
+            <wp:cNvGraphicFramePr>
+              <a:graphicFrameLocks xmlns:a="http://schemas.openxmlformats.org/drawingml/2006/main" noChangeAspect="1"/>
+            </wp:cNvGraphicFramePr>
+            <a:graphic xmlns:a="http://schemas.openxmlformats.org/drawingml/2006/main">
+              <a:graphicData uri="http://schemas.openxmlformats.org/drawingml/2006/picture">
+                <pic:pic xmlns:pic="http://schemas.openxmlformats.org/drawingml/2006/picture">
+                  <pic:nvPicPr>
+                    <pic:cNvPr id="36" name="Picture 8"/>
+                    <pic:cNvPicPr>
+                      <a:picLocks noChangeAspect="1"/>
+                    </pic:cNvPicPr>
+                  </pic:nvPicPr>
+                  <pic:blipFill>
+                    <a:blip r:embed="rId32"/>
+                    <a:stretch>
+                      <a:fillRect/>
+                    </a:stretch>
+                  </pic:blipFill>
+                  <pic:spPr>
+                    <a:xfrm>
+                      <a:off x="0" y="0"/>
+                      <a:ext cx="5274310" cy="3319145"/>
+                    </a:xfrm>
+                    <a:prstGeom prst="rect">
+                      <a:avLst/>
+                    </a:prstGeom>
+                    <a:noFill/>
+                    <a:ln>
+                      <a:noFill/>
+                    </a:ln>
+                  </pic:spPr>
+                </pic:pic>
+              </a:graphicData>
+            </a:graphic>
+          </wp:inline>
+        </w:drawing>
+      </w:r>
+    </w:p>
+    <w:p>
+      <w:pPr>
+        <w:spacing w:line="360" w:lineRule="auto"/>
+        <w:rPr>
+          <w:rFonts w:hint="default" w:ascii="Times New Roman" w:hAnsi="Times New Roman" w:cs="Times New Roman"/>
+          <w:sz w:val="26"/>
+          <w:szCs w:val="26"/>
+          <w:lang w:val="en-US"/>
+        </w:rPr>
+      </w:pPr>
+      <w:r>
+        <w:rPr>
+          <w:rFonts w:hint="default" w:ascii="Times New Roman" w:hAnsi="Times New Roman" w:cs="Times New Roman"/>
+          <w:sz w:val="26"/>
+          <w:szCs w:val="26"/>
+          <w:lang w:val="en-US"/>
+        </w:rPr>
+        <w:t>- Giao diện quản lí độc giả :</w:t>
+      </w:r>
+    </w:p>
+    <w:p>
+      <w:pPr>
+        <w:spacing w:line="360" w:lineRule="auto"/>
+      </w:pPr>
+      <w:r>
+        <w:drawing>
+          <wp:inline distT="0" distB="0" distL="114300" distR="114300">
+            <wp:extent cx="5272405" cy="3307715"/>
+            <wp:effectExtent l="0" t="0" r="635" b="14605"/>
+            <wp:docPr id="37" name="Picture 9"/>
+            <wp:cNvGraphicFramePr>
+              <a:graphicFrameLocks xmlns:a="http://schemas.openxmlformats.org/drawingml/2006/main" noChangeAspect="1"/>
+            </wp:cNvGraphicFramePr>
+            <a:graphic xmlns:a="http://schemas.openxmlformats.org/drawingml/2006/main">
+              <a:graphicData uri="http://schemas.openxmlformats.org/drawingml/2006/picture">
+                <pic:pic xmlns:pic="http://schemas.openxmlformats.org/drawingml/2006/picture">
+                  <pic:nvPicPr>
+                    <pic:cNvPr id="37" name="Picture 9"/>
+                    <pic:cNvPicPr>
+                      <a:picLocks noChangeAspect="1"/>
+                    </pic:cNvPicPr>
+                  </pic:nvPicPr>
+                  <pic:blipFill>
+                    <a:blip r:embed="rId33"/>
+                    <a:stretch>
+                      <a:fillRect/>
+                    </a:stretch>
+                  </pic:blipFill>
+                  <pic:spPr>
+                    <a:xfrm>
+                      <a:off x="0" y="0"/>
+                      <a:ext cx="5272405" cy="3307715"/>
+                    </a:xfrm>
+                    <a:prstGeom prst="rect">
+                      <a:avLst/>
+                    </a:prstGeom>
+                    <a:noFill/>
+                    <a:ln>
+                      <a:noFill/>
+                    </a:ln>
+                  </pic:spPr>
+                </pic:pic>
+              </a:graphicData>
+            </a:graphic>
+          </wp:inline>
+        </w:drawing>
+      </w:r>
+    </w:p>
+    <w:p>
+      <w:pPr>
+        <w:spacing w:line="360" w:lineRule="auto"/>
+        <w:rPr>
+          <w:rFonts w:hint="default" w:ascii="Times New Roman" w:hAnsi="Times New Roman" w:cs="Times New Roman"/>
+          <w:sz w:val="26"/>
+          <w:szCs w:val="26"/>
+          <w:lang w:val="en-US"/>
+        </w:rPr>
+      </w:pPr>
+      <w:r>
+        <w:rPr>
+          <w:rFonts w:hint="default" w:ascii="Times New Roman" w:hAnsi="Times New Roman" w:cs="Times New Roman"/>
+          <w:sz w:val="26"/>
+          <w:szCs w:val="26"/>
+          <w:lang w:val="en-US"/>
+        </w:rPr>
+        <w:t>- Giao diện tạo phiếu mượn :</w:t>
+      </w:r>
+    </w:p>
+    <w:p>
+      <w:pPr>
+        <w:spacing w:line="360" w:lineRule="auto"/>
+        <w:ind w:left="0" w:leftChars="0" w:firstLine="0" w:firstLineChars="0"/>
+        <w:rPr>
+          <w:rFonts w:hint="default"/>
+          <w:lang w:val="en-US"/>
+        </w:rPr>
+      </w:pPr>
+      <w:r>
+        <w:drawing>
+          <wp:inline distT="0" distB="0" distL="114300" distR="114300">
+            <wp:extent cx="5266690" cy="3284855"/>
+            <wp:effectExtent l="0" t="0" r="6350" b="6985"/>
+            <wp:docPr id="38" name="Picture 10"/>
+            <wp:cNvGraphicFramePr>
+              <a:graphicFrameLocks xmlns:a="http://schemas.openxmlformats.org/drawingml/2006/main" noChangeAspect="1"/>
+            </wp:cNvGraphicFramePr>
+            <a:graphic xmlns:a="http://schemas.openxmlformats.org/drawingml/2006/main">
+              <a:graphicData uri="http://schemas.openxmlformats.org/drawingml/2006/picture">
+                <pic:pic xmlns:pic="http://schemas.openxmlformats.org/drawingml/2006/picture">
+                  <pic:nvPicPr>
+                    <pic:cNvPr id="38" name="Picture 10"/>
+                    <pic:cNvPicPr>
+                      <a:picLocks noChangeAspect="1"/>
+                    </pic:cNvPicPr>
+                  </pic:nvPicPr>
+                  <pic:blipFill>
+                    <a:blip r:embed="rId34"/>
+                    <a:stretch>
+                      <a:fillRect/>
+                    </a:stretch>
+                  </pic:blipFill>
+                  <pic:spPr>
+                    <a:xfrm>
+                      <a:off x="0" y="0"/>
+                      <a:ext cx="5266690" cy="3284855"/>
+                    </a:xfrm>
+                    <a:prstGeom prst="rect">
+                      <a:avLst/>
+                    </a:prstGeom>
+                    <a:noFill/>
+                    <a:ln>
+                      <a:noFill/>
+                    </a:ln>
+                  </pic:spPr>
+                </pic:pic>
+              </a:graphicData>
+            </a:graphic>
+          </wp:inline>
+        </w:drawing>
+      </w:r>
+    </w:p>
+    <w:p>
+      <w:pPr>
+        <w:spacing w:line="360" w:lineRule="auto"/>
+        <w:rPr>
+          <w:rFonts w:hint="default" w:ascii="Times New Roman" w:hAnsi="Times New Roman" w:cs="Times New Roman"/>
+          <w:sz w:val="26"/>
+          <w:szCs w:val="26"/>
+          <w:lang w:val="en-US"/>
+        </w:rPr>
+      </w:pPr>
+      <w:r>
+        <w:rPr>
+          <w:rFonts w:hint="default" w:ascii="Times New Roman" w:hAnsi="Times New Roman" w:cs="Times New Roman"/>
+          <w:sz w:val="26"/>
+          <w:szCs w:val="26"/>
+          <w:lang w:val="en-US"/>
+        </w:rPr>
+        <w:t>- Giao diện trả sách :</w:t>
+      </w:r>
+    </w:p>
+    <w:p>
+      <w:pPr>
+        <w:spacing w:line="360" w:lineRule="auto"/>
+      </w:pPr>
+      <w:r>
+        <w:drawing>
+          <wp:inline distT="0" distB="0" distL="114300" distR="114300">
+            <wp:extent cx="5272405" cy="3312795"/>
+            <wp:effectExtent l="0" t="0" r="635" b="9525"/>
+            <wp:docPr id="39" name="Picture 11"/>
+            <wp:cNvGraphicFramePr>
+              <a:graphicFrameLocks xmlns:a="http://schemas.openxmlformats.org/drawingml/2006/main" noChangeAspect="1"/>
+            </wp:cNvGraphicFramePr>
+            <a:graphic xmlns:a="http://schemas.openxmlformats.org/drawingml/2006/main">
+              <a:graphicData uri="http://schemas.openxmlformats.org/drawingml/2006/picture">
+                <pic:pic xmlns:pic="http://schemas.openxmlformats.org/drawingml/2006/picture">
+                  <pic:nvPicPr>
+                    <pic:cNvPr id="39" name="Picture 11"/>
+                    <pic:cNvPicPr>
+                      <a:picLocks noChangeAspect="1"/>
+                    </pic:cNvPicPr>
+                  </pic:nvPicPr>
+                  <pic:blipFill>
+                    <a:blip r:embed="rId35"/>
+                    <a:stretch>
+                      <a:fillRect/>
+                    </a:stretch>
+                  </pic:blipFill>
+                  <pic:spPr>
+                    <a:xfrm>
+                      <a:off x="0" y="0"/>
+                      <a:ext cx="5272405" cy="3312795"/>
+                    </a:xfrm>
+                    <a:prstGeom prst="rect">
+                      <a:avLst/>
+                    </a:prstGeom>
+                    <a:noFill/>
+                    <a:ln>
+                      <a:noFill/>
+                    </a:ln>
+                  </pic:spPr>
+                </pic:pic>
+              </a:graphicData>
+            </a:graphic>
+          </wp:inline>
+        </w:drawing>
+      </w:r>
+    </w:p>
+    <w:p>
+      <w:pPr>
+        <w:spacing w:line="360" w:lineRule="auto"/>
+        <w:rPr>
+          <w:sz w:val="26"/>
+          <w:szCs w:val="26"/>
+        </w:rPr>
+      </w:pPr>
+    </w:p>
+    <w:p>
+      <w:pPr>
+        <w:spacing w:line="360" w:lineRule="auto"/>
+        <w:rPr>
+          <w:rFonts w:hint="default" w:ascii="Times New Roman" w:hAnsi="Times New Roman" w:cs="Times New Roman"/>
+          <w:b/>
+          <w:bCs/>
+          <w:sz w:val="26"/>
+          <w:szCs w:val="26"/>
+          <w:lang w:val="en-US"/>
+        </w:rPr>
+      </w:pPr>
+      <w:r>
+        <w:rPr>
+          <w:rFonts w:hint="default" w:ascii="Times New Roman" w:hAnsi="Times New Roman" w:cs="Times New Roman"/>
+          <w:b/>
+          <w:bCs/>
+          <w:sz w:val="26"/>
+          <w:szCs w:val="26"/>
+          <w:lang w:val="en-US"/>
+        </w:rPr>
+        <w:t xml:space="preserve">Link xem chi tiết thiết kế : </w:t>
+      </w:r>
+      <w:r>
+        <w:rPr>
+          <w:rFonts w:hint="default" w:ascii="Times New Roman" w:hAnsi="Times New Roman" w:cs="Times New Roman"/>
+          <w:b/>
+          <w:bCs/>
+          <w:sz w:val="26"/>
+          <w:szCs w:val="26"/>
+          <w:lang w:val="en-US"/>
+        </w:rPr>
+        <w:fldChar w:fldCharType="begin"/>
+      </w:r>
+      <w:r>
+        <w:rPr>
+          <w:rFonts w:hint="default" w:ascii="Times New Roman" w:hAnsi="Times New Roman" w:cs="Times New Roman"/>
+          <w:b/>
+          <w:bCs/>
+          <w:sz w:val="26"/>
+          <w:szCs w:val="26"/>
+          <w:lang w:val="en-US"/>
+        </w:rPr>
+        <w:instrText xml:space="preserve"> HYPERLINK "https://www.figma.com/design/mtRJWw70F0n1luDCF2BSgw/Untitled?node-id=0-1&amp;t=0KfRbWiGmbg7fj5C-1" </w:instrText>
+      </w:r>
+      <w:r>
+        <w:rPr>
+          <w:rFonts w:hint="default" w:ascii="Times New Roman" w:hAnsi="Times New Roman" w:cs="Times New Roman"/>
+          <w:b/>
+          <w:bCs/>
+          <w:sz w:val="26"/>
+          <w:szCs w:val="26"/>
+          <w:lang w:val="en-US"/>
+        </w:rPr>
+        <w:fldChar w:fldCharType="separate"/>
+      </w:r>
+      <w:r>
+        <w:rPr>
+          <w:rStyle w:val="7"/>
+          <w:rFonts w:hint="default" w:ascii="Times New Roman" w:hAnsi="Times New Roman" w:cs="Times New Roman"/>
+          <w:b/>
+          <w:bCs/>
+          <w:sz w:val="26"/>
+          <w:szCs w:val="26"/>
+          <w:lang w:val="en-US"/>
+        </w:rPr>
+        <w:t>https://www.figma.com/design/mtRJWw70F0n1luDCF2BSgw/Untitled?node-id=0-1&amp;t=0KfRbWiGmbg7fj5C-1</w:t>
+      </w:r>
+      <w:r>
+        <w:rPr>
+          <w:rFonts w:hint="default" w:ascii="Times New Roman" w:hAnsi="Times New Roman" w:cs="Times New Roman"/>
+          <w:b/>
+          <w:bCs/>
+          <w:sz w:val="26"/>
+          <w:szCs w:val="26"/>
+          <w:lang w:val="en-US"/>
+        </w:rPr>
+        <w:fldChar w:fldCharType="end"/>
+      </w:r>
+    </w:p>
+    <w:p>
+      <w:pPr>
+        <w:spacing w:line="360" w:lineRule="auto"/>
+        <w:rPr>
+          <w:rFonts w:hint="default" w:ascii="Times New Roman" w:hAnsi="Times New Roman" w:cs="Times New Roman"/>
           <w:sz w:val="26"/>
           <w:szCs w:val="26"/>
         </w:rPr>
@@ -13554,7 +14397,7 @@
                     </pic:cNvPicPr>
                   </pic:nvPicPr>
                   <pic:blipFill>
-                    <a:blip r:embed="rId31"/>
+                    <a:blip r:embed="rId36"/>
                     <a:stretch>
                       <a:fillRect/>
                     </a:stretch>
@@ -13605,7 +14448,7 @@
 <w:ftr xmlns:wpc="http://schemas.microsoft.com/office/word/2010/wordprocessingCanvas" xmlns:mc="http://schemas.openxmlformats.org/markup-compatibility/2006" xmlns:o="urn:schemas-microsoft-com:office:office" xmlns:r="http://schemas.openxmlformats.org/officeDocument/2006/relationships" xmlns:m="http://schemas.openxmlformats.org/officeDocument/2006/math" xmlns:v="urn:schemas-microsoft-com:vml" xmlns:wp14="http://schemas.microsoft.com/office/word/2010/wordprocessingDrawing" xmlns:wp="http://schemas.openxmlformats.org/drawingml/2006/wordprocessingDrawing" xmlns:w10="urn:schemas-microsoft-com:office:word" xmlns:w="http://schemas.openxmlformats.org/wordprocessingml/2006/main" xmlns:w14="http://schemas.microsoft.com/office/word/2010/wordml" xmlns:w15="http://schemas.microsoft.com/office/word/2012/wordml" xmlns:wpg="http://schemas.microsoft.com/office/word/2010/wordprocessingGroup" xmlns:wpi="http://schemas.microsoft.com/office/word/2010/wordprocessingInk" xmlns:wne="http://schemas.microsoft.com/office/word/2006/wordml" xmlns:wps="http://schemas.microsoft.com/office/word/2010/wordprocessingShape" xmlns:wpsCustomData="http://www.wps.cn/officeDocument/2013/wpsCustomData" mc:Ignorable="w14 w15 wp14">
   <w:p>
     <w:pPr>
-      <w:pStyle w:val="7"/>
+      <w:pStyle w:val="8"/>
     </w:pPr>
     <w:r>
       <w:rPr>
@@ -13662,7 +14505,7 @@
                       <w:txbxContent>
                         <w:p>
                           <w:pPr>
-                            <w:pStyle w:val="7"/>
+                            <w:pStyle w:val="8"/>
                             <w:rPr>
                               <w:sz w:val="30"/>
                               <w:szCs w:val="30"/>
@@ -13726,7 +14569,7 @@
                 <w:txbxContent>
                   <w:p>
                     <w:pPr>
-                      <w:pStyle w:val="7"/>
+                      <w:pStyle w:val="8"/>
                       <w:rPr>
                         <w:sz w:val="30"/>
                         <w:szCs w:val="30"/>
@@ -14004,7 +14847,7 @@
     <w:lsdException w:unhideWhenUsed="0" w:uiPriority="0" w:semiHidden="0" w:name="Table Web 2"/>
     <w:lsdException w:unhideWhenUsed="0" w:uiPriority="0" w:semiHidden="0" w:name="Table Web 3"/>
     <w:lsdException w:unhideWhenUsed="0" w:uiPriority="0" w:semiHidden="0" w:name="Balloon Text"/>
-    <w:lsdException w:unhideWhenUsed="0" w:uiPriority="0" w:semiHidden="0" w:name="Table Grid"/>
+    <w:lsdException w:qFormat="1" w:unhideWhenUsed="0" w:uiPriority="0" w:semiHidden="0" w:name="Table Grid"/>
     <w:lsdException w:unhideWhenUsed="0" w:uiPriority="0" w:semiHidden="0" w:name="Table Theme"/>
     <w:lsdException w:unhideWhenUsed="0" w:uiPriority="60" w:semiHidden="0" w:name="Light Shading"/>
     <w:lsdException w:unhideWhenUsed="0" w:uiPriority="61" w:semiHidden="0" w:name="Light List"/>
@@ -14193,7 +15036,16 @@
       <w:sz w:val="76"/>
     </w:rPr>
   </w:style>
-  <w:style w:type="paragraph" w:styleId="7">
+  <w:style w:type="character" w:styleId="7">
+    <w:name w:val="FollowedHyperlink"/>
+    <w:basedOn w:val="4"/>
+    <w:uiPriority w:val="0"/>
+    <w:rPr>
+      <w:color w:val="800080"/>
+      <w:u w:val="single"/>
+    </w:rPr>
+  </w:style>
+  <w:style w:type="paragraph" w:styleId="8">
     <w:name w:val="footer"/>
     <w:basedOn w:val="1"/>
     <w:qFormat/>
@@ -14213,7 +15065,7 @@
       <w:sz w:val="18"/>
     </w:rPr>
   </w:style>
-  <w:style w:type="paragraph" w:styleId="8">
+  <w:style w:type="paragraph" w:styleId="9">
     <w:name w:val="header"/>
     <w:basedOn w:val="1"/>
     <w:qFormat/>
@@ -14241,9 +15093,19 @@
       <w:sz w:val="18"/>
     </w:rPr>
   </w:style>
-  <w:style w:type="table" w:styleId="9">
+  <w:style w:type="character" w:styleId="10">
+    <w:name w:val="Hyperlink"/>
+    <w:basedOn w:val="4"/>
+    <w:uiPriority w:val="0"/>
+    <w:rPr>
+      <w:color w:val="0000FF"/>
+      <w:u w:val="single"/>
+    </w:rPr>
+  </w:style>
+  <w:style w:type="table" w:styleId="11">
     <w:name w:val="Table Grid"/>
     <w:basedOn w:val="5"/>
+    <w:qFormat/>
     <w:uiPriority w:val="0"/>
     <w:pPr>
       <w:widowControl w:val="0"/>
@@ -14260,14 +15122,14 @@
       </w:tblBorders>
     </w:tblPr>
   </w:style>
-  <w:style w:type="paragraph" w:styleId="10">
+  <w:style w:type="paragraph" w:styleId="12">
     <w:name w:val="toc 1"/>
     <w:basedOn w:val="1"/>
     <w:next w:val="1"/>
     <w:qFormat/>
     <w:uiPriority w:val="0"/>
   </w:style>
-  <w:style w:type="paragraph" w:styleId="11">
+  <w:style w:type="paragraph" w:styleId="13">
     <w:name w:val="toc 2"/>
     <w:basedOn w:val="1"/>
     <w:next w:val="1"/>
@@ -14277,7 +15139,7 @@
       <w:ind w:left="420" w:leftChars="200"/>
     </w:pPr>
   </w:style>
-  <w:style w:type="paragraph" w:styleId="12">
+  <w:style w:type="paragraph" w:styleId="14">
     <w:name w:val="toc 3"/>
     <w:basedOn w:val="1"/>
     <w:next w:val="1"/>
@@ -14287,7 +15149,7 @@
       <w:ind w:left="840" w:leftChars="400"/>
     </w:pPr>
   </w:style>
-  <w:style w:type="paragraph" w:customStyle="1" w:styleId="13">
+  <w:style w:type="paragraph" w:customStyle="1" w:styleId="15">
     <w:name w:val="WPSOffice手动目录 1"/>
     <w:qFormat/>
     <w:uiPriority w:val="0"/>
@@ -14300,7 +15162,7 @@
       <w:szCs w:val="20"/>
     </w:rPr>
   </w:style>
-  <w:style w:type="paragraph" w:customStyle="1" w:styleId="14">
+  <w:style w:type="paragraph" w:customStyle="1" w:styleId="16">
     <w:name w:val="WPSOffice手动目录 2"/>
     <w:qFormat/>
     <w:uiPriority w:val="0"/>

--- a/Project.docx
+++ b/Project.docx
@@ -3757,9 +3757,9 @@
       </w:pPr>
       <w:bookmarkStart w:id="0" w:name="_Toc9334"/>
       <w:bookmarkStart w:id="1" w:name="_Toc2122"/>
-      <w:bookmarkStart w:id="2" w:name="_Toc26956"/>
-      <w:bookmarkStart w:id="3" w:name="_Toc19364"/>
-      <w:bookmarkStart w:id="4" w:name="_Toc25099"/>
+      <w:bookmarkStart w:id="2" w:name="_Toc25099"/>
+      <w:bookmarkStart w:id="3" w:name="_Toc26956"/>
+      <w:bookmarkStart w:id="4" w:name="_Toc19364"/>
       <w:r>
         <w:rPr>
           <w:rFonts w:hint="default" w:ascii="Times New Roman" w:hAnsi="Times New Roman" w:cs="Times New Roman"/>
@@ -3803,9 +3803,9 @@
         </w:rPr>
       </w:pPr>
       <w:bookmarkStart w:id="5" w:name="_Toc7447"/>
-      <w:bookmarkStart w:id="6" w:name="_Toc8350"/>
-      <w:bookmarkStart w:id="7" w:name="_Toc1328"/>
-      <w:bookmarkStart w:id="8" w:name="_Toc13138"/>
+      <w:bookmarkStart w:id="6" w:name="_Toc1328"/>
+      <w:bookmarkStart w:id="7" w:name="_Toc13138"/>
+      <w:bookmarkStart w:id="8" w:name="_Toc8350"/>
       <w:bookmarkStart w:id="9" w:name="_Toc9139"/>
       <w:r>
         <w:rPr>
@@ -3942,8 +3942,8 @@
       <w:bookmarkStart w:id="10" w:name="_Toc30810"/>
       <w:bookmarkStart w:id="11" w:name="_Toc21247"/>
       <w:bookmarkStart w:id="12" w:name="_Toc23469"/>
-      <w:bookmarkStart w:id="13" w:name="_Toc8416"/>
-      <w:bookmarkStart w:id="14" w:name="_Toc3395"/>
+      <w:bookmarkStart w:id="13" w:name="_Toc3395"/>
+      <w:bookmarkStart w:id="14" w:name="_Toc8416"/>
       <w:r>
         <w:rPr>
           <w:rFonts w:hint="default" w:ascii="Times New Roman" w:hAnsi="Times New Roman" w:cs="Times New Roman"/>
@@ -4060,9 +4060,9 @@
           <w:lang w:val="en-US"/>
         </w:rPr>
       </w:pPr>
-      <w:bookmarkStart w:id="16" w:name="_Toc26769"/>
-      <w:bookmarkStart w:id="17" w:name="_Toc25434"/>
-      <w:bookmarkStart w:id="18" w:name="_Toc13996"/>
+      <w:bookmarkStart w:id="16" w:name="_Toc25434"/>
+      <w:bookmarkStart w:id="17" w:name="_Toc13996"/>
+      <w:bookmarkStart w:id="18" w:name="_Toc26769"/>
       <w:r>
         <w:rPr>
           <w:rFonts w:hint="default" w:ascii="Times New Roman" w:hAnsi="Times New Roman" w:cs="Times New Roman"/>
@@ -4736,10 +4736,10 @@
           <w:lang w:val="en-US"/>
         </w:rPr>
       </w:pPr>
-      <w:bookmarkStart w:id="25" w:name="_Toc28731"/>
-      <w:bookmarkStart w:id="26" w:name="_Toc14780"/>
-      <w:bookmarkStart w:id="27" w:name="_Toc21460"/>
-      <w:bookmarkStart w:id="28" w:name="_Toc8882"/>
+      <w:bookmarkStart w:id="25" w:name="_Toc14780"/>
+      <w:bookmarkStart w:id="26" w:name="_Toc28731"/>
+      <w:bookmarkStart w:id="27" w:name="_Toc8882"/>
+      <w:bookmarkStart w:id="28" w:name="_Toc21460"/>
       <w:r>
         <w:rPr>
           <w:rFonts w:hint="default" w:ascii="Times New Roman" w:hAnsi="Times New Roman" w:cs="Times New Roman"/>
@@ -4781,9 +4781,9 @@
       </w:pPr>
       <w:bookmarkStart w:id="29" w:name="_Toc31995"/>
       <w:bookmarkStart w:id="30" w:name="_Toc32517"/>
-      <w:bookmarkStart w:id="31" w:name="_Toc18286"/>
+      <w:bookmarkStart w:id="31" w:name="_Toc26169"/>
       <w:bookmarkStart w:id="32" w:name="_Toc22986"/>
-      <w:bookmarkStart w:id="33" w:name="_Toc26169"/>
+      <w:bookmarkStart w:id="33" w:name="_Toc18286"/>
       <w:r>
         <w:rPr>
           <w:rFonts w:hint="default" w:ascii="Times New Roman" w:hAnsi="Times New Roman" w:cs="Times New Roman"/>
@@ -4868,10 +4868,10 @@
           <w:lang w:val="en-US"/>
         </w:rPr>
       </w:pPr>
-      <w:bookmarkStart w:id="35" w:name="_Toc27077"/>
-      <w:bookmarkStart w:id="36" w:name="_Toc20933"/>
-      <w:bookmarkStart w:id="37" w:name="_Toc25533"/>
-      <w:bookmarkStart w:id="38" w:name="_Toc13116"/>
+      <w:bookmarkStart w:id="35" w:name="_Toc25533"/>
+      <w:bookmarkStart w:id="36" w:name="_Toc13116"/>
+      <w:bookmarkStart w:id="37" w:name="_Toc20933"/>
+      <w:bookmarkStart w:id="38" w:name="_Toc27077"/>
       <w:r>
         <w:rPr>
           <w:rFonts w:hint="default" w:ascii="Times New Roman" w:hAnsi="Times New Roman" w:cs="Times New Roman"/>
@@ -4969,6 +4969,31 @@
     </w:p>
     <w:p>
       <w:pPr>
+        <w:jc w:val="center"/>
+        <w:outlineLvl w:val="9"/>
+        <w:rPr>
+          <w:rFonts w:hint="default" w:ascii="Times New Roman" w:hAnsi="Times New Roman" w:cs="Times New Roman"/>
+          <w:i/>
+          <w:iCs/>
+          <w:sz w:val="20"/>
+          <w:szCs w:val="20"/>
+          <w:lang w:val="en-US"/>
+        </w:rPr>
+      </w:pPr>
+      <w:r>
+        <w:rPr>
+          <w:rFonts w:hint="default" w:ascii="Times New Roman" w:hAnsi="Times New Roman" w:cs="Times New Roman"/>
+          <w:i/>
+          <w:iCs/>
+          <w:sz w:val="20"/>
+          <w:szCs w:val="20"/>
+          <w:lang w:val="en-US"/>
+        </w:rPr>
+        <w:t>Sơ đồ tổng thể kiến trúc hệ thống 3 tầng</w:t>
+      </w:r>
+    </w:p>
+    <w:p>
+      <w:pPr>
         <w:outlineLvl w:val="9"/>
         <w:rPr>
           <w:rFonts w:hint="default" w:ascii="Times New Roman" w:hAnsi="Times New Roman" w:cs="Times New Roman"/>
@@ -4998,9 +5023,9 @@
         </w:rPr>
       </w:pPr>
       <w:bookmarkStart w:id="39" w:name="_Toc20631"/>
-      <w:bookmarkStart w:id="40" w:name="_Toc31473"/>
-      <w:bookmarkStart w:id="41" w:name="_Toc30730"/>
-      <w:bookmarkStart w:id="42" w:name="_Toc24405"/>
+      <w:bookmarkStart w:id="40" w:name="_Toc24405"/>
+      <w:bookmarkStart w:id="41" w:name="_Toc31473"/>
+      <w:bookmarkStart w:id="42" w:name="_Toc30730"/>
       <w:bookmarkStart w:id="43" w:name="_Toc1194"/>
       <w:r>
         <w:rPr>
@@ -5319,6 +5344,42 @@
     </w:p>
     <w:p>
       <w:pPr>
+        <w:jc w:val="center"/>
+        <w:outlineLvl w:val="9"/>
+        <w:rPr>
+          <w:rFonts w:hint="default" w:ascii="Times New Roman" w:hAnsi="Times New Roman" w:cs="Times New Roman"/>
+          <w:i/>
+          <w:iCs/>
+          <w:sz w:val="20"/>
+          <w:szCs w:val="20"/>
+          <w:lang w:val="en-US"/>
+        </w:rPr>
+      </w:pPr>
+      <w:r>
+        <w:rPr>
+          <w:rFonts w:hint="default" w:ascii="Times New Roman" w:hAnsi="Times New Roman" w:cs="Times New Roman"/>
+          <w:i/>
+          <w:iCs/>
+          <w:sz w:val="20"/>
+          <w:szCs w:val="20"/>
+          <w:lang w:val="en-US"/>
+        </w:rPr>
+        <w:t>Sơ đồ tổng thể use case hệ thống</w:t>
+      </w:r>
+    </w:p>
+    <w:p>
+      <w:pPr>
+        <w:jc w:val="center"/>
+        <w:outlineLvl w:val="9"/>
+        <w:rPr>
+          <w:rFonts w:hint="default" w:ascii="Times New Roman" w:hAnsi="Times New Roman" w:cs="Times New Roman"/>
+          <w:sz w:val="26"/>
+          <w:szCs w:val="26"/>
+        </w:rPr>
+      </w:pPr>
+    </w:p>
+    <w:p>
+      <w:pPr>
         <w:spacing w:line="360" w:lineRule="auto"/>
         <w:outlineLvl w:val="9"/>
         <w:rPr>
@@ -5410,6 +5471,37 @@
     </w:p>
     <w:p>
       <w:pPr>
+        <w:jc w:val="center"/>
+        <w:outlineLvl w:val="9"/>
+        <w:rPr>
+          <w:rFonts w:hint="default" w:ascii="Times New Roman" w:hAnsi="Times New Roman" w:cs="Times New Roman"/>
+          <w:i/>
+          <w:iCs/>
+          <w:sz w:val="20"/>
+          <w:szCs w:val="20"/>
+          <w:lang w:val="en-US"/>
+        </w:rPr>
+      </w:pPr>
+      <w:r>
+        <w:rPr>
+          <w:rFonts w:hint="default" w:ascii="Times New Roman" w:hAnsi="Times New Roman" w:cs="Times New Roman"/>
+          <w:i/>
+          <w:iCs/>
+          <w:sz w:val="20"/>
+          <w:szCs w:val="20"/>
+          <w:lang w:val="en-US"/>
+        </w:rPr>
+        <w:t>Sơ đồ chi tiết use case quản lí sách</w:t>
+      </w:r>
+    </w:p>
+    <w:p>
+      <w:pPr>
+        <w:spacing w:line="360" w:lineRule="auto"/>
+        <w:outlineLvl w:val="9"/>
+      </w:pPr>
+    </w:p>
+    <w:p>
+      <w:pPr>
         <w:spacing w:line="360" w:lineRule="auto"/>
         <w:outlineLvl w:val="9"/>
         <w:rPr>
@@ -5480,6 +5572,42 @@
     </w:p>
     <w:p>
       <w:pPr>
+        <w:jc w:val="center"/>
+        <w:outlineLvl w:val="9"/>
+        <w:rPr>
+          <w:rFonts w:hint="default" w:ascii="Times New Roman" w:hAnsi="Times New Roman" w:cs="Times New Roman"/>
+          <w:i/>
+          <w:iCs/>
+          <w:sz w:val="20"/>
+          <w:szCs w:val="20"/>
+          <w:lang w:val="en-US"/>
+        </w:rPr>
+      </w:pPr>
+      <w:r>
+        <w:rPr>
+          <w:rFonts w:hint="default" w:ascii="Times New Roman" w:hAnsi="Times New Roman" w:cs="Times New Roman"/>
+          <w:i/>
+          <w:iCs/>
+          <w:sz w:val="20"/>
+          <w:szCs w:val="20"/>
+          <w:lang w:val="en-US"/>
+        </w:rPr>
+        <w:t>Sơ đồ chi tiết use case quản lí độc giả</w:t>
+      </w:r>
+    </w:p>
+    <w:p>
+      <w:pPr>
+        <w:spacing w:line="360" w:lineRule="auto"/>
+        <w:jc w:val="center"/>
+        <w:outlineLvl w:val="9"/>
+        <w:rPr>
+          <w:rFonts w:hint="default"/>
+          <w:lang w:val="en-US"/>
+        </w:rPr>
+      </w:pPr>
+    </w:p>
+    <w:p>
+      <w:pPr>
         <w:spacing w:line="360" w:lineRule="auto"/>
         <w:outlineLvl w:val="9"/>
         <w:rPr>
@@ -5550,6 +5678,38 @@
     </w:p>
     <w:p>
       <w:pPr>
+        <w:jc w:val="center"/>
+        <w:outlineLvl w:val="9"/>
+        <w:rPr>
+          <w:rFonts w:hint="default" w:ascii="Times New Roman" w:hAnsi="Times New Roman" w:cs="Times New Roman"/>
+          <w:i/>
+          <w:iCs/>
+          <w:sz w:val="20"/>
+          <w:szCs w:val="20"/>
+          <w:lang w:val="en-US"/>
+        </w:rPr>
+      </w:pPr>
+      <w:r>
+        <w:rPr>
+          <w:rFonts w:hint="default" w:ascii="Times New Roman" w:hAnsi="Times New Roman" w:cs="Times New Roman"/>
+          <w:i/>
+          <w:iCs/>
+          <w:sz w:val="20"/>
+          <w:szCs w:val="20"/>
+          <w:lang w:val="en-US"/>
+        </w:rPr>
+        <w:t>Sơ đồ chi tiết use case đăng nhập</w:t>
+      </w:r>
+    </w:p>
+    <w:p>
+      <w:pPr>
+        <w:spacing w:line="360" w:lineRule="auto"/>
+        <w:jc w:val="center"/>
+        <w:outlineLvl w:val="9"/>
+      </w:pPr>
+    </w:p>
+    <w:p>
+      <w:pPr>
         <w:spacing w:line="360" w:lineRule="auto"/>
         <w:outlineLvl w:val="9"/>
         <w:rPr>
@@ -5620,6 +5780,38 @@
     </w:p>
     <w:p>
       <w:pPr>
+        <w:jc w:val="center"/>
+        <w:outlineLvl w:val="9"/>
+        <w:rPr>
+          <w:rFonts w:hint="default" w:ascii="Times New Roman" w:hAnsi="Times New Roman" w:cs="Times New Roman"/>
+          <w:i/>
+          <w:iCs/>
+          <w:sz w:val="20"/>
+          <w:szCs w:val="20"/>
+          <w:lang w:val="en-US"/>
+        </w:rPr>
+      </w:pPr>
+      <w:r>
+        <w:rPr>
+          <w:rFonts w:hint="default" w:ascii="Times New Roman" w:hAnsi="Times New Roman" w:cs="Times New Roman"/>
+          <w:i/>
+          <w:iCs/>
+          <w:sz w:val="20"/>
+          <w:szCs w:val="20"/>
+          <w:lang w:val="en-US"/>
+        </w:rPr>
+        <w:t>Sơ đồ chi tiết use case tìm sách</w:t>
+      </w:r>
+    </w:p>
+    <w:p>
+      <w:pPr>
+        <w:spacing w:line="360" w:lineRule="auto"/>
+        <w:jc w:val="center"/>
+        <w:outlineLvl w:val="9"/>
+      </w:pPr>
+    </w:p>
+    <w:p>
+      <w:pPr>
         <w:spacing w:line="360" w:lineRule="auto"/>
         <w:outlineLvl w:val="9"/>
         <w:rPr>
@@ -5690,6 +5882,38 @@
     </w:p>
     <w:p>
       <w:pPr>
+        <w:jc w:val="center"/>
+        <w:outlineLvl w:val="9"/>
+        <w:rPr>
+          <w:rFonts w:hint="default" w:ascii="Times New Roman" w:hAnsi="Times New Roman" w:cs="Times New Roman"/>
+          <w:i/>
+          <w:iCs/>
+          <w:sz w:val="20"/>
+          <w:szCs w:val="20"/>
+          <w:lang w:val="en-US"/>
+        </w:rPr>
+      </w:pPr>
+      <w:r>
+        <w:rPr>
+          <w:rFonts w:hint="default" w:ascii="Times New Roman" w:hAnsi="Times New Roman" w:cs="Times New Roman"/>
+          <w:i/>
+          <w:iCs/>
+          <w:sz w:val="20"/>
+          <w:szCs w:val="20"/>
+          <w:lang w:val="en-US"/>
+        </w:rPr>
+        <w:t>Sơ đồ chi tiết use case thêm hội viên mới</w:t>
+      </w:r>
+    </w:p>
+    <w:p>
+      <w:pPr>
+        <w:spacing w:line="360" w:lineRule="auto"/>
+        <w:jc w:val="center"/>
+        <w:outlineLvl w:val="9"/>
+      </w:pPr>
+    </w:p>
+    <w:p>
+      <w:pPr>
         <w:spacing w:line="360" w:lineRule="auto"/>
         <w:outlineLvl w:val="9"/>
         <w:rPr>
@@ -5760,6 +5984,38 @@
     </w:p>
     <w:p>
       <w:pPr>
+        <w:jc w:val="center"/>
+        <w:outlineLvl w:val="9"/>
+        <w:rPr>
+          <w:rFonts w:hint="default" w:ascii="Times New Roman" w:hAnsi="Times New Roman" w:cs="Times New Roman"/>
+          <w:i/>
+          <w:iCs/>
+          <w:sz w:val="20"/>
+          <w:szCs w:val="20"/>
+          <w:lang w:val="en-US"/>
+        </w:rPr>
+      </w:pPr>
+      <w:r>
+        <w:rPr>
+          <w:rFonts w:hint="default" w:ascii="Times New Roman" w:hAnsi="Times New Roman" w:cs="Times New Roman"/>
+          <w:i/>
+          <w:iCs/>
+          <w:sz w:val="20"/>
+          <w:szCs w:val="20"/>
+          <w:lang w:val="en-US"/>
+        </w:rPr>
+        <w:t>Sơ đồ chi tiết use case mượn sách</w:t>
+      </w:r>
+    </w:p>
+    <w:p>
+      <w:pPr>
+        <w:spacing w:line="360" w:lineRule="auto"/>
+        <w:jc w:val="center"/>
+        <w:outlineLvl w:val="9"/>
+      </w:pPr>
+    </w:p>
+    <w:p>
+      <w:pPr>
         <w:ind w:left="0" w:leftChars="0" w:firstLine="0" w:firstLineChars="0"/>
         <w:outlineLvl w:val="9"/>
         <w:rPr>
@@ -5791,9 +6047,9 @@
         </w:rPr>
       </w:pPr>
       <w:bookmarkStart w:id="45" w:name="_Toc27726"/>
-      <w:bookmarkStart w:id="46" w:name="_Toc26786"/>
-      <w:bookmarkStart w:id="47" w:name="_Toc28360"/>
-      <w:bookmarkStart w:id="48" w:name="_Toc9351"/>
+      <w:bookmarkStart w:id="46" w:name="_Toc9351"/>
+      <w:bookmarkStart w:id="47" w:name="_Toc26786"/>
+      <w:bookmarkStart w:id="48" w:name="_Toc28360"/>
       <w:r>
         <w:rPr>
           <w:rFonts w:hint="default" w:ascii="Times New Roman" w:hAnsi="Times New Roman" w:cs="Times New Roman"/>
@@ -5841,10 +6097,10 @@
           <w:lang w:val="en-US"/>
         </w:rPr>
       </w:pPr>
-      <w:bookmarkStart w:id="49" w:name="_Toc8661"/>
-      <w:bookmarkStart w:id="50" w:name="_Toc28627"/>
-      <w:bookmarkStart w:id="51" w:name="_Toc16086"/>
-      <w:bookmarkStart w:id="52" w:name="_Toc32367"/>
+      <w:bookmarkStart w:id="49" w:name="_Toc28627"/>
+      <w:bookmarkStart w:id="50" w:name="_Toc32367"/>
+      <w:bookmarkStart w:id="51" w:name="_Toc8661"/>
+      <w:bookmarkStart w:id="52" w:name="_Toc16086"/>
       <w:r>
         <w:rPr>
           <w:rFonts w:hint="default" w:ascii="Times New Roman" w:hAnsi="Times New Roman" w:cs="Times New Roman"/>
@@ -6118,10 +6374,10 @@
           <w:lang w:val="en-US"/>
         </w:rPr>
       </w:pPr>
-      <w:bookmarkStart w:id="53" w:name="_Toc1474"/>
-      <w:bookmarkStart w:id="54" w:name="_Toc7971"/>
-      <w:bookmarkStart w:id="55" w:name="_Toc1899"/>
-      <w:bookmarkStart w:id="56" w:name="_Toc15262"/>
+      <w:bookmarkStart w:id="53" w:name="_Toc1899"/>
+      <w:bookmarkStart w:id="54" w:name="_Toc15262"/>
+      <w:bookmarkStart w:id="55" w:name="_Toc7971"/>
+      <w:bookmarkStart w:id="56" w:name="_Toc1474"/>
       <w:r>
         <w:rPr>
           <w:rFonts w:hint="default" w:ascii="Times New Roman" w:hAnsi="Times New Roman" w:cs="Times New Roman"/>
@@ -6391,10 +6647,10 @@
           <w:lang w:val="en-US"/>
         </w:rPr>
       </w:pPr>
-      <w:bookmarkStart w:id="57" w:name="_Toc24102"/>
-      <w:bookmarkStart w:id="58" w:name="_Toc7891"/>
-      <w:bookmarkStart w:id="59" w:name="_Toc4118"/>
-      <w:bookmarkStart w:id="60" w:name="_Toc20420"/>
+      <w:bookmarkStart w:id="57" w:name="_Toc7891"/>
+      <w:bookmarkStart w:id="58" w:name="_Toc24102"/>
+      <w:bookmarkStart w:id="59" w:name="_Toc20420"/>
+      <w:bookmarkStart w:id="60" w:name="_Toc4118"/>
       <w:r>
         <w:rPr>
           <w:rFonts w:hint="default" w:ascii="Times New Roman" w:hAnsi="Times New Roman" w:cs="Times New Roman"/>
@@ -6656,10 +6912,10 @@
         </w:rPr>
       </w:pPr>
       <w:bookmarkStart w:id="61" w:name="_Toc11698"/>
-      <w:bookmarkStart w:id="62" w:name="_Toc31336"/>
-      <w:bookmarkStart w:id="63" w:name="_Toc29425"/>
-      <w:bookmarkStart w:id="64" w:name="_Toc28755"/>
-      <w:bookmarkStart w:id="65" w:name="_Toc1996"/>
+      <w:bookmarkStart w:id="62" w:name="_Toc28755"/>
+      <w:bookmarkStart w:id="63" w:name="_Toc1996"/>
+      <w:bookmarkStart w:id="64" w:name="_Toc29425"/>
+      <w:bookmarkStart w:id="65" w:name="_Toc31336"/>
       <w:r>
         <w:rPr>
           <w:rFonts w:hint="default" w:ascii="Times New Roman" w:hAnsi="Times New Roman" w:cs="Times New Roman"/>
@@ -6698,10 +6954,10 @@
           <w:szCs w:val="26"/>
         </w:rPr>
       </w:pPr>
-      <w:bookmarkStart w:id="66" w:name="_Toc23729"/>
-      <w:bookmarkStart w:id="67" w:name="_Toc27116"/>
-      <w:bookmarkStart w:id="68" w:name="_Toc21314"/>
-      <w:bookmarkStart w:id="69" w:name="_Toc11896"/>
+      <w:bookmarkStart w:id="66" w:name="_Toc27116"/>
+      <w:bookmarkStart w:id="67" w:name="_Toc23729"/>
+      <w:bookmarkStart w:id="68" w:name="_Toc11896"/>
+      <w:bookmarkStart w:id="69" w:name="_Toc21314"/>
       <w:r>
         <w:rPr>
           <w:rFonts w:hint="default" w:ascii="Times New Roman" w:hAnsi="Times New Roman" w:cs="Times New Roman"/>
@@ -6876,10 +7132,10 @@
           <w:szCs w:val="26"/>
         </w:rPr>
       </w:pPr>
-      <w:bookmarkStart w:id="70" w:name="_Toc22848"/>
+      <w:bookmarkStart w:id="70" w:name="_Toc2251"/>
       <w:bookmarkStart w:id="71" w:name="_Toc9779"/>
-      <w:bookmarkStart w:id="72" w:name="_Toc2012"/>
-      <w:bookmarkStart w:id="73" w:name="_Toc2251"/>
+      <w:bookmarkStart w:id="72" w:name="_Toc22848"/>
+      <w:bookmarkStart w:id="73" w:name="_Toc2012"/>
       <w:r>
         <w:rPr>
           <w:rFonts w:hint="default" w:ascii="Times New Roman" w:hAnsi="Times New Roman" w:cs="Times New Roman"/>
@@ -7117,10 +7373,10 @@
           <w:lang w:val="en-US"/>
         </w:rPr>
       </w:pPr>
-      <w:bookmarkStart w:id="74" w:name="_Toc23462"/>
-      <w:bookmarkStart w:id="75" w:name="_Toc2523"/>
-      <w:bookmarkStart w:id="76" w:name="_Toc10123"/>
-      <w:bookmarkStart w:id="77" w:name="_Toc9831"/>
+      <w:bookmarkStart w:id="74" w:name="_Toc10123"/>
+      <w:bookmarkStart w:id="75" w:name="_Toc9831"/>
+      <w:bookmarkStart w:id="76" w:name="_Toc2523"/>
+      <w:bookmarkStart w:id="77" w:name="_Toc23462"/>
       <w:r>
         <w:rPr>
           <w:rFonts w:hint="default" w:ascii="Times New Roman" w:hAnsi="Times New Roman" w:cs="Times New Roman"/>
@@ -7163,9 +7419,9 @@
           <w:lang w:val="en-US"/>
         </w:rPr>
       </w:pPr>
-      <w:bookmarkStart w:id="78" w:name="_Toc15304"/>
-      <w:bookmarkStart w:id="79" w:name="_Toc6748"/>
-      <w:bookmarkStart w:id="80" w:name="_Toc20052"/>
+      <w:bookmarkStart w:id="78" w:name="_Toc20052"/>
+      <w:bookmarkStart w:id="79" w:name="_Toc15304"/>
+      <w:bookmarkStart w:id="80" w:name="_Toc6748"/>
       <w:r>
         <w:rPr>
           <w:rFonts w:hint="default" w:ascii="Times New Roman" w:hAnsi="Times New Roman" w:cs="Times New Roman"/>
@@ -7325,12 +7581,6 @@
       <w:pPr>
         <w:spacing w:line="360" w:lineRule="auto"/>
         <w:outlineLvl w:val="9"/>
-        <w:rPr>
-          <w:rFonts w:hint="default" w:ascii="Times New Roman" w:hAnsi="Times New Roman" w:cs="Times New Roman"/>
-          <w:sz w:val="26"/>
-          <w:szCs w:val="26"/>
-          <w:lang w:val="en-US"/>
-        </w:rPr>
       </w:pPr>
       <w:r>
         <w:drawing>
@@ -7379,6 +7629,32 @@
     <w:p>
       <w:pPr>
         <w:spacing w:line="360" w:lineRule="auto"/>
+        <w:jc w:val="center"/>
+        <w:outlineLvl w:val="9"/>
+        <w:rPr>
+          <w:rFonts w:hint="default" w:ascii="Times New Roman" w:hAnsi="Times New Roman" w:cs="Times New Roman"/>
+          <w:i/>
+          <w:iCs/>
+          <w:sz w:val="20"/>
+          <w:szCs w:val="20"/>
+          <w:lang w:val="en-US"/>
+        </w:rPr>
+      </w:pPr>
+      <w:r>
+        <w:rPr>
+          <w:rFonts w:hint="default" w:ascii="Times New Roman" w:hAnsi="Times New Roman" w:cs="Times New Roman"/>
+          <w:i/>
+          <w:iCs/>
+          <w:sz w:val="20"/>
+          <w:szCs w:val="20"/>
+          <w:lang w:val="en-US"/>
+        </w:rPr>
+        <w:t>Wifeframe trang đăng nhập</w:t>
+      </w:r>
+    </w:p>
+    <w:p>
+      <w:pPr>
+        <w:spacing w:line="360" w:lineRule="auto"/>
         <w:outlineLvl w:val="9"/>
         <w:rPr>
           <w:rFonts w:hint="default" w:ascii="Times New Roman" w:hAnsi="Times New Roman" w:cs="Times New Roman"/>
@@ -7435,12 +7711,6 @@
       <w:pPr>
         <w:spacing w:line="360" w:lineRule="auto"/>
         <w:outlineLvl w:val="9"/>
-        <w:rPr>
-          <w:rFonts w:hint="default" w:ascii="Times New Roman" w:hAnsi="Times New Roman" w:cs="Times New Roman"/>
-          <w:sz w:val="26"/>
-          <w:szCs w:val="26"/>
-          <w:lang w:val="en-US"/>
-        </w:rPr>
       </w:pPr>
       <w:r>
         <w:drawing>
@@ -7489,6 +7759,43 @@
     <w:p>
       <w:pPr>
         <w:spacing w:line="360" w:lineRule="auto"/>
+        <w:jc w:val="center"/>
+        <w:outlineLvl w:val="9"/>
+        <w:rPr>
+          <w:rFonts w:hint="default" w:ascii="Times New Roman" w:hAnsi="Times New Roman" w:cs="Times New Roman"/>
+          <w:i/>
+          <w:iCs/>
+          <w:sz w:val="20"/>
+          <w:szCs w:val="20"/>
+          <w:lang w:val="en-US"/>
+        </w:rPr>
+      </w:pPr>
+      <w:r>
+        <w:rPr>
+          <w:rFonts w:hint="default" w:ascii="Times New Roman" w:hAnsi="Times New Roman" w:cs="Times New Roman"/>
+          <w:i/>
+          <w:iCs/>
+          <w:sz w:val="20"/>
+          <w:szCs w:val="20"/>
+          <w:lang w:val="en-US"/>
+        </w:rPr>
+        <w:t>Wifeframe trang quản lí sách</w:t>
+      </w:r>
+    </w:p>
+    <w:p>
+      <w:pPr>
+        <w:spacing w:line="360" w:lineRule="auto"/>
+        <w:jc w:val="center"/>
+        <w:outlineLvl w:val="9"/>
+        <w:rPr>
+          <w:rFonts w:hint="default"/>
+          <w:lang w:val="en-US"/>
+        </w:rPr>
+      </w:pPr>
+    </w:p>
+    <w:p>
+      <w:pPr>
+        <w:spacing w:line="360" w:lineRule="auto"/>
         <w:outlineLvl w:val="9"/>
         <w:rPr>
           <w:rFonts w:hint="default" w:ascii="Times New Roman" w:hAnsi="Times New Roman" w:cs="Times New Roman"/>
@@ -7544,12 +7851,6 @@
       <w:pPr>
         <w:spacing w:line="360" w:lineRule="auto"/>
         <w:outlineLvl w:val="9"/>
-        <w:rPr>
-          <w:rFonts w:hint="default" w:ascii="Times New Roman" w:hAnsi="Times New Roman" w:cs="Times New Roman"/>
-          <w:sz w:val="26"/>
-          <w:szCs w:val="26"/>
-          <w:lang w:val="en-US"/>
-        </w:rPr>
       </w:pPr>
       <w:r>
         <w:drawing>
@@ -7598,6 +7899,43 @@
     <w:p>
       <w:pPr>
         <w:spacing w:line="360" w:lineRule="auto"/>
+        <w:jc w:val="center"/>
+        <w:outlineLvl w:val="9"/>
+        <w:rPr>
+          <w:rFonts w:hint="default" w:ascii="Times New Roman" w:hAnsi="Times New Roman" w:cs="Times New Roman"/>
+          <w:i/>
+          <w:iCs/>
+          <w:sz w:val="20"/>
+          <w:szCs w:val="20"/>
+          <w:lang w:val="en-US"/>
+        </w:rPr>
+      </w:pPr>
+      <w:r>
+        <w:rPr>
+          <w:rFonts w:hint="default" w:ascii="Times New Roman" w:hAnsi="Times New Roman" w:cs="Times New Roman"/>
+          <w:i/>
+          <w:iCs/>
+          <w:sz w:val="20"/>
+          <w:szCs w:val="20"/>
+          <w:lang w:val="en-US"/>
+        </w:rPr>
+        <w:t>Wifeframe trang phiếu mượn</w:t>
+      </w:r>
+    </w:p>
+    <w:p>
+      <w:pPr>
+        <w:spacing w:line="360" w:lineRule="auto"/>
+        <w:jc w:val="center"/>
+        <w:outlineLvl w:val="9"/>
+        <w:rPr>
+          <w:rFonts w:hint="default"/>
+          <w:lang w:val="en-US"/>
+        </w:rPr>
+      </w:pPr>
+    </w:p>
+    <w:p>
+      <w:pPr>
+        <w:spacing w:line="360" w:lineRule="auto"/>
         <w:outlineLvl w:val="9"/>
         <w:rPr>
           <w:rFonts w:hint="default" w:ascii="Times New Roman" w:hAnsi="Times New Roman" w:cs="Times New Roman"/>
@@ -7653,12 +7991,6 @@
       <w:pPr>
         <w:spacing w:line="360" w:lineRule="auto"/>
         <w:outlineLvl w:val="9"/>
-        <w:rPr>
-          <w:rFonts w:hint="default" w:ascii="Times New Roman" w:hAnsi="Times New Roman" w:cs="Times New Roman"/>
-          <w:sz w:val="26"/>
-          <w:szCs w:val="26"/>
-          <w:lang w:val="en-US"/>
-        </w:rPr>
       </w:pPr>
       <w:r>
         <w:drawing>
@@ -7707,6 +8039,43 @@
     <w:p>
       <w:pPr>
         <w:spacing w:line="360" w:lineRule="auto"/>
+        <w:jc w:val="center"/>
+        <w:outlineLvl w:val="9"/>
+        <w:rPr>
+          <w:rFonts w:hint="default" w:ascii="Times New Roman" w:hAnsi="Times New Roman" w:cs="Times New Roman"/>
+          <w:i/>
+          <w:iCs/>
+          <w:sz w:val="20"/>
+          <w:szCs w:val="20"/>
+          <w:lang w:val="en-US"/>
+        </w:rPr>
+      </w:pPr>
+      <w:r>
+        <w:rPr>
+          <w:rFonts w:hint="default" w:ascii="Times New Roman" w:hAnsi="Times New Roman" w:cs="Times New Roman"/>
+          <w:i/>
+          <w:iCs/>
+          <w:sz w:val="20"/>
+          <w:szCs w:val="20"/>
+          <w:lang w:val="en-US"/>
+        </w:rPr>
+        <w:t>Wifeframe trang trả sách</w:t>
+      </w:r>
+    </w:p>
+    <w:p>
+      <w:pPr>
+        <w:spacing w:line="360" w:lineRule="auto"/>
+        <w:jc w:val="center"/>
+        <w:outlineLvl w:val="9"/>
+        <w:rPr>
+          <w:rFonts w:hint="default"/>
+          <w:lang w:val="en-US"/>
+        </w:rPr>
+      </w:pPr>
+    </w:p>
+    <w:p>
+      <w:pPr>
+        <w:spacing w:line="360" w:lineRule="auto"/>
         <w:outlineLvl w:val="9"/>
         <w:rPr>
           <w:rFonts w:hint="default" w:ascii="Times New Roman" w:hAnsi="Times New Roman"/>
@@ -7851,12 +8220,6 @@
       <w:pPr>
         <w:spacing w:line="360" w:lineRule="auto"/>
         <w:outlineLvl w:val="9"/>
-        <w:rPr>
-          <w:rFonts w:hint="default" w:ascii="Times New Roman" w:hAnsi="Times New Roman"/>
-          <w:sz w:val="26"/>
-          <w:szCs w:val="26"/>
-          <w:lang w:val="en-US"/>
-        </w:rPr>
       </w:pPr>
       <w:r>
         <w:drawing>
@@ -7905,6 +8268,43 @@
     <w:p>
       <w:pPr>
         <w:spacing w:line="360" w:lineRule="auto"/>
+        <w:jc w:val="center"/>
+        <w:outlineLvl w:val="9"/>
+        <w:rPr>
+          <w:rFonts w:hint="default" w:ascii="Times New Roman" w:hAnsi="Times New Roman" w:cs="Times New Roman"/>
+          <w:i/>
+          <w:iCs/>
+          <w:sz w:val="20"/>
+          <w:szCs w:val="20"/>
+          <w:lang w:val="en-US"/>
+        </w:rPr>
+      </w:pPr>
+      <w:r>
+        <w:rPr>
+          <w:rFonts w:hint="default" w:ascii="Times New Roman" w:hAnsi="Times New Roman" w:cs="Times New Roman"/>
+          <w:i/>
+          <w:iCs/>
+          <w:sz w:val="20"/>
+          <w:szCs w:val="20"/>
+          <w:lang w:val="en-US"/>
+        </w:rPr>
+        <w:t>Wifeframe trang quản lí độc giả</w:t>
+      </w:r>
+    </w:p>
+    <w:p>
+      <w:pPr>
+        <w:spacing w:line="360" w:lineRule="auto"/>
+        <w:jc w:val="center"/>
+        <w:outlineLvl w:val="9"/>
+        <w:rPr>
+          <w:rFonts w:hint="default"/>
+          <w:lang w:val="en-US"/>
+        </w:rPr>
+      </w:pPr>
+    </w:p>
+    <w:p>
+      <w:pPr>
+        <w:spacing w:line="360" w:lineRule="auto"/>
         <w:outlineLvl w:val="9"/>
         <w:rPr>
           <w:rFonts w:hint="default" w:ascii="Times New Roman" w:hAnsi="Times New Roman"/>
@@ -7984,9 +8384,9 @@
           <w:lang w:val="en-US"/>
         </w:rPr>
       </w:pPr>
-      <w:bookmarkStart w:id="82" w:name="_Toc26522"/>
-      <w:bookmarkStart w:id="83" w:name="_Toc14354"/>
-      <w:bookmarkStart w:id="84" w:name="_Toc19535"/>
+      <w:bookmarkStart w:id="82" w:name="_Toc19535"/>
+      <w:bookmarkStart w:id="83" w:name="_Toc26522"/>
+      <w:bookmarkStart w:id="84" w:name="_Toc14354"/>
       <w:r>
         <w:rPr>
           <w:rFonts w:hint="default" w:ascii="Times New Roman" w:hAnsi="Times New Roman" w:cs="Times New Roman"/>
@@ -8039,8 +8439,8 @@
       </w:pPr>
       <w:bookmarkStart w:id="86" w:name="_Toc12302"/>
       <w:bookmarkStart w:id="87" w:name="_Toc8312"/>
-      <w:bookmarkStart w:id="88" w:name="_Toc18695"/>
-      <w:bookmarkStart w:id="89" w:name="_Toc13586"/>
+      <w:bookmarkStart w:id="88" w:name="_Toc13586"/>
+      <w:bookmarkStart w:id="89" w:name="_Toc18695"/>
       <w:bookmarkStart w:id="90" w:name="_Toc11308"/>
       <w:r>
         <w:rPr>
@@ -8079,9 +8479,9 @@
           <w:szCs w:val="26"/>
         </w:rPr>
       </w:pPr>
-      <w:bookmarkStart w:id="91" w:name="_Toc215"/>
+      <w:bookmarkStart w:id="91" w:name="_Toc20652"/>
       <w:bookmarkStart w:id="92" w:name="_Toc17878"/>
-      <w:bookmarkStart w:id="93" w:name="_Toc20652"/>
+      <w:bookmarkStart w:id="93" w:name="_Toc215"/>
       <w:bookmarkStart w:id="94" w:name="_Toc1446"/>
       <w:r>
         <w:rPr>
@@ -8719,11 +9119,6 @@
       <w:pPr>
         <w:spacing w:line="360" w:lineRule="auto"/>
         <w:outlineLvl w:val="9"/>
-        <w:rPr>
-          <w:rFonts w:hint="default" w:ascii="Times New Roman" w:hAnsi="Times New Roman" w:cs="Times New Roman"/>
-          <w:sz w:val="26"/>
-          <w:szCs w:val="26"/>
-        </w:rPr>
       </w:pPr>
       <w:r>
         <w:drawing>
@@ -8772,6 +9167,28 @@
     <w:p>
       <w:pPr>
         <w:spacing w:line="360" w:lineRule="auto"/>
+        <w:jc w:val="center"/>
+        <w:outlineLvl w:val="9"/>
+        <w:rPr>
+          <w:rFonts w:hint="default" w:ascii="Times New Roman" w:hAnsi="Times New Roman" w:cs="Times New Roman"/>
+          <w:i/>
+          <w:iCs/>
+          <w:lang w:val="en-US"/>
+        </w:rPr>
+      </w:pPr>
+      <w:r>
+        <w:rPr>
+          <w:rFonts w:hint="default" w:ascii="Times New Roman" w:hAnsi="Times New Roman" w:cs="Times New Roman"/>
+          <w:i/>
+          <w:iCs/>
+          <w:lang w:val="en-US"/>
+        </w:rPr>
+        <w:t>Biểu đồ tuần tự phiếu mượn</w:t>
+      </w:r>
+    </w:p>
+    <w:p>
+      <w:pPr>
+        <w:spacing w:line="360" w:lineRule="auto"/>
         <w:outlineLvl w:val="9"/>
         <w:rPr>
           <w:rFonts w:hint="default" w:ascii="Times New Roman" w:hAnsi="Times New Roman" w:cs="Times New Roman"/>
@@ -8857,6 +9274,39 @@
     </w:p>
     <w:p>
       <w:pPr>
+        <w:spacing w:line="360" w:lineRule="auto"/>
+        <w:jc w:val="center"/>
+        <w:outlineLvl w:val="9"/>
+        <w:rPr>
+          <w:rFonts w:hint="default" w:ascii="Times New Roman" w:hAnsi="Times New Roman" w:cs="Times New Roman"/>
+          <w:i/>
+          <w:iCs/>
+          <w:lang w:val="en-US"/>
+        </w:rPr>
+      </w:pPr>
+      <w:r>
+        <w:rPr>
+          <w:rFonts w:hint="default" w:ascii="Times New Roman" w:hAnsi="Times New Roman" w:cs="Times New Roman"/>
+          <w:i/>
+          <w:iCs/>
+          <w:lang w:val="en-US"/>
+        </w:rPr>
+        <w:t>Biểu đồ trạng thái phiếu mượn</w:t>
+      </w:r>
+    </w:p>
+    <w:p>
+      <w:pPr>
+        <w:jc w:val="center"/>
+        <w:outlineLvl w:val="9"/>
+        <w:rPr>
+          <w:rFonts w:hint="default" w:ascii="Times New Roman" w:hAnsi="Times New Roman" w:cs="Times New Roman"/>
+          <w:sz w:val="26"/>
+          <w:szCs w:val="26"/>
+        </w:rPr>
+      </w:pPr>
+    </w:p>
+    <w:p>
+      <w:pPr>
         <w:outlineLvl w:val="9"/>
         <w:rPr>
           <w:rFonts w:hint="default" w:ascii="Times New Roman" w:hAnsi="Times New Roman" w:cs="Times New Roman"/>
@@ -9380,12 +9830,6 @@
       <w:pPr>
         <w:spacing w:line="360" w:lineRule="auto"/>
         <w:outlineLvl w:val="9"/>
-        <w:rPr>
-          <w:rFonts w:hint="default" w:ascii="Times New Roman" w:hAnsi="Times New Roman" w:cs="Times New Roman"/>
-          <w:sz w:val="26"/>
-          <w:szCs w:val="26"/>
-          <w:lang w:val="en-US"/>
-        </w:rPr>
       </w:pPr>
       <w:r>
         <w:drawing>
@@ -9434,6 +9878,39 @@
     <w:p>
       <w:pPr>
         <w:spacing w:line="360" w:lineRule="auto"/>
+        <w:jc w:val="center"/>
+        <w:outlineLvl w:val="9"/>
+        <w:rPr>
+          <w:rFonts w:hint="default" w:ascii="Times New Roman" w:hAnsi="Times New Roman" w:cs="Times New Roman"/>
+          <w:i/>
+          <w:iCs/>
+          <w:lang w:val="en-US"/>
+        </w:rPr>
+      </w:pPr>
+      <w:r>
+        <w:rPr>
+          <w:rFonts w:hint="default" w:ascii="Times New Roman" w:hAnsi="Times New Roman" w:cs="Times New Roman"/>
+          <w:i/>
+          <w:iCs/>
+          <w:lang w:val="en-US"/>
+        </w:rPr>
+        <w:t>Biểu đồ tuần tự trả sách</w:t>
+      </w:r>
+    </w:p>
+    <w:p>
+      <w:pPr>
+        <w:spacing w:line="360" w:lineRule="auto"/>
+        <w:jc w:val="center"/>
+        <w:outlineLvl w:val="9"/>
+        <w:rPr>
+          <w:rFonts w:hint="default"/>
+          <w:lang w:val="en-US"/>
+        </w:rPr>
+      </w:pPr>
+    </w:p>
+    <w:p>
+      <w:pPr>
+        <w:spacing w:line="360" w:lineRule="auto"/>
         <w:outlineLvl w:val="9"/>
         <w:rPr>
           <w:rFonts w:hint="default" w:ascii="Times New Roman" w:hAnsi="Times New Roman" w:cs="Times New Roman"/>
@@ -9456,8 +9933,8 @@
       <w:pPr>
         <w:outlineLvl w:val="9"/>
       </w:pPr>
-      <w:bookmarkStart w:id="96" w:name="_Toc13583"/>
-      <w:bookmarkStart w:id="97" w:name="_Toc12729"/>
+      <w:bookmarkStart w:id="96" w:name="_Toc12729"/>
+      <w:bookmarkStart w:id="97" w:name="_Toc13583"/>
       <w:bookmarkStart w:id="98" w:name="_Toc19836"/>
       <w:bookmarkStart w:id="99" w:name="_Toc8194"/>
       <w:r>
@@ -9506,6 +9983,34 @@
     </w:p>
     <w:p>
       <w:pPr>
+        <w:spacing w:line="360" w:lineRule="auto"/>
+        <w:jc w:val="center"/>
+        <w:outlineLvl w:val="9"/>
+        <w:rPr>
+          <w:rFonts w:hint="default" w:ascii="Times New Roman" w:hAnsi="Times New Roman" w:cs="Times New Roman"/>
+          <w:i/>
+          <w:iCs/>
+          <w:lang w:val="en-US"/>
+        </w:rPr>
+      </w:pPr>
+      <w:r>
+        <w:rPr>
+          <w:rFonts w:hint="default" w:ascii="Times New Roman" w:hAnsi="Times New Roman" w:cs="Times New Roman"/>
+          <w:i/>
+          <w:iCs/>
+          <w:lang w:val="en-US"/>
+        </w:rPr>
+        <w:t>Biểu đồ trạng thái trả sách</w:t>
+      </w:r>
+    </w:p>
+    <w:p>
+      <w:pPr>
+        <w:jc w:val="center"/>
+        <w:outlineLvl w:val="9"/>
+      </w:pPr>
+    </w:p>
+    <w:p>
+      <w:pPr>
         <w:outlineLvl w:val="9"/>
       </w:pPr>
     </w:p>
@@ -10171,6 +10676,35 @@
     <w:p>
       <w:pPr>
         <w:spacing w:line="360" w:lineRule="auto"/>
+        <w:jc w:val="center"/>
+        <w:outlineLvl w:val="9"/>
+        <w:rPr>
+          <w:rFonts w:hint="default" w:ascii="Times New Roman" w:hAnsi="Times New Roman" w:cs="Times New Roman"/>
+          <w:i/>
+          <w:iCs/>
+          <w:lang w:val="en-US"/>
+        </w:rPr>
+      </w:pPr>
+      <w:r>
+        <w:rPr>
+          <w:rFonts w:hint="default" w:ascii="Times New Roman" w:hAnsi="Times New Roman" w:cs="Times New Roman"/>
+          <w:i/>
+          <w:iCs/>
+          <w:lang w:val="en-US"/>
+        </w:rPr>
+        <w:t>Biểu đồ tuần tự quản lí sách</w:t>
+      </w:r>
+    </w:p>
+    <w:p>
+      <w:pPr>
+        <w:spacing w:line="360" w:lineRule="auto"/>
+        <w:jc w:val="center"/>
+        <w:outlineLvl w:val="9"/>
+      </w:pPr>
+    </w:p>
+    <w:p>
+      <w:pPr>
+        <w:spacing w:line="360" w:lineRule="auto"/>
         <w:outlineLvl w:val="9"/>
         <w:rPr>
           <w:rFonts w:hint="default" w:ascii="Times New Roman" w:hAnsi="Times New Roman" w:cs="Times New Roman"/>
@@ -10193,12 +10727,6 @@
       <w:pPr>
         <w:spacing w:line="360" w:lineRule="auto"/>
         <w:outlineLvl w:val="9"/>
-        <w:rPr>
-          <w:rFonts w:hint="default" w:ascii="Times New Roman" w:hAnsi="Times New Roman" w:cs="Times New Roman"/>
-          <w:sz w:val="26"/>
-          <w:szCs w:val="26"/>
-          <w:lang w:val="en-US"/>
-        </w:rPr>
       </w:pPr>
       <w:r>
         <w:drawing>
@@ -10247,6 +10775,39 @@
     <w:p>
       <w:pPr>
         <w:spacing w:line="360" w:lineRule="auto"/>
+        <w:jc w:val="center"/>
+        <w:outlineLvl w:val="9"/>
+        <w:rPr>
+          <w:rFonts w:hint="default" w:ascii="Times New Roman" w:hAnsi="Times New Roman" w:cs="Times New Roman"/>
+          <w:i/>
+          <w:iCs/>
+          <w:lang w:val="en-US"/>
+        </w:rPr>
+      </w:pPr>
+      <w:r>
+        <w:rPr>
+          <w:rFonts w:hint="default" w:ascii="Times New Roman" w:hAnsi="Times New Roman" w:cs="Times New Roman"/>
+          <w:i/>
+          <w:iCs/>
+          <w:lang w:val="en-US"/>
+        </w:rPr>
+        <w:t>Biểu đồ trạng thái quản lí sách</w:t>
+      </w:r>
+    </w:p>
+    <w:p>
+      <w:pPr>
+        <w:spacing w:line="360" w:lineRule="auto"/>
+        <w:jc w:val="center"/>
+        <w:outlineLvl w:val="9"/>
+        <w:rPr>
+          <w:rFonts w:hint="default"/>
+          <w:lang w:val="en-US"/>
+        </w:rPr>
+      </w:pPr>
+    </w:p>
+    <w:p>
+      <w:pPr>
+        <w:spacing w:line="360" w:lineRule="auto"/>
         <w:outlineLvl w:val="2"/>
         <w:rPr>
           <w:rFonts w:hint="default" w:ascii="Times New Roman" w:hAnsi="Times New Roman"/>
@@ -10766,12 +11327,6 @@
       <w:pPr>
         <w:spacing w:line="360" w:lineRule="auto"/>
         <w:outlineLvl w:val="9"/>
-        <w:rPr>
-          <w:rFonts w:hint="default" w:ascii="Times New Roman" w:hAnsi="Times New Roman"/>
-          <w:sz w:val="26"/>
-          <w:szCs w:val="26"/>
-          <w:lang w:val="en-US"/>
-        </w:rPr>
       </w:pPr>
       <w:r>
         <w:drawing>
@@ -10820,6 +11375,39 @@
     <w:p>
       <w:pPr>
         <w:spacing w:line="360" w:lineRule="auto"/>
+        <w:jc w:val="center"/>
+        <w:outlineLvl w:val="9"/>
+        <w:rPr>
+          <w:rFonts w:hint="default" w:ascii="Times New Roman" w:hAnsi="Times New Roman" w:cs="Times New Roman"/>
+          <w:i/>
+          <w:iCs/>
+          <w:lang w:val="en-US"/>
+        </w:rPr>
+      </w:pPr>
+      <w:r>
+        <w:rPr>
+          <w:rFonts w:hint="default" w:ascii="Times New Roman" w:hAnsi="Times New Roman" w:cs="Times New Roman"/>
+          <w:i/>
+          <w:iCs/>
+          <w:lang w:val="en-US"/>
+        </w:rPr>
+        <w:t>Biểu đồ tuần tự thêm hội viên mới</w:t>
+      </w:r>
+    </w:p>
+    <w:p>
+      <w:pPr>
+        <w:spacing w:line="360" w:lineRule="auto"/>
+        <w:jc w:val="center"/>
+        <w:outlineLvl w:val="9"/>
+        <w:rPr>
+          <w:rFonts w:hint="default"/>
+          <w:lang w:val="en-US"/>
+        </w:rPr>
+      </w:pPr>
+    </w:p>
+    <w:p>
+      <w:pPr>
+        <w:spacing w:line="360" w:lineRule="auto"/>
         <w:outlineLvl w:val="9"/>
         <w:rPr>
           <w:rFonts w:hint="default" w:ascii="Times New Roman" w:hAnsi="Times New Roman"/>
@@ -10842,12 +11430,6 @@
       <w:pPr>
         <w:spacing w:line="360" w:lineRule="auto"/>
         <w:outlineLvl w:val="9"/>
-        <w:rPr>
-          <w:rFonts w:hint="default" w:ascii="Times New Roman" w:hAnsi="Times New Roman"/>
-          <w:sz w:val="26"/>
-          <w:szCs w:val="26"/>
-          <w:lang w:val="en-US"/>
-        </w:rPr>
       </w:pPr>
       <w:r>
         <w:drawing>
@@ -10892,31 +11474,57 @@
           </wp:inline>
         </w:drawing>
       </w:r>
-    </w:p>
-    <w:p>
-      <w:pPr>
-        <w:spacing w:line="360" w:lineRule="auto"/>
-        <w:outlineLvl w:val="2"/>
+      <w:bookmarkStart w:id="105" w:name="_Toc5090"/>
+    </w:p>
+    <w:p>
+      <w:pPr>
+        <w:spacing w:line="360" w:lineRule="auto"/>
+        <w:jc w:val="center"/>
+        <w:outlineLvl w:val="9"/>
+        <w:rPr>
+          <w:rFonts w:hint="default" w:ascii="Times New Roman" w:hAnsi="Times New Roman" w:cs="Times New Roman"/>
+          <w:i/>
+          <w:iCs/>
+          <w:lang w:val="en-US"/>
+        </w:rPr>
+      </w:pPr>
+      <w:r>
+        <w:rPr>
+          <w:rFonts w:hint="default" w:ascii="Times New Roman" w:hAnsi="Times New Roman" w:cs="Times New Roman"/>
+          <w:i/>
+          <w:iCs/>
+          <w:lang w:val="en-US"/>
+        </w:rPr>
+        <w:t>Biểu đồ trạng thái thêm hội viên mới</w:t>
+      </w:r>
+    </w:p>
+    <w:p>
+      <w:pPr>
+        <w:spacing w:line="360" w:lineRule="auto"/>
+        <w:jc w:val="center"/>
+        <w:outlineLvl w:val="9"/>
         <w:rPr>
           <w:rFonts w:hint="default" w:ascii="Times New Roman" w:hAnsi="Times New Roman"/>
           <w:b/>
           <w:bCs/>
           <w:sz w:val="26"/>
           <w:szCs w:val="26"/>
-          <w:lang w:val="en-US"/>
-        </w:rPr>
-      </w:pPr>
-      <w:bookmarkStart w:id="105" w:name="_Toc5090"/>
-      <w:r>
+        </w:rPr>
+      </w:pPr>
+    </w:p>
+    <w:p>
+      <w:pPr>
+        <w:spacing w:line="360" w:lineRule="auto"/>
+        <w:outlineLvl w:val="9"/>
         <w:rPr>
           <w:rFonts w:hint="default" w:ascii="Times New Roman" w:hAnsi="Times New Roman"/>
           <w:b/>
           <w:bCs/>
           <w:sz w:val="26"/>
           <w:szCs w:val="26"/>
-        </w:rPr>
-        <w:t>3.2.5. UC-05: Đăng nhập</w:t>
-      </w:r>
+          <w:lang w:val="en-US"/>
+        </w:rPr>
+      </w:pPr>
       <w:r>
         <w:rPr>
           <w:rFonts w:hint="default" w:ascii="Times New Roman" w:hAnsi="Times New Roman"/>
@@ -10924,6 +11532,16 @@
           <w:bCs/>
           <w:sz w:val="26"/>
           <w:szCs w:val="26"/>
+        </w:rPr>
+        <w:t>3.2.5. UC-05: Đăng nhập</w:t>
+      </w:r>
+      <w:r>
+        <w:rPr>
+          <w:rFonts w:hint="default" w:ascii="Times New Roman" w:hAnsi="Times New Roman"/>
+          <w:b/>
+          <w:bCs/>
+          <w:sz w:val="26"/>
+          <w:szCs w:val="26"/>
           <w:lang w:val="en-US"/>
         </w:rPr>
         <w:t xml:space="preserve"> :</w:t>
@@ -11424,12 +12042,6 @@
       <w:pPr>
         <w:spacing w:line="360" w:lineRule="auto"/>
         <w:outlineLvl w:val="9"/>
-        <w:rPr>
-          <w:rFonts w:hint="default" w:ascii="Times New Roman" w:hAnsi="Times New Roman"/>
-          <w:sz w:val="26"/>
-          <w:szCs w:val="26"/>
-          <w:lang w:val="en-US"/>
-        </w:rPr>
       </w:pPr>
       <w:r>
         <w:drawing>
@@ -11478,6 +12090,39 @@
     <w:p>
       <w:pPr>
         <w:spacing w:line="360" w:lineRule="auto"/>
+        <w:jc w:val="center"/>
+        <w:outlineLvl w:val="9"/>
+        <w:rPr>
+          <w:rFonts w:hint="default" w:ascii="Times New Roman" w:hAnsi="Times New Roman" w:cs="Times New Roman"/>
+          <w:i/>
+          <w:iCs/>
+          <w:lang w:val="en-US"/>
+        </w:rPr>
+      </w:pPr>
+      <w:r>
+        <w:rPr>
+          <w:rFonts w:hint="default" w:ascii="Times New Roman" w:hAnsi="Times New Roman" w:cs="Times New Roman"/>
+          <w:i/>
+          <w:iCs/>
+          <w:lang w:val="en-US"/>
+        </w:rPr>
+        <w:t>Biểu đồ tuần tự đăng nhập</w:t>
+      </w:r>
+    </w:p>
+    <w:p>
+      <w:pPr>
+        <w:spacing w:line="360" w:lineRule="auto"/>
+        <w:jc w:val="center"/>
+        <w:outlineLvl w:val="9"/>
+        <w:rPr>
+          <w:rFonts w:hint="default"/>
+          <w:lang w:val="en-US"/>
+        </w:rPr>
+      </w:pPr>
+    </w:p>
+    <w:p>
+      <w:pPr>
+        <w:spacing w:line="360" w:lineRule="auto"/>
         <w:outlineLvl w:val="9"/>
         <w:rPr>
           <w:rFonts w:hint="default" w:ascii="Times New Roman" w:hAnsi="Times New Roman"/>
@@ -11500,12 +12145,6 @@
       <w:pPr>
         <w:spacing w:line="360" w:lineRule="auto"/>
         <w:outlineLvl w:val="9"/>
-        <w:rPr>
-          <w:rFonts w:hint="default" w:ascii="Times New Roman" w:hAnsi="Times New Roman"/>
-          <w:sz w:val="26"/>
-          <w:szCs w:val="26"/>
-          <w:lang w:val="en-US"/>
-        </w:rPr>
       </w:pPr>
       <w:r>
         <w:drawing>
@@ -11554,6 +12193,28 @@
     <w:p>
       <w:pPr>
         <w:spacing w:line="360" w:lineRule="auto"/>
+        <w:jc w:val="center"/>
+        <w:outlineLvl w:val="9"/>
+        <w:rPr>
+          <w:rFonts w:hint="default" w:ascii="Times New Roman" w:hAnsi="Times New Roman" w:cs="Times New Roman"/>
+          <w:i/>
+          <w:iCs/>
+          <w:lang w:val="en-US"/>
+        </w:rPr>
+      </w:pPr>
+      <w:r>
+        <w:rPr>
+          <w:rFonts w:hint="default" w:ascii="Times New Roman" w:hAnsi="Times New Roman" w:cs="Times New Roman"/>
+          <w:i/>
+          <w:iCs/>
+          <w:lang w:val="en-US"/>
+        </w:rPr>
+        <w:t>Biểu đồ trạng thái đăng nhập</w:t>
+      </w:r>
+    </w:p>
+    <w:p>
+      <w:pPr>
+        <w:spacing w:line="360" w:lineRule="auto"/>
         <w:outlineLvl w:val="2"/>
         <w:rPr>
           <w:rFonts w:hint="default" w:ascii="Times New Roman" w:hAnsi="Times New Roman"/>
@@ -11966,12 +12627,6 @@
       <w:pPr>
         <w:spacing w:line="360" w:lineRule="auto"/>
         <w:outlineLvl w:val="9"/>
-        <w:rPr>
-          <w:rFonts w:hint="default" w:ascii="Times New Roman" w:hAnsi="Times New Roman"/>
-          <w:sz w:val="26"/>
-          <w:szCs w:val="26"/>
-          <w:lang w:val="en-US"/>
-        </w:rPr>
       </w:pPr>
       <w:r>
         <w:drawing>
@@ -12016,6 +12671,39 @@
           </wp:inline>
         </w:drawing>
       </w:r>
+    </w:p>
+    <w:p>
+      <w:pPr>
+        <w:spacing w:line="360" w:lineRule="auto"/>
+        <w:jc w:val="center"/>
+        <w:outlineLvl w:val="9"/>
+        <w:rPr>
+          <w:rFonts w:hint="default" w:ascii="Times New Roman" w:hAnsi="Times New Roman" w:cs="Times New Roman"/>
+          <w:i/>
+          <w:iCs/>
+          <w:lang w:val="en-US"/>
+        </w:rPr>
+      </w:pPr>
+      <w:r>
+        <w:rPr>
+          <w:rFonts w:hint="default" w:ascii="Times New Roman" w:hAnsi="Times New Roman" w:cs="Times New Roman"/>
+          <w:i/>
+          <w:iCs/>
+          <w:lang w:val="en-US"/>
+        </w:rPr>
+        <w:t>Biểu đồ tuần tự tìm sách</w:t>
+      </w:r>
+    </w:p>
+    <w:p>
+      <w:pPr>
+        <w:spacing w:line="360" w:lineRule="auto"/>
+        <w:jc w:val="center"/>
+        <w:outlineLvl w:val="9"/>
+        <w:rPr>
+          <w:rFonts w:hint="default"/>
+          <w:lang w:val="en-US"/>
+        </w:rPr>
+      </w:pPr>
     </w:p>
     <w:p>
       <w:pPr>
@@ -13313,9 +14001,50 @@
           <w:szCs w:val="26"/>
         </w:rPr>
       </w:pPr>
-      <w:bookmarkStart w:id="108" w:name="_Toc8288"/>
-      <w:bookmarkStart w:id="109" w:name="_Toc22314"/>
+      <w:bookmarkStart w:id="108" w:name="_Toc22314"/>
+      <w:bookmarkStart w:id="109" w:name="_Toc8288"/>
       <w:bookmarkStart w:id="110" w:name="_Toc18504"/>
+    </w:p>
+    <w:p>
+      <w:pPr>
+        <w:spacing w:line="360" w:lineRule="auto"/>
+        <w:jc w:val="center"/>
+        <w:outlineLvl w:val="9"/>
+        <w:rPr>
+          <w:rFonts w:hint="default" w:ascii="Times New Roman" w:hAnsi="Times New Roman" w:cs="Times New Roman"/>
+          <w:i/>
+          <w:iCs/>
+          <w:lang w:val="en-US"/>
+        </w:rPr>
+      </w:pPr>
+      <w:r>
+        <w:rPr>
+          <w:rFonts w:hint="default" w:ascii="Times New Roman" w:hAnsi="Times New Roman" w:cs="Times New Roman"/>
+          <w:i/>
+          <w:iCs/>
+          <w:lang w:val="en-US"/>
+        </w:rPr>
+        <w:t>Bảng yêu cầu phi chức năng</w:t>
+      </w:r>
+    </w:p>
+    <w:p>
+      <w:pPr>
+        <w:numPr>
+          <w:ilvl w:val="0"/>
+          <w:numId w:val="0"/>
+        </w:numPr>
+        <w:spacing w:line="360" w:lineRule="auto"/>
+        <w:ind w:leftChars="0"/>
+        <w:jc w:val="center"/>
+        <w:outlineLvl w:val="9"/>
+        <w:rPr>
+          <w:rFonts w:hint="default" w:ascii="Times New Roman" w:hAnsi="Times New Roman" w:cs="Times New Roman"/>
+          <w:b/>
+          <w:bCs/>
+          <w:sz w:val="26"/>
+          <w:szCs w:val="26"/>
+        </w:rPr>
+      </w:pPr>
     </w:p>
     <w:p>
       <w:pPr>
@@ -13749,6 +14478,43 @@
     <w:p>
       <w:pPr>
         <w:spacing w:line="360" w:lineRule="auto"/>
+        <w:jc w:val="center"/>
+        <w:outlineLvl w:val="9"/>
+        <w:rPr>
+          <w:rFonts w:hint="default" w:ascii="Times New Roman" w:hAnsi="Times New Roman" w:cs="Times New Roman"/>
+          <w:i/>
+          <w:iCs/>
+          <w:lang w:val="en-US"/>
+        </w:rPr>
+      </w:pPr>
+    </w:p>
+    <w:p>
+      <w:pPr>
+        <w:spacing w:line="360" w:lineRule="auto"/>
+        <w:jc w:val="center"/>
+        <w:outlineLvl w:val="9"/>
+        <w:rPr>
+          <w:rFonts w:hint="default" w:ascii="Times New Roman" w:hAnsi="Times New Roman" w:cs="Times New Roman"/>
+          <w:i/>
+          <w:iCs/>
+          <w:lang w:val="en-US"/>
+        </w:rPr>
+      </w:pPr>
+      <w:r>
+        <w:rPr>
+          <w:rFonts w:hint="default" w:ascii="Times New Roman" w:hAnsi="Times New Roman" w:cs="Times New Roman"/>
+          <w:i/>
+          <w:iCs/>
+          <w:lang w:val="en-US"/>
+        </w:rPr>
+        <w:t>Bảng mô hình chuẩn hóa</w:t>
+      </w:r>
+    </w:p>
+    <w:p>
+      <w:pPr>
+        <w:spacing w:line="360" w:lineRule="auto"/>
+        <w:ind w:left="0" w:leftChars="0" w:firstLine="0" w:firstLineChars="0"/>
+        <w:jc w:val="center"/>
         <w:rPr>
           <w:rFonts w:hint="default" w:ascii="Times New Roman" w:hAnsi="Times New Roman"/>
           <w:sz w:val="26"/>
@@ -13817,6 +14583,39 @@
     <w:p>
       <w:pPr>
         <w:spacing w:line="360" w:lineRule="auto"/>
+        <w:jc w:val="center"/>
+        <w:outlineLvl w:val="9"/>
+        <w:rPr>
+          <w:rFonts w:hint="default" w:ascii="Times New Roman" w:hAnsi="Times New Roman" w:cs="Times New Roman"/>
+          <w:i/>
+          <w:iCs/>
+          <w:lang w:val="en-US"/>
+        </w:rPr>
+      </w:pPr>
+      <w:r>
+        <w:rPr>
+          <w:rFonts w:hint="default" w:ascii="Times New Roman" w:hAnsi="Times New Roman" w:cs="Times New Roman"/>
+          <w:i/>
+          <w:iCs/>
+          <w:lang w:val="en-US"/>
+        </w:rPr>
+        <w:t>Biểu đồ ERD hệ thống</w:t>
+      </w:r>
+    </w:p>
+    <w:p>
+      <w:pPr>
+        <w:spacing w:line="360" w:lineRule="auto"/>
+        <w:jc w:val="center"/>
+        <w:rPr>
+          <w:rFonts w:hint="default" w:ascii="Times New Roman" w:hAnsi="Times New Roman" w:cs="Times New Roman"/>
+          <w:sz w:val="26"/>
+          <w:szCs w:val="26"/>
+        </w:rPr>
+      </w:pPr>
+    </w:p>
+    <w:p>
+      <w:pPr>
+        <w:spacing w:line="360" w:lineRule="auto"/>
         <w:rPr>
           <w:rFonts w:hint="default" w:ascii="Times New Roman" w:hAnsi="Times New Roman" w:cs="Times New Roman"/>
           <w:b/>
@@ -13937,8 +14736,6 @@
         </w:rPr>
         <w:t>- Giao diện quản lí sách :</w:t>
       </w:r>
-      <w:bookmarkStart w:id="112" w:name="_GoBack"/>
-      <w:bookmarkEnd w:id="112"/>
     </w:p>
     <w:p>
       <w:pPr>
@@ -14073,6 +14870,148 @@
           <w:szCs w:val="26"/>
           <w:lang w:val="en-US"/>
         </w:rPr>
+        <w:t>- Modal thêm hội viên mới :</w:t>
+      </w:r>
+    </w:p>
+    <w:p>
+      <w:pPr>
+        <w:spacing w:line="360" w:lineRule="auto"/>
+      </w:pPr>
+      <w:r>
+        <w:drawing>
+          <wp:inline distT="0" distB="0" distL="114300" distR="114300">
+            <wp:extent cx="5267960" cy="3303905"/>
+            <wp:effectExtent l="0" t="0" r="5080" b="3175"/>
+            <wp:docPr id="2" name="Picture 1"/>
+            <wp:cNvGraphicFramePr>
+              <a:graphicFrameLocks xmlns:a="http://schemas.openxmlformats.org/drawingml/2006/main" noChangeAspect="1"/>
+            </wp:cNvGraphicFramePr>
+            <a:graphic xmlns:a="http://schemas.openxmlformats.org/drawingml/2006/main">
+              <a:graphicData uri="http://schemas.openxmlformats.org/drawingml/2006/picture">
+                <pic:pic xmlns:pic="http://schemas.openxmlformats.org/drawingml/2006/picture">
+                  <pic:nvPicPr>
+                    <pic:cNvPr id="2" name="Picture 1"/>
+                    <pic:cNvPicPr>
+                      <a:picLocks noChangeAspect="1"/>
+                    </pic:cNvPicPr>
+                  </pic:nvPicPr>
+                  <pic:blipFill>
+                    <a:blip r:embed="rId34"/>
+                    <a:stretch>
+                      <a:fillRect/>
+                    </a:stretch>
+                  </pic:blipFill>
+                  <pic:spPr>
+                    <a:xfrm>
+                      <a:off x="0" y="0"/>
+                      <a:ext cx="5267960" cy="3303905"/>
+                    </a:xfrm>
+                    <a:prstGeom prst="rect">
+                      <a:avLst/>
+                    </a:prstGeom>
+                    <a:noFill/>
+                    <a:ln>
+                      <a:noFill/>
+                    </a:ln>
+                  </pic:spPr>
+                </pic:pic>
+              </a:graphicData>
+            </a:graphic>
+          </wp:inline>
+        </w:drawing>
+      </w:r>
+    </w:p>
+    <w:p>
+      <w:pPr>
+        <w:spacing w:line="360" w:lineRule="auto"/>
+        <w:rPr>
+          <w:rFonts w:hint="default" w:ascii="Times New Roman" w:hAnsi="Times New Roman" w:cs="Times New Roman"/>
+          <w:sz w:val="26"/>
+          <w:szCs w:val="26"/>
+          <w:lang w:val="en-US"/>
+        </w:rPr>
+      </w:pPr>
+      <w:r>
+        <w:rPr>
+          <w:rFonts w:hint="default" w:ascii="Times New Roman" w:hAnsi="Times New Roman" w:cs="Times New Roman"/>
+          <w:sz w:val="26"/>
+          <w:szCs w:val="26"/>
+          <w:lang w:val="en-US"/>
+        </w:rPr>
+        <w:t xml:space="preserve">-Modal thêm sách mới : </w:t>
+      </w:r>
+      <w:bookmarkStart w:id="112" w:name="_GoBack"/>
+      <w:bookmarkEnd w:id="112"/>
+    </w:p>
+    <w:p>
+      <w:pPr>
+        <w:spacing w:line="360" w:lineRule="auto"/>
+        <w:rPr>
+          <w:rFonts w:hint="default"/>
+          <w:lang w:val="en-US"/>
+        </w:rPr>
+      </w:pPr>
+      <w:r>
+        <w:drawing>
+          <wp:inline distT="0" distB="0" distL="114300" distR="114300">
+            <wp:extent cx="5267325" cy="3301365"/>
+            <wp:effectExtent l="0" t="0" r="5715" b="5715"/>
+            <wp:docPr id="6" name="Picture 2"/>
+            <wp:cNvGraphicFramePr>
+              <a:graphicFrameLocks xmlns:a="http://schemas.openxmlformats.org/drawingml/2006/main" noChangeAspect="1"/>
+            </wp:cNvGraphicFramePr>
+            <a:graphic xmlns:a="http://schemas.openxmlformats.org/drawingml/2006/main">
+              <a:graphicData uri="http://schemas.openxmlformats.org/drawingml/2006/picture">
+                <pic:pic xmlns:pic="http://schemas.openxmlformats.org/drawingml/2006/picture">
+                  <pic:nvPicPr>
+                    <pic:cNvPr id="6" name="Picture 2"/>
+                    <pic:cNvPicPr>
+                      <a:picLocks noChangeAspect="1"/>
+                    </pic:cNvPicPr>
+                  </pic:nvPicPr>
+                  <pic:blipFill>
+                    <a:blip r:embed="rId35"/>
+                    <a:stretch>
+                      <a:fillRect/>
+                    </a:stretch>
+                  </pic:blipFill>
+                  <pic:spPr>
+                    <a:xfrm>
+                      <a:off x="0" y="0"/>
+                      <a:ext cx="5267325" cy="3301365"/>
+                    </a:xfrm>
+                    <a:prstGeom prst="rect">
+                      <a:avLst/>
+                    </a:prstGeom>
+                    <a:noFill/>
+                    <a:ln>
+                      <a:noFill/>
+                    </a:ln>
+                  </pic:spPr>
+                </pic:pic>
+              </a:graphicData>
+            </a:graphic>
+          </wp:inline>
+        </w:drawing>
+      </w:r>
+    </w:p>
+    <w:p>
+      <w:pPr>
+        <w:spacing w:line="360" w:lineRule="auto"/>
+        <w:rPr>
+          <w:rFonts w:hint="default" w:ascii="Times New Roman" w:hAnsi="Times New Roman" w:cs="Times New Roman"/>
+          <w:sz w:val="26"/>
+          <w:szCs w:val="26"/>
+          <w:lang w:val="en-US"/>
+        </w:rPr>
+      </w:pPr>
+      <w:r>
+        <w:rPr>
+          <w:rFonts w:hint="default" w:ascii="Times New Roman" w:hAnsi="Times New Roman" w:cs="Times New Roman"/>
+          <w:sz w:val="26"/>
+          <w:szCs w:val="26"/>
+          <w:lang w:val="en-US"/>
+        </w:rPr>
         <w:t>- Giao diện tạo phiếu mượn :</w:t>
       </w:r>
     </w:p>
@@ -14104,7 +15043,7 @@
                     </pic:cNvPicPr>
                   </pic:nvPicPr>
                   <pic:blipFill>
-                    <a:blip r:embed="rId34"/>
+                    <a:blip r:embed="rId36"/>
                     <a:stretch>
                       <a:fillRect/>
                     </a:stretch>
@@ -14172,7 +15111,7 @@
                     </pic:cNvPicPr>
                   </pic:nvPicPr>
                   <pic:blipFill>
-                    <a:blip r:embed="rId35"/>
+                    <a:blip r:embed="rId37"/>
                     <a:stretch>
                       <a:fillRect/>
                     </a:stretch>
@@ -14316,7 +15255,7 @@
           <w:sz w:val="26"/>
           <w:szCs w:val="26"/>
         </w:rPr>
-        <w:t>PHỤ LỤC (APPENDIX))</w:t>
+        <w:t>PHỤ LỤC (APPENDIX)</w:t>
       </w:r>
       <w:r>
         <w:rPr>
@@ -14397,7 +15336,7 @@
                     </pic:cNvPicPr>
                   </pic:nvPicPr>
                   <pic:blipFill>
-                    <a:blip r:embed="rId36"/>
+                    <a:blip r:embed="rId38"/>
                     <a:stretch>
                       <a:fillRect/>
                     </a:stretch>
@@ -14420,6 +15359,28 @@
             </a:graphic>
           </wp:inline>
         </w:drawing>
+      </w:r>
+    </w:p>
+    <w:p>
+      <w:pPr>
+        <w:spacing w:line="360" w:lineRule="auto"/>
+        <w:jc w:val="center"/>
+        <w:outlineLvl w:val="9"/>
+        <w:rPr>
+          <w:rFonts w:hint="default" w:ascii="Times New Roman" w:hAnsi="Times New Roman" w:cs="Times New Roman"/>
+          <w:sz w:val="26"/>
+          <w:szCs w:val="26"/>
+          <w:lang w:val="en-US"/>
+        </w:rPr>
+      </w:pPr>
+      <w:r>
+        <w:rPr>
+          <w:rFonts w:hint="default" w:ascii="Times New Roman" w:hAnsi="Times New Roman" w:cs="Times New Roman"/>
+          <w:i/>
+          <w:iCs/>
+          <w:lang w:val="en-US"/>
+        </w:rPr>
+        <w:t>Biểu đồ Class Diagram hệ thống</w:t>
       </w:r>
     </w:p>
     <w:p>
@@ -14784,7 +15745,7 @@
     <w:lsdException w:unhideWhenUsed="0" w:uiPriority="0" w:semiHidden="0" w:name="Body Text Indent 2"/>
     <w:lsdException w:unhideWhenUsed="0" w:uiPriority="0" w:semiHidden="0" w:name="Body Text Indent 3"/>
     <w:lsdException w:unhideWhenUsed="0" w:uiPriority="0" w:semiHidden="0" w:name="Block Text"/>
-    <w:lsdException w:unhideWhenUsed="0" w:uiPriority="0" w:semiHidden="0" w:name="Hyperlink"/>
+    <w:lsdException w:qFormat="1" w:unhideWhenUsed="0" w:uiPriority="0" w:semiHidden="0" w:name="Hyperlink"/>
     <w:lsdException w:unhideWhenUsed="0" w:uiPriority="0" w:semiHidden="0" w:name="FollowedHyperlink"/>
     <w:lsdException w:qFormat="1" w:unhideWhenUsed="0" w:uiPriority="0" w:semiHidden="0" w:name="Strong"/>
     <w:lsdException w:qFormat="1" w:unhideWhenUsed="0" w:uiPriority="0" w:semiHidden="0" w:name="Emphasis"/>
@@ -15096,6 +16057,7 @@
   <w:style w:type="character" w:styleId="10">
     <w:name w:val="Hyperlink"/>
     <w:basedOn w:val="4"/>
+    <w:qFormat/>
     <w:uiPriority w:val="0"/>
     <w:rPr>
       <w:color w:val="0000FF"/>

--- a/Project.docx
+++ b/Project.docx
@@ -3756,10 +3756,10 @@
         </w:rPr>
       </w:pPr>
       <w:bookmarkStart w:id="0" w:name="_Toc9334"/>
-      <w:bookmarkStart w:id="1" w:name="_Toc2122"/>
+      <w:bookmarkStart w:id="1" w:name="_Toc19364"/>
       <w:bookmarkStart w:id="2" w:name="_Toc25099"/>
-      <w:bookmarkStart w:id="3" w:name="_Toc26956"/>
-      <w:bookmarkStart w:id="4" w:name="_Toc19364"/>
+      <w:bookmarkStart w:id="3" w:name="_Toc2122"/>
+      <w:bookmarkStart w:id="4" w:name="_Toc26956"/>
       <w:r>
         <w:rPr>
           <w:rFonts w:hint="default" w:ascii="Times New Roman" w:hAnsi="Times New Roman" w:cs="Times New Roman"/>
@@ -3804,9 +3804,9 @@
       </w:pPr>
       <w:bookmarkStart w:id="5" w:name="_Toc7447"/>
       <w:bookmarkStart w:id="6" w:name="_Toc1328"/>
-      <w:bookmarkStart w:id="7" w:name="_Toc13138"/>
+      <w:bookmarkStart w:id="7" w:name="_Toc9139"/>
       <w:bookmarkStart w:id="8" w:name="_Toc8350"/>
-      <w:bookmarkStart w:id="9" w:name="_Toc9139"/>
+      <w:bookmarkStart w:id="9" w:name="_Toc13138"/>
       <w:r>
         <w:rPr>
           <w:rFonts w:hint="default" w:ascii="Times New Roman" w:hAnsi="Times New Roman" w:cs="Times New Roman"/>
@@ -3940,10 +3940,10 @@
         </w:rPr>
       </w:pPr>
       <w:bookmarkStart w:id="10" w:name="_Toc30810"/>
-      <w:bookmarkStart w:id="11" w:name="_Toc21247"/>
-      <w:bookmarkStart w:id="12" w:name="_Toc23469"/>
-      <w:bookmarkStart w:id="13" w:name="_Toc3395"/>
-      <w:bookmarkStart w:id="14" w:name="_Toc8416"/>
+      <w:bookmarkStart w:id="11" w:name="_Toc3395"/>
+      <w:bookmarkStart w:id="12" w:name="_Toc8416"/>
+      <w:bookmarkStart w:id="13" w:name="_Toc23469"/>
+      <w:bookmarkStart w:id="14" w:name="_Toc21247"/>
       <w:r>
         <w:rPr>
           <w:rFonts w:hint="default" w:ascii="Times New Roman" w:hAnsi="Times New Roman" w:cs="Times New Roman"/>
@@ -4060,8 +4060,8 @@
           <w:lang w:val="en-US"/>
         </w:rPr>
       </w:pPr>
-      <w:bookmarkStart w:id="16" w:name="_Toc25434"/>
-      <w:bookmarkStart w:id="17" w:name="_Toc13996"/>
+      <w:bookmarkStart w:id="16" w:name="_Toc13996"/>
+      <w:bookmarkStart w:id="17" w:name="_Toc25434"/>
       <w:bookmarkStart w:id="18" w:name="_Toc26769"/>
       <w:r>
         <w:rPr>
@@ -4499,10 +4499,10 @@
           <w:lang w:val="en-US"/>
         </w:rPr>
       </w:pPr>
-      <w:bookmarkStart w:id="21" w:name="_Toc18250"/>
+      <w:bookmarkStart w:id="21" w:name="_Toc11421"/>
       <w:bookmarkStart w:id="22" w:name="_Toc1798"/>
       <w:bookmarkStart w:id="23" w:name="_Toc20407"/>
-      <w:bookmarkStart w:id="24" w:name="_Toc11421"/>
+      <w:bookmarkStart w:id="24" w:name="_Toc18250"/>
       <w:r>
         <w:rPr>
           <w:rFonts w:hint="default" w:ascii="Times New Roman" w:hAnsi="Times New Roman" w:cs="Times New Roman"/>
@@ -4736,10 +4736,10 @@
           <w:lang w:val="en-US"/>
         </w:rPr>
       </w:pPr>
-      <w:bookmarkStart w:id="25" w:name="_Toc14780"/>
+      <w:bookmarkStart w:id="25" w:name="_Toc21460"/>
       <w:bookmarkStart w:id="26" w:name="_Toc28731"/>
-      <w:bookmarkStart w:id="27" w:name="_Toc8882"/>
-      <w:bookmarkStart w:id="28" w:name="_Toc21460"/>
+      <w:bookmarkStart w:id="27" w:name="_Toc14780"/>
+      <w:bookmarkStart w:id="28" w:name="_Toc8882"/>
       <w:r>
         <w:rPr>
           <w:rFonts w:hint="default" w:ascii="Times New Roman" w:hAnsi="Times New Roman" w:cs="Times New Roman"/>
@@ -4780,10 +4780,10 @@
         </w:rPr>
       </w:pPr>
       <w:bookmarkStart w:id="29" w:name="_Toc31995"/>
-      <w:bookmarkStart w:id="30" w:name="_Toc32517"/>
-      <w:bookmarkStart w:id="31" w:name="_Toc26169"/>
-      <w:bookmarkStart w:id="32" w:name="_Toc22986"/>
-      <w:bookmarkStart w:id="33" w:name="_Toc18286"/>
+      <w:bookmarkStart w:id="30" w:name="_Toc18286"/>
+      <w:bookmarkStart w:id="31" w:name="_Toc32517"/>
+      <w:bookmarkStart w:id="32" w:name="_Toc26169"/>
+      <w:bookmarkStart w:id="33" w:name="_Toc22986"/>
       <w:r>
         <w:rPr>
           <w:rFonts w:hint="default" w:ascii="Times New Roman" w:hAnsi="Times New Roman" w:cs="Times New Roman"/>
@@ -4868,10 +4868,10 @@
           <w:lang w:val="en-US"/>
         </w:rPr>
       </w:pPr>
-      <w:bookmarkStart w:id="35" w:name="_Toc25533"/>
-      <w:bookmarkStart w:id="36" w:name="_Toc13116"/>
-      <w:bookmarkStart w:id="37" w:name="_Toc20933"/>
-      <w:bookmarkStart w:id="38" w:name="_Toc27077"/>
+      <w:bookmarkStart w:id="35" w:name="_Toc27077"/>
+      <w:bookmarkStart w:id="36" w:name="_Toc20933"/>
+      <w:bookmarkStart w:id="37" w:name="_Toc25533"/>
+      <w:bookmarkStart w:id="38" w:name="_Toc13116"/>
       <w:r>
         <w:rPr>
           <w:rFonts w:hint="default" w:ascii="Times New Roman" w:hAnsi="Times New Roman" w:cs="Times New Roman"/>
@@ -5024,8 +5024,8 @@
       </w:pPr>
       <w:bookmarkStart w:id="39" w:name="_Toc20631"/>
       <w:bookmarkStart w:id="40" w:name="_Toc24405"/>
-      <w:bookmarkStart w:id="41" w:name="_Toc31473"/>
-      <w:bookmarkStart w:id="42" w:name="_Toc30730"/>
+      <w:bookmarkStart w:id="41" w:name="_Toc30730"/>
+      <w:bookmarkStart w:id="42" w:name="_Toc31473"/>
       <w:bookmarkStart w:id="43" w:name="_Toc1194"/>
       <w:r>
         <w:rPr>
@@ -6047,9 +6047,9 @@
         </w:rPr>
       </w:pPr>
       <w:bookmarkStart w:id="45" w:name="_Toc27726"/>
-      <w:bookmarkStart w:id="46" w:name="_Toc9351"/>
+      <w:bookmarkStart w:id="46" w:name="_Toc28360"/>
       <w:bookmarkStart w:id="47" w:name="_Toc26786"/>
-      <w:bookmarkStart w:id="48" w:name="_Toc28360"/>
+      <w:bookmarkStart w:id="48" w:name="_Toc9351"/>
       <w:r>
         <w:rPr>
           <w:rFonts w:hint="default" w:ascii="Times New Roman" w:hAnsi="Times New Roman" w:cs="Times New Roman"/>
@@ -6097,10 +6097,10 @@
           <w:lang w:val="en-US"/>
         </w:rPr>
       </w:pPr>
-      <w:bookmarkStart w:id="49" w:name="_Toc28627"/>
-      <w:bookmarkStart w:id="50" w:name="_Toc32367"/>
-      <w:bookmarkStart w:id="51" w:name="_Toc8661"/>
-      <w:bookmarkStart w:id="52" w:name="_Toc16086"/>
+      <w:bookmarkStart w:id="49" w:name="_Toc8661"/>
+      <w:bookmarkStart w:id="50" w:name="_Toc16086"/>
+      <w:bookmarkStart w:id="51" w:name="_Toc32367"/>
+      <w:bookmarkStart w:id="52" w:name="_Toc28627"/>
       <w:r>
         <w:rPr>
           <w:rFonts w:hint="default" w:ascii="Times New Roman" w:hAnsi="Times New Roman" w:cs="Times New Roman"/>
@@ -6374,10 +6374,10 @@
           <w:lang w:val="en-US"/>
         </w:rPr>
       </w:pPr>
-      <w:bookmarkStart w:id="53" w:name="_Toc1899"/>
-      <w:bookmarkStart w:id="54" w:name="_Toc15262"/>
-      <w:bookmarkStart w:id="55" w:name="_Toc7971"/>
-      <w:bookmarkStart w:id="56" w:name="_Toc1474"/>
+      <w:bookmarkStart w:id="53" w:name="_Toc1474"/>
+      <w:bookmarkStart w:id="54" w:name="_Toc1899"/>
+      <w:bookmarkStart w:id="55" w:name="_Toc15262"/>
+      <w:bookmarkStart w:id="56" w:name="_Toc7971"/>
       <w:r>
         <w:rPr>
           <w:rFonts w:hint="default" w:ascii="Times New Roman" w:hAnsi="Times New Roman" w:cs="Times New Roman"/>
@@ -6647,10 +6647,10 @@
           <w:lang w:val="en-US"/>
         </w:rPr>
       </w:pPr>
-      <w:bookmarkStart w:id="57" w:name="_Toc7891"/>
-      <w:bookmarkStart w:id="58" w:name="_Toc24102"/>
+      <w:bookmarkStart w:id="57" w:name="_Toc4118"/>
+      <w:bookmarkStart w:id="58" w:name="_Toc7891"/>
       <w:bookmarkStart w:id="59" w:name="_Toc20420"/>
-      <w:bookmarkStart w:id="60" w:name="_Toc4118"/>
+      <w:bookmarkStart w:id="60" w:name="_Toc24102"/>
       <w:r>
         <w:rPr>
           <w:rFonts w:hint="default" w:ascii="Times New Roman" w:hAnsi="Times New Roman" w:cs="Times New Roman"/>
@@ -6912,10 +6912,10 @@
         </w:rPr>
       </w:pPr>
       <w:bookmarkStart w:id="61" w:name="_Toc11698"/>
-      <w:bookmarkStart w:id="62" w:name="_Toc28755"/>
-      <w:bookmarkStart w:id="63" w:name="_Toc1996"/>
-      <w:bookmarkStart w:id="64" w:name="_Toc29425"/>
-      <w:bookmarkStart w:id="65" w:name="_Toc31336"/>
+      <w:bookmarkStart w:id="62" w:name="_Toc29425"/>
+      <w:bookmarkStart w:id="63" w:name="_Toc31336"/>
+      <w:bookmarkStart w:id="64" w:name="_Toc1996"/>
+      <w:bookmarkStart w:id="65" w:name="_Toc28755"/>
       <w:r>
         <w:rPr>
           <w:rFonts w:hint="default" w:ascii="Times New Roman" w:hAnsi="Times New Roman" w:cs="Times New Roman"/>
@@ -6954,8 +6954,8 @@
           <w:szCs w:val="26"/>
         </w:rPr>
       </w:pPr>
-      <w:bookmarkStart w:id="66" w:name="_Toc27116"/>
-      <w:bookmarkStart w:id="67" w:name="_Toc23729"/>
+      <w:bookmarkStart w:id="66" w:name="_Toc23729"/>
+      <w:bookmarkStart w:id="67" w:name="_Toc27116"/>
       <w:bookmarkStart w:id="68" w:name="_Toc11896"/>
       <w:bookmarkStart w:id="69" w:name="_Toc21314"/>
       <w:r>
@@ -7132,10 +7132,10 @@
           <w:szCs w:val="26"/>
         </w:rPr>
       </w:pPr>
-      <w:bookmarkStart w:id="70" w:name="_Toc2251"/>
-      <w:bookmarkStart w:id="71" w:name="_Toc9779"/>
-      <w:bookmarkStart w:id="72" w:name="_Toc22848"/>
-      <w:bookmarkStart w:id="73" w:name="_Toc2012"/>
+      <w:bookmarkStart w:id="70" w:name="_Toc9779"/>
+      <w:bookmarkStart w:id="71" w:name="_Toc22848"/>
+      <w:bookmarkStart w:id="72" w:name="_Toc2012"/>
+      <w:bookmarkStart w:id="73" w:name="_Toc2251"/>
       <w:r>
         <w:rPr>
           <w:rFonts w:hint="default" w:ascii="Times New Roman" w:hAnsi="Times New Roman" w:cs="Times New Roman"/>
@@ -7373,10 +7373,10 @@
           <w:lang w:val="en-US"/>
         </w:rPr>
       </w:pPr>
-      <w:bookmarkStart w:id="74" w:name="_Toc10123"/>
+      <w:bookmarkStart w:id="74" w:name="_Toc23462"/>
       <w:bookmarkStart w:id="75" w:name="_Toc9831"/>
-      <w:bookmarkStart w:id="76" w:name="_Toc2523"/>
-      <w:bookmarkStart w:id="77" w:name="_Toc23462"/>
+      <w:bookmarkStart w:id="76" w:name="_Toc10123"/>
+      <w:bookmarkStart w:id="77" w:name="_Toc2523"/>
       <w:r>
         <w:rPr>
           <w:rFonts w:hint="default" w:ascii="Times New Roman" w:hAnsi="Times New Roman" w:cs="Times New Roman"/>
@@ -7419,8 +7419,8 @@
           <w:lang w:val="en-US"/>
         </w:rPr>
       </w:pPr>
-      <w:bookmarkStart w:id="78" w:name="_Toc20052"/>
-      <w:bookmarkStart w:id="79" w:name="_Toc15304"/>
+      <w:bookmarkStart w:id="78" w:name="_Toc15304"/>
+      <w:bookmarkStart w:id="79" w:name="_Toc20052"/>
       <w:bookmarkStart w:id="80" w:name="_Toc6748"/>
       <w:r>
         <w:rPr>
@@ -7585,9 +7585,9 @@
       <w:r>
         <w:drawing>
           <wp:inline distT="0" distB="0" distL="114300" distR="114300">
-            <wp:extent cx="5273040" cy="3482975"/>
-            <wp:effectExtent l="0" t="0" r="0" b="6985"/>
-            <wp:docPr id="30" name="Picture 1"/>
+            <wp:extent cx="5271135" cy="3444240"/>
+            <wp:effectExtent l="0" t="0" r="1905" b="0"/>
+            <wp:docPr id="28" name="Picture 3"/>
             <wp:cNvGraphicFramePr>
               <a:graphicFrameLocks xmlns:a="http://schemas.openxmlformats.org/drawingml/2006/main" noChangeAspect="1"/>
             </wp:cNvGraphicFramePr>
@@ -7595,7 +7595,7 @@
               <a:graphicData uri="http://schemas.openxmlformats.org/drawingml/2006/picture">
                 <pic:pic xmlns:pic="http://schemas.openxmlformats.org/drawingml/2006/picture">
                   <pic:nvPicPr>
-                    <pic:cNvPr id="30" name="Picture 1"/>
+                    <pic:cNvPr id="28" name="Picture 3"/>
                     <pic:cNvPicPr>
                       <a:picLocks noChangeAspect="1"/>
                     </pic:cNvPicPr>
@@ -7609,7 +7609,7 @@
                   <pic:spPr>
                     <a:xfrm>
                       <a:off x="0" y="0"/>
-                      <a:ext cx="5273040" cy="3482975"/>
+                      <a:ext cx="5271135" cy="3444240"/>
                     </a:xfrm>
                     <a:prstGeom prst="rect">
                       <a:avLst/>
@@ -7625,6 +7625,8 @@
           </wp:inline>
         </w:drawing>
       </w:r>
+      <w:bookmarkStart w:id="112" w:name="_GoBack"/>
+      <w:bookmarkEnd w:id="112"/>
     </w:p>
     <w:p>
       <w:pPr>
@@ -8384,9 +8386,9 @@
           <w:lang w:val="en-US"/>
         </w:rPr>
       </w:pPr>
-      <w:bookmarkStart w:id="82" w:name="_Toc19535"/>
-      <w:bookmarkStart w:id="83" w:name="_Toc26522"/>
-      <w:bookmarkStart w:id="84" w:name="_Toc14354"/>
+      <w:bookmarkStart w:id="82" w:name="_Toc14354"/>
+      <w:bookmarkStart w:id="83" w:name="_Toc19535"/>
+      <w:bookmarkStart w:id="84" w:name="_Toc26522"/>
       <w:r>
         <w:rPr>
           <w:rFonts w:hint="default" w:ascii="Times New Roman" w:hAnsi="Times New Roman" w:cs="Times New Roman"/>
@@ -8437,10 +8439,10 @@
           <w:lang w:val="en-US"/>
         </w:rPr>
       </w:pPr>
-      <w:bookmarkStart w:id="86" w:name="_Toc12302"/>
-      <w:bookmarkStart w:id="87" w:name="_Toc8312"/>
+      <w:bookmarkStart w:id="86" w:name="_Toc18695"/>
+      <w:bookmarkStart w:id="87" w:name="_Toc12302"/>
       <w:bookmarkStart w:id="88" w:name="_Toc13586"/>
-      <w:bookmarkStart w:id="89" w:name="_Toc18695"/>
+      <w:bookmarkStart w:id="89" w:name="_Toc8312"/>
       <w:bookmarkStart w:id="90" w:name="_Toc11308"/>
       <w:r>
         <w:rPr>
@@ -8479,9 +8481,9 @@
           <w:szCs w:val="26"/>
         </w:rPr>
       </w:pPr>
-      <w:bookmarkStart w:id="91" w:name="_Toc20652"/>
-      <w:bookmarkStart w:id="92" w:name="_Toc17878"/>
-      <w:bookmarkStart w:id="93" w:name="_Toc215"/>
+      <w:bookmarkStart w:id="91" w:name="_Toc215"/>
+      <w:bookmarkStart w:id="92" w:name="_Toc20652"/>
+      <w:bookmarkStart w:id="93" w:name="_Toc17878"/>
       <w:bookmarkStart w:id="94" w:name="_Toc1446"/>
       <w:r>
         <w:rPr>
@@ -9123,9 +9125,9 @@
       <w:r>
         <w:drawing>
           <wp:inline distT="0" distB="0" distL="114300" distR="114300">
-            <wp:extent cx="5264785" cy="3058160"/>
-            <wp:effectExtent l="0" t="0" r="8255" b="5080"/>
-            <wp:docPr id="17" name="Picture 11"/>
+            <wp:extent cx="5272405" cy="2947670"/>
+            <wp:effectExtent l="0" t="0" r="635" b="8890"/>
+            <wp:docPr id="17" name="Picture 1"/>
             <wp:cNvGraphicFramePr>
               <a:graphicFrameLocks xmlns:a="http://schemas.openxmlformats.org/drawingml/2006/main" noChangeAspect="1"/>
             </wp:cNvGraphicFramePr>
@@ -9133,7 +9135,7 @@
               <a:graphicData uri="http://schemas.openxmlformats.org/drawingml/2006/picture">
                 <pic:pic xmlns:pic="http://schemas.openxmlformats.org/drawingml/2006/picture">
                   <pic:nvPicPr>
-                    <pic:cNvPr id="17" name="Picture 11"/>
+                    <pic:cNvPr id="17" name="Picture 1"/>
                     <pic:cNvPicPr>
                       <a:picLocks noChangeAspect="1"/>
                     </pic:cNvPicPr>
@@ -9147,7 +9149,7 @@
                   <pic:spPr>
                     <a:xfrm>
                       <a:off x="0" y="0"/>
-                      <a:ext cx="5264785" cy="3058160"/>
+                      <a:ext cx="5272405" cy="2947670"/>
                     </a:xfrm>
                     <a:prstGeom prst="rect">
                       <a:avLst/>
@@ -9934,9 +9936,9 @@
         <w:outlineLvl w:val="9"/>
       </w:pPr>
       <w:bookmarkStart w:id="96" w:name="_Toc12729"/>
-      <w:bookmarkStart w:id="97" w:name="_Toc13583"/>
+      <w:bookmarkStart w:id="97" w:name="_Toc8194"/>
       <w:bookmarkStart w:id="98" w:name="_Toc19836"/>
-      <w:bookmarkStart w:id="99" w:name="_Toc8194"/>
+      <w:bookmarkStart w:id="99" w:name="_Toc13583"/>
       <w:r>
         <w:drawing>
           <wp:inline distT="0" distB="0" distL="114300" distR="114300">
@@ -10064,9 +10066,9 @@
           <w:szCs w:val="26"/>
         </w:rPr>
       </w:pPr>
-      <w:bookmarkStart w:id="101" w:name="_Toc21901"/>
-      <w:bookmarkStart w:id="102" w:name="_Toc7711"/>
-      <w:bookmarkStart w:id="103" w:name="_Toc4576"/>
+      <w:bookmarkStart w:id="101" w:name="_Toc7711"/>
+      <w:bookmarkStart w:id="102" w:name="_Toc4576"/>
+      <w:bookmarkStart w:id="103" w:name="_Toc21901"/>
       <w:r>
         <w:rPr>
           <w:rFonts w:hint="default" w:ascii="Times New Roman" w:hAnsi="Times New Roman" w:cs="Times New Roman"/>
@@ -14002,8 +14004,8 @@
         </w:rPr>
       </w:pPr>
       <w:bookmarkStart w:id="108" w:name="_Toc22314"/>
-      <w:bookmarkStart w:id="109" w:name="_Toc8288"/>
-      <w:bookmarkStart w:id="110" w:name="_Toc18504"/>
+      <w:bookmarkStart w:id="109" w:name="_Toc18504"/>
+      <w:bookmarkStart w:id="110" w:name="_Toc8288"/>
     </w:p>
     <w:p>
       <w:pPr>
@@ -14231,12 +14233,6 @@
             <w:insideH w:val="single" w:color="auto" w:sz="4" w:space="0"/>
             <w:insideV w:val="single" w:color="auto" w:sz="4" w:space="0"/>
           </w:tblBorders>
-          <w:tblCellMar>
-            <w:top w:w="0" w:type="dxa"/>
-            <w:left w:w="108" w:type="dxa"/>
-            <w:bottom w:w="0" w:type="dxa"/>
-            <w:right w:w="108" w:type="dxa"/>
-          </w:tblCellMar>
         </w:tblPrEx>
         <w:trPr>
           <w:trHeight w:val="1214" w:hRule="atLeast"/>
@@ -14676,9 +14672,9 @@
       <w:r>
         <w:drawing>
           <wp:inline distT="0" distB="0" distL="114300" distR="114300">
-            <wp:extent cx="5273675" cy="3301365"/>
-            <wp:effectExtent l="0" t="0" r="14605" b="5715"/>
-            <wp:docPr id="35" name="Picture 7"/>
+            <wp:extent cx="5264150" cy="3284855"/>
+            <wp:effectExtent l="0" t="0" r="8890" b="6985"/>
+            <wp:docPr id="27" name="Picture 2"/>
             <wp:cNvGraphicFramePr>
               <a:graphicFrameLocks xmlns:a="http://schemas.openxmlformats.org/drawingml/2006/main" noChangeAspect="1"/>
             </wp:cNvGraphicFramePr>
@@ -14686,7 +14682,7 @@
               <a:graphicData uri="http://schemas.openxmlformats.org/drawingml/2006/picture">
                 <pic:pic xmlns:pic="http://schemas.openxmlformats.org/drawingml/2006/picture">
                   <pic:nvPicPr>
-                    <pic:cNvPr id="35" name="Picture 7"/>
+                    <pic:cNvPr id="27" name="Picture 2"/>
                     <pic:cNvPicPr>
                       <a:picLocks noChangeAspect="1"/>
                     </pic:cNvPicPr>
@@ -14700,7 +14696,7 @@
                   <pic:spPr>
                     <a:xfrm>
                       <a:off x="0" y="0"/>
-                      <a:ext cx="5273675" cy="3301365"/>
+                      <a:ext cx="5264150" cy="3284855"/>
                     </a:xfrm>
                     <a:prstGeom prst="rect">
                       <a:avLst/>
@@ -14940,8 +14936,6 @@
         </w:rPr>
         <w:t xml:space="preserve">-Modal thêm sách mới : </w:t>
       </w:r>
-      <w:bookmarkStart w:id="112" w:name="_GoBack"/>
-      <w:bookmarkEnd w:id="112"/>
     </w:p>
     <w:p>
       <w:pPr>
@@ -15746,7 +15740,7 @@
     <w:lsdException w:unhideWhenUsed="0" w:uiPriority="0" w:semiHidden="0" w:name="Body Text Indent 3"/>
     <w:lsdException w:unhideWhenUsed="0" w:uiPriority="0" w:semiHidden="0" w:name="Block Text"/>
     <w:lsdException w:qFormat="1" w:unhideWhenUsed="0" w:uiPriority="0" w:semiHidden="0" w:name="Hyperlink"/>
-    <w:lsdException w:unhideWhenUsed="0" w:uiPriority="0" w:semiHidden="0" w:name="FollowedHyperlink"/>
+    <w:lsdException w:qFormat="1" w:unhideWhenUsed="0" w:uiPriority="0" w:semiHidden="0" w:name="FollowedHyperlink"/>
     <w:lsdException w:qFormat="1" w:unhideWhenUsed="0" w:uiPriority="0" w:semiHidden="0" w:name="Strong"/>
     <w:lsdException w:qFormat="1" w:unhideWhenUsed="0" w:uiPriority="0" w:semiHidden="0" w:name="Emphasis"/>
     <w:lsdException w:unhideWhenUsed="0" w:uiPriority="0" w:semiHidden="0" w:name="Document Map"/>
@@ -16000,6 +15994,7 @@
   <w:style w:type="character" w:styleId="7">
     <w:name w:val="FollowedHyperlink"/>
     <w:basedOn w:val="4"/>
+    <w:qFormat/>
     <w:uiPriority w:val="0"/>
     <w:rPr>
       <w:color w:val="800080"/>
